--- a/06-学生侧材料/讲义/学生专用版/5-无机化学/铁钴镍铜锌-超级充实版（学生专用版）.docx
+++ b/06-学生侧材料/讲义/学生专用版/5-无机化学/铁钴镍铜锌-超级充实版（学生专用版）.docx
@@ -2,1200 +2,7 @@
 <file path=word/document.xml><?xml version="1.0" encoding="utf-8"?>
 <w:document xmlns:w="http://schemas.openxmlformats.org/wordprocessingml/2006/main" xmlns:m="http://schemas.openxmlformats.org/officeDocument/2006/math" xmlns:r="http://schemas.openxmlformats.org/officeDocument/2006/relationships" xmlns:o="urn:schemas-microsoft-com:office:office" xmlns:v="urn:schemas-microsoft-com:vml" xmlns:w10="urn:schemas-microsoft-com:office:word" xmlns:a="http://schemas.openxmlformats.org/drawingml/2006/main" xmlns:pic="http://schemas.openxmlformats.org/drawingml/2006/picture" xmlns:wp="http://schemas.openxmlformats.org/drawingml/2006/wordprocessingDrawing">
   <w:body>
-    <w:bookmarkStart w:id="30" w:name="铁钴镍铜锌-超级充实版自学完整"/>
-    <w:p>
-      <w:pPr>
-        <w:pStyle w:val="Heading1"/>
-        <w:spacing w:before="280" w:after="120"/>
-        <w:jc w:val="center"/>
-      </w:pPr>
-      <w:r>
-        <w:rPr>
-          <w:rFonts w:hint="eastAsia" w:ascii="Times New Roman" w:hAnsi="Times New Roman" w:eastAsia="SimHei" w:cs="Times New Roman"/>
-        </w:rPr>
-        <w:t>铁钴镍铜锌</w:t>
-      </w:r>
-      <w:r>
-        <w:rPr>
-          <w:rFonts w:hint="eastAsia" w:ascii="Times New Roman" w:hAnsi="Times New Roman" w:eastAsia="Times New Roman" w:cs="Times New Roman"/>
-        </w:rPr>
-        <w:t>-</w:t>
-      </w:r>
-      <w:r>
-        <w:rPr>
-          <w:rFonts w:hint="eastAsia" w:ascii="Times New Roman" w:hAnsi="Times New Roman" w:eastAsia="SimHei" w:cs="Times New Roman"/>
-        </w:rPr>
-        <w:t>超级充实版</w:t>
-      </w:r>
-      <w:r>
-        <w:rPr>
-          <w:rFonts w:hint="eastAsia" w:ascii="Times New Roman" w:hAnsi="Times New Roman" w:eastAsia="Times New Roman" w:cs="Times New Roman"/>
-        </w:rPr>
-        <w:t>（</w:t>
-      </w:r>
-      <w:r>
-        <w:rPr>
-          <w:rFonts w:hint="eastAsia" w:ascii="Times New Roman" w:hAnsi="Times New Roman" w:eastAsia="SimHei" w:cs="Times New Roman"/>
-        </w:rPr>
-        <w:t>自学完整</w:t>
-      </w:r>
-      <w:r>
-        <w:rPr>
-          <w:rFonts w:hint="eastAsia" w:ascii="Times New Roman" w:hAnsi="Times New Roman" w:eastAsia="Times New Roman" w:cs="Times New Roman"/>
-        </w:rPr>
-        <w:t>）</w:t>
-      </w:r>
-    </w:p>
-    <w:bookmarkStart w:id="9" w:name="学习目标与考纲锚点"/>
-    <w:p>
-      <w:pPr>
-        <w:pStyle w:val="Heading2"/>
-        <w:spacing w:before="280" w:after="120"/>
-      </w:pPr>
-      <w:r>
-        <w:rPr>
-          <w:rFonts w:hint="eastAsia" w:ascii="Times New Roman" w:hAnsi="Times New Roman" w:eastAsia="SimHei" w:cs="Times New Roman"/>
-        </w:rPr>
-        <w:t xml:space="preserve">学习目标与考纲锚点</w:t>
-      </w:r>
-    </w:p>
-    <w:p>
-      <w:pPr>
-        <w:pStyle w:val="BlockText"/>
-        <w:spacing w:after="80"/>
-        <w:ind w:firstLine="420"/>
-      </w:pPr>
-      <w:r>
-        <w:rPr>
-          <w:rFonts w:hint="eastAsia" w:ascii="Times New Roman" w:hAnsi="Times New Roman" w:eastAsia="FangSong" w:cs="Times New Roman"/>
-        </w:rPr>
-        <w:t>对齐考纲</w:t>
-      </w:r>
-      <w:r>
-        <w:rPr>
-          <w:rFonts w:hint="eastAsia" w:ascii="Times New Roman" w:hAnsi="Times New Roman" w:eastAsia="Times New Roman" w:cs="Times New Roman"/>
-        </w:rPr>
-        <w:t>：§13</w:t>
-      </w:r>
-      <w:r>
-        <w:rPr>
-          <w:rFonts w:ascii="Times New Roman" w:hAnsi="Times New Roman" w:eastAsia="Times New Roman" w:cs="Times New Roman"/>
-        </w:rPr>
-        <w:t xml:space="preserve"> </w:t>
-      </w:r>
-      <w:r>
-        <w:rPr>
-          <w:rFonts w:hint="eastAsia" w:ascii="Times New Roman" w:hAnsi="Times New Roman" w:eastAsia="FangSong" w:cs="Times New Roman"/>
-        </w:rPr>
-        <w:t xml:space="preserve">元素化学</w:t>
-      </w:r>
-      <w:r>
-        <w:rPr>
-          <w:rFonts w:ascii="Times New Roman" w:hAnsi="Times New Roman" w:eastAsia="Times New Roman" w:cs="Times New Roman"/>
-        </w:rPr>
-        <w:t xml:space="preserve"> · §08 </w:t>
-      </w:r>
-      <w:r>
-        <w:rPr>
-          <w:rFonts w:hint="eastAsia" w:ascii="Times New Roman" w:hAnsi="Times New Roman" w:eastAsia="FangSong" w:cs="Times New Roman"/>
-        </w:rPr>
-        <w:t xml:space="preserve">氧化还原与电化学</w:t>
-      </w:r>
-    </w:p>
-    <w:tbl>
-      <w:tblPr>
-        <w:tblStyle w:val="Table"/>
-        <w:tblW w:type="pct" w:w="5000"/>
-        <w:tblLayout w:type="fixed"/>
-        <w:tblLook w:firstRow="1" w:lastRow="0" w:firstColumn="0" w:lastColumn="0" w:noHBand="0" w:noVBand="0" w:val="0020"/>
-        <w:jc w:val="center"/>
-        <w:tblBorders>
-          <w:top w:val="single" w:sz="12" w:space="0" w:color="333333"/>
-          <w:bottom w:val="single" w:sz="12" w:space="0" w:color="333333"/>
-          <w:left w:val="none"/>
-          <w:right w:val="none"/>
-          <w:insideH w:val="none"/>
-          <w:insideV w:val="none"/>
-        </w:tblBorders>
-      </w:tblPr>
-      <w:tblGrid>
-        <w:gridCol w:w="2640"/>
-        <w:gridCol w:w="2640"/>
-        <w:gridCol w:w="2640"/>
-      </w:tblGrid>
-      <w:tr>
-        <w:trPr>
-          <w:tblHeader w:val="on"/>
-        </w:trPr>
-        <w:tc>
-          <w:tcPr>
-            <w:tcBorders>
-              <w:bottom w:val="single" w:sz="6" w:space="0" w:color="333333"/>
-            </w:tcBorders>
-          </w:tcPr>
-          <w:p>
-            <w:pPr>
-              <w:pStyle w:val="Compact"/>
-              <w:jc w:val="center"/>
-            </w:pPr>
-            <w:r>
-              <w:rPr>
-                <w:rFonts w:hint="eastAsia" w:ascii="Times New Roman" w:hAnsi="Times New Roman" w:eastAsia="SimHei" w:cs="Times New Roman"/>
-                <w:b/>
-              </w:rPr>
-              <w:t xml:space="preserve">考纲锚点</w:t>
-            </w:r>
-          </w:p>
-        </w:tc>
-        <w:tc>
-          <w:tcPr>
-            <w:tcBorders>
-              <w:bottom w:val="single" w:sz="6" w:space="0" w:color="333333"/>
-            </w:tcBorders>
-          </w:tcPr>
-          <w:p>
-            <w:pPr>
-              <w:pStyle w:val="Compact"/>
-              <w:jc w:val="center"/>
-            </w:pPr>
-            <w:r>
-              <w:rPr>
-                <w:rFonts w:hint="eastAsia" w:ascii="Times New Roman" w:hAnsi="Times New Roman" w:eastAsia="SimHei" w:cs="Times New Roman"/>
-                <w:b/>
-              </w:rPr>
-              <w:t xml:space="preserve">核心认知维度</w:t>
-            </w:r>
-          </w:p>
-        </w:tc>
-        <w:tc>
-          <w:tcPr>
-            <w:tcBorders>
-              <w:bottom w:val="single" w:sz="6" w:space="0" w:color="333333"/>
-            </w:tcBorders>
-          </w:tcPr>
-          <w:p>
-            <w:pPr>
-              <w:pStyle w:val="Compact"/>
-              <w:jc w:val="center"/>
-            </w:pPr>
-            <w:r>
-              <w:rPr>
-                <w:rFonts w:hint="eastAsia" w:ascii="Times New Roman" w:hAnsi="Times New Roman" w:eastAsia="SimHei" w:cs="Times New Roman"/>
-                <w:b/>
-              </w:rPr>
-              <w:t xml:space="preserve">竞赛考核能级要求</w:t>
-            </w:r>
-          </w:p>
-        </w:tc>
-      </w:tr>
-      <w:tr>
-        <w:tc>
-          <w:tcPr/>
-          <w:p>
-            <w:pPr>
-              <w:pStyle w:val="Compact"/>
-              <w:jc w:val="center"/>
-            </w:pPr>
-            <w:r>
-              <w:rPr>
-                <w:rFonts w:ascii="Times New Roman" w:hAnsi="Times New Roman" w:eastAsia="Times New Roman" w:cs="Times New Roman"/>
-              </w:rPr>
-              <w:t xml:space="preserve">§13 </w:t>
-            </w:r>
-            <w:r>
-              <w:rPr>
-                <w:rFonts w:hint="eastAsia" w:ascii="Times New Roman" w:hAnsi="Times New Roman" w:eastAsia="FangSong" w:cs="Times New Roman"/>
-              </w:rPr>
-              <w:t xml:space="preserve">元素化学</w:t>
-            </w:r>
-            <w:r>
-              <w:rPr>
-                <w:rFonts w:ascii="Times New Roman" w:hAnsi="Times New Roman" w:eastAsia="Times New Roman" w:cs="Times New Roman"/>
-              </w:rPr>
-              <w:t xml:space="preserve"> · </w:t>
-            </w:r>
-            <w:r>
-              <w:rPr>
-                <w:rFonts w:hint="eastAsia" w:ascii="Times New Roman" w:hAnsi="Times New Roman" w:eastAsia="FangSong" w:cs="Times New Roman"/>
-              </w:rPr>
-              <w:t xml:space="preserve">铁的价态互变与特征鉴定</w:t>
-            </w:r>
-          </w:p>
-        </w:tc>
-        <w:tc>
-          <w:tcPr/>
-          <w:p>
-            <w:pPr>
-              <w:pStyle w:val="Compact"/>
-              <w:jc w:val="center"/>
-            </w:pPr>
-            <w:r>
-              <w:rPr>
-                <w:rFonts w:hint="eastAsia" w:ascii="Times New Roman" w:hAnsi="Times New Roman" w:eastAsia="FangSong" w:cs="Times New Roman"/>
-              </w:rPr>
-              <w:t>中强氧化剂判据</w:t>
-            </w:r>
-            <w:r>
-              <w:rPr>
-                <w:rFonts w:hint="eastAsia" w:ascii="Times New Roman" w:hAnsi="Times New Roman" w:eastAsia="Times New Roman" w:cs="Times New Roman"/>
-              </w:rPr>
-              <w:t>、</w:t>
-            </w:r>
-            <w:r>
-              <w:rPr>
-                <w:rFonts w:hint="eastAsia" w:ascii="Times New Roman" w:hAnsi="Times New Roman" w:eastAsia="FangSong" w:cs="Times New Roman"/>
-              </w:rPr>
-              <w:t>配体对电对的调制</w:t>
-            </w:r>
-            <w:r>
-              <w:rPr>
-                <w:rFonts w:hint="eastAsia" w:ascii="Times New Roman" w:hAnsi="Times New Roman" w:eastAsia="Times New Roman" w:cs="Times New Roman"/>
-              </w:rPr>
-              <w:t>、</w:t>
-            </w:r>
-            <w:r>
-              <w:rPr>
-                <w:rFonts w:hint="eastAsia" w:ascii="Times New Roman" w:hAnsi="Times New Roman" w:eastAsia="FangSong" w:cs="Times New Roman"/>
-              </w:rPr>
-              <w:t>混合价配合物骨架</w:t>
-            </w:r>
-          </w:p>
-        </w:tc>
-        <w:tc>
-          <w:tcPr/>
-          <w:p>
-            <w:pPr>
-              <w:pStyle w:val="Compact"/>
-              <w:jc w:val="center"/>
-            </w:pPr>
-            <w:r>
-              <w:rPr>
-                <w:rFonts w:hint="eastAsia" w:ascii="Times New Roman" w:hAnsi="Times New Roman" w:eastAsia="FangSong" w:cs="Times New Roman"/>
-              </w:rPr>
-              <w:t xml:space="preserve">能用</w:t>
-            </w:r>
-            <w:r>
-              <w:rPr>
-                <w:rFonts w:ascii="Times New Roman" w:hAnsi="Times New Roman" w:eastAsia="Times New Roman" w:cs="Times New Roman"/>
-              </w:rPr>
-              <w:t xml:space="preserve"> </w:t>
-            </w:r>
-            <m:oMath>
-              <m:sSup>
-                <m:e>
-                  <m:r>
-                    <m:t>E</m:t>
-                  </m:r>
-                </m:e>
-                <m:sup>
-                  <m:r>
-                    <m:t>θ</m:t>
-                  </m:r>
-                </m:sup>
-              </m:sSup>
-            </m:oMath>
-            <w:r>
-              <w:rPr>
-                <w:rFonts w:ascii="Times New Roman" w:hAnsi="Times New Roman" w:eastAsia="Times New Roman" w:cs="Times New Roman"/>
-              </w:rPr>
-              <w:t xml:space="preserve"> </w:t>
-            </w:r>
-            <w:r>
-              <w:rPr>
-                <w:rFonts w:hint="eastAsia" w:ascii="Times New Roman" w:hAnsi="Times New Roman" w:eastAsia="FangSong" w:cs="Times New Roman"/>
-              </w:rPr>
-              <w:t xml:space="preserve">判断</w:t>
-            </w:r>
-            <w:r>
-              <w:rPr>
-                <w:rFonts w:ascii="Times New Roman" w:hAnsi="Times New Roman" w:eastAsia="Times New Roman" w:cs="Times New Roman"/>
-              </w:rPr>
-              <w:t xml:space="preserve"> Fe</w:t>
-            </w:r>
-            <w:r>
-              <w:rPr>
-                <w:rFonts w:ascii="Times New Roman" w:hAnsi="Times New Roman" w:eastAsia="Times New Roman" w:cs="Times New Roman"/>
-                <w:vertAlign w:val="superscript"/>
-              </w:rPr>
-              <w:t>3+</w:t>
-            </w:r>
-            <w:r>
-              <w:rPr>
-                <w:rFonts w:ascii="Times New Roman" w:hAnsi="Times New Roman" w:eastAsia="Times New Roman" w:cs="Times New Roman"/>
-              </w:rPr>
-              <w:t xml:space="preserve"> </w:t>
-            </w:r>
-            <w:r>
-              <w:rPr>
-                <w:rFonts w:hint="eastAsia" w:ascii="Times New Roman" w:hAnsi="Times New Roman" w:eastAsia="FangSong" w:cs="Times New Roman"/>
-              </w:rPr>
-              <w:t>的氧化对象边界</w:t>
-            </w:r>
-            <w:r>
-              <w:rPr>
-                <w:rFonts w:hint="eastAsia" w:ascii="Times New Roman" w:hAnsi="Times New Roman" w:eastAsia="Times New Roman" w:cs="Times New Roman"/>
-              </w:rPr>
-              <w:t>；</w:t>
-            </w:r>
-            <w:r>
-              <w:rPr>
-                <w:rFonts w:hint="eastAsia" w:ascii="Times New Roman" w:hAnsi="Times New Roman" w:eastAsia="FangSong" w:cs="Times New Roman"/>
-              </w:rPr>
-              <w:t>掌握硫氰酸根显色与普鲁士蓝</w:t>
-            </w:r>
-            <w:r>
-              <w:rPr>
-                <w:rFonts w:hint="eastAsia" w:ascii="Times New Roman" w:hAnsi="Times New Roman" w:eastAsia="Times New Roman" w:cs="Times New Roman"/>
-              </w:rPr>
-              <w:t>/</w:t>
-            </w:r>
-            <w:r>
-              <w:rPr>
-                <w:rFonts w:hint="eastAsia" w:ascii="Times New Roman" w:hAnsi="Times New Roman" w:eastAsia="FangSong" w:cs="Times New Roman"/>
-              </w:rPr>
-              <w:t>滕氏蓝的同构本质</w:t>
-            </w:r>
-          </w:p>
-        </w:tc>
-      </w:tr>
-      <w:tr>
-        <w:tc>
-          <w:tcPr/>
-          <w:p>
-            <w:pPr>
-              <w:pStyle w:val="Compact"/>
-              <w:jc w:val="center"/>
-            </w:pPr>
-            <w:r>
-              <w:rPr>
-                <w:rFonts w:ascii="Times New Roman" w:hAnsi="Times New Roman" w:eastAsia="Times New Roman" w:cs="Times New Roman"/>
-              </w:rPr>
-              <w:t xml:space="preserve">§13 </w:t>
-            </w:r>
-            <w:r>
-              <w:rPr>
-                <w:rFonts w:hint="eastAsia" w:ascii="Times New Roman" w:hAnsi="Times New Roman" w:eastAsia="FangSong" w:cs="Times New Roman"/>
-              </w:rPr>
-              <w:t xml:space="preserve">元素化学</w:t>
-            </w:r>
-            <w:r>
-              <w:rPr>
-                <w:rFonts w:ascii="Times New Roman" w:hAnsi="Times New Roman" w:eastAsia="Times New Roman" w:cs="Times New Roman"/>
-              </w:rPr>
-              <w:t xml:space="preserve"> · </w:t>
-            </w:r>
-            <w:r>
-              <w:rPr>
-                <w:rFonts w:hint="eastAsia" w:ascii="Times New Roman" w:hAnsi="Times New Roman" w:eastAsia="FangSong" w:cs="Times New Roman"/>
-              </w:rPr>
-              <w:t xml:space="preserve">钴的价态竞争与配体稳定化</w:t>
-            </w:r>
-          </w:p>
-        </w:tc>
-        <w:tc>
-          <w:tcPr/>
-          <w:p>
-            <w:pPr>
-              <w:pStyle w:val="Compact"/>
-              <w:jc w:val="center"/>
-            </w:pPr>
-            <w:r>
-              <w:rPr>
-                <w:rFonts w:hint="eastAsia" w:ascii="Times New Roman" w:hAnsi="Times New Roman" w:eastAsia="FangSong" w:cs="Times New Roman"/>
-              </w:rPr>
-              <w:t xml:space="preserve">高氧化态的水相不稳定与强场配体的能级补偿</w:t>
-            </w:r>
-          </w:p>
-        </w:tc>
-        <w:tc>
-          <w:tcPr/>
-          <w:p>
-            <w:pPr>
-              <w:pStyle w:val="Compact"/>
-              <w:jc w:val="center"/>
-            </w:pPr>
-            <w:r>
-              <w:rPr>
-                <w:rFonts w:hint="eastAsia" w:ascii="Times New Roman" w:hAnsi="Times New Roman" w:eastAsia="FangSong" w:cs="Times New Roman"/>
-              </w:rPr>
-              <w:t xml:space="preserve">能解释</w:t>
-            </w:r>
-            <w:r>
-              <w:rPr>
-                <w:rFonts w:ascii="Times New Roman" w:hAnsi="Times New Roman" w:eastAsia="Times New Roman" w:cs="Times New Roman"/>
-              </w:rPr>
-              <w:t xml:space="preserve"> Co</w:t>
-            </w:r>
-            <w:r>
-              <w:rPr>
-                <w:rFonts w:ascii="Times New Roman" w:hAnsi="Times New Roman" w:eastAsia="Times New Roman" w:cs="Times New Roman"/>
-                <w:vertAlign w:val="superscript"/>
-              </w:rPr>
-              <w:t>2+</w:t>
-            </w:r>
-            <w:r>
-              <w:rPr>
-                <w:rFonts w:ascii="Times New Roman" w:hAnsi="Times New Roman" w:eastAsia="Times New Roman" w:cs="Times New Roman"/>
-              </w:rPr>
-              <w:t xml:space="preserve"> </w:t>
-            </w:r>
-            <w:r>
-              <w:rPr>
-                <w:rFonts w:hint="eastAsia" w:ascii="Times New Roman" w:hAnsi="Times New Roman" w:eastAsia="FangSong" w:cs="Times New Roman"/>
-              </w:rPr>
-              <w:t xml:space="preserve">与</w:t>
-            </w:r>
-            <w:r>
-              <w:rPr>
-                <w:rFonts w:ascii="Times New Roman" w:hAnsi="Times New Roman" w:eastAsia="Times New Roman" w:cs="Times New Roman"/>
-              </w:rPr>
-              <w:t xml:space="preserve"> Co</w:t>
-            </w:r>
-            <w:r>
-              <w:rPr>
-                <w:rFonts w:ascii="Times New Roman" w:hAnsi="Times New Roman" w:eastAsia="Times New Roman" w:cs="Times New Roman"/>
-                <w:vertAlign w:val="superscript"/>
-              </w:rPr>
-              <w:t>3+</w:t>
-            </w:r>
-            <w:r>
-              <w:rPr>
-                <w:rFonts w:ascii="Times New Roman" w:hAnsi="Times New Roman" w:eastAsia="Times New Roman" w:cs="Times New Roman"/>
-              </w:rPr>
-              <w:t xml:space="preserve"> </w:t>
-            </w:r>
-            <w:r>
-              <w:rPr>
-                <w:rFonts w:hint="eastAsia" w:ascii="Times New Roman" w:hAnsi="Times New Roman" w:eastAsia="FangSong" w:cs="Times New Roman"/>
-              </w:rPr>
-              <w:t>在不同配体环境中的稳定性反转</w:t>
-            </w:r>
-            <w:r>
-              <w:rPr>
-                <w:rFonts w:hint="eastAsia" w:ascii="Times New Roman" w:hAnsi="Times New Roman" w:eastAsia="Times New Roman" w:cs="Times New Roman"/>
-              </w:rPr>
-              <w:t>；</w:t>
-            </w:r>
-            <w:r>
-              <w:rPr>
-                <w:rFonts w:hint="eastAsia" w:ascii="Times New Roman" w:hAnsi="Times New Roman" w:eastAsia="FangSong" w:cs="Times New Roman"/>
-              </w:rPr>
-              <w:t>能写氯化钴的变色平衡与亚硝酸钴钾鉴定</w:t>
-            </w:r>
-          </w:p>
-        </w:tc>
-      </w:tr>
-      <w:tr>
-        <w:tc>
-          <w:tcPr/>
-          <w:p>
-            <w:pPr>
-              <w:pStyle w:val="Compact"/>
-              <w:jc w:val="center"/>
-            </w:pPr>
-            <w:r>
-              <w:rPr>
-                <w:rFonts w:ascii="Times New Roman" w:hAnsi="Times New Roman" w:eastAsia="Times New Roman" w:cs="Times New Roman"/>
-              </w:rPr>
-              <w:t xml:space="preserve">§13 </w:t>
-            </w:r>
-            <w:r>
-              <w:rPr>
-                <w:rFonts w:hint="eastAsia" w:ascii="Times New Roman" w:hAnsi="Times New Roman" w:eastAsia="FangSong" w:cs="Times New Roman"/>
-              </w:rPr>
-              <w:t xml:space="preserve">元素化学</w:t>
-            </w:r>
-            <w:r>
-              <w:rPr>
-                <w:rFonts w:ascii="Times New Roman" w:hAnsi="Times New Roman" w:eastAsia="Times New Roman" w:cs="Times New Roman"/>
-              </w:rPr>
-              <w:t xml:space="preserve"> · </w:t>
-            </w:r>
-            <w:r>
-              <w:rPr>
-                <w:rFonts w:hint="eastAsia" w:ascii="Times New Roman" w:hAnsi="Times New Roman" w:eastAsia="FangSong" w:cs="Times New Roman"/>
-              </w:rPr>
-              <w:t xml:space="preserve">镍的配位几何与羰基化学</w:t>
-            </w:r>
-          </w:p>
-        </w:tc>
-        <w:tc>
-          <w:tcPr/>
-          <w:p>
-            <w:pPr>
-              <w:pStyle w:val="Compact"/>
-              <w:jc w:val="center"/>
-            </w:pPr>
-            <m:oMath>
-              <m:sSup>
-                <m:e>
-                  <m:r>
-                    <m:t>d</m:t>
-                  </m:r>
-                </m:e>
-                <m:sup>
-                  <m:r>
-                    <m:t>8</m:t>
-                  </m:r>
-                </m:sup>
-              </m:sSup>
-            </m:oMath>
-            <w:r>
-              <w:rPr>
-                <w:rFonts w:ascii="Times New Roman" w:hAnsi="Times New Roman" w:eastAsia="Times New Roman" w:cs="Times New Roman"/>
-              </w:rPr>
-              <w:t xml:space="preserve"> </w:t>
-            </w:r>
-            <w:r>
-              <w:rPr>
-                <w:rFonts w:hint="eastAsia" w:ascii="Times New Roman" w:hAnsi="Times New Roman" w:eastAsia="FangSong" w:cs="Times New Roman"/>
-              </w:rPr>
-              <w:t>构型的场强</w:t>
-            </w:r>
-            <w:r>
-              <w:rPr>
-                <w:rFonts w:hint="eastAsia" w:ascii="Times New Roman" w:hAnsi="Times New Roman" w:eastAsia="Times New Roman" w:cs="Times New Roman"/>
-              </w:rPr>
-              <w:t>—</w:t>
-            </w:r>
-            <w:r>
-              <w:rPr>
-                <w:rFonts w:hint="eastAsia" w:ascii="Times New Roman" w:hAnsi="Times New Roman" w:eastAsia="FangSong" w:cs="Times New Roman"/>
-              </w:rPr>
-              <w:t>几何关联</w:t>
-            </w:r>
-            <w:r>
-              <w:rPr>
-                <w:rFonts w:hint="eastAsia" w:ascii="Times New Roman" w:hAnsi="Times New Roman" w:eastAsia="Times New Roman" w:cs="Times New Roman"/>
-              </w:rPr>
-              <w:t>、18</w:t>
-            </w:r>
-            <w:r>
-              <w:rPr>
-                <w:rFonts w:ascii="Times New Roman" w:hAnsi="Times New Roman" w:eastAsia="Times New Roman" w:cs="Times New Roman"/>
-              </w:rPr>
-              <w:t xml:space="preserve"> </w:t>
-            </w:r>
-            <w:r>
-              <w:rPr>
-                <w:rFonts w:hint="eastAsia" w:ascii="Times New Roman" w:hAnsi="Times New Roman" w:eastAsia="FangSong" w:cs="Times New Roman"/>
-              </w:rPr>
-              <w:t xml:space="preserve">电子计数</w:t>
-            </w:r>
-          </w:p>
-        </w:tc>
-        <w:tc>
-          <w:tcPr/>
-          <w:p>
-            <w:pPr>
-              <w:pStyle w:val="Compact"/>
-              <w:jc w:val="center"/>
-            </w:pPr>
-            <w:r>
-              <w:rPr>
-                <w:rFonts w:hint="eastAsia" w:ascii="Times New Roman" w:hAnsi="Times New Roman" w:eastAsia="FangSong" w:cs="Times New Roman"/>
-              </w:rPr>
-              <w:t xml:space="preserve">能依配体场强弱判断</w:t>
-            </w:r>
-            <w:r>
-              <w:rPr>
-                <w:rFonts w:ascii="Times New Roman" w:hAnsi="Times New Roman" w:eastAsia="Times New Roman" w:cs="Times New Roman"/>
-              </w:rPr>
-              <w:t xml:space="preserve"> Ni</w:t>
-            </w:r>
-            <w:r>
-              <w:rPr>
-                <w:rFonts w:ascii="Times New Roman" w:hAnsi="Times New Roman" w:eastAsia="Times New Roman" w:cs="Times New Roman"/>
-                <w:vertAlign w:val="superscript"/>
-              </w:rPr>
-              <w:t>2+</w:t>
-            </w:r>
-            <w:r>
-              <w:rPr>
-                <w:rFonts w:ascii="Times New Roman" w:hAnsi="Times New Roman" w:eastAsia="Times New Roman" w:cs="Times New Roman"/>
-              </w:rPr>
-              <w:t xml:space="preserve"> </w:t>
-            </w:r>
-            <w:r>
-              <w:rPr>
-                <w:rFonts w:hint="eastAsia" w:ascii="Times New Roman" w:hAnsi="Times New Roman" w:eastAsia="FangSong" w:cs="Times New Roman"/>
-              </w:rPr>
-              <w:t>配合物的几何与磁性</w:t>
-            </w:r>
-            <w:r>
-              <w:rPr>
-                <w:rFonts w:hint="eastAsia" w:ascii="Times New Roman" w:hAnsi="Times New Roman" w:eastAsia="Times New Roman" w:cs="Times New Roman"/>
-              </w:rPr>
-              <w:t>；</w:t>
-            </w:r>
-            <w:r>
-              <w:rPr>
-                <w:rFonts w:hint="eastAsia" w:ascii="Times New Roman" w:hAnsi="Times New Roman" w:eastAsia="FangSong" w:cs="Times New Roman"/>
-              </w:rPr>
-              <w:t>能用</w:t>
-            </w:r>
-            <w:r>
-              <w:rPr>
-                <w:rFonts w:ascii="Times New Roman" w:hAnsi="Times New Roman" w:eastAsia="Times New Roman" w:cs="Times New Roman"/>
-              </w:rPr>
-              <w:t xml:space="preserve"> 18 </w:t>
-            </w:r>
-            <w:r>
-              <w:rPr>
-                <w:rFonts w:hint="eastAsia" w:ascii="Times New Roman" w:hAnsi="Times New Roman" w:eastAsia="FangSong" w:cs="Times New Roman"/>
-              </w:rPr>
-              <w:t xml:space="preserve">电子规则解释羰基物合成条件的差异</w:t>
-            </w:r>
-          </w:p>
-        </w:tc>
-      </w:tr>
-      <w:tr>
-        <w:tc>
-          <w:tcPr/>
-          <w:p>
-            <w:pPr>
-              <w:pStyle w:val="Compact"/>
-              <w:jc w:val="center"/>
-            </w:pPr>
-            <w:r>
-              <w:rPr>
-                <w:rFonts w:ascii="Times New Roman" w:hAnsi="Times New Roman" w:eastAsia="Times New Roman" w:cs="Times New Roman"/>
-              </w:rPr>
-              <w:t xml:space="preserve">§13 </w:t>
-            </w:r>
-            <w:r>
-              <w:rPr>
-                <w:rFonts w:hint="eastAsia" w:ascii="Times New Roman" w:hAnsi="Times New Roman" w:eastAsia="FangSong" w:cs="Times New Roman"/>
-              </w:rPr>
-              <w:t xml:space="preserve">元素化学</w:t>
-            </w:r>
-            <w:r>
-              <w:rPr>
-                <w:rFonts w:ascii="Times New Roman" w:hAnsi="Times New Roman" w:eastAsia="Times New Roman" w:cs="Times New Roman"/>
-              </w:rPr>
-              <w:t xml:space="preserve"> · </w:t>
-            </w:r>
-            <w:r>
-              <w:rPr>
-                <w:rFonts w:hint="eastAsia" w:ascii="Times New Roman" w:hAnsi="Times New Roman" w:eastAsia="FangSong" w:cs="Times New Roman"/>
-              </w:rPr>
-              <w:t xml:space="preserve">铜的价态环境依赖与歧化</w:t>
-            </w:r>
-          </w:p>
-        </w:tc>
-        <w:tc>
-          <w:tcPr/>
-          <w:p>
-            <w:pPr>
-              <w:pStyle w:val="Compact"/>
-              <w:jc w:val="center"/>
-            </w:pPr>
-            <w:r>
-              <w:rPr>
-                <w:rFonts w:hint="eastAsia" w:ascii="Times New Roman" w:hAnsi="Times New Roman" w:eastAsia="FangSong" w:cs="Times New Roman"/>
-              </w:rPr>
-              <w:t>水合能补偿</w:t>
-            </w:r>
-            <w:r>
-              <w:rPr>
-                <w:rFonts w:hint="eastAsia" w:ascii="Times New Roman" w:hAnsi="Times New Roman" w:eastAsia="Times New Roman" w:cs="Times New Roman"/>
-              </w:rPr>
-              <w:t>、</w:t>
-            </w:r>
-            <w:r>
-              <w:rPr>
-                <w:rFonts w:hint="eastAsia" w:ascii="Times New Roman" w:hAnsi="Times New Roman" w:eastAsia="FangSong" w:cs="Times New Roman"/>
-              </w:rPr>
-              <w:t>歧化平衡与络合</w:t>
-            </w:r>
-            <w:r>
-              <w:rPr>
-                <w:rFonts w:hint="eastAsia" w:ascii="Times New Roman" w:hAnsi="Times New Roman" w:eastAsia="Times New Roman" w:cs="Times New Roman"/>
-              </w:rPr>
-              <w:t>/</w:t>
-            </w:r>
-            <w:r>
-              <w:rPr>
-                <w:rFonts w:hint="eastAsia" w:ascii="Times New Roman" w:hAnsi="Times New Roman" w:eastAsia="FangSong" w:cs="Times New Roman"/>
-              </w:rPr>
-              <w:t>沉淀稳定化</w:t>
-            </w:r>
-          </w:p>
-        </w:tc>
-        <w:tc>
-          <w:tcPr/>
-          <w:p>
-            <w:pPr>
-              <w:pStyle w:val="Compact"/>
-              <w:jc w:val="center"/>
-            </w:pPr>
-            <w:r>
-              <w:rPr>
-                <w:rFonts w:hint="eastAsia" w:ascii="Times New Roman" w:hAnsi="Times New Roman" w:eastAsia="FangSong" w:cs="Times New Roman"/>
-              </w:rPr>
-              <w:t xml:space="preserve">能用歧化平衡解释</w:t>
-            </w:r>
-            <w:r>
-              <w:rPr>
-                <w:rFonts w:ascii="Times New Roman" w:hAnsi="Times New Roman" w:eastAsia="Times New Roman" w:cs="Times New Roman"/>
-              </w:rPr>
-              <w:t xml:space="preserve"> Cu</w:t>
-            </w:r>
-            <w:r>
-              <w:rPr>
-                <w:rFonts w:ascii="Times New Roman" w:hAnsi="Times New Roman" w:eastAsia="Times New Roman" w:cs="Times New Roman"/>
-                <w:vertAlign w:val="superscript"/>
-              </w:rPr>
-              <w:t>+</w:t>
-            </w:r>
-            <w:r>
-              <w:rPr>
-                <w:rFonts w:ascii="Times New Roman" w:hAnsi="Times New Roman" w:eastAsia="Times New Roman" w:cs="Times New Roman"/>
-              </w:rPr>
-              <w:t xml:space="preserve"> </w:t>
-            </w:r>
-            <w:r>
-              <w:rPr>
-                <w:rFonts w:hint="eastAsia" w:ascii="Times New Roman" w:hAnsi="Times New Roman" w:eastAsia="FangSong" w:cs="Times New Roman"/>
-              </w:rPr>
-              <w:t>的水相不稳定</w:t>
-            </w:r>
-            <w:r>
-              <w:rPr>
-                <w:rFonts w:hint="eastAsia" w:ascii="Times New Roman" w:hAnsi="Times New Roman" w:eastAsia="Times New Roman" w:cs="Times New Roman"/>
-              </w:rPr>
-              <w:t>；</w:t>
-            </w:r>
-            <w:r>
-              <w:rPr>
-                <w:rFonts w:hint="eastAsia" w:ascii="Times New Roman" w:hAnsi="Times New Roman" w:eastAsia="FangSong" w:cs="Times New Roman"/>
-              </w:rPr>
-              <w:t>掌握三种稳定化策略与碘量法测铜的反应</w:t>
-            </w:r>
-          </w:p>
-        </w:tc>
-      </w:tr>
-      <w:tr>
-        <w:tc>
-          <w:tcPr/>
-          <w:p>
-            <w:pPr>
-              <w:pStyle w:val="Compact"/>
-              <w:jc w:val="center"/>
-            </w:pPr>
-            <w:r>
-              <w:rPr>
-                <w:rFonts w:ascii="Times New Roman" w:hAnsi="Times New Roman" w:eastAsia="Times New Roman" w:cs="Times New Roman"/>
-              </w:rPr>
-              <w:t xml:space="preserve">§13 </w:t>
-            </w:r>
-            <w:r>
-              <w:rPr>
-                <w:rFonts w:hint="eastAsia" w:ascii="Times New Roman" w:hAnsi="Times New Roman" w:eastAsia="FangSong" w:cs="Times New Roman"/>
-              </w:rPr>
-              <w:t xml:space="preserve">元素化学</w:t>
-            </w:r>
-            <w:r>
-              <w:rPr>
-                <w:rFonts w:ascii="Times New Roman" w:hAnsi="Times New Roman" w:eastAsia="Times New Roman" w:cs="Times New Roman"/>
-              </w:rPr>
-              <w:t xml:space="preserve"> · </w:t>
-            </w:r>
-            <w:r>
-              <w:rPr>
-                <w:rFonts w:hint="eastAsia" w:ascii="Times New Roman" w:hAnsi="Times New Roman" w:eastAsia="FangSong" w:cs="Times New Roman"/>
-              </w:rPr>
-              <w:t xml:space="preserve">锌的两性与电化学防护</w:t>
-            </w:r>
-          </w:p>
-        </w:tc>
-        <w:tc>
-          <w:tcPr/>
-          <w:p>
-            <w:pPr>
-              <w:pStyle w:val="Compact"/>
-              <w:jc w:val="center"/>
-            </w:pPr>
-            <m:oMath>
-              <m:sSup>
-                <m:e>
-                  <m:r>
-                    <m:t>d</m:t>
-                  </m:r>
-                </m:e>
-                <m:sup>
-                  <m:r>
-                    <m:t>10</m:t>
-                  </m:r>
-                </m:sup>
-              </m:sSup>
-            </m:oMath>
-            <w:r>
-              <w:rPr>
-                <w:rFonts w:ascii="Times New Roman" w:hAnsi="Times New Roman" w:eastAsia="Times New Roman" w:cs="Times New Roman"/>
-              </w:rPr>
-              <w:t xml:space="preserve"> </w:t>
-            </w:r>
-            <w:r>
-              <w:rPr>
-                <w:rFonts w:hint="eastAsia" w:ascii="Times New Roman" w:hAnsi="Times New Roman" w:eastAsia="FangSong" w:cs="Times New Roman"/>
-              </w:rPr>
-              <w:t>闭壳层的成键特征</w:t>
-            </w:r>
-            <w:r>
-              <w:rPr>
-                <w:rFonts w:hint="eastAsia" w:ascii="Times New Roman" w:hAnsi="Times New Roman" w:eastAsia="Times New Roman" w:cs="Times New Roman"/>
-              </w:rPr>
-              <w:t>、</w:t>
-            </w:r>
-            <w:r>
-              <w:rPr>
-                <w:rFonts w:hint="eastAsia" w:ascii="Times New Roman" w:hAnsi="Times New Roman" w:eastAsia="FangSong" w:cs="Times New Roman"/>
-              </w:rPr>
-              <w:t>牺牲阳极原理</w:t>
-            </w:r>
-          </w:p>
-        </w:tc>
-        <w:tc>
-          <w:tcPr/>
-          <w:p>
-            <w:pPr>
-              <w:pStyle w:val="Compact"/>
-              <w:jc w:val="center"/>
-            </w:pPr>
-            <w:r>
-              <w:rPr>
-                <w:rFonts w:hint="eastAsia" w:ascii="Times New Roman" w:hAnsi="Times New Roman" w:eastAsia="FangSong" w:cs="Times New Roman"/>
-              </w:rPr>
-              <w:t xml:space="preserve">能说明</w:t>
-            </w:r>
-            <w:r>
-              <w:rPr>
-                <w:rFonts w:ascii="Times New Roman" w:hAnsi="Times New Roman" w:eastAsia="Times New Roman" w:cs="Times New Roman"/>
-              </w:rPr>
-              <w:t xml:space="preserve"> Zn(OH)</w:t>
-            </w:r>
-            <w:r>
-              <w:rPr>
-                <w:rFonts w:ascii="Times New Roman" w:hAnsi="Times New Roman" w:eastAsia="Times New Roman" w:cs="Times New Roman"/>
-                <w:vertAlign w:val="subscript"/>
-              </w:rPr>
-              <w:t>2</w:t>
-            </w:r>
-            <w:r>
-              <w:rPr>
-                <w:rFonts w:ascii="Times New Roman" w:hAnsi="Times New Roman" w:eastAsia="Times New Roman" w:cs="Times New Roman"/>
-              </w:rPr>
-              <w:t xml:space="preserve"> </w:t>
-            </w:r>
-            <w:r>
-              <w:rPr>
-                <w:rFonts w:hint="eastAsia" w:ascii="Times New Roman" w:hAnsi="Times New Roman" w:eastAsia="FangSong" w:cs="Times New Roman"/>
-              </w:rPr>
-              <w:t>的两性与氨配溶解</w:t>
-            </w:r>
-            <w:r>
-              <w:rPr>
-                <w:rFonts w:hint="eastAsia" w:ascii="Times New Roman" w:hAnsi="Times New Roman" w:eastAsia="Times New Roman" w:cs="Times New Roman"/>
-              </w:rPr>
-              <w:t>、</w:t>
-            </w:r>
-            <w:r>
-              <w:rPr>
-                <w:rFonts w:hint="eastAsia" w:ascii="Times New Roman" w:hAnsi="Times New Roman" w:eastAsia="FangSong" w:cs="Times New Roman"/>
-              </w:rPr>
-              <w:t>与</w:t>
-            </w:r>
-            <w:r>
-              <w:rPr>
-                <w:rFonts w:ascii="Times New Roman" w:hAnsi="Times New Roman" w:eastAsia="Times New Roman" w:cs="Times New Roman"/>
-              </w:rPr>
-              <w:t xml:space="preserve"> Al(OH)</w:t>
-            </w:r>
-            <w:r>
-              <w:rPr>
-                <w:rFonts w:ascii="Times New Roman" w:hAnsi="Times New Roman" w:eastAsia="Times New Roman" w:cs="Times New Roman"/>
-                <w:vertAlign w:val="subscript"/>
-              </w:rPr>
-              <w:t>3</w:t>
-            </w:r>
-            <w:r>
-              <w:rPr>
-                <w:rFonts w:ascii="Times New Roman" w:hAnsi="Times New Roman" w:eastAsia="Times New Roman" w:cs="Times New Roman"/>
-              </w:rPr>
-              <w:t xml:space="preserve"> </w:t>
-            </w:r>
-            <w:r>
-              <w:rPr>
-                <w:rFonts w:hint="eastAsia" w:ascii="Times New Roman" w:hAnsi="Times New Roman" w:eastAsia="FangSong" w:cs="Times New Roman"/>
-              </w:rPr>
-              <w:t>的鉴别差别</w:t>
-            </w:r>
-            <w:r>
-              <w:rPr>
-                <w:rFonts w:hint="eastAsia" w:ascii="Times New Roman" w:hAnsi="Times New Roman" w:eastAsia="Times New Roman" w:cs="Times New Roman"/>
-              </w:rPr>
-              <w:t>；</w:t>
-            </w:r>
-            <w:r>
-              <w:rPr>
-                <w:rFonts w:hint="eastAsia" w:ascii="Times New Roman" w:hAnsi="Times New Roman" w:eastAsia="FangSong" w:cs="Times New Roman"/>
-              </w:rPr>
-              <w:t>能解释牺牲阳极与镀锌的防腐机理</w:t>
-            </w:r>
-          </w:p>
-        </w:tc>
-      </w:tr>
-      <w:tr>
-        <w:tc>
-          <w:tcPr/>
-          <w:p>
-            <w:pPr>
-              <w:pStyle w:val="Compact"/>
-              <w:jc w:val="center"/>
-            </w:pPr>
-            <w:r>
-              <w:rPr>
-                <w:rFonts w:ascii="Times New Roman" w:hAnsi="Times New Roman" w:eastAsia="Times New Roman" w:cs="Times New Roman"/>
-              </w:rPr>
-              <w:t xml:space="preserve">§08 </w:t>
-            </w:r>
-            <w:r>
-              <w:rPr>
-                <w:rFonts w:hint="eastAsia" w:ascii="Times New Roman" w:hAnsi="Times New Roman" w:eastAsia="FangSong" w:cs="Times New Roman"/>
-              </w:rPr>
-              <w:t xml:space="preserve">氧化还原</w:t>
-            </w:r>
-            <w:r>
-              <w:rPr>
-                <w:rFonts w:ascii="Times New Roman" w:hAnsi="Times New Roman" w:eastAsia="Times New Roman" w:cs="Times New Roman"/>
-              </w:rPr>
-              <w:t xml:space="preserve"> · </w:t>
-            </w:r>
-            <w:r>
-              <w:rPr>
-                <w:rFonts w:hint="eastAsia" w:ascii="Times New Roman" w:hAnsi="Times New Roman" w:eastAsia="FangSong" w:cs="Times New Roman"/>
-              </w:rPr>
-              <w:t xml:space="preserve">第一过渡系右部横向递变</w:t>
-            </w:r>
-          </w:p>
-        </w:tc>
-        <w:tc>
-          <w:tcPr/>
-          <w:p>
-            <w:pPr>
-              <w:pStyle w:val="Compact"/>
-              <w:jc w:val="center"/>
-            </w:pPr>
-            <w:r>
-              <w:rPr>
-                <w:rFonts w:hint="eastAsia" w:ascii="Times New Roman" w:hAnsi="Times New Roman" w:eastAsia="FangSong" w:cs="Times New Roman"/>
-              </w:rPr>
-              <w:t>电势序列</w:t>
-            </w:r>
-            <w:r>
-              <w:rPr>
-                <w:rFonts w:hint="eastAsia" w:ascii="Times New Roman" w:hAnsi="Times New Roman" w:eastAsia="Times New Roman" w:cs="Times New Roman"/>
-              </w:rPr>
-              <w:t>、</w:t>
-            </w:r>
-            <w:r>
-              <w:rPr>
-                <w:rFonts w:hint="eastAsia" w:ascii="Times New Roman" w:hAnsi="Times New Roman" w:eastAsia="FangSong" w:cs="Times New Roman"/>
-              </w:rPr>
-              <w:t>氢氧化物还原性递变与颜色信号体系</w:t>
-            </w:r>
-          </w:p>
-        </w:tc>
-        <w:tc>
-          <w:tcPr/>
-          <w:p>
-            <w:pPr>
-              <w:pStyle w:val="Compact"/>
-              <w:jc w:val="center"/>
-            </w:pPr>
-            <w:r>
-              <w:rPr>
-                <w:rFonts w:hint="eastAsia" w:ascii="Times New Roman" w:hAnsi="Times New Roman" w:eastAsia="FangSong" w:cs="Times New Roman"/>
-              </w:rPr>
-              <w:t xml:space="preserve">能沿</w:t>
-            </w:r>
-            <w:r>
-              <w:rPr>
-                <w:rFonts w:ascii="Times New Roman" w:hAnsi="Times New Roman" w:eastAsia="Times New Roman" w:cs="Times New Roman"/>
-              </w:rPr>
-              <w:t xml:space="preserve"> Fe→Co→Ni→Cu→Zn </w:t>
-            </w:r>
-            <w:r>
-              <w:rPr>
-                <w:rFonts w:hint="eastAsia" w:ascii="Times New Roman" w:hAnsi="Times New Roman" w:eastAsia="FangSong" w:cs="Times New Roman"/>
-              </w:rPr>
-              <w:t xml:space="preserve">推</w:t>
-            </w:r>
-            <w:r>
-              <w:rPr>
-                <w:rFonts w:ascii="Times New Roman" w:hAnsi="Times New Roman" w:eastAsia="Times New Roman" w:cs="Times New Roman"/>
-              </w:rPr>
-              <w:t xml:space="preserve"> </w:t>
-            </w:r>
-            <m:oMath>
-              <m:sSup>
-                <m:e>
-                  <m:r>
-                    <m:t>E</m:t>
-                  </m:r>
-                </m:e>
-                <m:sup>
-                  <m:r>
-                    <m:t>θ</m:t>
-                  </m:r>
-                </m:sup>
-              </m:sSup>
-              <m:r>
-                <m:rPr>
-                  <m:sty m:val="p"/>
-                </m:rPr>
-                <m:t>(</m:t>
-              </m:r>
-              <m:sSup>
-                <m:e>
-                  <m:r>
-                    <m:rPr>
-                      <m:sty m:val="p"/>
-                    </m:rPr>
-                    <m:t>M</m:t>
-                  </m:r>
-                </m:e>
-                <m:sup>
-                  <m:r>
-                    <m:rPr>
-                      <m:sty m:val="p"/>
-                    </m:rPr>
-                    <m:t>3</m:t>
-                  </m:r>
-                  <m:r>
-                    <m:rPr>
-                      <m:sty m:val="p"/>
-                    </m:rPr>
-                    <m:t>+</m:t>
-                  </m:r>
-                </m:sup>
-              </m:sSup>
-              <m:r>
-                <m:rPr>
-                  <m:sty m:val="p"/>
-                </m:rPr>
-                <m:t>/</m:t>
-              </m:r>
-              <m:sSup>
-                <m:e>
-                  <m:r>
-                    <m:rPr>
-                      <m:sty m:val="p"/>
-                    </m:rPr>
-                    <m:t>M</m:t>
-                  </m:r>
-                </m:e>
-                <m:sup>
-                  <m:r>
-                    <m:rPr>
-                      <m:sty m:val="p"/>
-                    </m:rPr>
-                    <m:t>2</m:t>
-                  </m:r>
-                  <m:r>
-                    <m:rPr>
-                      <m:sty m:val="p"/>
-                    </m:rPr>
-                    <m:t>+</m:t>
-                  </m:r>
-                </m:sup>
-              </m:sSup>
-              <m:r>
-                <m:rPr>
-                  <m:sty m:val="p"/>
-                </m:rPr>
-                <m:t>)</m:t>
-              </m:r>
-            </m:oMath>
-            <w:r>
-              <w:rPr>
-                <w:rFonts w:hint="eastAsia" w:ascii="Times New Roman" w:hAnsi="Times New Roman" w:eastAsia="Times New Roman" w:cs="Times New Roman"/>
-              </w:rPr>
-              <w:t>、</w:t>
-            </w:r>
-            <w:r>
-              <w:rPr>
-                <w:rFonts w:hint="eastAsia" w:ascii="Times New Roman" w:hAnsi="Times New Roman" w:eastAsia="FangSong" w:cs="Times New Roman"/>
-              </w:rPr>
-              <w:t>氢氧化物稳定性与配位几何偏好</w:t>
-            </w:r>
-            <w:r>
-              <w:rPr>
-                <w:rFonts w:hint="eastAsia" w:ascii="Times New Roman" w:hAnsi="Times New Roman" w:eastAsia="Times New Roman" w:cs="Times New Roman"/>
-              </w:rPr>
-              <w:t>，</w:t>
-            </w:r>
-            <w:r>
-              <w:rPr>
-                <w:rFonts w:hint="eastAsia" w:ascii="Times New Roman" w:hAnsi="Times New Roman" w:eastAsia="FangSong" w:cs="Times New Roman"/>
-              </w:rPr>
-              <w:t>并按</w:t>
-            </w:r>
-            <w:r>
-              <w:rPr>
-                <w:rFonts w:hint="eastAsia" w:ascii="Times New Roman" w:hAnsi="Times New Roman" w:eastAsia="Times New Roman" w:cs="Times New Roman"/>
-              </w:rPr>
-              <w:t>「</w:t>
-            </w:r>
-            <w:r>
-              <w:rPr>
-                <w:rFonts w:hint="eastAsia" w:ascii="Times New Roman" w:hAnsi="Times New Roman" w:eastAsia="FangSong" w:cs="Times New Roman"/>
-              </w:rPr>
-              <w:t>颜色</w:t>
-            </w:r>
-            <w:r>
-              <w:rPr>
-                <w:rFonts w:hint="eastAsia" w:ascii="Times New Roman" w:hAnsi="Times New Roman" w:eastAsia="Times New Roman" w:cs="Times New Roman"/>
-              </w:rPr>
-              <w:t>—</w:t>
-            </w:r>
-            <w:r>
-              <w:rPr>
-                <w:rFonts w:hint="eastAsia" w:ascii="Times New Roman" w:hAnsi="Times New Roman" w:eastAsia="FangSong" w:cs="Times New Roman"/>
-              </w:rPr>
-              <w:t>沉淀</w:t>
-            </w:r>
-            <w:r>
-              <w:rPr>
-                <w:rFonts w:hint="eastAsia" w:ascii="Times New Roman" w:hAnsi="Times New Roman" w:eastAsia="Times New Roman" w:cs="Times New Roman"/>
-              </w:rPr>
-              <w:t>—</w:t>
-            </w:r>
-            <w:r>
-              <w:rPr>
-                <w:rFonts w:hint="eastAsia" w:ascii="Times New Roman" w:hAnsi="Times New Roman" w:eastAsia="FangSong" w:cs="Times New Roman"/>
-              </w:rPr>
-              <w:t>配合物</w:t>
-            </w:r>
-            <w:r>
-              <w:rPr>
-                <w:rFonts w:hint="eastAsia" w:ascii="Times New Roman" w:hAnsi="Times New Roman" w:eastAsia="Times New Roman" w:cs="Times New Roman"/>
-              </w:rPr>
-              <w:t>」</w:t>
-            </w:r>
-            <w:r>
-              <w:rPr>
-                <w:rFonts w:hint="eastAsia" w:ascii="Times New Roman" w:hAnsi="Times New Roman" w:eastAsia="FangSong" w:cs="Times New Roman"/>
-              </w:rPr>
-              <w:t>三步处理推断题</w:t>
-            </w:r>
-          </w:p>
-        </w:tc>
-      </w:tr>
-    </w:tbl>
-    <w:bookmarkEnd w:id="9"/>
-    <w:bookmarkStart w:id="13" w:name="铁系定位与价态竞争主线"/>
+    <w:bookmarkStart w:id="12" w:name="铁系定位与价态竞争主线"/>
     <w:p>
       <w:pPr>
         <w:pStyle w:val="Heading2"/>
@@ -3117,18 +1924,18 @@
           <wp:inline>
             <wp:extent cx="2667000" cy="1603930"/>
             <wp:effectExtent b="0" l="0" r="0" t="0"/>
-            <wp:docPr descr="" title="" id="11" name="Picture"/>
+            <wp:docPr descr="" title="" id="10" name="Picture"/>
             <a:graphic>
               <a:graphicData uri="http://schemas.openxmlformats.org/drawingml/2006/picture">
                 <pic:pic>
                   <pic:nvPicPr>
-                    <pic:cNvPr descr="ee76a2f2f0e512a7cda4bc7dcb00ecceda8823869ab06b8e966c2b24c46dd2e1.jpg" id="12" name="Picture"/>
+                    <pic:cNvPr descr="ee76a2f2f0e512a7cda4bc7dcb00ecceda8823869ab06b8e966c2b24c46dd2e1.jpg" id="11" name="Picture"/>
                     <pic:cNvPicPr>
                       <a:picLocks noChangeArrowheads="1" noChangeAspect="1"/>
                     </pic:cNvPicPr>
                   </pic:nvPicPr>
                   <pic:blipFill>
-                    <a:blip r:embed="rId10"/>
+                    <a:blip r:embed="rId9"/>
                     <a:stretch>
                       <a:fillRect/>
                     </a:stretch>
@@ -3233,8 +2040,8 @@
         <w:t>）</w:t>
       </w:r>
     </w:p>
-    <w:bookmarkEnd w:id="13"/>
-    <w:bookmarkStart w:id="17" w:name="铁的价态互变与配体调控"/>
+    <w:bookmarkEnd w:id="12"/>
+    <w:bookmarkStart w:id="16" w:name="铁的价态互变与配体调控"/>
     <w:p>
       <w:pPr>
         <w:pStyle w:val="Heading2"/>
@@ -6535,18 +5342,18 @@
           <wp:inline>
             <wp:extent cx="2667000" cy="1707614"/>
             <wp:effectExtent b="0" l="0" r="0" t="0"/>
-            <wp:docPr descr="" title="" id="15" name="Picture"/>
+            <wp:docPr descr="" title="" id="14" name="Picture"/>
             <a:graphic>
               <a:graphicData uri="http://schemas.openxmlformats.org/drawingml/2006/picture">
                 <pic:pic>
                   <pic:nvPicPr>
-                    <pic:cNvPr descr="4b042cd60fada030ae5f2207da1a37ecef3c88ab0e5eb3eaa584be85186556b1.jpg" id="16" name="Picture"/>
+                    <pic:cNvPr descr="4b042cd60fada030ae5f2207da1a37ecef3c88ab0e5eb3eaa584be85186556b1.jpg" id="15" name="Picture"/>
                     <pic:cNvPicPr>
                       <a:picLocks noChangeArrowheads="1" noChangeAspect="1"/>
                     </pic:cNvPicPr>
                   </pic:nvPicPr>
                   <pic:blipFill>
-                    <a:blip r:embed="rId14"/>
+                    <a:blip r:embed="rId13"/>
                     <a:stretch>
                       <a:fillRect/>
                     </a:stretch>
@@ -8208,8 +7015,8 @@
         </w:tc>
       </w:tr>
     </w:tbl>
-    <w:bookmarkEnd w:id="17"/>
-    <w:bookmarkStart w:id="18" w:name="钴的价态竞争与配体稳定化"/>
+    <w:bookmarkEnd w:id="16"/>
+    <w:bookmarkStart w:id="17" w:name="钴的价态竞争与配体稳定化"/>
     <w:p>
       <w:pPr>
         <w:pStyle w:val="Heading2"/>
@@ -11967,8 +10774,8 @@
         </w:tc>
       </w:tr>
     </w:tbl>
-    <w:bookmarkEnd w:id="18"/>
-    <w:bookmarkStart w:id="22" w:name="镍的配位几何与羰基化学"/>
+    <w:bookmarkEnd w:id="17"/>
+    <w:bookmarkStart w:id="21" w:name="镍的配位几何与羰基化学"/>
     <w:p>
       <w:pPr>
         <w:pStyle w:val="Heading2"/>
@@ -13415,18 +12222,18 @@
           <wp:inline>
             <wp:extent cx="2667000" cy="1063908"/>
             <wp:effectExtent b="0" l="0" r="0" t="0"/>
-            <wp:docPr descr="" title="" id="20" name="Picture"/>
+            <wp:docPr descr="" title="" id="19" name="Picture"/>
             <a:graphic>
               <a:graphicData uri="http://schemas.openxmlformats.org/drawingml/2006/picture">
                 <pic:pic>
                   <pic:nvPicPr>
-                    <pic:cNvPr descr="e24689caf3117fe72dc27d03961a30f2e9a41988159b39887b4aa3a15c0ee84c.png" id="21" name="Picture"/>
+                    <pic:cNvPr descr="e24689caf3117fe72dc27d03961a30f2e9a41988159b39887b4aa3a15c0ee84c.png" id="20" name="Picture"/>
                     <pic:cNvPicPr>
                       <a:picLocks noChangeArrowheads="1" noChangeAspect="1"/>
                     </pic:cNvPicPr>
                   </pic:nvPicPr>
                   <pic:blipFill>
-                    <a:blip r:embed="rId19"/>
+                    <a:blip r:embed="rId18"/>
                     <a:stretch>
                       <a:fillRect/>
                     </a:stretch>
@@ -13510,109 +12317,6 @@
           <w:rFonts w:hint="eastAsia" w:ascii="Times New Roman" w:hAnsi="Times New Roman" w:eastAsia="FangSong" w:cs="Times New Roman"/>
         </w:rPr>
         <w:t>四面体场与平面正方形场中的分裂方式</w:t>
-      </w:r>
-      <w:r>
-        <w:rPr>
-          <w:rFonts w:hint="eastAsia" w:ascii="Times New Roman" w:hAnsi="Times New Roman" w:eastAsia="Times New Roman" w:cs="Times New Roman"/>
-        </w:rPr>
-        <w:t>（</w:t>
-      </w:r>
-      <w:r>
-        <w:rPr>
-          <w:rFonts w:hint="eastAsia" w:ascii="Times New Roman" w:hAnsi="Times New Roman" w:eastAsia="FangSong" w:cs="Times New Roman"/>
-        </w:rPr>
-        <w:t>八面体场</w:t>
-      </w:r>
-      <w:r>
-        <w:rPr>
-          <w:rFonts w:ascii="Times New Roman" w:hAnsi="Times New Roman" w:eastAsia="Times New Roman" w:cs="Times New Roman"/>
-        </w:rPr>
-        <w:t xml:space="preserve"> </w:t>
-      </w:r>
-      <m:oMath>
-        <m:sSub>
-          <m:e>
-            <m:r>
-              <m:t>e</m:t>
-            </m:r>
-          </m:e>
-          <m:sub>
-            <m:r>
-              <m:t>g</m:t>
-            </m:r>
-          </m:sub>
-        </m:sSub>
-      </m:oMath>
-      <w:r>
-        <w:rPr>
-          <w:rFonts w:ascii="Times New Roman" w:hAnsi="Times New Roman" w:eastAsia="Times New Roman" w:cs="Times New Roman"/>
-        </w:rPr>
-        <w:t xml:space="preserve"> </w:t>
-      </w:r>
-      <w:r>
-        <w:rPr>
-          <w:rFonts w:hint="eastAsia" w:ascii="Times New Roman" w:hAnsi="Times New Roman" w:eastAsia="FangSong" w:cs="Times New Roman"/>
-        </w:rPr>
-        <w:t xml:space="preserve">高于</w:t>
-      </w:r>
-      <w:r>
-        <w:rPr>
-          <w:rFonts w:ascii="Times New Roman" w:hAnsi="Times New Roman" w:eastAsia="Times New Roman" w:cs="Times New Roman"/>
-        </w:rPr>
-        <w:t xml:space="preserve"> </w:t>
-      </w:r>
-      <m:oMath>
-        <m:sSub>
-          <m:e>
-            <m:r>
-              <m:t>t</m:t>
-            </m:r>
-          </m:e>
-          <m:sub>
-            <m:r>
-              <m:t>2</m:t>
-            </m:r>
-            <m:r>
-              <m:t>g</m:t>
-            </m:r>
-          </m:sub>
-        </m:sSub>
-      </m:oMath>
-      <w:r>
-        <w:rPr>
-          <w:rFonts w:hint="eastAsia" w:ascii="Times New Roman" w:hAnsi="Times New Roman" w:eastAsia="Times New Roman" w:cs="Times New Roman"/>
-        </w:rPr>
-        <w:t>；</w:t>
-      </w:r>
-      <w:r>
-        <w:rPr>
-          <w:rFonts w:hint="eastAsia" w:ascii="Times New Roman" w:hAnsi="Times New Roman" w:eastAsia="FangSong" w:cs="Times New Roman"/>
-        </w:rPr>
-        <w:t>四面体场分裂顺序相反且分裂能约为八面体场的</w:t>
-      </w:r>
-      <w:r>
-        <w:rPr>
-          <w:rFonts w:ascii="Times New Roman" w:hAnsi="Times New Roman" w:eastAsia="Times New Roman" w:cs="Times New Roman"/>
-        </w:rPr>
-        <w:t xml:space="preserve"> </w:t>
-      </w:r>
-      <w:r>
-        <w:rPr>
-          <w:rFonts w:hint="eastAsia" w:ascii="Times New Roman" w:hAnsi="Times New Roman" w:eastAsia="Times New Roman" w:cs="Times New Roman"/>
-        </w:rPr>
-        <w:t>4/9；</w:t>
-      </w:r>
-      <w:r>
-        <w:rPr>
-          <w:rFonts w:hint="eastAsia" w:ascii="Times New Roman" w:hAnsi="Times New Roman" w:eastAsia="FangSong" w:cs="Times New Roman"/>
-        </w:rPr>
-        <w:t>平面正方形场分裂能最大</w:t>
-      </w:r>
-      <w:r>
-        <w:rPr>
-          <w:rFonts w:hint="eastAsia" w:ascii="Times New Roman" w:hAnsi="Times New Roman" w:eastAsia="Times New Roman" w:cs="Times New Roman"/>
-        </w:rPr>
-        <w:t>）</w:t>
       </w:r>
     </w:p>
     <w:p>
@@ -16713,8 +15417,8 @@
         </w:tc>
       </w:tr>
     </w:tbl>
-    <w:bookmarkEnd w:id="22"/>
-    <w:bookmarkStart w:id="26" w:name="铜的价态环境依赖与歧化"/>
+    <w:bookmarkEnd w:id="21"/>
+    <w:bookmarkStart w:id="25" w:name="铜的价态环境依赖与歧化"/>
     <w:p>
       <w:pPr>
         <w:pStyle w:val="Heading2"/>
@@ -17243,18 +15947,18 @@
           <wp:inline>
             <wp:extent cx="2667000" cy="1530112"/>
             <wp:effectExtent b="0" l="0" r="0" t="0"/>
-            <wp:docPr descr="" title="" id="24" name="Picture"/>
+            <wp:docPr descr="" title="" id="23" name="Picture"/>
             <a:graphic>
               <a:graphicData uri="http://schemas.openxmlformats.org/drawingml/2006/picture">
                 <pic:pic>
                   <pic:nvPicPr>
-                    <pic:cNvPr descr="80ec00029edef599c69a65e71cdad8c9a9b349a38a687959bdd2bc954837f19a.jpg" id="25" name="Picture"/>
+                    <pic:cNvPr descr="80ec00029edef599c69a65e71cdad8c9a9b349a38a687959bdd2bc954837f19a.jpg" id="24" name="Picture"/>
                     <pic:cNvPicPr>
                       <a:picLocks noChangeArrowheads="1" noChangeAspect="1"/>
                     </pic:cNvPicPr>
                   </pic:nvPicPr>
                   <pic:blipFill>
-                    <a:blip r:embed="rId23"/>
+                    <a:blip r:embed="rId22"/>
                     <a:stretch>
                       <a:fillRect/>
                     </a:stretch>
@@ -21992,8 +20696,8 @@
         </w:tc>
       </w:tr>
     </w:tbl>
-    <w:bookmarkEnd w:id="26"/>
-    <w:bookmarkStart w:id="27" w:name="锌的两性与电化学防护"/>
+    <w:bookmarkEnd w:id="25"/>
+    <w:bookmarkStart w:id="26" w:name="锌的两性与电化学防护"/>
     <w:p>
       <w:pPr>
         <w:pStyle w:val="Heading2"/>
@@ -24143,8 +22847,8 @@
         <w:t>。</w:t>
       </w:r>
     </w:p>
-    <w:bookmarkEnd w:id="27"/>
-    <w:bookmarkStart w:id="28" w:name="横向递变规律与常见失分陷阱"/>
+    <w:bookmarkEnd w:id="26"/>
+    <w:bookmarkStart w:id="27" w:name="横向递变规律"/>
     <w:p>
       <w:pPr>
         <w:pStyle w:val="Heading2"/>
@@ -24160,7 +22864,7 @@
         <w:rPr>
           <w:rFonts w:hint="eastAsia" w:ascii="Times New Roman" w:hAnsi="Times New Roman" w:eastAsia="SimHei" w:cs="Times New Roman"/>
         </w:rPr>
-        <w:t xml:space="preserve">横向递变规律与常见失分陷阱</w:t>
+        <w:t xml:space="preserve">横向递变规律</w:t>
       </w:r>
     </w:p>
     <w:p>
@@ -28308,8 +27012,8 @@
         <w:t>。</w:t>
       </w:r>
     </w:p>
-    <w:bookmarkEnd w:id="28"/>
-    <w:bookmarkStart w:id="29" w:name="竞赛思考强化题与微观机理精解"/>
+    <w:bookmarkEnd w:id="27"/>
+    <w:bookmarkStart w:id="28" w:name="课后习题"/>
     <w:p>
       <w:pPr>
         <w:pStyle w:val="Heading2"/>
@@ -28325,7 +27029,7 @@
         <w:rPr>
           <w:rFonts w:hint="eastAsia" w:ascii="Times New Roman" w:hAnsi="Times New Roman" w:eastAsia="SimHei" w:cs="Times New Roman"/>
         </w:rPr>
-        <w:t xml:space="preserve">竞赛思考强化题与微观机理精解</w:t>
+        <w:t xml:space="preserve">课后习题</w:t>
       </w:r>
     </w:p>
     <w:p>
@@ -28340,30 +27044,6 @@
           <w:bCs/>
         </w:rPr>
         <w:t xml:space="preserve">1.</w:t>
-      </w:r>
-      <w:r>
-        <w:rPr>
-          <w:rFonts w:ascii="Times New Roman" w:hAnsi="Times New Roman" w:eastAsia="Times New Roman" w:cs="Times New Roman"/>
-        </w:rPr>
-        <w:t xml:space="preserve"> </w:t>
-      </w:r>
-      <w:r>
-        <w:rPr>
-          <w:rFonts w:hint="eastAsia" w:ascii="Times New Roman" w:hAnsi="Times New Roman" w:eastAsia="Times New Roman" w:cs="Times New Roman"/>
-        </w:rPr>
-        <w:t>[</w:t>
-      </w:r>
-      <w:r>
-        <w:rPr>
-          <w:rFonts w:hint="eastAsia" w:ascii="Times New Roman" w:hAnsi="Times New Roman" w:eastAsia="FangSong" w:cs="Times New Roman"/>
-        </w:rPr>
-        <w:t>无机例习</w:t>
-      </w:r>
-      <w:r>
-        <w:rPr>
-          <w:rFonts w:hint="eastAsia" w:ascii="Times New Roman" w:hAnsi="Times New Roman" w:eastAsia="Times New Roman" w:cs="Times New Roman"/>
-        </w:rPr>
-        <w:t>22.13]</w:t>
       </w:r>
       <w:r>
         <w:rPr>
@@ -28554,30 +27234,6 @@
       </w:r>
       <w:r>
         <w:rPr>
-          <w:rFonts w:hint="eastAsia" w:ascii="Times New Roman" w:hAnsi="Times New Roman" w:eastAsia="Times New Roman" w:cs="Times New Roman"/>
-        </w:rPr>
-        <w:t>[</w:t>
-      </w:r>
-      <w:r>
-        <w:rPr>
-          <w:rFonts w:hint="eastAsia" w:ascii="Times New Roman" w:hAnsi="Times New Roman" w:eastAsia="FangSong" w:cs="Times New Roman"/>
-        </w:rPr>
-        <w:t>无机例习</w:t>
-      </w:r>
-      <w:r>
-        <w:rPr>
-          <w:rFonts w:hint="eastAsia" w:ascii="Times New Roman" w:hAnsi="Times New Roman" w:eastAsia="Times New Roman" w:cs="Times New Roman"/>
-        </w:rPr>
-        <w:t>22.14]</w:t>
-      </w:r>
-      <w:r>
-        <w:rPr>
-          <w:rFonts w:ascii="Times New Roman" w:hAnsi="Times New Roman" w:eastAsia="Times New Roman" w:cs="Times New Roman"/>
-        </w:rPr>
-        <w:t xml:space="preserve"> </w:t>
-      </w:r>
-      <w:r>
-        <w:rPr>
           <w:rFonts w:hint="eastAsia" w:ascii="Times New Roman" w:hAnsi="Times New Roman" w:eastAsia="FangSong" w:cs="Times New Roman"/>
         </w:rPr>
         <w:t xml:space="preserve">向</w:t>
@@ -28853,30 +27509,6 @@
       </w:r>
       <w:r>
         <w:rPr>
-          <w:rFonts w:hint="eastAsia" w:ascii="Times New Roman" w:hAnsi="Times New Roman" w:eastAsia="Times New Roman" w:cs="Times New Roman"/>
-        </w:rPr>
-        <w:t>[</w:t>
-      </w:r>
-      <w:r>
-        <w:rPr>
-          <w:rFonts w:hint="eastAsia" w:ascii="Times New Roman" w:hAnsi="Times New Roman" w:eastAsia="FangSong" w:cs="Times New Roman"/>
-        </w:rPr>
-        <w:t>无机例习</w:t>
-      </w:r>
-      <w:r>
-        <w:rPr>
-          <w:rFonts w:hint="eastAsia" w:ascii="Times New Roman" w:hAnsi="Times New Roman" w:eastAsia="Times New Roman" w:cs="Times New Roman"/>
-        </w:rPr>
-        <w:t>22.41]</w:t>
-      </w:r>
-      <w:r>
-        <w:rPr>
-          <w:rFonts w:ascii="Times New Roman" w:hAnsi="Times New Roman" w:eastAsia="Times New Roman" w:cs="Times New Roman"/>
-        </w:rPr>
-        <w:t xml:space="preserve"> </w:t>
-      </w:r>
-      <w:r>
-        <w:rPr>
           <w:rFonts w:hint="eastAsia" w:ascii="Times New Roman" w:hAnsi="Times New Roman" w:eastAsia="FangSong" w:cs="Times New Roman"/>
         </w:rPr>
         <w:t>以粗镍为原料制备高纯镍的化学原理是什么</w:t>
@@ -28926,30 +27558,6 @@
       </w:r>
       <w:r>
         <w:rPr>
-          <w:rFonts w:hint="eastAsia" w:ascii="Times New Roman" w:hAnsi="Times New Roman" w:eastAsia="Times New Roman" w:cs="Times New Roman"/>
-        </w:rPr>
-        <w:t>[</w:t>
-      </w:r>
-      <w:r>
-        <w:rPr>
-          <w:rFonts w:hint="eastAsia" w:ascii="Times New Roman" w:hAnsi="Times New Roman" w:eastAsia="FangSong" w:cs="Times New Roman"/>
-        </w:rPr>
-        <w:t>无机例习</w:t>
-      </w:r>
-      <w:r>
-        <w:rPr>
-          <w:rFonts w:hint="eastAsia" w:ascii="Times New Roman" w:hAnsi="Times New Roman" w:eastAsia="Times New Roman" w:cs="Times New Roman"/>
-        </w:rPr>
-        <w:t>22.42]</w:t>
-      </w:r>
-      <w:r>
-        <w:rPr>
-          <w:rFonts w:ascii="Times New Roman" w:hAnsi="Times New Roman" w:eastAsia="Times New Roman" w:cs="Times New Roman"/>
-        </w:rPr>
-        <w:t xml:space="preserve"> </w:t>
-      </w:r>
-      <w:r>
-        <w:rPr>
           <w:rFonts w:hint="eastAsia" w:ascii="Times New Roman" w:hAnsi="Times New Roman" w:eastAsia="FangSong" w:cs="Times New Roman"/>
         </w:rPr>
         <w:t xml:space="preserve">如何鉴别分别含有</w:t>
@@ -29149,30 +27757,6 @@
       </w:r>
       <w:r>
         <w:rPr>
-          <w:rFonts w:hint="eastAsia" w:ascii="Times New Roman" w:hAnsi="Times New Roman" w:eastAsia="Times New Roman" w:cs="Times New Roman"/>
-        </w:rPr>
-        <w:t>[</w:t>
-      </w:r>
-      <w:r>
-        <w:rPr>
-          <w:rFonts w:hint="eastAsia" w:ascii="Times New Roman" w:hAnsi="Times New Roman" w:eastAsia="FangSong" w:cs="Times New Roman"/>
-        </w:rPr>
-        <w:t>无机例习</w:t>
-      </w:r>
-      <w:r>
-        <w:rPr>
-          <w:rFonts w:hint="eastAsia" w:ascii="Times New Roman" w:hAnsi="Times New Roman" w:eastAsia="Times New Roman" w:cs="Times New Roman"/>
-        </w:rPr>
-        <w:t>22.43]</w:t>
-      </w:r>
-      <w:r>
-        <w:rPr>
-          <w:rFonts w:ascii="Times New Roman" w:hAnsi="Times New Roman" w:eastAsia="Times New Roman" w:cs="Times New Roman"/>
-        </w:rPr>
-        <w:t xml:space="preserve"> </w:t>
-      </w:r>
-      <w:r>
-        <w:rPr>
           <w:rFonts w:hint="eastAsia" w:ascii="Times New Roman" w:hAnsi="Times New Roman" w:eastAsia="FangSong" w:cs="Times New Roman"/>
         </w:rPr>
         <w:t>鉴别下列各组物质</w:t>
@@ -29422,30 +28006,6 @@
       </w:r>
       <w:r>
         <w:rPr>
-          <w:rFonts w:hint="eastAsia" w:ascii="Times New Roman" w:hAnsi="Times New Roman" w:eastAsia="Times New Roman" w:cs="Times New Roman"/>
-        </w:rPr>
-        <w:t>[</w:t>
-      </w:r>
-      <w:r>
-        <w:rPr>
-          <w:rFonts w:hint="eastAsia" w:ascii="Times New Roman" w:hAnsi="Times New Roman" w:eastAsia="FangSong" w:cs="Times New Roman"/>
-        </w:rPr>
-        <w:t>无机例习</w:t>
-      </w:r>
-      <w:r>
-        <w:rPr>
-          <w:rFonts w:hint="eastAsia" w:ascii="Times New Roman" w:hAnsi="Times New Roman" w:eastAsia="Times New Roman" w:cs="Times New Roman"/>
-        </w:rPr>
-        <w:t>22.47]</w:t>
-      </w:r>
-      <w:r>
-        <w:rPr>
-          <w:rFonts w:ascii="Times New Roman" w:hAnsi="Times New Roman" w:eastAsia="Times New Roman" w:cs="Times New Roman"/>
-        </w:rPr>
-        <w:t xml:space="preserve"> </w:t>
-      </w:r>
-      <w:r>
-        <w:rPr>
           <w:rFonts w:hint="eastAsia" w:ascii="Times New Roman" w:hAnsi="Times New Roman" w:eastAsia="FangSong" w:cs="Times New Roman"/>
         </w:rPr>
         <w:t xml:space="preserve">分别向</w:t>
@@ -29649,30 +28209,6 @@
         </w:rPr>
         <w:t xml:space="preserve"> </w:t>
       </w:r>
-      <w:r>
-        <w:rPr>
-          <w:rFonts w:hint="eastAsia" w:ascii="Times New Roman" w:hAnsi="Times New Roman" w:eastAsia="Times New Roman" w:cs="Times New Roman"/>
-        </w:rPr>
-        <w:t>[</w:t>
-      </w:r>
-      <w:r>
-        <w:rPr>
-          <w:rFonts w:hint="eastAsia" w:ascii="Times New Roman" w:hAnsi="Times New Roman" w:eastAsia="FangSong" w:cs="Times New Roman"/>
-        </w:rPr>
-        <w:t>无机例习</w:t>
-      </w:r>
-      <w:r>
-        <w:rPr>
-          <w:rFonts w:hint="eastAsia" w:ascii="Times New Roman" w:hAnsi="Times New Roman" w:eastAsia="Times New Roman" w:cs="Times New Roman"/>
-        </w:rPr>
-        <w:t>22.51]</w:t>
-      </w:r>
-      <w:r>
-        <w:rPr>
-          <w:rFonts w:ascii="Times New Roman" w:hAnsi="Times New Roman" w:eastAsia="Times New Roman" w:cs="Times New Roman"/>
-        </w:rPr>
-        <w:t xml:space="preserve"> </w:t>
-      </w:r>
       <m:oMath>
         <m:oMathPr>
           <m:ctrlPr>
@@ -29918,30 +28454,6 @@
       </w:r>
       <w:r>
         <w:rPr>
-          <w:rFonts w:hint="eastAsia" w:ascii="Times New Roman" w:hAnsi="Times New Roman" w:eastAsia="Times New Roman" w:cs="Times New Roman"/>
-        </w:rPr>
-        <w:t>[</w:t>
-      </w:r>
-      <w:r>
-        <w:rPr>
-          <w:rFonts w:hint="eastAsia" w:ascii="Times New Roman" w:hAnsi="Times New Roman" w:eastAsia="FangSong" w:cs="Times New Roman"/>
-        </w:rPr>
-        <w:t>无机例习</w:t>
-      </w:r>
-      <w:r>
-        <w:rPr>
-          <w:rFonts w:hint="eastAsia" w:ascii="Times New Roman" w:hAnsi="Times New Roman" w:eastAsia="Times New Roman" w:cs="Times New Roman"/>
-        </w:rPr>
-        <w:t>22.50]</w:t>
-      </w:r>
-      <w:r>
-        <w:rPr>
-          <w:rFonts w:ascii="Times New Roman" w:hAnsi="Times New Roman" w:eastAsia="Times New Roman" w:cs="Times New Roman"/>
-        </w:rPr>
-        <w:t xml:space="preserve"> </w:t>
-      </w:r>
-      <w:r>
-        <w:rPr>
           <w:rFonts w:hint="eastAsia" w:ascii="Times New Roman" w:hAnsi="Times New Roman" w:eastAsia="FangSong" w:cs="Times New Roman"/>
         </w:rPr>
         <w:t xml:space="preserve">在用稀硫酸清洗被</w:t>
@@ -30161,30 +28673,6 @@
       </w:r>
       <w:r>
         <w:rPr>
-          <w:rFonts w:hint="eastAsia" w:ascii="Times New Roman" w:hAnsi="Times New Roman" w:eastAsia="Times New Roman" w:cs="Times New Roman"/>
-        </w:rPr>
-        <w:t>[</w:t>
-      </w:r>
-      <w:r>
-        <w:rPr>
-          <w:rFonts w:hint="eastAsia" w:ascii="Times New Roman" w:hAnsi="Times New Roman" w:eastAsia="FangSong" w:cs="Times New Roman"/>
-        </w:rPr>
-        <w:t>无机例习</w:t>
-      </w:r>
-      <w:r>
-        <w:rPr>
-          <w:rFonts w:hint="eastAsia" w:ascii="Times New Roman" w:hAnsi="Times New Roman" w:eastAsia="Times New Roman" w:cs="Times New Roman"/>
-        </w:rPr>
-        <w:t>19.64]</w:t>
-      </w:r>
-      <w:r>
-        <w:rPr>
-          <w:rFonts w:ascii="Times New Roman" w:hAnsi="Times New Roman" w:eastAsia="Times New Roman" w:cs="Times New Roman"/>
-        </w:rPr>
-        <w:t xml:space="preserve"> </w:t>
-      </w:r>
-      <w:r>
-        <w:rPr>
           <w:rFonts w:hint="eastAsia" w:ascii="Times New Roman" w:hAnsi="Times New Roman" w:eastAsia="FangSong" w:cs="Times New Roman"/>
         </w:rPr>
         <w:t>解释下列实验现象并写出反应方程式</w:t>
@@ -30453,30 +28941,6 @@
       </w:r>
       <w:r>
         <w:rPr>
-          <w:rFonts w:hint="eastAsia" w:ascii="Times New Roman" w:hAnsi="Times New Roman" w:eastAsia="Times New Roman" w:cs="Times New Roman"/>
-        </w:rPr>
-        <w:t>[</w:t>
-      </w:r>
-      <w:r>
-        <w:rPr>
-          <w:rFonts w:hint="eastAsia" w:ascii="Times New Roman" w:hAnsi="Times New Roman" w:eastAsia="FangSong" w:cs="Times New Roman"/>
-        </w:rPr>
-        <w:t>无机例习</w:t>
-      </w:r>
-      <w:r>
-        <w:rPr>
-          <w:rFonts w:hint="eastAsia" w:ascii="Times New Roman" w:hAnsi="Times New Roman" w:eastAsia="Times New Roman" w:cs="Times New Roman"/>
-        </w:rPr>
-        <w:t>22.61]</w:t>
-      </w:r>
-      <w:r>
-        <w:rPr>
-          <w:rFonts w:ascii="Times New Roman" w:hAnsi="Times New Roman" w:eastAsia="Times New Roman" w:cs="Times New Roman"/>
-        </w:rPr>
-        <w:t xml:space="preserve"> </w:t>
-      </w:r>
-      <w:r>
-        <w:rPr>
           <w:rFonts w:hint="eastAsia" w:ascii="Times New Roman" w:hAnsi="Times New Roman" w:eastAsia="FangSong" w:cs="Times New Roman"/>
         </w:rPr>
         <w:t>蓝色化合物</w:t>
@@ -30670,30 +29134,6 @@
       </w:r>
       <w:r>
         <w:rPr>
-          <w:rFonts w:hint="eastAsia" w:ascii="Times New Roman" w:hAnsi="Times New Roman" w:eastAsia="Times New Roman" w:cs="Times New Roman"/>
-        </w:rPr>
-        <w:t>[</w:t>
-      </w:r>
-      <w:r>
-        <w:rPr>
-          <w:rFonts w:hint="eastAsia" w:ascii="Times New Roman" w:hAnsi="Times New Roman" w:eastAsia="FangSong" w:cs="Times New Roman"/>
-        </w:rPr>
-        <w:t>无机例习</w:t>
-      </w:r>
-      <w:r>
-        <w:rPr>
-          <w:rFonts w:hint="eastAsia" w:ascii="Times New Roman" w:hAnsi="Times New Roman" w:eastAsia="Times New Roman" w:cs="Times New Roman"/>
-        </w:rPr>
-        <w:t>22.48]</w:t>
-      </w:r>
-      <w:r>
-        <w:rPr>
-          <w:rFonts w:ascii="Times New Roman" w:hAnsi="Times New Roman" w:eastAsia="Times New Roman" w:cs="Times New Roman"/>
-        </w:rPr>
-        <w:t xml:space="preserve"> </w:t>
-      </w:r>
-      <w:r>
-        <w:rPr>
           <w:rFonts w:hint="eastAsia" w:ascii="Times New Roman" w:hAnsi="Times New Roman" w:eastAsia="FangSong" w:cs="Times New Roman"/>
         </w:rPr>
         <w:t xml:space="preserve">为什么铝板氧化层用极稀的</w:t>
@@ -30843,30 +29283,6 @@
       </w:r>
       <w:r>
         <w:rPr>
-          <w:rFonts w:hint="eastAsia" w:ascii="Times New Roman" w:hAnsi="Times New Roman" w:eastAsia="Times New Roman" w:cs="Times New Roman"/>
-        </w:rPr>
-        <w:t>[</w:t>
-      </w:r>
-      <w:r>
-        <w:rPr>
-          <w:rFonts w:hint="eastAsia" w:ascii="Times New Roman" w:hAnsi="Times New Roman" w:eastAsia="FangSong" w:cs="Times New Roman"/>
-        </w:rPr>
-        <w:t>无机例习</w:t>
-      </w:r>
-      <w:r>
-        <w:rPr>
-          <w:rFonts w:hint="eastAsia" w:ascii="Times New Roman" w:hAnsi="Times New Roman" w:eastAsia="Times New Roman" w:cs="Times New Roman"/>
-        </w:rPr>
-        <w:t>22.49]</w:t>
-      </w:r>
-      <w:r>
-        <w:rPr>
-          <w:rFonts w:ascii="Times New Roman" w:hAnsi="Times New Roman" w:eastAsia="Times New Roman" w:cs="Times New Roman"/>
-        </w:rPr>
-        <w:t xml:space="preserve"> </w:t>
-      </w:r>
-      <w:r>
-        <w:rPr>
           <w:rFonts w:hint="eastAsia" w:ascii="Times New Roman" w:hAnsi="Times New Roman" w:eastAsia="FangSong" w:cs="Times New Roman"/>
         </w:rPr>
         <w:t xml:space="preserve">利用</w:t>
@@ -31130,30 +29546,6 @@
       </w:r>
       <w:r>
         <w:rPr>
-          <w:rFonts w:hint="eastAsia" w:ascii="Times New Roman" w:hAnsi="Times New Roman" w:eastAsia="Times New Roman" w:cs="Times New Roman"/>
-        </w:rPr>
-        <w:t>[</w:t>
-      </w:r>
-      <w:r>
-        <w:rPr>
-          <w:rFonts w:hint="eastAsia" w:ascii="Times New Roman" w:hAnsi="Times New Roman" w:eastAsia="FangSong" w:cs="Times New Roman"/>
-        </w:rPr>
-        <w:t>无机例习</w:t>
-      </w:r>
-      <w:r>
-        <w:rPr>
-          <w:rFonts w:hint="eastAsia" w:ascii="Times New Roman" w:hAnsi="Times New Roman" w:eastAsia="Times New Roman" w:cs="Times New Roman"/>
-        </w:rPr>
-        <w:t>22.59]</w:t>
-      </w:r>
-      <w:r>
-        <w:rPr>
-          <w:rFonts w:ascii="Times New Roman" w:hAnsi="Times New Roman" w:eastAsia="Times New Roman" w:cs="Times New Roman"/>
-        </w:rPr>
-        <w:t xml:space="preserve"> </w:t>
-      </w:r>
-      <w:r>
-        <w:rPr>
           <w:rFonts w:hint="eastAsia" w:ascii="Times New Roman" w:hAnsi="Times New Roman" w:eastAsia="FangSong" w:cs="Times New Roman"/>
         </w:rPr>
         <w:t>金属</w:t>
@@ -31555,30 +29947,6 @@
       </w:r>
       <w:r>
         <w:rPr>
-          <w:rFonts w:hint="eastAsia" w:ascii="Times New Roman" w:hAnsi="Times New Roman" w:eastAsia="Times New Roman" w:cs="Times New Roman"/>
-        </w:rPr>
-        <w:t>[</w:t>
-      </w:r>
-      <w:r>
-        <w:rPr>
-          <w:rFonts w:hint="eastAsia" w:ascii="Times New Roman" w:hAnsi="Times New Roman" w:eastAsia="FangSong" w:cs="Times New Roman"/>
-        </w:rPr>
-        <w:t>无机例习</w:t>
-      </w:r>
-      <w:r>
-        <w:rPr>
-          <w:rFonts w:hint="eastAsia" w:ascii="Times New Roman" w:hAnsi="Times New Roman" w:eastAsia="Times New Roman" w:cs="Times New Roman"/>
-        </w:rPr>
-        <w:t>22.52]</w:t>
-      </w:r>
-      <w:r>
-        <w:rPr>
-          <w:rFonts w:ascii="Times New Roman" w:hAnsi="Times New Roman" w:eastAsia="Times New Roman" w:cs="Times New Roman"/>
-        </w:rPr>
-        <w:t xml:space="preserve"> </w:t>
-      </w:r>
-      <w:r>
-        <w:rPr>
           <w:rFonts w:hint="eastAsia" w:ascii="Times New Roman" w:hAnsi="Times New Roman" w:eastAsia="FangSong" w:cs="Times New Roman"/>
         </w:rPr>
         <w:t>写出与下述实验现象有关的化学反应方程式</w:t>
@@ -31898,30 +30266,6 @@
       </w:r>
       <w:r>
         <w:rPr>
-          <w:rFonts w:hint="eastAsia" w:ascii="Times New Roman" w:hAnsi="Times New Roman" w:eastAsia="Times New Roman" w:cs="Times New Roman"/>
-        </w:rPr>
-        <w:t>[</w:t>
-      </w:r>
-      <w:r>
-        <w:rPr>
-          <w:rFonts w:hint="eastAsia" w:ascii="Times New Roman" w:hAnsi="Times New Roman" w:eastAsia="FangSong" w:cs="Times New Roman"/>
-        </w:rPr>
-        <w:t>无机例习</w:t>
-      </w:r>
-      <w:r>
-        <w:rPr>
-          <w:rFonts w:hint="eastAsia" w:ascii="Times New Roman" w:hAnsi="Times New Roman" w:eastAsia="Times New Roman" w:cs="Times New Roman"/>
-        </w:rPr>
-        <w:t>22.53]</w:t>
-      </w:r>
-      <w:r>
-        <w:rPr>
-          <w:rFonts w:ascii="Times New Roman" w:hAnsi="Times New Roman" w:eastAsia="Times New Roman" w:cs="Times New Roman"/>
-        </w:rPr>
-        <w:t xml:space="preserve"> </w:t>
-      </w:r>
-      <w:r>
-        <w:rPr>
           <w:rFonts w:hint="eastAsia" w:ascii="Times New Roman" w:hAnsi="Times New Roman" w:eastAsia="FangSong" w:cs="Times New Roman"/>
         </w:rPr>
         <w:t>给出下列实验的现象和化学反应方程式</w:t>
@@ -32585,30 +30929,6 @@
       </w:r>
       <w:r>
         <w:rPr>
-          <w:rFonts w:hint="eastAsia" w:ascii="Times New Roman" w:hAnsi="Times New Roman" w:eastAsia="Times New Roman" w:cs="Times New Roman"/>
-        </w:rPr>
-        <w:t>[</w:t>
-      </w:r>
-      <w:r>
-        <w:rPr>
-          <w:rFonts w:hint="eastAsia" w:ascii="Times New Roman" w:hAnsi="Times New Roman" w:eastAsia="FangSong" w:cs="Times New Roman"/>
-        </w:rPr>
-        <w:t>无机例习</w:t>
-      </w:r>
-      <w:r>
-        <w:rPr>
-          <w:rFonts w:hint="eastAsia" w:ascii="Times New Roman" w:hAnsi="Times New Roman" w:eastAsia="Times New Roman" w:cs="Times New Roman"/>
-        </w:rPr>
-        <w:t>22.54]</w:t>
-      </w:r>
-      <w:r>
-        <w:rPr>
-          <w:rFonts w:ascii="Times New Roman" w:hAnsi="Times New Roman" w:eastAsia="Times New Roman" w:cs="Times New Roman"/>
-        </w:rPr>
-        <w:t xml:space="preserve"> </w:t>
-      </w:r>
-      <w:r>
-        <w:rPr>
           <w:rFonts w:hint="eastAsia" w:ascii="Times New Roman" w:hAnsi="Times New Roman" w:eastAsia="FangSong" w:cs="Times New Roman"/>
         </w:rPr>
         <w:t>解释下列实验现象并写出反应方程式</w:t>
@@ -33151,30 +31471,6 @@
       </w:r>
       <w:r>
         <w:rPr>
-          <w:rFonts w:hint="eastAsia" w:ascii="Times New Roman" w:hAnsi="Times New Roman" w:eastAsia="Times New Roman" w:cs="Times New Roman"/>
-        </w:rPr>
-        <w:t>[</w:t>
-      </w:r>
-      <w:r>
-        <w:rPr>
-          <w:rFonts w:hint="eastAsia" w:ascii="Times New Roman" w:hAnsi="Times New Roman" w:eastAsia="FangSong" w:cs="Times New Roman"/>
-        </w:rPr>
-        <w:t>无机例习</w:t>
-      </w:r>
-      <w:r>
-        <w:rPr>
-          <w:rFonts w:hint="eastAsia" w:ascii="Times New Roman" w:hAnsi="Times New Roman" w:eastAsia="Times New Roman" w:cs="Times New Roman"/>
-        </w:rPr>
-        <w:t>22.55]</w:t>
-      </w:r>
-      <w:r>
-        <w:rPr>
-          <w:rFonts w:ascii="Times New Roman" w:hAnsi="Times New Roman" w:eastAsia="Times New Roman" w:cs="Times New Roman"/>
-        </w:rPr>
-        <w:t xml:space="preserve"> </w:t>
-      </w:r>
-      <w:r>
-        <w:rPr>
           <w:rFonts w:hint="eastAsia" w:ascii="Times New Roman" w:hAnsi="Times New Roman" w:eastAsia="FangSong" w:cs="Times New Roman"/>
         </w:rPr>
         <w:t>混合溶液</w:t>
@@ -33460,30 +31756,6 @@
       </w:r>
       <w:r>
         <w:rPr>
-          <w:rFonts w:hint="eastAsia" w:ascii="Times New Roman" w:hAnsi="Times New Roman" w:eastAsia="Times New Roman" w:cs="Times New Roman"/>
-        </w:rPr>
-        <w:t>[</w:t>
-      </w:r>
-      <w:r>
-        <w:rPr>
-          <w:rFonts w:hint="eastAsia" w:ascii="Times New Roman" w:hAnsi="Times New Roman" w:eastAsia="FangSong" w:cs="Times New Roman"/>
-        </w:rPr>
-        <w:t>无机例习</w:t>
-      </w:r>
-      <w:r>
-        <w:rPr>
-          <w:rFonts w:hint="eastAsia" w:ascii="Times New Roman" w:hAnsi="Times New Roman" w:eastAsia="Times New Roman" w:cs="Times New Roman"/>
-        </w:rPr>
-        <w:t>22.44]</w:t>
-      </w:r>
-      <w:r>
-        <w:rPr>
-          <w:rFonts w:ascii="Times New Roman" w:hAnsi="Times New Roman" w:eastAsia="Times New Roman" w:cs="Times New Roman"/>
-        </w:rPr>
-        <w:t xml:space="preserve"> </w:t>
-      </w:r>
-      <w:r>
-        <w:rPr>
           <w:rFonts w:hint="eastAsia" w:ascii="Times New Roman" w:hAnsi="Times New Roman" w:eastAsia="FangSong" w:cs="Times New Roman"/>
         </w:rPr>
         <w:t>设计方案分离共存于溶液中的下列离子</w:t>
@@ -33837,30 +32109,6 @@
       </w:r>
       <w:r>
         <w:rPr>
-          <w:rFonts w:hint="eastAsia" w:ascii="Times New Roman" w:hAnsi="Times New Roman" w:eastAsia="Times New Roman" w:cs="Times New Roman"/>
-        </w:rPr>
-        <w:t>[</w:t>
-      </w:r>
-      <w:r>
-        <w:rPr>
-          <w:rFonts w:hint="eastAsia" w:ascii="Times New Roman" w:hAnsi="Times New Roman" w:eastAsia="FangSong" w:cs="Times New Roman"/>
-        </w:rPr>
-        <w:t>无机例习</w:t>
-      </w:r>
-      <w:r>
-        <w:rPr>
-          <w:rFonts w:hint="eastAsia" w:ascii="Times New Roman" w:hAnsi="Times New Roman" w:eastAsia="Times New Roman" w:cs="Times New Roman"/>
-        </w:rPr>
-        <w:t>22.45]</w:t>
-      </w:r>
-      <w:r>
-        <w:rPr>
-          <w:rFonts w:ascii="Times New Roman" w:hAnsi="Times New Roman" w:eastAsia="Times New Roman" w:cs="Times New Roman"/>
-        </w:rPr>
-        <w:t xml:space="preserve"> </w:t>
-      </w:r>
-      <w:r>
-        <w:rPr>
           <w:rFonts w:hint="eastAsia" w:ascii="Times New Roman" w:hAnsi="Times New Roman" w:eastAsia="FangSong" w:cs="Times New Roman"/>
         </w:rPr>
         <w:t>如何在不引入杂质的情况下</w:t>
@@ -34104,30 +32352,6 @@
       </w:r>
       <w:r>
         <w:rPr>
-          <w:rFonts w:hint="eastAsia" w:ascii="Times New Roman" w:hAnsi="Times New Roman" w:eastAsia="Times New Roman" w:cs="Times New Roman"/>
-        </w:rPr>
-        <w:t>[</w:t>
-      </w:r>
-      <w:r>
-        <w:rPr>
-          <w:rFonts w:hint="eastAsia" w:ascii="Times New Roman" w:hAnsi="Times New Roman" w:eastAsia="FangSong" w:cs="Times New Roman"/>
-        </w:rPr>
-        <w:t>无机例习</w:t>
-      </w:r>
-      <w:r>
-        <w:rPr>
-          <w:rFonts w:hint="eastAsia" w:ascii="Times New Roman" w:hAnsi="Times New Roman" w:eastAsia="Times New Roman" w:cs="Times New Roman"/>
-        </w:rPr>
-        <w:t>22.60]</w:t>
-      </w:r>
-      <w:r>
-        <w:rPr>
-          <w:rFonts w:ascii="Times New Roman" w:hAnsi="Times New Roman" w:eastAsia="Times New Roman" w:cs="Times New Roman"/>
-        </w:rPr>
-        <w:t xml:space="preserve"> </w:t>
-      </w:r>
-      <w:r>
-        <w:rPr>
           <w:rFonts w:hint="eastAsia" w:ascii="Times New Roman" w:hAnsi="Times New Roman" w:eastAsia="FangSong" w:cs="Times New Roman"/>
         </w:rPr>
         <w:t>绿色晶体</w:t>
@@ -34695,30 +32919,6 @@
       </w:r>
       <w:r>
         <w:rPr>
-          <w:rFonts w:hint="eastAsia" w:ascii="Times New Roman" w:hAnsi="Times New Roman" w:eastAsia="Times New Roman" w:cs="Times New Roman"/>
-        </w:rPr>
-        <w:t>[</w:t>
-      </w:r>
-      <w:r>
-        <w:rPr>
-          <w:rFonts w:hint="eastAsia" w:ascii="Times New Roman" w:hAnsi="Times New Roman" w:eastAsia="FangSong" w:cs="Times New Roman"/>
-        </w:rPr>
-        <w:t>无机例习</w:t>
-      </w:r>
-      <w:r>
-        <w:rPr>
-          <w:rFonts w:hint="eastAsia" w:ascii="Times New Roman" w:hAnsi="Times New Roman" w:eastAsia="Times New Roman" w:cs="Times New Roman"/>
-        </w:rPr>
-        <w:t>22.62]</w:t>
-      </w:r>
-      <w:r>
-        <w:rPr>
-          <w:rFonts w:ascii="Times New Roman" w:hAnsi="Times New Roman" w:eastAsia="Times New Roman" w:cs="Times New Roman"/>
-        </w:rPr>
-        <w:t xml:space="preserve"> </w:t>
-      </w:r>
-      <w:r>
-        <w:rPr>
           <w:rFonts w:hint="eastAsia" w:ascii="Times New Roman" w:hAnsi="Times New Roman" w:eastAsia="FangSong" w:cs="Times New Roman"/>
         </w:rPr>
         <w:t>化合物</w:t>
@@ -35262,30 +33462,6 @@
       </w:r>
       <w:r>
         <w:rPr>
-          <w:rFonts w:hint="eastAsia" w:ascii="Times New Roman" w:hAnsi="Times New Roman" w:eastAsia="Times New Roman" w:cs="Times New Roman"/>
-        </w:rPr>
-        <w:t>[</w:t>
-      </w:r>
-      <w:r>
-        <w:rPr>
-          <w:rFonts w:hint="eastAsia" w:ascii="Times New Roman" w:hAnsi="Times New Roman" w:eastAsia="FangSong" w:cs="Times New Roman"/>
-        </w:rPr>
-        <w:t>无机例习</w:t>
-      </w:r>
-      <w:r>
-        <w:rPr>
-          <w:rFonts w:hint="eastAsia" w:ascii="Times New Roman" w:hAnsi="Times New Roman" w:eastAsia="Times New Roman" w:cs="Times New Roman"/>
-        </w:rPr>
-        <w:t>19.64]</w:t>
-      </w:r>
-      <w:r>
-        <w:rPr>
-          <w:rFonts w:ascii="Times New Roman" w:hAnsi="Times New Roman" w:eastAsia="Times New Roman" w:cs="Times New Roman"/>
-        </w:rPr>
-        <w:t xml:space="preserve"> </w:t>
-      </w:r>
-      <w:r>
-        <w:rPr>
           <w:rFonts w:hint="eastAsia" w:ascii="Times New Roman" w:hAnsi="Times New Roman" w:eastAsia="FangSong" w:cs="Times New Roman"/>
         </w:rPr>
         <w:t xml:space="preserve">铜与</w:t>
@@ -35397,30 +33573,6 @@
       </w:r>
       <w:r>
         <w:rPr>
-          <w:rFonts w:hint="eastAsia" w:ascii="Times New Roman" w:hAnsi="Times New Roman" w:eastAsia="Times New Roman" w:cs="Times New Roman"/>
-        </w:rPr>
-        <w:t>[</w:t>
-      </w:r>
-      <w:r>
-        <w:rPr>
-          <w:rFonts w:hint="eastAsia" w:ascii="Times New Roman" w:hAnsi="Times New Roman" w:eastAsia="FangSong" w:cs="Times New Roman"/>
-        </w:rPr>
-        <w:t>无机例习</w:t>
-      </w:r>
-      <w:r>
-        <w:rPr>
-          <w:rFonts w:hint="eastAsia" w:ascii="Times New Roman" w:hAnsi="Times New Roman" w:eastAsia="Times New Roman" w:cs="Times New Roman"/>
-        </w:rPr>
-        <w:t>19.57]</w:t>
-      </w:r>
-      <w:r>
-        <w:rPr>
-          <w:rFonts w:ascii="Times New Roman" w:hAnsi="Times New Roman" w:eastAsia="Times New Roman" w:cs="Times New Roman"/>
-        </w:rPr>
-        <w:t xml:space="preserve"> </w:t>
-      </w:r>
-      <w:r>
-        <w:rPr>
           <w:rFonts w:hint="eastAsia" w:ascii="Times New Roman" w:hAnsi="Times New Roman" w:eastAsia="FangSong" w:cs="Times New Roman"/>
         </w:rPr>
         <w:t>叙述下列制备过程并写出主要反应方程式</w:t>
@@ -35576,30 +33728,6 @@
       </w:r>
       <w:r>
         <w:rPr>
-          <w:rFonts w:hint="eastAsia" w:ascii="Times New Roman" w:hAnsi="Times New Roman" w:eastAsia="Times New Roman" w:cs="Times New Roman"/>
-        </w:rPr>
-        <w:t>[</w:t>
-      </w:r>
-      <w:r>
-        <w:rPr>
-          <w:rFonts w:hint="eastAsia" w:ascii="Times New Roman" w:hAnsi="Times New Roman" w:eastAsia="FangSong" w:cs="Times New Roman"/>
-        </w:rPr>
-        <w:t>无机例习</w:t>
-      </w:r>
-      <w:r>
-        <w:rPr>
-          <w:rFonts w:hint="eastAsia" w:ascii="Times New Roman" w:hAnsi="Times New Roman" w:eastAsia="Times New Roman" w:cs="Times New Roman"/>
-        </w:rPr>
-        <w:t>22.57]</w:t>
-      </w:r>
-      <w:r>
-        <w:rPr>
-          <w:rFonts w:ascii="Times New Roman" w:hAnsi="Times New Roman" w:eastAsia="Times New Roman" w:cs="Times New Roman"/>
-        </w:rPr>
-        <w:t xml:space="preserve"> </w:t>
-      </w:r>
-      <w:r>
-        <w:rPr>
           <w:rFonts w:hint="eastAsia" w:ascii="Times New Roman" w:hAnsi="Times New Roman" w:eastAsia="FangSong" w:cs="Times New Roman"/>
         </w:rPr>
         <w:t xml:space="preserve">某同学在测定所合成的</w:t>
@@ -36179,30 +34307,6 @@
       </w:r>
       <w:r>
         <w:rPr>
-          <w:rFonts w:hint="eastAsia" w:ascii="Times New Roman" w:hAnsi="Times New Roman" w:eastAsia="Times New Roman" w:cs="Times New Roman"/>
-        </w:rPr>
-        <w:t>[</w:t>
-      </w:r>
-      <w:r>
-        <w:rPr>
-          <w:rFonts w:hint="eastAsia" w:ascii="Times New Roman" w:hAnsi="Times New Roman" w:eastAsia="FangSong" w:cs="Times New Roman"/>
-        </w:rPr>
-        <w:t>无机例习</w:t>
-      </w:r>
-      <w:r>
-        <w:rPr>
-          <w:rFonts w:hint="eastAsia" w:ascii="Times New Roman" w:hAnsi="Times New Roman" w:eastAsia="Times New Roman" w:cs="Times New Roman"/>
-        </w:rPr>
-        <w:t>22.56]</w:t>
-      </w:r>
-      <w:r>
-        <w:rPr>
-          <w:rFonts w:ascii="Times New Roman" w:hAnsi="Times New Roman" w:eastAsia="Times New Roman" w:cs="Times New Roman"/>
-        </w:rPr>
-        <w:t xml:space="preserve"> </w:t>
-      </w:r>
-      <w:r>
-        <w:rPr>
           <w:rFonts w:hint="eastAsia" w:ascii="Times New Roman" w:hAnsi="Times New Roman" w:eastAsia="FangSong" w:cs="Times New Roman"/>
         </w:rPr>
         <w:t xml:space="preserve">某固体混合物中可能含有</w:t>
@@ -36779,10 +34883,9 @@
         <w:pStyle w:val="BodyText"/>
       </w:pPr>
     </w:p>
-    <w:bookmarkEnd w:id="29"/>
-    <w:bookmarkEnd w:id="30"/>
+    <w:bookmarkEnd w:id="28"/>
     <w:sectPr>
-      <w:footerReference w:type="default" r:id="rId9"/>
+      <w:footerReference w:type="default" r:id="rId10"/>
       <w:footnotePr>
         <w:numRestart w:val="eachSect"/>
       </w:footnotePr>

--- a/06-学生侧材料/讲义/学生专用版/5-无机化学/铁钴镍铜锌-超级充实版（学生专用版）.docx
+++ b/06-学生侧材料/讲义/学生专用版/5-无机化学/铁钴镍铜锌-超级充实版（学生专用版）.docx
@@ -5534,15 +5534,31 @@
         </w:tc>
       </w:tr>
     </w:tbl>
+    <w:bookmarkEnd w:id="21"/>
+    <w:bookmarkStart w:id="22" w:name="铁的反应速查"/>
     <w:p>
       <w:pPr>
-        <w:spacing w:before="120" w:after="80"/>
+        <w:pStyle w:val="Heading3"/>
+        <w:spacing w:after="120" w:before="280"/>
       </w:pPr>
+      <w:r>
+        <w:rPr>
+          <w:rFonts w:ascii="Times New Roman" w:hAnsi="Times New Roman" w:eastAsia="Times New Roman" w:cs="Times New Roman"/>
+        </w:rPr>
+        <w:t xml:space="preserve">2.7 </w:t>
+      </w:r>
+      <w:r>
+        <w:rPr>
+          <w:rFonts w:hint="eastAsia" w:ascii="Times New Roman" w:hAnsi="Times New Roman" w:eastAsia="SimHei" w:cs="Times New Roman"/>
+        </w:rPr>
+        <w:t xml:space="preserve">铁的反应速查</w:t>
+      </w:r>
     </w:p>
     <w:tbl>
       <w:tblPr>
         <w:tblStyle w:val="Table"/>
-        <w:tblW w:type="auto" w:w="0"/>
+        <w:tblW w:type="pct" w:w="5000"/>
+        <w:tblLayout w:type="fixed"/>
         <w:tblLook w:firstRow="1" w:lastRow="0" w:firstColumn="0" w:lastColumn="0" w:noHBand="0" w:noVBand="0" w:val="0020"/>
         <w:jc w:val="center"/>
         <w:tblBorders>
@@ -5555,14 +5571,76 @@
         </w:tblBorders>
       </w:tblPr>
       <w:tblGrid>
-        <w:gridCol w:w="2640"/>
-        <w:gridCol w:w="2640"/>
-        <w:gridCol w:w="2640"/>
+        <w:gridCol w:w="3046"/>
+        <w:gridCol w:w="2436"/>
+        <w:gridCol w:w="2436"/>
       </w:tblGrid>
       <w:tr>
         <w:trPr>
           <w:tblHeader w:val="on"/>
         </w:trPr>
+        <w:tc>
+          <w:tcPr>
+            <w:tcBorders>
+              <w:bottom w:val="single" w:sz="6" w:space="0" w:color="333333"/>
+            </w:tcBorders>
+          </w:tcPr>
+          <w:p>
+            <w:pPr>
+              <w:pStyle w:val="Compact"/>
+              <w:jc w:val="center"/>
+            </w:pPr>
+            <w:r>
+              <w:rPr>
+                <w:rFonts w:hint="eastAsia" w:ascii="Times New Roman" w:hAnsi="Times New Roman" w:eastAsia="SimHei" w:cs="Times New Roman"/>
+                <w:b/>
+              </w:rPr>
+              <w:t xml:space="preserve">编号</w:t>
+            </w:r>
+          </w:p>
+        </w:tc>
+        <w:tc>
+          <w:tcPr>
+            <w:tcBorders>
+              <w:bottom w:val="single" w:sz="6" w:space="0" w:color="333333"/>
+            </w:tcBorders>
+          </w:tcPr>
+          <w:p>
+            <w:pPr>
+              <w:pStyle w:val="Compact"/>
+              <w:jc w:val="center"/>
+            </w:pPr>
+            <w:r>
+              <w:rPr>
+                <w:rFonts w:hint="eastAsia" w:ascii="Times New Roman" w:hAnsi="Times New Roman" w:eastAsia="SimHei" w:cs="Times New Roman"/>
+                <w:b/>
+              </w:rPr>
+              <w:t xml:space="preserve">反应</w:t>
+            </w:r>
+          </w:p>
+        </w:tc>
+        <w:tc>
+          <w:tcPr>
+            <w:tcBorders>
+              <w:bottom w:val="single" w:sz="6" w:space="0" w:color="333333"/>
+            </w:tcBorders>
+          </w:tcPr>
+          <w:p>
+            <w:pPr>
+              <w:pStyle w:val="Compact"/>
+              <w:jc w:val="center"/>
+            </w:pPr>
+            <w:r>
+              <w:rPr>
+                <w:rFonts w:hint="eastAsia" w:ascii="Times New Roman" w:hAnsi="Times New Roman" w:eastAsia="SimHei" w:cs="Times New Roman"/>
+                <w:b/>
+              </w:rPr>
+              <w:t xml:space="preserve">用途或信号</w:t>
+            </w:r>
+          </w:p>
+        </w:tc>
+      </w:tr>
+      <w:tr>
         <w:tc>
           <w:tcPr/>
           <w:p>
@@ -5572,10 +5650,9 @@
             </w:pPr>
             <w:r>
               <w:rPr>
-                <w:rFonts w:hint="eastAsia" w:ascii="Times New Roman" w:hAnsi="Times New Roman" w:eastAsia="SimHei" w:cs="Times New Roman"/>
-                <w:b/>
-              </w:rPr>
-              <w:t xml:space="preserve">编号</w:t>
+                <w:rFonts w:ascii="Times New Roman" w:hAnsi="Times New Roman" w:eastAsia="Times New Roman" w:cs="Times New Roman"/>
+              </w:rPr>
+              <w:t xml:space="preserve">Fe1</w:t>
             </w:r>
           </w:p>
         </w:tc>
@@ -5586,12 +5663,139 @@
               <w:pStyle w:val="Compact"/>
               <w:jc w:val="center"/>
             </w:pPr>
-            <w:r>
-              <w:rPr>
-                <w:rFonts w:hint="eastAsia" w:ascii="Times New Roman" w:hAnsi="Times New Roman" w:eastAsia="SimHei" w:cs="Times New Roman"/>
-                <w:b/>
-              </w:rPr>
-              <w:t xml:space="preserve">反应</w:t>
+            <m:oMath>
+              <m:r>
+                <m:t>2</m:t>
+              </m:r>
+              <m:r>
+                <m:rPr>
+                  <m:sty m:val="p"/>
+                </m:rPr>
+                <m:t>F</m:t>
+              </m:r>
+              <m:sSup>
+                <m:e>
+                  <m:r>
+                    <m:rPr>
+                      <m:sty m:val="p"/>
+                    </m:rPr>
+                    <m:t>e</m:t>
+                  </m:r>
+                </m:e>
+                <m:sup>
+                  <m:r>
+                    <m:rPr>
+                      <m:sty m:val="p"/>
+                    </m:rPr>
+                    <m:t>3</m:t>
+                  </m:r>
+                  <m:r>
+                    <m:rPr>
+                      <m:sty m:val="p"/>
+                    </m:rPr>
+                    <m:t>+</m:t>
+                  </m:r>
+                </m:sup>
+              </m:sSup>
+              <m:r>
+                <m:rPr>
+                  <m:sty m:val="p"/>
+                </m:rPr>
+                <m:t>+</m:t>
+              </m:r>
+              <m:r>
+                <m:rPr>
+                  <m:sty m:val="p"/>
+                </m:rPr>
+                <m:t>C</m:t>
+              </m:r>
+              <m:r>
+                <m:rPr>
+                  <m:sty m:val="p"/>
+                </m:rPr>
+                <m:t>u</m:t>
+              </m:r>
+              <m:r>
+                <m:rPr>
+                  <m:sty m:val="p"/>
+                </m:rPr>
+                <m:t>→</m:t>
+              </m:r>
+              <m:r>
+                <m:t>2</m:t>
+              </m:r>
+              <m:r>
+                <m:rPr>
+                  <m:sty m:val="p"/>
+                </m:rPr>
+                <m:t>F</m:t>
+              </m:r>
+              <m:sSup>
+                <m:e>
+                  <m:r>
+                    <m:rPr>
+                      <m:sty m:val="p"/>
+                    </m:rPr>
+                    <m:t>e</m:t>
+                  </m:r>
+                </m:e>
+                <m:sup>
+                  <m:r>
+                    <m:rPr>
+                      <m:sty m:val="p"/>
+                    </m:rPr>
+                    <m:t>2</m:t>
+                  </m:r>
+                  <m:r>
+                    <m:rPr>
+                      <m:sty m:val="p"/>
+                    </m:rPr>
+                    <m:t>+</m:t>
+                  </m:r>
+                </m:sup>
+              </m:sSup>
+              <m:r>
+                <m:rPr>
+                  <m:sty m:val="p"/>
+                </m:rPr>
+                <m:t>+</m:t>
+              </m:r>
+              <m:r>
+                <m:rPr>
+                  <m:sty m:val="p"/>
+                </m:rPr>
+                <m:t>C</m:t>
+              </m:r>
+              <m:sSup>
+                <m:e>
+                  <m:r>
+                    <m:rPr>
+                      <m:sty m:val="p"/>
+                    </m:rPr>
+                    <m:t>u</m:t>
+                  </m:r>
+                </m:e>
+                <m:sup>
+                  <m:r>
+                    <m:rPr>
+                      <m:sty m:val="p"/>
+                    </m:rPr>
+                    <m:t>2</m:t>
+                  </m:r>
+                  <m:r>
+                    <m:rPr>
+                      <m:sty m:val="p"/>
+                    </m:rPr>
+                    <m:t>+</m:t>
+                  </m:r>
+                </m:sup>
+              </m:sSup>
+            </m:oMath>
+            <w:r>
+              <w:rPr>
+                <w:rFonts w:ascii="Times New Roman" w:hAnsi="Times New Roman" w:eastAsia="Times New Roman" w:cs="Times New Roman"/>
+              </w:rPr>
+              <w:t xml:space="preserve">​</w:t>
             </w:r>
           </w:p>
         </w:tc>
@@ -5604,1399 +5808,1191 @@
             </w:pPr>
             <w:r>
               <w:rPr>
-                <w:rFonts w:hint="eastAsia" w:ascii="Times New Roman" w:hAnsi="Times New Roman" w:eastAsia="SimHei" w:cs="Times New Roman"/>
-                <w:b/>
-              </w:rPr>
-              <w:t xml:space="preserve">用途或信号</w:t>
+                <w:rFonts w:hint="eastAsia" w:ascii="Times New Roman" w:hAnsi="Times New Roman" w:eastAsia="FangSong" w:cs="Times New Roman"/>
+              </w:rPr>
+              <w:t xml:space="preserve">印刷电路板蚀刻</w:t>
+            </w:r>
+          </w:p>
+        </w:tc>
+      </w:tr>
+      <w:tr>
+        <w:tc>
+          <w:tcPr/>
+          <w:p>
+            <w:pPr>
+              <w:pStyle w:val="Compact"/>
+              <w:jc w:val="center"/>
+            </w:pPr>
+            <w:r>
+              <w:rPr>
+                <w:rFonts w:ascii="Times New Roman" w:hAnsi="Times New Roman" w:eastAsia="Times New Roman" w:cs="Times New Roman"/>
+              </w:rPr>
+              <w:t xml:space="preserve">Fe2</w:t>
+            </w:r>
+          </w:p>
+        </w:tc>
+        <w:tc>
+          <w:tcPr/>
+          <w:p>
+            <w:pPr>
+              <w:pStyle w:val="Compact"/>
+              <w:jc w:val="center"/>
+            </w:pPr>
+            <m:oMath>
+              <m:r>
+                <m:t>2</m:t>
+              </m:r>
+              <m:r>
+                <m:rPr>
+                  <m:sty m:val="p"/>
+                </m:rPr>
+                <m:t>F</m:t>
+              </m:r>
+              <m:sSup>
+                <m:e>
+                  <m:r>
+                    <m:rPr>
+                      <m:sty m:val="p"/>
+                    </m:rPr>
+                    <m:t>e</m:t>
+                  </m:r>
+                </m:e>
+                <m:sup>
+                  <m:r>
+                    <m:rPr>
+                      <m:sty m:val="p"/>
+                    </m:rPr>
+                    <m:t>3</m:t>
+                  </m:r>
+                  <m:r>
+                    <m:rPr>
+                      <m:sty m:val="p"/>
+                    </m:rPr>
+                    <m:t>+</m:t>
+                  </m:r>
+                </m:sup>
+              </m:sSup>
+              <m:r>
+                <m:rPr>
+                  <m:sty m:val="p"/>
+                </m:rPr>
+                <m:t>+</m:t>
+              </m:r>
+              <m:r>
+                <m:t>2</m:t>
+              </m:r>
+              <m:sSup>
+                <m:e>
+                  <m:r>
+                    <m:rPr>
+                      <m:sty m:val="p"/>
+                    </m:rPr>
+                    <m:t>I</m:t>
+                  </m:r>
+                </m:e>
+                <m:sup>
+                  <m:r>
+                    <m:rPr>
+                      <m:sty m:val="p"/>
+                    </m:rPr>
+                    <m:t>−</m:t>
+                  </m:r>
+                </m:sup>
+              </m:sSup>
+              <m:r>
+                <m:rPr>
+                  <m:sty m:val="p"/>
+                </m:rPr>
+                <m:t>→</m:t>
+              </m:r>
+              <m:r>
+                <m:t>2</m:t>
+              </m:r>
+              <m:r>
+                <m:rPr>
+                  <m:sty m:val="p"/>
+                </m:rPr>
+                <m:t>F</m:t>
+              </m:r>
+              <m:sSup>
+                <m:e>
+                  <m:r>
+                    <m:rPr>
+                      <m:sty m:val="p"/>
+                    </m:rPr>
+                    <m:t>e</m:t>
+                  </m:r>
+                </m:e>
+                <m:sup>
+                  <m:r>
+                    <m:rPr>
+                      <m:sty m:val="p"/>
+                    </m:rPr>
+                    <m:t>2</m:t>
+                  </m:r>
+                  <m:r>
+                    <m:rPr>
+                      <m:sty m:val="p"/>
+                    </m:rPr>
+                    <m:t>+</m:t>
+                  </m:r>
+                </m:sup>
+              </m:sSup>
+              <m:r>
+                <m:rPr>
+                  <m:sty m:val="p"/>
+                </m:rPr>
+                <m:t>+</m:t>
+              </m:r>
+              <m:sSub>
+                <m:e>
+                  <m:r>
+                    <m:rPr>
+                      <m:sty m:val="p"/>
+                    </m:rPr>
+                    <m:t>I</m:t>
+                  </m:r>
+                </m:e>
+                <m:sub>
+                  <m:r>
+                    <m:rPr>
+                      <m:sty m:val="p"/>
+                    </m:rPr>
+                    <m:t>2</m:t>
+                  </m:r>
+                </m:sub>
+              </m:sSub>
+            </m:oMath>
+            <w:r>
+              <w:rPr>
+                <w:rFonts w:ascii="Times New Roman" w:hAnsi="Times New Roman" w:eastAsia="Times New Roman" w:cs="Times New Roman"/>
+              </w:rPr>
+              <w:t xml:space="preserve">​</w:t>
+            </w:r>
+          </w:p>
+        </w:tc>
+        <w:tc>
+          <w:tcPr/>
+          <w:p>
+            <w:pPr>
+              <w:pStyle w:val="Compact"/>
+              <w:jc w:val="center"/>
+            </w:pPr>
+            <w:r>
+              <w:rPr>
+                <w:rFonts w:hint="eastAsia" w:ascii="Times New Roman" w:hAnsi="Times New Roman" w:eastAsia="FangSong" w:cs="Times New Roman"/>
+              </w:rPr>
+              <w:t xml:space="preserve">验证</w:t>
+            </w:r>
+            <w:r>
+              <w:rPr>
+                <w:rFonts w:ascii="Times New Roman" w:hAnsi="Times New Roman" w:eastAsia="Times New Roman" w:cs="Times New Roman"/>
+              </w:rPr>
+              <w:t xml:space="preserve"> Fe</w:t>
+            </w:r>
+            <w:r>
+              <w:rPr>
+                <w:rFonts w:ascii="Times New Roman" w:hAnsi="Times New Roman" w:eastAsia="Times New Roman" w:cs="Times New Roman"/>
+                <w:vertAlign w:val="superscript"/>
+              </w:rPr>
+              <w:t>3+</w:t>
+            </w:r>
+            <w:r>
+              <w:rPr>
+                <w:rFonts w:ascii="Times New Roman" w:hAnsi="Times New Roman" w:eastAsia="Times New Roman" w:cs="Times New Roman"/>
+              </w:rPr>
+              <w:t xml:space="preserve"> </w:t>
+            </w:r>
+            <w:r>
+              <w:rPr>
+                <w:rFonts w:hint="eastAsia" w:ascii="Times New Roman" w:hAnsi="Times New Roman" w:eastAsia="FangSong" w:cs="Times New Roman"/>
+              </w:rPr>
+              <w:t xml:space="preserve">的氧化性边界</w:t>
+            </w:r>
+          </w:p>
+        </w:tc>
+      </w:tr>
+      <w:tr>
+        <w:tc>
+          <w:tcPr/>
+          <w:p>
+            <w:pPr>
+              <w:pStyle w:val="Compact"/>
+              <w:jc w:val="center"/>
+            </w:pPr>
+            <w:r>
+              <w:rPr>
+                <w:rFonts w:ascii="Times New Roman" w:hAnsi="Times New Roman" w:eastAsia="Times New Roman" w:cs="Times New Roman"/>
+              </w:rPr>
+              <w:t xml:space="preserve">Fe3</w:t>
+            </w:r>
+          </w:p>
+        </w:tc>
+        <w:tc>
+          <w:tcPr/>
+          <w:p>
+            <w:pPr>
+              <w:pStyle w:val="Compact"/>
+              <w:jc w:val="center"/>
+            </w:pPr>
+            <m:oMath>
+              <m:r>
+                <m:t>2</m:t>
+              </m:r>
+              <m:r>
+                <m:rPr>
+                  <m:sty m:val="p"/>
+                </m:rPr>
+                <m:t>F</m:t>
+              </m:r>
+              <m:sSup>
+                <m:e>
+                  <m:r>
+                    <m:rPr>
+                      <m:sty m:val="p"/>
+                    </m:rPr>
+                    <m:t>e</m:t>
+                  </m:r>
+                </m:e>
+                <m:sup>
+                  <m:r>
+                    <m:rPr>
+                      <m:sty m:val="p"/>
+                    </m:rPr>
+                    <m:t>2</m:t>
+                  </m:r>
+                  <m:r>
+                    <m:rPr>
+                      <m:sty m:val="p"/>
+                    </m:rPr>
+                    <m:t>+</m:t>
+                  </m:r>
+                </m:sup>
+              </m:sSup>
+              <m:r>
+                <m:rPr>
+                  <m:sty m:val="p"/>
+                </m:rPr>
+                <m:t>+</m:t>
+              </m:r>
+              <m:r>
+                <m:rPr>
+                  <m:sty m:val="p"/>
+                </m:rPr>
+                <m:t>C</m:t>
+              </m:r>
+              <m:sSub>
+                <m:e>
+                  <m:r>
+                    <m:rPr>
+                      <m:sty m:val="p"/>
+                    </m:rPr>
+                    <m:t>l</m:t>
+                  </m:r>
+                </m:e>
+                <m:sub>
+                  <m:r>
+                    <m:rPr>
+                      <m:sty m:val="p"/>
+                    </m:rPr>
+                    <m:t>2</m:t>
+                  </m:r>
+                </m:sub>
+              </m:sSub>
+              <m:r>
+                <m:rPr>
+                  <m:sty m:val="p"/>
+                </m:rPr>
+                <m:t>→</m:t>
+              </m:r>
+              <m:r>
+                <m:t>2</m:t>
+              </m:r>
+              <m:r>
+                <m:rPr>
+                  <m:sty m:val="p"/>
+                </m:rPr>
+                <m:t>F</m:t>
+              </m:r>
+              <m:sSup>
+                <m:e>
+                  <m:r>
+                    <m:rPr>
+                      <m:sty m:val="p"/>
+                    </m:rPr>
+                    <m:t>e</m:t>
+                  </m:r>
+                </m:e>
+                <m:sup>
+                  <m:r>
+                    <m:rPr>
+                      <m:sty m:val="p"/>
+                    </m:rPr>
+                    <m:t>3</m:t>
+                  </m:r>
+                  <m:r>
+                    <m:rPr>
+                      <m:sty m:val="p"/>
+                    </m:rPr>
+                    <m:t>+</m:t>
+                  </m:r>
+                </m:sup>
+              </m:sSup>
+              <m:r>
+                <m:rPr>
+                  <m:sty m:val="p"/>
+                </m:rPr>
+                <m:t>+</m:t>
+              </m:r>
+              <m:r>
+                <m:t>2</m:t>
+              </m:r>
+              <m:r>
+                <m:rPr>
+                  <m:sty m:val="p"/>
+                </m:rPr>
+                <m:t>C</m:t>
+              </m:r>
+              <m:sSup>
+                <m:e>
+                  <m:r>
+                    <m:rPr>
+                      <m:sty m:val="p"/>
+                    </m:rPr>
+                    <m:t>l</m:t>
+                  </m:r>
+                </m:e>
+                <m:sup>
+                  <m:r>
+                    <m:rPr>
+                      <m:sty m:val="p"/>
+                    </m:rPr>
+                    <m:t>−</m:t>
+                  </m:r>
+                </m:sup>
+              </m:sSup>
+            </m:oMath>
+            <w:r>
+              <w:rPr>
+                <w:rFonts w:ascii="Times New Roman" w:hAnsi="Times New Roman" w:eastAsia="Times New Roman" w:cs="Times New Roman"/>
+              </w:rPr>
+              <w:t xml:space="preserve">​</w:t>
+            </w:r>
+          </w:p>
+        </w:tc>
+        <w:tc>
+          <w:tcPr/>
+          <w:p>
+            <w:pPr>
+              <w:pStyle w:val="Compact"/>
+              <w:jc w:val="center"/>
+            </w:pPr>
+            <w:r>
+              <w:rPr>
+                <w:rFonts w:hint="eastAsia" w:ascii="Times New Roman" w:hAnsi="Times New Roman" w:eastAsia="FangSong" w:cs="Times New Roman"/>
+              </w:rPr>
+              <w:t xml:space="preserve">验证</w:t>
+            </w:r>
+            <w:r>
+              <w:rPr>
+                <w:rFonts w:ascii="Times New Roman" w:hAnsi="Times New Roman" w:eastAsia="Times New Roman" w:cs="Times New Roman"/>
+              </w:rPr>
+              <w:t xml:space="preserve"> Fe</w:t>
+            </w:r>
+            <w:r>
+              <w:rPr>
+                <w:rFonts w:ascii="Times New Roman" w:hAnsi="Times New Roman" w:eastAsia="Times New Roman" w:cs="Times New Roman"/>
+                <w:vertAlign w:val="superscript"/>
+              </w:rPr>
+              <w:t>2+</w:t>
+            </w:r>
+            <w:r>
+              <w:rPr>
+                <w:rFonts w:ascii="Times New Roman" w:hAnsi="Times New Roman" w:eastAsia="Times New Roman" w:cs="Times New Roman"/>
+              </w:rPr>
+              <w:t xml:space="preserve"> </w:t>
+            </w:r>
+            <w:r>
+              <w:rPr>
+                <w:rFonts w:hint="eastAsia" w:ascii="Times New Roman" w:hAnsi="Times New Roman" w:eastAsia="FangSong" w:cs="Times New Roman"/>
+              </w:rPr>
+              <w:t xml:space="preserve">的还原性</w:t>
+            </w:r>
+          </w:p>
+        </w:tc>
+      </w:tr>
+      <w:tr>
+        <w:tc>
+          <w:tcPr/>
+          <w:p>
+            <w:pPr>
+              <w:pStyle w:val="Compact"/>
+              <w:jc w:val="center"/>
+            </w:pPr>
+            <w:r>
+              <w:rPr>
+                <w:rFonts w:ascii="Times New Roman" w:hAnsi="Times New Roman" w:eastAsia="Times New Roman" w:cs="Times New Roman"/>
+              </w:rPr>
+              <w:t xml:space="preserve">Fe4</w:t>
+            </w:r>
+          </w:p>
+        </w:tc>
+        <w:tc>
+          <w:tcPr/>
+          <w:p>
+            <w:pPr>
+              <w:pStyle w:val="Compact"/>
+              <w:jc w:val="center"/>
+            </w:pPr>
+            <m:oMath>
+              <m:r>
+                <m:rPr>
+                  <m:sty m:val="p"/>
+                </m:rPr>
+                <m:t>F</m:t>
+              </m:r>
+              <m:sSup>
+                <m:e>
+                  <m:r>
+                    <m:rPr>
+                      <m:sty m:val="p"/>
+                    </m:rPr>
+                    <m:t>e</m:t>
+                  </m:r>
+                </m:e>
+                <m:sup>
+                  <m:r>
+                    <m:rPr>
+                      <m:sty m:val="p"/>
+                    </m:rPr>
+                    <m:t>3</m:t>
+                  </m:r>
+                  <m:r>
+                    <m:rPr>
+                      <m:sty m:val="p"/>
+                    </m:rPr>
+                    <m:t>+</m:t>
+                  </m:r>
+                </m:sup>
+              </m:sSup>
+              <m:r>
+                <m:rPr>
+                  <m:sty m:val="p"/>
+                </m:rPr>
+                <m:t>+</m:t>
+              </m:r>
+              <m:r>
+                <m:t>n</m:t>
+              </m:r>
+              <m:r>
+                <m:rPr>
+                  <m:sty m:val="p"/>
+                </m:rPr>
+                <m:t>S</m:t>
+              </m:r>
+              <m:r>
+                <m:rPr>
+                  <m:sty m:val="p"/>
+                </m:rPr>
+                <m:t>C</m:t>
+              </m:r>
+              <m:sSup>
+                <m:e>
+                  <m:r>
+                    <m:rPr>
+                      <m:sty m:val="p"/>
+                    </m:rPr>
+                    <m:t>N</m:t>
+                  </m:r>
+                </m:e>
+                <m:sup>
+                  <m:r>
+                    <m:rPr>
+                      <m:sty m:val="p"/>
+                    </m:rPr>
+                    <m:t>−</m:t>
+                  </m:r>
+                </m:sup>
+              </m:sSup>
+              <m:r>
+                <m:rPr>
+                  <m:sty m:val="p"/>
+                </m:rPr>
+                <m:t>→</m:t>
+              </m:r>
+              <m:r>
+                <m:rPr>
+                  <m:sty m:val="p"/>
+                </m:rPr>
+                <m:t>[</m:t>
+              </m:r>
+              <m:sSub>
+                <m:e>
+                  <m:r>
+                    <m:rPr>
+                      <m:sty m:val="p"/>
+                    </m:rPr>
+                    <m:t>F</m:t>
+                  </m:r>
+                  <m:r>
+                    <m:rPr>
+                      <m:sty m:val="p"/>
+                    </m:rPr>
+                    <m:t>e</m:t>
+                  </m:r>
+                  <m:r>
+                    <m:rPr>
+                      <m:sty m:val="p"/>
+                    </m:rPr>
+                    <m:t>(</m:t>
+                  </m:r>
+                  <m:r>
+                    <m:rPr>
+                      <m:sty m:val="p"/>
+                    </m:rPr>
+                    <m:t>S</m:t>
+                  </m:r>
+                  <m:r>
+                    <m:rPr>
+                      <m:sty m:val="p"/>
+                    </m:rPr>
+                    <m:t>C</m:t>
+                  </m:r>
+                  <m:r>
+                    <m:rPr>
+                      <m:sty m:val="p"/>
+                    </m:rPr>
+                    <m:t>N</m:t>
+                  </m:r>
+                  <m:r>
+                    <m:rPr>
+                      <m:sty m:val="p"/>
+                    </m:rPr>
+                    <m:t>)</m:t>
+                  </m:r>
+                </m:e>
+                <m:sub>
+                  <m:r>
+                    <m:t>n</m:t>
+                  </m:r>
+                </m:sub>
+              </m:sSub>
+              <m:sSup>
+                <m:e>
+                  <m:r>
+                    <m:rPr>
+                      <m:sty m:val="p"/>
+                    </m:rPr>
+                    <m:t>]</m:t>
+                  </m:r>
+                </m:e>
+                <m:sup>
+                  <m:r>
+                    <m:t>3</m:t>
+                  </m:r>
+                  <m:r>
+                    <m:rPr>
+                      <m:sty m:val="p"/>
+                    </m:rPr>
+                    <m:t>−</m:t>
+                  </m:r>
+                  <m:r>
+                    <m:t>n</m:t>
+                  </m:r>
+                </m:sup>
+              </m:sSup>
+            </m:oMath>
+            <w:r>
+              <w:rPr>
+                <w:rFonts w:hint="eastAsia" w:ascii="Times New Roman" w:hAnsi="Times New Roman" w:eastAsia="Times New Roman" w:cs="Times New Roman"/>
+              </w:rPr>
+              <w:t>（</w:t>
+            </w:r>
+            <w:r>
+              <w:rPr>
+                <w:rFonts w:hint="eastAsia" w:ascii="Times New Roman" w:hAnsi="Times New Roman" w:eastAsia="FangSong" w:cs="Times New Roman"/>
+              </w:rPr>
+              <w:t>血红</w:t>
+            </w:r>
+            <w:r>
+              <w:rPr>
+                <w:rFonts w:hint="eastAsia" w:ascii="Times New Roman" w:hAnsi="Times New Roman" w:eastAsia="Times New Roman" w:cs="Times New Roman"/>
+              </w:rPr>
+              <w:t>）</w:t>
+            </w:r>
+          </w:p>
+        </w:tc>
+        <w:tc>
+          <w:tcPr/>
+          <w:p>
+            <w:pPr>
+              <w:pStyle w:val="Compact"/>
+              <w:jc w:val="center"/>
+            </w:pPr>
+            <w:r>
+              <w:rPr>
+                <w:rFonts w:ascii="Times New Roman" w:hAnsi="Times New Roman" w:eastAsia="Times New Roman" w:cs="Times New Roman"/>
+              </w:rPr>
+              <w:t>Fe</w:t>
+            </w:r>
+            <w:r>
+              <w:rPr>
+                <w:rFonts w:ascii="Times New Roman" w:hAnsi="Times New Roman" w:eastAsia="Times New Roman" w:cs="Times New Roman"/>
+                <w:vertAlign w:val="superscript"/>
+              </w:rPr>
+              <w:t>3+</w:t>
+            </w:r>
+            <w:r>
+              <w:rPr>
+                <w:rFonts w:ascii="Times New Roman" w:hAnsi="Times New Roman" w:eastAsia="Times New Roman" w:cs="Times New Roman"/>
+              </w:rPr>
+              <w:t xml:space="preserve"> </w:t>
+            </w:r>
+            <w:r>
+              <w:rPr>
+                <w:rFonts w:hint="eastAsia" w:ascii="Times New Roman" w:hAnsi="Times New Roman" w:eastAsia="FangSong" w:cs="Times New Roman"/>
+              </w:rPr>
+              <w:t xml:space="preserve">的特征鉴定</w:t>
+            </w:r>
+          </w:p>
+        </w:tc>
+      </w:tr>
+      <w:tr>
+        <w:tc>
+          <w:tcPr/>
+          <w:p>
+            <w:pPr>
+              <w:pStyle w:val="Compact"/>
+              <w:jc w:val="center"/>
+            </w:pPr>
+            <w:r>
+              <w:rPr>
+                <w:rFonts w:ascii="Times New Roman" w:hAnsi="Times New Roman" w:eastAsia="Times New Roman" w:cs="Times New Roman"/>
+              </w:rPr>
+              <w:t xml:space="preserve">Fe5</w:t>
+            </w:r>
+          </w:p>
+        </w:tc>
+        <w:tc>
+          <w:tcPr/>
+          <w:p>
+            <w:pPr>
+              <w:pStyle w:val="Compact"/>
+              <w:jc w:val="center"/>
+            </w:pPr>
+            <m:oMath>
+              <m:r>
+                <m:rPr>
+                  <m:sty m:val="p"/>
+                </m:rPr>
+                <m:t>F</m:t>
+              </m:r>
+              <m:sSup>
+                <m:e>
+                  <m:r>
+                    <m:rPr>
+                      <m:sty m:val="p"/>
+                    </m:rPr>
+                    <m:t>e</m:t>
+                  </m:r>
+                </m:e>
+                <m:sup>
+                  <m:r>
+                    <m:rPr>
+                      <m:sty m:val="p"/>
+                    </m:rPr>
+                    <m:t>3</m:t>
+                  </m:r>
+                  <m:r>
+                    <m:rPr>
+                      <m:sty m:val="p"/>
+                    </m:rPr>
+                    <m:t>+</m:t>
+                  </m:r>
+                </m:sup>
+              </m:sSup>
+              <m:r>
+                <m:rPr>
+                  <m:sty m:val="p"/>
+                </m:rPr>
+                <m:t>+</m:t>
+              </m:r>
+              <m:sSup>
+                <m:e>
+                  <m:r>
+                    <m:rPr>
+                      <m:sty m:val="p"/>
+                    </m:rPr>
+                    <m:t>K</m:t>
+                  </m:r>
+                </m:e>
+                <m:sup>
+                  <m:r>
+                    <m:rPr>
+                      <m:sty m:val="p"/>
+                    </m:rPr>
+                    <m:t>+</m:t>
+                  </m:r>
+                </m:sup>
+              </m:sSup>
+              <m:r>
+                <m:rPr>
+                  <m:sty m:val="p"/>
+                </m:rPr>
+                <m:t>+</m:t>
+              </m:r>
+              <m:r>
+                <m:rPr>
+                  <m:sty m:val="p"/>
+                </m:rPr>
+                <m:t>[</m:t>
+              </m:r>
+              <m:r>
+                <m:rPr>
+                  <m:sty m:val="p"/>
+                </m:rPr>
+                <m:t>F</m:t>
+              </m:r>
+              <m:r>
+                <m:rPr>
+                  <m:sty m:val="p"/>
+                </m:rPr>
+                <m:t>e</m:t>
+              </m:r>
+              <m:r>
+                <m:rPr>
+                  <m:sty m:val="p"/>
+                </m:rPr>
+                <m:t>(</m:t>
+              </m:r>
+              <m:r>
+                <m:rPr>
+                  <m:sty m:val="p"/>
+                </m:rPr>
+                <m:t>C</m:t>
+              </m:r>
+              <m:r>
+                <m:rPr>
+                  <m:sty m:val="p"/>
+                </m:rPr>
+                <m:t>N</m:t>
+              </m:r>
+              <m:sSub>
+                <m:e>
+                  <m:r>
+                    <m:rPr>
+                      <m:sty m:val="p"/>
+                    </m:rPr>
+                    <m:t>)</m:t>
+                  </m:r>
+                </m:e>
+                <m:sub>
+                  <m:r>
+                    <m:rPr>
+                      <m:sty m:val="p"/>
+                    </m:rPr>
+                    <m:t>6</m:t>
+                  </m:r>
+                </m:sub>
+              </m:sSub>
+              <m:sSup>
+                <m:e>
+                  <m:r>
+                    <m:rPr>
+                      <m:sty m:val="p"/>
+                    </m:rPr>
+                    <m:t>]</m:t>
+                  </m:r>
+                </m:e>
+                <m:sup>
+                  <m:r>
+                    <m:t>4</m:t>
+                  </m:r>
+                  <m:r>
+                    <m:rPr>
+                      <m:sty m:val="p"/>
+                    </m:rPr>
+                    <m:t>−</m:t>
+                  </m:r>
+                </m:sup>
+              </m:sSup>
+              <m:r>
+                <m:rPr>
+                  <m:sty m:val="p"/>
+                </m:rPr>
+                <m:t>→</m:t>
+              </m:r>
+              <m:r>
+                <m:rPr>
+                  <m:sty m:val="p"/>
+                </m:rPr>
+                <m:t>K</m:t>
+              </m:r>
+              <m:r>
+                <m:rPr>
+                  <m:sty m:val="p"/>
+                </m:rPr>
+                <m:t>F</m:t>
+              </m:r>
+              <m:r>
+                <m:rPr>
+                  <m:sty m:val="p"/>
+                </m:rPr>
+                <m:t>e</m:t>
+              </m:r>
+              <m:r>
+                <m:rPr>
+                  <m:sty m:val="p"/>
+                </m:rPr>
+                <m:t>[</m:t>
+              </m:r>
+              <m:r>
+                <m:rPr>
+                  <m:sty m:val="p"/>
+                </m:rPr>
+                <m:t>F</m:t>
+              </m:r>
+              <m:r>
+                <m:rPr>
+                  <m:sty m:val="p"/>
+                </m:rPr>
+                <m:t>e</m:t>
+              </m:r>
+              <m:r>
+                <m:rPr>
+                  <m:sty m:val="p"/>
+                </m:rPr>
+                <m:t>(</m:t>
+              </m:r>
+              <m:r>
+                <m:rPr>
+                  <m:sty m:val="p"/>
+                </m:rPr>
+                <m:t>C</m:t>
+              </m:r>
+              <m:r>
+                <m:rPr>
+                  <m:sty m:val="p"/>
+                </m:rPr>
+                <m:t>N</m:t>
+              </m:r>
+              <m:sSub>
+                <m:e>
+                  <m:r>
+                    <m:rPr>
+                      <m:sty m:val="p"/>
+                    </m:rPr>
+                    <m:t>)</m:t>
+                  </m:r>
+                </m:e>
+                <m:sub>
+                  <m:r>
+                    <m:rPr>
+                      <m:sty m:val="p"/>
+                    </m:rPr>
+                    <m:t>6</m:t>
+                  </m:r>
+                </m:sub>
+              </m:sSub>
+              <m:r>
+                <m:rPr>
+                  <m:sty m:val="p"/>
+                </m:rPr>
+                <m:t>]</m:t>
+              </m:r>
+              <m:r>
+                <m:rPr>
+                  <m:sty m:val="p"/>
+                </m:rPr>
+                <m:t>↓</m:t>
+              </m:r>
+            </m:oMath>
+            <w:r>
+              <w:rPr>
+                <w:rFonts w:ascii="Times New Roman" w:hAnsi="Times New Roman" w:eastAsia="Times New Roman" w:cs="Times New Roman"/>
+              </w:rPr>
+              <w:t xml:space="preserve">​</w:t>
+            </w:r>
+          </w:p>
+        </w:tc>
+        <w:tc>
+          <w:tcPr/>
+          <w:p>
+            <w:pPr>
+              <w:pStyle w:val="Compact"/>
+              <w:jc w:val="center"/>
+            </w:pPr>
+            <w:r>
+              <w:rPr>
+                <w:rFonts w:hint="eastAsia" w:ascii="Times New Roman" w:hAnsi="Times New Roman" w:eastAsia="FangSong" w:cs="Times New Roman"/>
+              </w:rPr>
+              <w:t xml:space="preserve">普鲁士蓝沉淀</w:t>
+            </w:r>
+          </w:p>
+        </w:tc>
+      </w:tr>
+      <w:tr>
+        <w:tc>
+          <w:tcPr/>
+          <w:p>
+            <w:pPr>
+              <w:pStyle w:val="Compact"/>
+              <w:jc w:val="center"/>
+            </w:pPr>
+            <w:r>
+              <w:rPr>
+                <w:rFonts w:ascii="Times New Roman" w:hAnsi="Times New Roman" w:eastAsia="Times New Roman" w:cs="Times New Roman"/>
+              </w:rPr>
+              <w:t xml:space="preserve">Fe6</w:t>
+            </w:r>
+          </w:p>
+        </w:tc>
+        <w:tc>
+          <w:tcPr/>
+          <w:p>
+            <w:pPr>
+              <w:pStyle w:val="Compact"/>
+              <w:jc w:val="center"/>
+            </w:pPr>
+            <m:oMath>
+              <m:r>
+                <m:t>5</m:t>
+              </m:r>
+              <m:r>
+                <m:rPr>
+                  <m:sty m:val="p"/>
+                </m:rPr>
+                <m:t>F</m:t>
+              </m:r>
+              <m:sSup>
+                <m:e>
+                  <m:r>
+                    <m:rPr>
+                      <m:sty m:val="p"/>
+                    </m:rPr>
+                    <m:t>e</m:t>
+                  </m:r>
+                </m:e>
+                <m:sup>
+                  <m:r>
+                    <m:rPr>
+                      <m:sty m:val="p"/>
+                    </m:rPr>
+                    <m:t>2</m:t>
+                  </m:r>
+                  <m:r>
+                    <m:rPr>
+                      <m:sty m:val="p"/>
+                    </m:rPr>
+                    <m:t>+</m:t>
+                  </m:r>
+                </m:sup>
+              </m:sSup>
+              <m:r>
+                <m:rPr>
+                  <m:sty m:val="p"/>
+                </m:rPr>
+                <m:t>+</m:t>
+              </m:r>
+              <m:r>
+                <m:rPr>
+                  <m:sty m:val="p"/>
+                </m:rPr>
+                <m:t>M</m:t>
+              </m:r>
+              <m:r>
+                <m:rPr>
+                  <m:sty m:val="p"/>
+                </m:rPr>
+                <m:t>n</m:t>
+              </m:r>
+              <m:sSubSup>
+                <m:e>
+                  <m:r>
+                    <m:rPr>
+                      <m:sty m:val="p"/>
+                    </m:rPr>
+                    <m:t>O</m:t>
+                  </m:r>
+                </m:e>
+                <m:sub>
+                  <m:r>
+                    <m:rPr>
+                      <m:sty m:val="p"/>
+                    </m:rPr>
+                    <m:t>4</m:t>
+                  </m:r>
+                </m:sub>
+                <m:sup>
+                  <m:r>
+                    <m:rPr>
+                      <m:sty m:val="p"/>
+                    </m:rPr>
+                    <m:t>−</m:t>
+                  </m:r>
+                </m:sup>
+              </m:sSubSup>
+              <m:r>
+                <m:rPr>
+                  <m:sty m:val="p"/>
+                </m:rPr>
+                <m:t>+</m:t>
+              </m:r>
+              <m:r>
+                <m:t>8</m:t>
+              </m:r>
+              <m:sSup>
+                <m:e>
+                  <m:r>
+                    <m:rPr>
+                      <m:sty m:val="p"/>
+                    </m:rPr>
+                    <m:t>H</m:t>
+                  </m:r>
+                </m:e>
+                <m:sup>
+                  <m:r>
+                    <m:rPr>
+                      <m:sty m:val="p"/>
+                    </m:rPr>
+                    <m:t>+</m:t>
+                  </m:r>
+                </m:sup>
+              </m:sSup>
+              <m:r>
+                <m:rPr>
+                  <m:sty m:val="p"/>
+                </m:rPr>
+                <m:t>→</m:t>
+              </m:r>
+              <m:r>
+                <m:t>5</m:t>
+              </m:r>
+              <m:r>
+                <m:rPr>
+                  <m:sty m:val="p"/>
+                </m:rPr>
+                <m:t>F</m:t>
+              </m:r>
+              <m:sSup>
+                <m:e>
+                  <m:r>
+                    <m:rPr>
+                      <m:sty m:val="p"/>
+                    </m:rPr>
+                    <m:t>e</m:t>
+                  </m:r>
+                </m:e>
+                <m:sup>
+                  <m:r>
+                    <m:rPr>
+                      <m:sty m:val="p"/>
+                    </m:rPr>
+                    <m:t>3</m:t>
+                  </m:r>
+                  <m:r>
+                    <m:rPr>
+                      <m:sty m:val="p"/>
+                    </m:rPr>
+                    <m:t>+</m:t>
+                  </m:r>
+                </m:sup>
+              </m:sSup>
+              <m:r>
+                <m:rPr>
+                  <m:sty m:val="p"/>
+                </m:rPr>
+                <m:t>+</m:t>
+              </m:r>
+              <m:r>
+                <m:rPr>
+                  <m:sty m:val="p"/>
+                </m:rPr>
+                <m:t>M</m:t>
+              </m:r>
+              <m:sSup>
+                <m:e>
+                  <m:r>
+                    <m:rPr>
+                      <m:sty m:val="p"/>
+                    </m:rPr>
+                    <m:t>n</m:t>
+                  </m:r>
+                </m:e>
+                <m:sup>
+                  <m:r>
+                    <m:rPr>
+                      <m:sty m:val="p"/>
+                    </m:rPr>
+                    <m:t>2</m:t>
+                  </m:r>
+                  <m:r>
+                    <m:rPr>
+                      <m:sty m:val="p"/>
+                    </m:rPr>
+                    <m:t>+</m:t>
+                  </m:r>
+                </m:sup>
+              </m:sSup>
+              <m:r>
+                <m:rPr>
+                  <m:sty m:val="p"/>
+                </m:rPr>
+                <m:t>+</m:t>
+              </m:r>
+              <m:r>
+                <m:t>4</m:t>
+              </m:r>
+              <m:sSub>
+                <m:e>
+                  <m:r>
+                    <m:rPr>
+                      <m:sty m:val="p"/>
+                    </m:rPr>
+                    <m:t>H</m:t>
+                  </m:r>
+                </m:e>
+                <m:sub>
+                  <m:r>
+                    <m:rPr>
+                      <m:sty m:val="p"/>
+                    </m:rPr>
+                    <m:t>2</m:t>
+                  </m:r>
+                </m:sub>
+              </m:sSub>
+              <m:r>
+                <m:rPr>
+                  <m:sty m:val="p"/>
+                </m:rPr>
+                <m:t>O</m:t>
+              </m:r>
+            </m:oMath>
+            <w:r>
+              <w:rPr>
+                <w:rFonts w:ascii="Times New Roman" w:hAnsi="Times New Roman" w:eastAsia="Times New Roman" w:cs="Times New Roman"/>
+              </w:rPr>
+              <w:t xml:space="preserve">​</w:t>
+            </w:r>
+          </w:p>
+        </w:tc>
+        <w:tc>
+          <w:tcPr/>
+          <w:p>
+            <w:pPr>
+              <w:pStyle w:val="Compact"/>
+              <w:jc w:val="center"/>
+            </w:pPr>
+            <w:r>
+              <w:rPr>
+                <w:rFonts w:hint="eastAsia" w:ascii="Times New Roman" w:hAnsi="Times New Roman" w:eastAsia="FangSong" w:cs="Times New Roman"/>
+              </w:rPr>
+              <w:t xml:space="preserve">高锰酸钾滴定亚铁</w:t>
             </w:r>
           </w:p>
         </w:tc>
       </w:tr>
     </w:tbl>
-    <w:bookmarkEnd w:id="21"/>
-    <w:bookmarkStart w:id="22" w:name="铁的反应速查"/>
-    <w:p>
-      <w:pPr>
-        <w:pStyle w:val="Heading3"/>
-        <w:spacing w:before="280" w:after="120"/>
-      </w:pPr>
-      <w:r>
-        <w:rPr>
-          <w:rFonts w:ascii="Times New Roman" w:hAnsi="Times New Roman" w:eastAsia="Times New Roman" w:cs="Times New Roman"/>
-        </w:rPr>
-        <w:t xml:space="preserve">2.7 </w:t>
-      </w:r>
-      <w:r>
-        <w:rPr>
-          <w:rFonts w:hint="eastAsia" w:ascii="Times New Roman" w:hAnsi="Times New Roman" w:eastAsia="SimHei" w:cs="Times New Roman"/>
-        </w:rPr>
-        <w:t xml:space="preserve">铁的反应速查</w:t>
-      </w:r>
-    </w:p>
-    <w:p>
-      <w:pPr>
-        <w:pStyle w:val="FirstParagraph"/>
-        <w:ind w:firstLine="420"/>
-      </w:pPr>
-      <w:r>
-        <w:rPr>
-          <w:rFonts w:ascii="Times New Roman" w:hAnsi="Times New Roman" w:eastAsia="Times New Roman" w:cs="Times New Roman"/>
-        </w:rPr>
-        <w:t xml:space="preserve">Fe1 |</w:t>
-      </w:r>
-      <w:r>
-        <w:rPr>
-          <w:rFonts w:ascii="Times New Roman" w:hAnsi="Times New Roman" w:eastAsia="Times New Roman" w:cs="Times New Roman"/>
-        </w:rPr>
-        <w:t xml:space="preserve"> </w:t>
-      </w:r>
-      <m:oMath>
-        <m:oMathPr>
-          <m:ctrlPr>
-            <w:rPr>
-              <w:sz w:val="28"/>
-              <w:szCs w:val="28"/>
-            </w:rPr>
-          </m:ctrlPr>
-        </m:oMathPr>
-        <m:r>
-          <m:t>2</m:t>
-        </m:r>
-        <m:r>
-          <m:rPr>
-            <m:sty m:val="p"/>
-          </m:rPr>
-          <m:t>F</m:t>
-        </m:r>
-        <m:sSup>
-          <m:e>
-            <m:r>
-              <m:rPr>
-                <m:sty m:val="p"/>
-              </m:rPr>
-              <m:t>e</m:t>
-            </m:r>
-          </m:e>
-          <m:sup>
-            <m:r>
-              <m:rPr>
-                <m:sty m:val="p"/>
-              </m:rPr>
-              <m:t>3</m:t>
-            </m:r>
-            <m:r>
-              <m:rPr>
-                <m:sty m:val="p"/>
-              </m:rPr>
-              <m:t>+</m:t>
-            </m:r>
-          </m:sup>
-        </m:sSup>
-        <m:r>
-          <m:rPr>
-            <m:sty m:val="p"/>
-          </m:rPr>
-          <m:t>+</m:t>
-        </m:r>
-        <m:r>
-          <m:rPr>
-            <m:sty m:val="p"/>
-          </m:rPr>
-          <m:t>C</m:t>
-        </m:r>
-        <m:r>
-          <m:rPr>
-            <m:sty m:val="p"/>
-          </m:rPr>
-          <m:t>u</m:t>
-        </m:r>
-        <m:r>
-          <m:rPr>
-            <m:sty m:val="p"/>
-          </m:rPr>
-          <m:t>→</m:t>
-        </m:r>
-        <m:r>
-          <m:t>2</m:t>
-        </m:r>
-        <m:r>
-          <m:rPr>
-            <m:sty m:val="p"/>
-          </m:rPr>
-          <m:t>F</m:t>
-        </m:r>
-        <m:sSup>
-          <m:e>
-            <m:r>
-              <m:rPr>
-                <m:sty m:val="p"/>
-              </m:rPr>
-              <m:t>e</m:t>
-            </m:r>
-          </m:e>
-          <m:sup>
-            <m:r>
-              <m:rPr>
-                <m:sty m:val="p"/>
-              </m:rPr>
-              <m:t>2</m:t>
-            </m:r>
-            <m:r>
-              <m:rPr>
-                <m:sty m:val="p"/>
-              </m:rPr>
-              <m:t>+</m:t>
-            </m:r>
-          </m:sup>
-        </m:sSup>
-        <m:r>
-          <m:rPr>
-            <m:sty m:val="p"/>
-          </m:rPr>
-          <m:t>+</m:t>
-        </m:r>
-        <m:r>
-          <m:rPr>
-            <m:sty m:val="p"/>
-          </m:rPr>
-          <m:t>C</m:t>
-        </m:r>
-        <m:sSup>
-          <m:e>
-            <m:r>
-              <m:rPr>
-                <m:sty m:val="p"/>
-              </m:rPr>
-              <m:t>u</m:t>
-            </m:r>
-          </m:e>
-          <m:sup>
-            <m:r>
-              <m:rPr>
-                <m:sty m:val="p"/>
-              </m:rPr>
-              <m:t>2</m:t>
-            </m:r>
-            <m:r>
-              <m:rPr>
-                <m:sty m:val="p"/>
-              </m:rPr>
-              <m:t>+</m:t>
-            </m:r>
-          </m:sup>
-        </m:sSup>
-      </m:oMath>
-      <w:r>
-        <w:rPr>
-          <w:rFonts w:ascii="Times New Roman" w:hAnsi="Times New Roman" w:eastAsia="Times New Roman" w:cs="Times New Roman"/>
-        </w:rPr>
-        <w:t xml:space="preserve"> </w:t>
-      </w:r>
-      <w:r>
-        <w:rPr>
-          <w:rFonts w:ascii="Times New Roman" w:hAnsi="Times New Roman" w:eastAsia="Times New Roman" w:cs="Times New Roman"/>
-        </w:rPr>
-        <w:t xml:space="preserve">| </w:t>
-      </w:r>
-      <w:r>
-        <w:rPr>
-          <w:rFonts w:hint="eastAsia" w:ascii="Times New Roman" w:hAnsi="Times New Roman" w:eastAsia="FangSong" w:cs="Times New Roman"/>
-        </w:rPr>
-        <w:t xml:space="preserve">印刷电路板蚀刻</w:t>
-      </w:r>
-      <w:r>
-        <w:rPr>
-          <w:rFonts w:ascii="Times New Roman" w:hAnsi="Times New Roman" w:eastAsia="Times New Roman" w:cs="Times New Roman"/>
-        </w:rPr>
-        <w:t xml:space="preserve"> |</w:t>
-      </w:r>
-      <w:r>
-        <w:rPr>
-          <w:rFonts w:ascii="Times New Roman" w:hAnsi="Times New Roman" w:eastAsia="Times New Roman" w:cs="Times New Roman"/>
-        </w:rPr>
-        <w:br/>
-      </w:r>
-      <w:r>
-        <w:rPr>
-          <w:rFonts w:ascii="Times New Roman" w:hAnsi="Times New Roman" w:eastAsia="Times New Roman" w:cs="Times New Roman"/>
-        </w:rPr>
-        <w:t xml:space="preserve">Fe2 |</w:t>
-      </w:r>
-      <w:r>
-        <w:rPr>
-          <w:rFonts w:ascii="Times New Roman" w:hAnsi="Times New Roman" w:eastAsia="Times New Roman" w:cs="Times New Roman"/>
-        </w:rPr>
-        <w:t xml:space="preserve"> </w:t>
-      </w:r>
-      <m:oMath>
-        <m:oMathPr>
-          <m:ctrlPr>
-            <w:rPr>
-              <w:sz w:val="28"/>
-              <w:szCs w:val="28"/>
-            </w:rPr>
-          </m:ctrlPr>
-        </m:oMathPr>
-        <m:r>
-          <m:t>2</m:t>
-        </m:r>
-        <m:r>
-          <m:rPr>
-            <m:sty m:val="p"/>
-          </m:rPr>
-          <m:t>F</m:t>
-        </m:r>
-        <m:sSup>
-          <m:e>
-            <m:r>
-              <m:rPr>
-                <m:sty m:val="p"/>
-              </m:rPr>
-              <m:t>e</m:t>
-            </m:r>
-          </m:e>
-          <m:sup>
-            <m:r>
-              <m:rPr>
-                <m:sty m:val="p"/>
-              </m:rPr>
-              <m:t>3</m:t>
-            </m:r>
-            <m:r>
-              <m:rPr>
-                <m:sty m:val="p"/>
-              </m:rPr>
-              <m:t>+</m:t>
-            </m:r>
-          </m:sup>
-        </m:sSup>
-        <m:r>
-          <m:rPr>
-            <m:sty m:val="p"/>
-          </m:rPr>
-          <m:t>+</m:t>
-        </m:r>
-        <m:r>
-          <m:t>2</m:t>
-        </m:r>
-        <m:sSup>
-          <m:e>
-            <m:r>
-              <m:rPr>
-                <m:sty m:val="p"/>
-              </m:rPr>
-              <m:t>I</m:t>
-            </m:r>
-          </m:e>
-          <m:sup>
-            <m:r>
-              <m:rPr>
-                <m:sty m:val="p"/>
-              </m:rPr>
-              <m:t>−</m:t>
-            </m:r>
-          </m:sup>
-        </m:sSup>
-        <m:r>
-          <m:rPr>
-            <m:sty m:val="p"/>
-          </m:rPr>
-          <m:t>→</m:t>
-        </m:r>
-        <m:r>
-          <m:t>2</m:t>
-        </m:r>
-        <m:r>
-          <m:rPr>
-            <m:sty m:val="p"/>
-          </m:rPr>
-          <m:t>F</m:t>
-        </m:r>
-        <m:sSup>
-          <m:e>
-            <m:r>
-              <m:rPr>
-                <m:sty m:val="p"/>
-              </m:rPr>
-              <m:t>e</m:t>
-            </m:r>
-          </m:e>
-          <m:sup>
-            <m:r>
-              <m:rPr>
-                <m:sty m:val="p"/>
-              </m:rPr>
-              <m:t>2</m:t>
-            </m:r>
-            <m:r>
-              <m:rPr>
-                <m:sty m:val="p"/>
-              </m:rPr>
-              <m:t>+</m:t>
-            </m:r>
-          </m:sup>
-        </m:sSup>
-        <m:r>
-          <m:rPr>
-            <m:sty m:val="p"/>
-          </m:rPr>
-          <m:t>+</m:t>
-        </m:r>
-        <m:sSub>
-          <m:e>
-            <m:r>
-              <m:rPr>
-                <m:sty m:val="p"/>
-              </m:rPr>
-              <m:t>I</m:t>
-            </m:r>
-          </m:e>
-          <m:sub>
-            <m:r>
-              <m:rPr>
-                <m:sty m:val="p"/>
-              </m:rPr>
-              <m:t>2</m:t>
-            </m:r>
-          </m:sub>
-        </m:sSub>
-      </m:oMath>
-      <w:r>
-        <w:rPr>
-          <w:rFonts w:ascii="Times New Roman" w:hAnsi="Times New Roman" w:eastAsia="Times New Roman" w:cs="Times New Roman"/>
-        </w:rPr>
-        <w:t xml:space="preserve"> </w:t>
-      </w:r>
-      <w:r>
-        <w:rPr>
-          <w:rFonts w:ascii="Times New Roman" w:hAnsi="Times New Roman" w:eastAsia="Times New Roman" w:cs="Times New Roman"/>
-        </w:rPr>
-        <w:t xml:space="preserve">| </w:t>
-      </w:r>
-      <w:r>
-        <w:rPr>
-          <w:rFonts w:hint="eastAsia" w:ascii="Times New Roman" w:hAnsi="Times New Roman" w:eastAsia="FangSong" w:cs="Times New Roman"/>
-        </w:rPr>
-        <w:t xml:space="preserve">验证</w:t>
-      </w:r>
-      <w:r>
-        <w:rPr>
-          <w:rFonts w:ascii="Times New Roman" w:hAnsi="Times New Roman" w:eastAsia="Times New Roman" w:cs="Times New Roman"/>
-        </w:rPr>
-        <w:t xml:space="preserve"> Fe</w:t>
-      </w:r>
-      <w:r>
-        <w:rPr>
-          <w:rFonts w:ascii="Times New Roman" w:hAnsi="Times New Roman" w:eastAsia="Times New Roman" w:cs="Times New Roman"/>
-          <w:vertAlign w:val="superscript"/>
-        </w:rPr>
-        <w:t>3+</w:t>
-      </w:r>
-      <w:r>
-        <w:rPr>
-          <w:rFonts w:ascii="Times New Roman" w:hAnsi="Times New Roman" w:eastAsia="Times New Roman" w:cs="Times New Roman"/>
-        </w:rPr>
-        <w:t xml:space="preserve"> </w:t>
-      </w:r>
-      <w:r>
-        <w:rPr>
-          <w:rFonts w:hint="eastAsia" w:ascii="Times New Roman" w:hAnsi="Times New Roman" w:eastAsia="FangSong" w:cs="Times New Roman"/>
-        </w:rPr>
-        <w:t xml:space="preserve">的氧化性边界</w:t>
-      </w:r>
-      <w:r>
-        <w:rPr>
-          <w:rFonts w:ascii="Times New Roman" w:hAnsi="Times New Roman" w:eastAsia="Times New Roman" w:cs="Times New Roman"/>
-        </w:rPr>
-        <w:t xml:space="preserve"> |</w:t>
-      </w:r>
-      <w:r>
-        <w:rPr>
-          <w:rFonts w:ascii="Times New Roman" w:hAnsi="Times New Roman" w:eastAsia="Times New Roman" w:cs="Times New Roman"/>
-        </w:rPr>
-        <w:br/>
-      </w:r>
-      <w:r>
-        <w:rPr>
-          <w:rFonts w:ascii="Times New Roman" w:hAnsi="Times New Roman" w:eastAsia="Times New Roman" w:cs="Times New Roman"/>
-        </w:rPr>
-        <w:t xml:space="preserve">Fe3 |</w:t>
-      </w:r>
-      <w:r>
-        <w:rPr>
-          <w:rFonts w:ascii="Times New Roman" w:hAnsi="Times New Roman" w:eastAsia="Times New Roman" w:cs="Times New Roman"/>
-        </w:rPr>
-        <w:t xml:space="preserve"> </w:t>
-      </w:r>
-      <m:oMath>
-        <m:oMathPr>
-          <m:ctrlPr>
-            <w:rPr>
-              <w:sz w:val="28"/>
-              <w:szCs w:val="28"/>
-            </w:rPr>
-          </m:ctrlPr>
-        </m:oMathPr>
-        <m:r>
-          <m:t>2</m:t>
-        </m:r>
-        <m:r>
-          <m:rPr>
-            <m:sty m:val="p"/>
-          </m:rPr>
-          <m:t>F</m:t>
-        </m:r>
-        <m:sSup>
-          <m:e>
-            <m:r>
-              <m:rPr>
-                <m:sty m:val="p"/>
-              </m:rPr>
-              <m:t>e</m:t>
-            </m:r>
-          </m:e>
-          <m:sup>
-            <m:r>
-              <m:rPr>
-                <m:sty m:val="p"/>
-              </m:rPr>
-              <m:t>2</m:t>
-            </m:r>
-            <m:r>
-              <m:rPr>
-                <m:sty m:val="p"/>
-              </m:rPr>
-              <m:t>+</m:t>
-            </m:r>
-          </m:sup>
-        </m:sSup>
-        <m:r>
-          <m:rPr>
-            <m:sty m:val="p"/>
-          </m:rPr>
-          <m:t>+</m:t>
-        </m:r>
-        <m:r>
-          <m:rPr>
-            <m:sty m:val="p"/>
-          </m:rPr>
-          <m:t>C</m:t>
-        </m:r>
-        <m:sSub>
-          <m:e>
-            <m:r>
-              <m:rPr>
-                <m:sty m:val="p"/>
-              </m:rPr>
-              <m:t>l</m:t>
-            </m:r>
-          </m:e>
-          <m:sub>
-            <m:r>
-              <m:rPr>
-                <m:sty m:val="p"/>
-              </m:rPr>
-              <m:t>2</m:t>
-            </m:r>
-          </m:sub>
-        </m:sSub>
-        <m:r>
-          <m:rPr>
-            <m:sty m:val="p"/>
-          </m:rPr>
-          <m:t>→</m:t>
-        </m:r>
-        <m:r>
-          <m:t>2</m:t>
-        </m:r>
-        <m:r>
-          <m:rPr>
-            <m:sty m:val="p"/>
-          </m:rPr>
-          <m:t>F</m:t>
-        </m:r>
-        <m:sSup>
-          <m:e>
-            <m:r>
-              <m:rPr>
-                <m:sty m:val="p"/>
-              </m:rPr>
-              <m:t>e</m:t>
-            </m:r>
-          </m:e>
-          <m:sup>
-            <m:r>
-              <m:rPr>
-                <m:sty m:val="p"/>
-              </m:rPr>
-              <m:t>3</m:t>
-            </m:r>
-            <m:r>
-              <m:rPr>
-                <m:sty m:val="p"/>
-              </m:rPr>
-              <m:t>+</m:t>
-            </m:r>
-          </m:sup>
-        </m:sSup>
-        <m:r>
-          <m:rPr>
-            <m:sty m:val="p"/>
-          </m:rPr>
-          <m:t>+</m:t>
-        </m:r>
-        <m:r>
-          <m:t>2</m:t>
-        </m:r>
-        <m:r>
-          <m:rPr>
-            <m:sty m:val="p"/>
-          </m:rPr>
-          <m:t>C</m:t>
-        </m:r>
-        <m:sSup>
-          <m:e>
-            <m:r>
-              <m:rPr>
-                <m:sty m:val="p"/>
-              </m:rPr>
-              <m:t>l</m:t>
-            </m:r>
-          </m:e>
-          <m:sup>
-            <m:r>
-              <m:rPr>
-                <m:sty m:val="p"/>
-              </m:rPr>
-              <m:t>−</m:t>
-            </m:r>
-          </m:sup>
-        </m:sSup>
-      </m:oMath>
-      <w:r>
-        <w:rPr>
-          <w:rFonts w:ascii="Times New Roman" w:hAnsi="Times New Roman" w:eastAsia="Times New Roman" w:cs="Times New Roman"/>
-        </w:rPr>
-        <w:t xml:space="preserve"> </w:t>
-      </w:r>
-      <w:r>
-        <w:rPr>
-          <w:rFonts w:ascii="Times New Roman" w:hAnsi="Times New Roman" w:eastAsia="Times New Roman" w:cs="Times New Roman"/>
-        </w:rPr>
-        <w:t xml:space="preserve">| </w:t>
-      </w:r>
-      <w:r>
-        <w:rPr>
-          <w:rFonts w:hint="eastAsia" w:ascii="Times New Roman" w:hAnsi="Times New Roman" w:eastAsia="FangSong" w:cs="Times New Roman"/>
-        </w:rPr>
-        <w:t xml:space="preserve">验证</w:t>
-      </w:r>
-      <w:r>
-        <w:rPr>
-          <w:rFonts w:ascii="Times New Roman" w:hAnsi="Times New Roman" w:eastAsia="Times New Roman" w:cs="Times New Roman"/>
-        </w:rPr>
-        <w:t xml:space="preserve"> Fe</w:t>
-      </w:r>
-      <w:r>
-        <w:rPr>
-          <w:rFonts w:ascii="Times New Roman" w:hAnsi="Times New Roman" w:eastAsia="Times New Roman" w:cs="Times New Roman"/>
-          <w:vertAlign w:val="superscript"/>
-        </w:rPr>
-        <w:t>2+</w:t>
-      </w:r>
-      <w:r>
-        <w:rPr>
-          <w:rFonts w:ascii="Times New Roman" w:hAnsi="Times New Roman" w:eastAsia="Times New Roman" w:cs="Times New Roman"/>
-        </w:rPr>
-        <w:t xml:space="preserve"> </w:t>
-      </w:r>
-      <w:r>
-        <w:rPr>
-          <w:rFonts w:hint="eastAsia" w:ascii="Times New Roman" w:hAnsi="Times New Roman" w:eastAsia="FangSong" w:cs="Times New Roman"/>
-        </w:rPr>
-        <w:t xml:space="preserve">的还原性</w:t>
-      </w:r>
-      <w:r>
-        <w:rPr>
-          <w:rFonts w:ascii="Times New Roman" w:hAnsi="Times New Roman" w:eastAsia="Times New Roman" w:cs="Times New Roman"/>
-        </w:rPr>
-        <w:t xml:space="preserve"> |</w:t>
-      </w:r>
-      <w:r>
-        <w:rPr>
-          <w:rFonts w:ascii="Times New Roman" w:hAnsi="Times New Roman" w:eastAsia="Times New Roman" w:cs="Times New Roman"/>
-        </w:rPr>
-        <w:br/>
-      </w:r>
-      <w:r>
-        <w:rPr>
-          <w:rFonts w:ascii="Times New Roman" w:hAnsi="Times New Roman" w:eastAsia="Times New Roman" w:cs="Times New Roman"/>
-        </w:rPr>
-        <w:t xml:space="preserve">Fe4 |</w:t>
-      </w:r>
-      <w:r>
-        <w:rPr>
-          <w:rFonts w:ascii="Times New Roman" w:hAnsi="Times New Roman" w:eastAsia="Times New Roman" w:cs="Times New Roman"/>
-        </w:rPr>
-        <w:t xml:space="preserve"> </w:t>
-      </w:r>
-      <m:oMath>
-        <m:oMathPr>
-          <m:ctrlPr>
-            <w:rPr>
-              <w:sz w:val="28"/>
-              <w:szCs w:val="28"/>
-            </w:rPr>
-          </m:ctrlPr>
-        </m:oMathPr>
-        <m:r>
-          <m:rPr>
-            <m:sty m:val="p"/>
-          </m:rPr>
-          <m:t>F</m:t>
-        </m:r>
-        <m:sSup>
-          <m:e>
-            <m:r>
-              <m:rPr>
-                <m:sty m:val="p"/>
-              </m:rPr>
-              <m:t>e</m:t>
-            </m:r>
-          </m:e>
-          <m:sup>
-            <m:r>
-              <m:rPr>
-                <m:sty m:val="p"/>
-              </m:rPr>
-              <m:t>3</m:t>
-            </m:r>
-            <m:r>
-              <m:rPr>
-                <m:sty m:val="p"/>
-              </m:rPr>
-              <m:t>+</m:t>
-            </m:r>
-          </m:sup>
-        </m:sSup>
-        <m:r>
-          <m:rPr>
-            <m:sty m:val="p"/>
-          </m:rPr>
-          <m:t>+</m:t>
-        </m:r>
-        <m:r>
-          <m:t>n</m:t>
-        </m:r>
-        <m:r>
-          <m:rPr>
-            <m:sty m:val="p"/>
-          </m:rPr>
-          <m:t>S</m:t>
-        </m:r>
-        <m:r>
-          <m:rPr>
-            <m:sty m:val="p"/>
-          </m:rPr>
-          <m:t>C</m:t>
-        </m:r>
-        <m:sSup>
-          <m:e>
-            <m:r>
-              <m:rPr>
-                <m:sty m:val="p"/>
-              </m:rPr>
-              <m:t>N</m:t>
-            </m:r>
-          </m:e>
-          <m:sup>
-            <m:r>
-              <m:rPr>
-                <m:sty m:val="p"/>
-              </m:rPr>
-              <m:t>−</m:t>
-            </m:r>
-          </m:sup>
-        </m:sSup>
-        <m:r>
-          <m:rPr>
-            <m:sty m:val="p"/>
-          </m:rPr>
-          <m:t>→</m:t>
-        </m:r>
-        <m:r>
-          <m:rPr>
-            <m:sty m:val="p"/>
-          </m:rPr>
-          <m:t>[</m:t>
-        </m:r>
-        <m:sSub>
-          <m:e>
-            <m:r>
-              <m:rPr>
-                <m:sty m:val="p"/>
-              </m:rPr>
-              <m:t>F</m:t>
-            </m:r>
-            <m:r>
-              <m:rPr>
-                <m:sty m:val="p"/>
-              </m:rPr>
-              <m:t>e</m:t>
-            </m:r>
-            <m:r>
-              <m:rPr>
-                <m:sty m:val="p"/>
-              </m:rPr>
-              <m:t>(</m:t>
-            </m:r>
-            <m:r>
-              <m:rPr>
-                <m:sty m:val="p"/>
-              </m:rPr>
-              <m:t>S</m:t>
-            </m:r>
-            <m:r>
-              <m:rPr>
-                <m:sty m:val="p"/>
-              </m:rPr>
-              <m:t>C</m:t>
-            </m:r>
-            <m:r>
-              <m:rPr>
-                <m:sty m:val="p"/>
-              </m:rPr>
-              <m:t>N</m:t>
-            </m:r>
-            <m:r>
-              <m:rPr>
-                <m:sty m:val="p"/>
-              </m:rPr>
-              <m:t>)</m:t>
-            </m:r>
-          </m:e>
-          <m:sub>
-            <m:r>
-              <m:t>n</m:t>
-            </m:r>
-          </m:sub>
-        </m:sSub>
-        <m:sSup>
-          <m:e>
-            <m:r>
-              <m:rPr>
-                <m:sty m:val="p"/>
-              </m:rPr>
-              <m:t>]</m:t>
-            </m:r>
-          </m:e>
-          <m:sup>
-            <m:r>
-              <m:t>3</m:t>
-            </m:r>
-            <m:r>
-              <m:rPr>
-                <m:sty m:val="p"/>
-              </m:rPr>
-              <m:t>−</m:t>
-            </m:r>
-            <m:r>
-              <m:t>n</m:t>
-            </m:r>
-          </m:sup>
-        </m:sSup>
-      </m:oMath>
-      <w:r>
-        <w:rPr>
-          <w:rFonts w:hint="eastAsia" w:ascii="Times New Roman" w:hAnsi="Times New Roman" w:eastAsia="Times New Roman" w:cs="Times New Roman"/>
-        </w:rPr>
-        <w:t>（</w:t>
-      </w:r>
-      <w:r>
-        <w:rPr>
-          <w:rFonts w:hint="eastAsia" w:ascii="Times New Roman" w:hAnsi="Times New Roman" w:eastAsia="FangSong" w:cs="Times New Roman"/>
-        </w:rPr>
-        <w:t>血红</w:t>
-      </w:r>
-      <w:r>
-        <w:rPr>
-          <w:rFonts w:hint="eastAsia" w:ascii="Times New Roman" w:hAnsi="Times New Roman" w:eastAsia="Times New Roman" w:cs="Times New Roman"/>
-        </w:rPr>
-        <w:t>）</w:t>
-      </w:r>
-      <w:r>
-        <w:rPr>
-          <w:rFonts w:ascii="Times New Roman" w:hAnsi="Times New Roman" w:eastAsia="Times New Roman" w:cs="Times New Roman"/>
-        </w:rPr>
-        <w:t xml:space="preserve"> | Fe</w:t>
-      </w:r>
-      <w:r>
-        <w:rPr>
-          <w:rFonts w:ascii="Times New Roman" w:hAnsi="Times New Roman" w:eastAsia="Times New Roman" w:cs="Times New Roman"/>
-          <w:vertAlign w:val="superscript"/>
-        </w:rPr>
-        <w:t>3+</w:t>
-      </w:r>
-      <w:r>
-        <w:rPr>
-          <w:rFonts w:ascii="Times New Roman" w:hAnsi="Times New Roman" w:eastAsia="Times New Roman" w:cs="Times New Roman"/>
-        </w:rPr>
-        <w:t xml:space="preserve"> </w:t>
-      </w:r>
-      <w:r>
-        <w:rPr>
-          <w:rFonts w:hint="eastAsia" w:ascii="Times New Roman" w:hAnsi="Times New Roman" w:eastAsia="FangSong" w:cs="Times New Roman"/>
-        </w:rPr>
-        <w:t xml:space="preserve">的特征鉴定</w:t>
-      </w:r>
-      <w:r>
-        <w:rPr>
-          <w:rFonts w:ascii="Times New Roman" w:hAnsi="Times New Roman" w:eastAsia="Times New Roman" w:cs="Times New Roman"/>
-        </w:rPr>
-        <w:t xml:space="preserve"> |</w:t>
-      </w:r>
-      <w:r>
-        <w:rPr>
-          <w:rFonts w:ascii="Times New Roman" w:hAnsi="Times New Roman" w:eastAsia="Times New Roman" w:cs="Times New Roman"/>
-        </w:rPr>
-        <w:br/>
-      </w:r>
-      <w:r>
-        <w:rPr>
-          <w:rFonts w:ascii="Times New Roman" w:hAnsi="Times New Roman" w:eastAsia="Times New Roman" w:cs="Times New Roman"/>
-        </w:rPr>
-        <w:t xml:space="preserve">Fe5 |</w:t>
-      </w:r>
-      <w:r>
-        <w:rPr>
-          <w:rFonts w:ascii="Times New Roman" w:hAnsi="Times New Roman" w:eastAsia="Times New Roman" w:cs="Times New Roman"/>
-        </w:rPr>
-        <w:t xml:space="preserve"> </w:t>
-      </w:r>
-      <m:oMath>
-        <m:oMathPr>
-          <m:ctrlPr>
-            <w:rPr>
-              <w:sz w:val="28"/>
-              <w:szCs w:val="28"/>
-            </w:rPr>
-          </m:ctrlPr>
-        </m:oMathPr>
-        <m:r>
-          <m:rPr>
-            <m:sty m:val="p"/>
-          </m:rPr>
-          <m:t>F</m:t>
-        </m:r>
-        <m:sSup>
-          <m:e>
-            <m:r>
-              <m:rPr>
-                <m:sty m:val="p"/>
-              </m:rPr>
-              <m:t>e</m:t>
-            </m:r>
-          </m:e>
-          <m:sup>
-            <m:r>
-              <m:rPr>
-                <m:sty m:val="p"/>
-              </m:rPr>
-              <m:t>3</m:t>
-            </m:r>
-            <m:r>
-              <m:rPr>
-                <m:sty m:val="p"/>
-              </m:rPr>
-              <m:t>+</m:t>
-            </m:r>
-          </m:sup>
-        </m:sSup>
-        <m:r>
-          <m:rPr>
-            <m:sty m:val="p"/>
-          </m:rPr>
-          <m:t>+</m:t>
-        </m:r>
-        <m:sSup>
-          <m:e>
-            <m:r>
-              <m:rPr>
-                <m:sty m:val="p"/>
-              </m:rPr>
-              <m:t>K</m:t>
-            </m:r>
-          </m:e>
-          <m:sup>
-            <m:r>
-              <m:rPr>
-                <m:sty m:val="p"/>
-              </m:rPr>
-              <m:t>+</m:t>
-            </m:r>
-          </m:sup>
-        </m:sSup>
-        <m:r>
-          <m:rPr>
-            <m:sty m:val="p"/>
-          </m:rPr>
-          <m:t>+</m:t>
-        </m:r>
-        <m:r>
-          <m:rPr>
-            <m:sty m:val="p"/>
-          </m:rPr>
-          <m:t>[</m:t>
-        </m:r>
-        <m:r>
-          <m:rPr>
-            <m:sty m:val="p"/>
-          </m:rPr>
-          <m:t>F</m:t>
-        </m:r>
-        <m:r>
-          <m:rPr>
-            <m:sty m:val="p"/>
-          </m:rPr>
-          <m:t>e</m:t>
-        </m:r>
-        <m:r>
-          <m:rPr>
-            <m:sty m:val="p"/>
-          </m:rPr>
-          <m:t>(</m:t>
-        </m:r>
-        <m:r>
-          <m:rPr>
-            <m:sty m:val="p"/>
-          </m:rPr>
-          <m:t>C</m:t>
-        </m:r>
-        <m:r>
-          <m:rPr>
-            <m:sty m:val="p"/>
-          </m:rPr>
-          <m:t>N</m:t>
-        </m:r>
-        <m:sSub>
-          <m:e>
-            <m:r>
-              <m:rPr>
-                <m:sty m:val="p"/>
-              </m:rPr>
-              <m:t>)</m:t>
-            </m:r>
-          </m:e>
-          <m:sub>
-            <m:r>
-              <m:rPr>
-                <m:sty m:val="p"/>
-              </m:rPr>
-              <m:t>6</m:t>
-            </m:r>
-          </m:sub>
-        </m:sSub>
-        <m:sSup>
-          <m:e>
-            <m:r>
-              <m:rPr>
-                <m:sty m:val="p"/>
-              </m:rPr>
-              <m:t>]</m:t>
-            </m:r>
-          </m:e>
-          <m:sup>
-            <m:r>
-              <m:t>4</m:t>
-            </m:r>
-            <m:r>
-              <m:rPr>
-                <m:sty m:val="p"/>
-              </m:rPr>
-              <m:t>−</m:t>
-            </m:r>
-          </m:sup>
-        </m:sSup>
-        <m:r>
-          <m:rPr>
-            <m:sty m:val="p"/>
-          </m:rPr>
-          <m:t>→</m:t>
-        </m:r>
-        <m:r>
-          <m:rPr>
-            <m:sty m:val="p"/>
-          </m:rPr>
-          <m:t>K</m:t>
-        </m:r>
-        <m:r>
-          <m:rPr>
-            <m:sty m:val="p"/>
-          </m:rPr>
-          <m:t>F</m:t>
-        </m:r>
-        <m:r>
-          <m:rPr>
-            <m:sty m:val="p"/>
-          </m:rPr>
-          <m:t>e</m:t>
-        </m:r>
-        <m:r>
-          <m:rPr>
-            <m:sty m:val="p"/>
-          </m:rPr>
-          <m:t>[</m:t>
-        </m:r>
-        <m:r>
-          <m:rPr>
-            <m:sty m:val="p"/>
-          </m:rPr>
-          <m:t>F</m:t>
-        </m:r>
-        <m:r>
-          <m:rPr>
-            <m:sty m:val="p"/>
-          </m:rPr>
-          <m:t>e</m:t>
-        </m:r>
-        <m:r>
-          <m:rPr>
-            <m:sty m:val="p"/>
-          </m:rPr>
-          <m:t>(</m:t>
-        </m:r>
-        <m:r>
-          <m:rPr>
-            <m:sty m:val="p"/>
-          </m:rPr>
-          <m:t>C</m:t>
-        </m:r>
-        <m:r>
-          <m:rPr>
-            <m:sty m:val="p"/>
-          </m:rPr>
-          <m:t>N</m:t>
-        </m:r>
-        <m:sSub>
-          <m:e>
-            <m:r>
-              <m:rPr>
-                <m:sty m:val="p"/>
-              </m:rPr>
-              <m:t>)</m:t>
-            </m:r>
-          </m:e>
-          <m:sub>
-            <m:r>
-              <m:rPr>
-                <m:sty m:val="p"/>
-              </m:rPr>
-              <m:t>6</m:t>
-            </m:r>
-          </m:sub>
-        </m:sSub>
-        <m:r>
-          <m:rPr>
-            <m:sty m:val="p"/>
-          </m:rPr>
-          <m:t>]</m:t>
-        </m:r>
-        <m:r>
-          <m:rPr>
-            <m:sty m:val="p"/>
-          </m:rPr>
-          <m:t>↓</m:t>
-        </m:r>
-      </m:oMath>
-      <w:r>
-        <w:rPr>
-          <w:rFonts w:ascii="Times New Roman" w:hAnsi="Times New Roman" w:eastAsia="Times New Roman" w:cs="Times New Roman"/>
-        </w:rPr>
-        <w:t xml:space="preserve"> </w:t>
-      </w:r>
-      <w:r>
-        <w:rPr>
-          <w:rFonts w:ascii="Times New Roman" w:hAnsi="Times New Roman" w:eastAsia="Times New Roman" w:cs="Times New Roman"/>
-        </w:rPr>
-        <w:t xml:space="preserve">| </w:t>
-      </w:r>
-      <w:r>
-        <w:rPr>
-          <w:rFonts w:hint="eastAsia" w:ascii="Times New Roman" w:hAnsi="Times New Roman" w:eastAsia="FangSong" w:cs="Times New Roman"/>
-        </w:rPr>
-        <w:t xml:space="preserve">普鲁士蓝沉淀</w:t>
-      </w:r>
-      <w:r>
-        <w:rPr>
-          <w:rFonts w:ascii="Times New Roman" w:hAnsi="Times New Roman" w:eastAsia="Times New Roman" w:cs="Times New Roman"/>
-        </w:rPr>
-        <w:t xml:space="preserve"> |</w:t>
-      </w:r>
-      <w:r>
-        <w:rPr>
-          <w:rFonts w:ascii="Times New Roman" w:hAnsi="Times New Roman" w:eastAsia="Times New Roman" w:cs="Times New Roman"/>
-        </w:rPr>
-        <w:br/>
-      </w:r>
-      <w:r>
-        <w:rPr>
-          <w:rFonts w:ascii="Times New Roman" w:hAnsi="Times New Roman" w:eastAsia="Times New Roman" w:cs="Times New Roman"/>
-        </w:rPr>
-        <w:t xml:space="preserve">Fe6 |</w:t>
-      </w:r>
-      <w:r>
-        <w:rPr>
-          <w:rFonts w:ascii="Times New Roman" w:hAnsi="Times New Roman" w:eastAsia="Times New Roman" w:cs="Times New Roman"/>
-        </w:rPr>
-        <w:t xml:space="preserve"> </w:t>
-      </w:r>
-      <m:oMath>
-        <m:oMathPr>
-          <m:ctrlPr>
-            <w:rPr>
-              <w:sz w:val="28"/>
-              <w:szCs w:val="28"/>
-            </w:rPr>
-          </m:ctrlPr>
-        </m:oMathPr>
-        <m:r>
-          <m:t>5</m:t>
-        </m:r>
-        <m:r>
-          <m:rPr>
-            <m:sty m:val="p"/>
-          </m:rPr>
-          <m:t>F</m:t>
-        </m:r>
-        <m:sSup>
-          <m:e>
-            <m:r>
-              <m:rPr>
-                <m:sty m:val="p"/>
-              </m:rPr>
-              <m:t>e</m:t>
-            </m:r>
-          </m:e>
-          <m:sup>
-            <m:r>
-              <m:rPr>
-                <m:sty m:val="p"/>
-              </m:rPr>
-              <m:t>2</m:t>
-            </m:r>
-            <m:r>
-              <m:rPr>
-                <m:sty m:val="p"/>
-              </m:rPr>
-              <m:t>+</m:t>
-            </m:r>
-          </m:sup>
-        </m:sSup>
-        <m:r>
-          <m:rPr>
-            <m:sty m:val="p"/>
-          </m:rPr>
-          <m:t>+</m:t>
-        </m:r>
-        <m:r>
-          <m:rPr>
-            <m:sty m:val="p"/>
-          </m:rPr>
-          <m:t>M</m:t>
-        </m:r>
-        <m:r>
-          <m:rPr>
-            <m:sty m:val="p"/>
-          </m:rPr>
-          <m:t>n</m:t>
-        </m:r>
-        <m:sSubSup>
-          <m:e>
-            <m:r>
-              <m:rPr>
-                <m:sty m:val="p"/>
-              </m:rPr>
-              <m:t>O</m:t>
-            </m:r>
-          </m:e>
-          <m:sub>
-            <m:r>
-              <m:rPr>
-                <m:sty m:val="p"/>
-              </m:rPr>
-              <m:t>4</m:t>
-            </m:r>
-          </m:sub>
-          <m:sup>
-            <m:r>
-              <m:rPr>
-                <m:sty m:val="p"/>
-              </m:rPr>
-              <m:t>−</m:t>
-            </m:r>
-          </m:sup>
-        </m:sSubSup>
-        <m:r>
-          <m:rPr>
-            <m:sty m:val="p"/>
-          </m:rPr>
-          <m:t>+</m:t>
-        </m:r>
-        <m:r>
-          <m:t>8</m:t>
-        </m:r>
-        <m:sSup>
-          <m:e>
-            <m:r>
-              <m:rPr>
-                <m:sty m:val="p"/>
-              </m:rPr>
-              <m:t>H</m:t>
-            </m:r>
-          </m:e>
-          <m:sup>
-            <m:r>
-              <m:rPr>
-                <m:sty m:val="p"/>
-              </m:rPr>
-              <m:t>+</m:t>
-            </m:r>
-          </m:sup>
-        </m:sSup>
-        <m:r>
-          <m:rPr>
-            <m:sty m:val="p"/>
-          </m:rPr>
-          <m:t>→</m:t>
-        </m:r>
-        <m:r>
-          <m:t>5</m:t>
-        </m:r>
-        <m:r>
-          <m:rPr>
-            <m:sty m:val="p"/>
-          </m:rPr>
-          <m:t>F</m:t>
-        </m:r>
-        <m:sSup>
-          <m:e>
-            <m:r>
-              <m:rPr>
-                <m:sty m:val="p"/>
-              </m:rPr>
-              <m:t>e</m:t>
-            </m:r>
-          </m:e>
-          <m:sup>
-            <m:r>
-              <m:rPr>
-                <m:sty m:val="p"/>
-              </m:rPr>
-              <m:t>3</m:t>
-            </m:r>
-            <m:r>
-              <m:rPr>
-                <m:sty m:val="p"/>
-              </m:rPr>
-              <m:t>+</m:t>
-            </m:r>
-          </m:sup>
-        </m:sSup>
-        <m:r>
-          <m:rPr>
-            <m:sty m:val="p"/>
-          </m:rPr>
-          <m:t>+</m:t>
-        </m:r>
-        <m:r>
-          <m:rPr>
-            <m:sty m:val="p"/>
-          </m:rPr>
-          <m:t>M</m:t>
-        </m:r>
-        <m:sSup>
-          <m:e>
-            <m:r>
-              <m:rPr>
-                <m:sty m:val="p"/>
-              </m:rPr>
-              <m:t>n</m:t>
-            </m:r>
-          </m:e>
-          <m:sup>
-            <m:r>
-              <m:rPr>
-                <m:sty m:val="p"/>
-              </m:rPr>
-              <m:t>2</m:t>
-            </m:r>
-            <m:r>
-              <m:rPr>
-                <m:sty m:val="p"/>
-              </m:rPr>
-              <m:t>+</m:t>
-            </m:r>
-          </m:sup>
-        </m:sSup>
-        <m:r>
-          <m:rPr>
-            <m:sty m:val="p"/>
-          </m:rPr>
-          <m:t>+</m:t>
-        </m:r>
-        <m:r>
-          <m:t>4</m:t>
-        </m:r>
-        <m:sSub>
-          <m:e>
-            <m:r>
-              <m:rPr>
-                <m:sty m:val="p"/>
-              </m:rPr>
-              <m:t>H</m:t>
-            </m:r>
-          </m:e>
-          <m:sub>
-            <m:r>
-              <m:rPr>
-                <m:sty m:val="p"/>
-              </m:rPr>
-              <m:t>2</m:t>
-            </m:r>
-          </m:sub>
-        </m:sSub>
-        <m:r>
-          <m:rPr>
-            <m:sty m:val="p"/>
-          </m:rPr>
-          <m:t>O</m:t>
-        </m:r>
-      </m:oMath>
-      <w:r>
-        <w:rPr>
-          <w:rFonts w:ascii="Times New Roman" w:hAnsi="Times New Roman" w:eastAsia="Times New Roman" w:cs="Times New Roman"/>
-        </w:rPr>
-        <w:t xml:space="preserve"> </w:t>
-      </w:r>
-      <w:r>
-        <w:rPr>
-          <w:rFonts w:ascii="Times New Roman" w:hAnsi="Times New Roman" w:eastAsia="Times New Roman" w:cs="Times New Roman"/>
-        </w:rPr>
-        <w:t xml:space="preserve">| </w:t>
-      </w:r>
-      <w:r>
-        <w:rPr>
-          <w:rFonts w:hint="eastAsia" w:ascii="Times New Roman" w:hAnsi="Times New Roman" w:eastAsia="FangSong" w:cs="Times New Roman"/>
-        </w:rPr>
-        <w:t xml:space="preserve">高锰酸钾滴定亚铁</w:t>
-      </w:r>
-      <w:r>
-        <w:rPr>
-          <w:rFonts w:ascii="Times New Roman" w:hAnsi="Times New Roman" w:eastAsia="Times New Roman" w:cs="Times New Roman"/>
-        </w:rPr>
-        <w:t xml:space="preserve"> |</w:t>
-      </w:r>
-    </w:p>
     <w:bookmarkEnd w:id="22"/>
     <w:bookmarkEnd w:id="23"/>
     <w:bookmarkStart w:id="29" w:name="钴的价态竞争与配体稳定化"/>
@@ -9097,7 +9093,6 @@
     <w:p>
       <w:pPr>
         <w:pStyle w:val="FirstParagraph"/>
-        <w:spacing w:after="80"/>
         <w:ind w:firstLine="420"/>
       </w:pPr>
       <w:r>
@@ -9715,10 +9710,31 @@
         <w:t>。</w:t>
       </w:r>
     </w:p>
+    <w:bookmarkEnd w:id="27"/>
+    <w:bookmarkStart w:id="28" w:name="钴的反应速查"/>
+    <w:p>
+      <w:pPr>
+        <w:pStyle w:val="Heading3"/>
+        <w:spacing w:after="120" w:before="280"/>
+      </w:pPr>
+      <w:r>
+        <w:rPr>
+          <w:rFonts w:ascii="Times New Roman" w:hAnsi="Times New Roman" w:eastAsia="Times New Roman" w:cs="Times New Roman"/>
+        </w:rPr>
+        <w:t xml:space="preserve">3.5 </w:t>
+      </w:r>
+      <w:r>
+        <w:rPr>
+          <w:rFonts w:hint="eastAsia" w:ascii="Times New Roman" w:hAnsi="Times New Roman" w:eastAsia="SimHei" w:cs="Times New Roman"/>
+        </w:rPr>
+        <w:t xml:space="preserve">钴的反应速查</w:t>
+      </w:r>
+    </w:p>
     <w:tbl>
       <w:tblPr>
         <w:tblStyle w:val="Table"/>
-        <w:tblW w:type="auto" w:w="0"/>
+        <w:tblW w:type="pct" w:w="5000"/>
+        <w:tblLayout w:type="fixed"/>
         <w:tblLook w:firstRow="1" w:lastRow="0" w:firstColumn="0" w:lastColumn="0" w:noHBand="0" w:noVBand="0" w:val="0020"/>
         <w:jc w:val="center"/>
         <w:tblBorders>
@@ -9731,14 +9747,76 @@
         </w:tblBorders>
       </w:tblPr>
       <w:tblGrid>
-        <w:gridCol w:w="2640"/>
-        <w:gridCol w:w="2640"/>
-        <w:gridCol w:w="2640"/>
+        <w:gridCol w:w="3046"/>
+        <w:gridCol w:w="2436"/>
+        <w:gridCol w:w="2436"/>
       </w:tblGrid>
       <w:tr>
         <w:trPr>
           <w:tblHeader w:val="on"/>
         </w:trPr>
+        <w:tc>
+          <w:tcPr>
+            <w:tcBorders>
+              <w:bottom w:val="single" w:sz="6" w:space="0" w:color="333333"/>
+            </w:tcBorders>
+          </w:tcPr>
+          <w:p>
+            <w:pPr>
+              <w:pStyle w:val="Compact"/>
+              <w:jc w:val="center"/>
+            </w:pPr>
+            <w:r>
+              <w:rPr>
+                <w:rFonts w:hint="eastAsia" w:ascii="Times New Roman" w:hAnsi="Times New Roman" w:eastAsia="SimHei" w:cs="Times New Roman"/>
+                <w:b/>
+              </w:rPr>
+              <w:t xml:space="preserve">编号</w:t>
+            </w:r>
+          </w:p>
+        </w:tc>
+        <w:tc>
+          <w:tcPr>
+            <w:tcBorders>
+              <w:bottom w:val="single" w:sz="6" w:space="0" w:color="333333"/>
+            </w:tcBorders>
+          </w:tcPr>
+          <w:p>
+            <w:pPr>
+              <w:pStyle w:val="Compact"/>
+              <w:jc w:val="center"/>
+            </w:pPr>
+            <w:r>
+              <w:rPr>
+                <w:rFonts w:hint="eastAsia" w:ascii="Times New Roman" w:hAnsi="Times New Roman" w:eastAsia="SimHei" w:cs="Times New Roman"/>
+                <w:b/>
+              </w:rPr>
+              <w:t xml:space="preserve">反应</w:t>
+            </w:r>
+          </w:p>
+        </w:tc>
+        <w:tc>
+          <w:tcPr>
+            <w:tcBorders>
+              <w:bottom w:val="single" w:sz="6" w:space="0" w:color="333333"/>
+            </w:tcBorders>
+          </w:tcPr>
+          <w:p>
+            <w:pPr>
+              <w:pStyle w:val="Compact"/>
+              <w:jc w:val="center"/>
+            </w:pPr>
+            <w:r>
+              <w:rPr>
+                <w:rFonts w:hint="eastAsia" w:ascii="Times New Roman" w:hAnsi="Times New Roman" w:eastAsia="SimHei" w:cs="Times New Roman"/>
+                <w:b/>
+              </w:rPr>
+              <w:t xml:space="preserve">用途或信号</w:t>
+            </w:r>
+          </w:p>
+        </w:tc>
+      </w:tr>
+      <w:tr>
         <w:tc>
           <w:tcPr/>
           <w:p>
@@ -9748,10 +9826,9 @@
             </w:pPr>
             <w:r>
               <w:rPr>
-                <w:rFonts w:hint="eastAsia" w:ascii="Times New Roman" w:hAnsi="Times New Roman" w:eastAsia="SimHei" w:cs="Times New Roman"/>
-                <w:b/>
-              </w:rPr>
-              <w:t xml:space="preserve">编号</w:t>
+                <w:rFonts w:ascii="Times New Roman" w:hAnsi="Times New Roman" w:eastAsia="Times New Roman" w:cs="Times New Roman"/>
+              </w:rPr>
+              <w:t xml:space="preserve">Co1</w:t>
             </w:r>
           </w:p>
         </w:tc>
@@ -9762,12 +9839,175 @@
               <w:pStyle w:val="Compact"/>
               <w:jc w:val="center"/>
             </w:pPr>
-            <w:r>
-              <w:rPr>
-                <w:rFonts w:hint="eastAsia" w:ascii="Times New Roman" w:hAnsi="Times New Roman" w:eastAsia="SimHei" w:cs="Times New Roman"/>
-                <w:b/>
-              </w:rPr>
-              <w:t xml:space="preserve">反应</w:t>
+            <m:oMath>
+              <m:r>
+                <m:t>4</m:t>
+              </m:r>
+              <m:r>
+                <m:rPr>
+                  <m:sty m:val="p"/>
+                </m:rPr>
+                <m:t>C</m:t>
+              </m:r>
+              <m:sSup>
+                <m:e>
+                  <m:r>
+                    <m:rPr>
+                      <m:sty m:val="p"/>
+                    </m:rPr>
+                    <m:t>o</m:t>
+                  </m:r>
+                </m:e>
+                <m:sup>
+                  <m:r>
+                    <m:rPr>
+                      <m:sty m:val="p"/>
+                    </m:rPr>
+                    <m:t>3</m:t>
+                  </m:r>
+                  <m:r>
+                    <m:rPr>
+                      <m:sty m:val="p"/>
+                    </m:rPr>
+                    <m:t>+</m:t>
+                  </m:r>
+                </m:sup>
+              </m:sSup>
+              <m:r>
+                <m:rPr>
+                  <m:sty m:val="p"/>
+                </m:rPr>
+                <m:t>+</m:t>
+              </m:r>
+              <m:r>
+                <m:t>2</m:t>
+              </m:r>
+              <m:sSub>
+                <m:e>
+                  <m:r>
+                    <m:rPr>
+                      <m:sty m:val="p"/>
+                    </m:rPr>
+                    <m:t>H</m:t>
+                  </m:r>
+                </m:e>
+                <m:sub>
+                  <m:r>
+                    <m:rPr>
+                      <m:sty m:val="p"/>
+                    </m:rPr>
+                    <m:t>2</m:t>
+                  </m:r>
+                </m:sub>
+              </m:sSub>
+              <m:r>
+                <m:rPr>
+                  <m:sty m:val="p"/>
+                </m:rPr>
+                <m:t>O</m:t>
+              </m:r>
+              <m:r>
+                <m:rPr>
+                  <m:sty m:val="p"/>
+                </m:rPr>
+                <m:t>→</m:t>
+              </m:r>
+              <m:r>
+                <m:t>4</m:t>
+              </m:r>
+              <m:r>
+                <m:rPr>
+                  <m:sty m:val="p"/>
+                </m:rPr>
+                <m:t>C</m:t>
+              </m:r>
+              <m:sSup>
+                <m:e>
+                  <m:r>
+                    <m:rPr>
+                      <m:sty m:val="p"/>
+                    </m:rPr>
+                    <m:t>o</m:t>
+                  </m:r>
+                </m:e>
+                <m:sup>
+                  <m:r>
+                    <m:rPr>
+                      <m:sty m:val="p"/>
+                    </m:rPr>
+                    <m:t>2</m:t>
+                  </m:r>
+                  <m:r>
+                    <m:rPr>
+                      <m:sty m:val="p"/>
+                    </m:rPr>
+                    <m:t>+</m:t>
+                  </m:r>
+                </m:sup>
+              </m:sSup>
+              <m:r>
+                <m:rPr>
+                  <m:sty m:val="p"/>
+                </m:rPr>
+                <m:t>+</m:t>
+              </m:r>
+              <m:sSub>
+                <m:e>
+                  <m:r>
+                    <m:rPr>
+                      <m:sty m:val="p"/>
+                    </m:rPr>
+                    <m:t>O</m:t>
+                  </m:r>
+                </m:e>
+                <m:sub>
+                  <m:r>
+                    <m:rPr>
+                      <m:sty m:val="p"/>
+                    </m:rPr>
+                    <m:t>2</m:t>
+                  </m:r>
+                </m:sub>
+              </m:sSub>
+              <m:r>
+                <m:rPr>
+                  <m:sty m:val="p"/>
+                </m:rPr>
+                <m:t>↑</m:t>
+              </m:r>
+              <m:r>
+                <m:rPr>
+                  <m:sty m:val="p"/>
+                </m:rPr>
+                <m:t>+</m:t>
+              </m:r>
+              <m:r>
+                <m:t>4</m:t>
+              </m:r>
+              <m:sSup>
+                <m:e>
+                  <m:r>
+                    <m:rPr>
+                      <m:sty m:val="p"/>
+                    </m:rPr>
+                    <m:t>H</m:t>
+                  </m:r>
+                </m:e>
+                <m:sup>
+                  <m:r>
+                    <m:rPr>
+                      <m:sty m:val="p"/>
+                    </m:rPr>
+                    <m:t>+</m:t>
+                  </m:r>
+                </m:sup>
+              </m:sSup>
+            </m:oMath>
+            <w:r>
+              <w:rPr>
+                <w:rFonts w:ascii="Times New Roman" w:hAnsi="Times New Roman" w:eastAsia="Times New Roman" w:cs="Times New Roman"/>
+              </w:rPr>
+              <w:t xml:space="preserve">​</w:t>
             </w:r>
           </w:p>
         </w:tc>
@@ -9780,1101 +10020,863 @@
             </w:pPr>
             <w:r>
               <w:rPr>
-                <w:rFonts w:hint="eastAsia" w:ascii="Times New Roman" w:hAnsi="Times New Roman" w:eastAsia="SimHei" w:cs="Times New Roman"/>
-                <w:b/>
-              </w:rPr>
-              <w:t xml:space="preserve">用途或信号</w:t>
+                <w:rFonts w:hint="eastAsia" w:ascii="Times New Roman" w:hAnsi="Times New Roman" w:eastAsia="FangSong" w:cs="Times New Roman"/>
+              </w:rPr>
+              <w:t xml:space="preserve">三价钴水合离子的强氧化性</w:t>
+            </w:r>
+          </w:p>
+        </w:tc>
+      </w:tr>
+      <w:tr>
+        <w:tc>
+          <w:tcPr/>
+          <w:p>
+            <w:pPr>
+              <w:pStyle w:val="Compact"/>
+              <w:jc w:val="center"/>
+            </w:pPr>
+            <w:r>
+              <w:rPr>
+                <w:rFonts w:ascii="Times New Roman" w:hAnsi="Times New Roman" w:eastAsia="Times New Roman" w:cs="Times New Roman"/>
+              </w:rPr>
+              <w:t xml:space="preserve">Co2</w:t>
+            </w:r>
+          </w:p>
+        </w:tc>
+        <w:tc>
+          <w:tcPr/>
+          <w:p>
+            <w:pPr>
+              <w:pStyle w:val="Compact"/>
+              <w:jc w:val="center"/>
+            </w:pPr>
+            <m:oMath>
+              <m:r>
+                <m:rPr>
+                  <m:sty m:val="p"/>
+                </m:rPr>
+                <m:t>[</m:t>
+              </m:r>
+              <m:r>
+                <m:rPr>
+                  <m:sty m:val="p"/>
+                </m:rPr>
+                <m:t>C</m:t>
+              </m:r>
+              <m:r>
+                <m:rPr>
+                  <m:sty m:val="p"/>
+                </m:rPr>
+                <m:t>o</m:t>
+              </m:r>
+              <m:r>
+                <m:rPr>
+                  <m:sty m:val="p"/>
+                </m:rPr>
+                <m:t>C</m:t>
+              </m:r>
+              <m:sSub>
+                <m:e>
+                  <m:r>
+                    <m:rPr>
+                      <m:sty m:val="p"/>
+                    </m:rPr>
+                    <m:t>l</m:t>
+                  </m:r>
+                </m:e>
+                <m:sub>
+                  <m:r>
+                    <m:rPr>
+                      <m:sty m:val="p"/>
+                    </m:rPr>
+                    <m:t>4</m:t>
+                  </m:r>
+                </m:sub>
+              </m:sSub>
+              <m:sSup>
+                <m:e>
+                  <m:r>
+                    <m:rPr>
+                      <m:sty m:val="p"/>
+                    </m:rPr>
+                    <m:t>]</m:t>
+                  </m:r>
+                </m:e>
+                <m:sup>
+                  <m:r>
+                    <m:t>2</m:t>
+                  </m:r>
+                  <m:r>
+                    <m:rPr>
+                      <m:sty m:val="p"/>
+                    </m:rPr>
+                    <m:t>−</m:t>
+                  </m:r>
+                </m:sup>
+              </m:sSup>
+              <m:r>
+                <m:rPr>
+                  <m:sty m:val="p"/>
+                </m:rPr>
+                <m:t>+</m:t>
+              </m:r>
+              <m:r>
+                <m:t>6</m:t>
+              </m:r>
+              <m:sSub>
+                <m:e>
+                  <m:r>
+                    <m:rPr>
+                      <m:sty m:val="p"/>
+                    </m:rPr>
+                    <m:t>H</m:t>
+                  </m:r>
+                </m:e>
+                <m:sub>
+                  <m:r>
+                    <m:rPr>
+                      <m:sty m:val="p"/>
+                    </m:rPr>
+                    <m:t>2</m:t>
+                  </m:r>
+                </m:sub>
+              </m:sSub>
+              <m:r>
+                <m:rPr>
+                  <m:sty m:val="p"/>
+                </m:rPr>
+                <m:t>O</m:t>
+              </m:r>
+              <m:r>
+                <m:rPr>
+                  <m:sty m:val="p"/>
+                </m:rPr>
+                <m:t>⇌</m:t>
+              </m:r>
+              <m:r>
+                <m:rPr>
+                  <m:sty m:val="p"/>
+                </m:rPr>
+                <m:t>[</m:t>
+              </m:r>
+              <m:r>
+                <m:rPr>
+                  <m:sty m:val="p"/>
+                </m:rPr>
+                <m:t>C</m:t>
+              </m:r>
+              <m:r>
+                <m:rPr>
+                  <m:sty m:val="p"/>
+                </m:rPr>
+                <m:t>o</m:t>
+              </m:r>
+              <m:r>
+                <m:rPr>
+                  <m:sty m:val="p"/>
+                </m:rPr>
+                <m:t>(</m:t>
+              </m:r>
+              <m:sSub>
+                <m:e>
+                  <m:r>
+                    <m:rPr>
+                      <m:sty m:val="p"/>
+                    </m:rPr>
+                    <m:t>H</m:t>
+                  </m:r>
+                </m:e>
+                <m:sub>
+                  <m:r>
+                    <m:rPr>
+                      <m:sty m:val="p"/>
+                    </m:rPr>
+                    <m:t>2</m:t>
+                  </m:r>
+                </m:sub>
+              </m:sSub>
+              <m:r>
+                <m:rPr>
+                  <m:sty m:val="p"/>
+                </m:rPr>
+                <m:t>O</m:t>
+              </m:r>
+              <m:sSub>
+                <m:e>
+                  <m:r>
+                    <m:rPr>
+                      <m:sty m:val="p"/>
+                    </m:rPr>
+                    <m:t>)</m:t>
+                  </m:r>
+                </m:e>
+                <m:sub>
+                  <m:r>
+                    <m:rPr>
+                      <m:sty m:val="p"/>
+                    </m:rPr>
+                    <m:t>6</m:t>
+                  </m:r>
+                </m:sub>
+              </m:sSub>
+              <m:sSup>
+                <m:e>
+                  <m:r>
+                    <m:rPr>
+                      <m:sty m:val="p"/>
+                    </m:rPr>
+                    <m:t>]</m:t>
+                  </m:r>
+                </m:e>
+                <m:sup>
+                  <m:r>
+                    <m:t>2</m:t>
+                  </m:r>
+                  <m:r>
+                    <m:rPr>
+                      <m:sty m:val="p"/>
+                    </m:rPr>
+                    <m:t>+</m:t>
+                  </m:r>
+                </m:sup>
+              </m:sSup>
+              <m:r>
+                <m:rPr>
+                  <m:sty m:val="p"/>
+                </m:rPr>
+                <m:t>+</m:t>
+              </m:r>
+              <m:r>
+                <m:t>4</m:t>
+              </m:r>
+              <m:r>
+                <m:rPr>
+                  <m:sty m:val="p"/>
+                </m:rPr>
+                <m:t>C</m:t>
+              </m:r>
+              <m:sSup>
+                <m:e>
+                  <m:r>
+                    <m:rPr>
+                      <m:sty m:val="p"/>
+                    </m:rPr>
+                    <m:t>l</m:t>
+                  </m:r>
+                </m:e>
+                <m:sup>
+                  <m:r>
+                    <m:rPr>
+                      <m:sty m:val="p"/>
+                    </m:rPr>
+                    <m:t>−</m:t>
+                  </m:r>
+                </m:sup>
+              </m:sSup>
+            </m:oMath>
+            <w:r>
+              <w:rPr>
+                <w:rFonts w:ascii="Times New Roman" w:hAnsi="Times New Roman" w:eastAsia="Times New Roman" w:cs="Times New Roman"/>
+              </w:rPr>
+              <w:t xml:space="preserve">​</w:t>
+            </w:r>
+          </w:p>
+        </w:tc>
+        <w:tc>
+          <w:tcPr/>
+          <w:p>
+            <w:pPr>
+              <w:pStyle w:val="Compact"/>
+              <w:jc w:val="center"/>
+            </w:pPr>
+            <w:r>
+              <w:rPr>
+                <w:rFonts w:hint="eastAsia" w:ascii="Times New Roman" w:hAnsi="Times New Roman" w:eastAsia="FangSong" w:cs="Times New Roman"/>
+              </w:rPr>
+              <w:t>蓝粉变色</w:t>
+            </w:r>
+            <w:r>
+              <w:rPr>
+                <w:rFonts w:hint="eastAsia" w:ascii="Times New Roman" w:hAnsi="Times New Roman" w:eastAsia="Times New Roman" w:cs="Times New Roman"/>
+              </w:rPr>
+              <w:t>，</w:t>
+            </w:r>
+            <w:r>
+              <w:rPr>
+                <w:rFonts w:hint="eastAsia" w:ascii="Times New Roman" w:hAnsi="Times New Roman" w:eastAsia="FangSong" w:cs="Times New Roman"/>
+              </w:rPr>
+              <w:t>湿度指示剂</w:t>
+            </w:r>
+          </w:p>
+        </w:tc>
+      </w:tr>
+      <w:tr>
+        <w:tc>
+          <w:tcPr/>
+          <w:p>
+            <w:pPr>
+              <w:pStyle w:val="Compact"/>
+              <w:jc w:val="center"/>
+            </w:pPr>
+            <w:r>
+              <w:rPr>
+                <w:rFonts w:ascii="Times New Roman" w:hAnsi="Times New Roman" w:eastAsia="Times New Roman" w:cs="Times New Roman"/>
+              </w:rPr>
+              <w:t xml:space="preserve">Co3</w:t>
+            </w:r>
+          </w:p>
+        </w:tc>
+        <w:tc>
+          <w:tcPr/>
+          <w:p>
+            <w:pPr>
+              <w:pStyle w:val="Compact"/>
+              <w:jc w:val="center"/>
+            </w:pPr>
+            <m:oMath>
+              <m:r>
+                <m:rPr>
+                  <m:sty m:val="p"/>
+                </m:rPr>
+                <m:t>C</m:t>
+              </m:r>
+              <m:sSup>
+                <m:e>
+                  <m:r>
+                    <m:rPr>
+                      <m:sty m:val="p"/>
+                    </m:rPr>
+                    <m:t>o</m:t>
+                  </m:r>
+                </m:e>
+                <m:sup>
+                  <m:r>
+                    <m:rPr>
+                      <m:sty m:val="p"/>
+                    </m:rPr>
+                    <m:t>2</m:t>
+                  </m:r>
+                  <m:r>
+                    <m:rPr>
+                      <m:sty m:val="p"/>
+                    </m:rPr>
+                    <m:t>+</m:t>
+                  </m:r>
+                </m:sup>
+              </m:sSup>
+              <m:r>
+                <m:rPr>
+                  <m:sty m:val="p"/>
+                </m:rPr>
+                <m:t>+</m:t>
+              </m:r>
+              <m:r>
+                <m:t>7</m:t>
+              </m:r>
+              <m:r>
+                <m:rPr>
+                  <m:sty m:val="p"/>
+                </m:rPr>
+                <m:t>N</m:t>
+              </m:r>
+              <m:sSubSup>
+                <m:e>
+                  <m:r>
+                    <m:rPr>
+                      <m:sty m:val="p"/>
+                    </m:rPr>
+                    <m:t>O</m:t>
+                  </m:r>
+                </m:e>
+                <m:sub>
+                  <m:r>
+                    <m:rPr>
+                      <m:sty m:val="p"/>
+                    </m:rPr>
+                    <m:t>2</m:t>
+                  </m:r>
+                </m:sub>
+                <m:sup>
+                  <m:r>
+                    <m:rPr>
+                      <m:sty m:val="p"/>
+                    </m:rPr>
+                    <m:t>−</m:t>
+                  </m:r>
+                </m:sup>
+              </m:sSubSup>
+              <m:r>
+                <m:rPr>
+                  <m:sty m:val="p"/>
+                </m:rPr>
+                <m:t>+</m:t>
+              </m:r>
+              <m:r>
+                <m:t>3</m:t>
+              </m:r>
+              <m:sSup>
+                <m:e>
+                  <m:r>
+                    <m:rPr>
+                      <m:sty m:val="p"/>
+                    </m:rPr>
+                    <m:t>K</m:t>
+                  </m:r>
+                </m:e>
+                <m:sup>
+                  <m:r>
+                    <m:rPr>
+                      <m:sty m:val="p"/>
+                    </m:rPr>
+                    <m:t>+</m:t>
+                  </m:r>
+                </m:sup>
+              </m:sSup>
+              <m:r>
+                <m:rPr>
+                  <m:sty m:val="p"/>
+                </m:rPr>
+                <m:t>+</m:t>
+              </m:r>
+              <m:r>
+                <m:t>2</m:t>
+              </m:r>
+              <m:sSup>
+                <m:e>
+                  <m:r>
+                    <m:rPr>
+                      <m:sty m:val="p"/>
+                    </m:rPr>
+                    <m:t>H</m:t>
+                  </m:r>
+                </m:e>
+                <m:sup>
+                  <m:r>
+                    <m:rPr>
+                      <m:sty m:val="p"/>
+                    </m:rPr>
+                    <m:t>+</m:t>
+                  </m:r>
+                </m:sup>
+              </m:sSup>
+              <m:r>
+                <m:rPr>
+                  <m:sty m:val="p"/>
+                </m:rPr>
+                <m:t>→</m:t>
+              </m:r>
+              <m:sSub>
+                <m:e>
+                  <m:r>
+                    <m:rPr>
+                      <m:sty m:val="p"/>
+                    </m:rPr>
+                    <m:t>K</m:t>
+                  </m:r>
+                </m:e>
+                <m:sub>
+                  <m:r>
+                    <m:rPr>
+                      <m:sty m:val="p"/>
+                    </m:rPr>
+                    <m:t>3</m:t>
+                  </m:r>
+                </m:sub>
+              </m:sSub>
+              <m:r>
+                <m:rPr>
+                  <m:sty m:val="p"/>
+                </m:rPr>
+                <m:t>[</m:t>
+              </m:r>
+              <m:r>
+                <m:rPr>
+                  <m:sty m:val="p"/>
+                </m:rPr>
+                <m:t>C</m:t>
+              </m:r>
+              <m:r>
+                <m:rPr>
+                  <m:sty m:val="p"/>
+                </m:rPr>
+                <m:t>o</m:t>
+              </m:r>
+              <m:r>
+                <m:rPr>
+                  <m:sty m:val="p"/>
+                </m:rPr>
+                <m:t>(</m:t>
+              </m:r>
+              <m:r>
+                <m:rPr>
+                  <m:sty m:val="p"/>
+                </m:rPr>
+                <m:t>N</m:t>
+              </m:r>
+              <m:sSub>
+                <m:e>
+                  <m:r>
+                    <m:rPr>
+                      <m:sty m:val="p"/>
+                    </m:rPr>
+                    <m:t>O</m:t>
+                  </m:r>
+                </m:e>
+                <m:sub>
+                  <m:r>
+                    <m:rPr>
+                      <m:sty m:val="p"/>
+                    </m:rPr>
+                    <m:t>2</m:t>
+                  </m:r>
+                </m:sub>
+              </m:sSub>
+              <m:sSub>
+                <m:e>
+                  <m:r>
+                    <m:rPr>
+                      <m:sty m:val="p"/>
+                    </m:rPr>
+                    <m:t>)</m:t>
+                  </m:r>
+                </m:e>
+                <m:sub>
+                  <m:r>
+                    <m:rPr>
+                      <m:sty m:val="p"/>
+                    </m:rPr>
+                    <m:t>6</m:t>
+                  </m:r>
+                </m:sub>
+              </m:sSub>
+              <m:r>
+                <m:rPr>
+                  <m:sty m:val="p"/>
+                </m:rPr>
+                <m:t>]</m:t>
+              </m:r>
+              <m:r>
+                <m:rPr>
+                  <m:sty m:val="p"/>
+                </m:rPr>
+                <m:t>↓</m:t>
+              </m:r>
+              <m:r>
+                <m:rPr>
+                  <m:sty m:val="p"/>
+                </m:rPr>
+                <m:t>+</m:t>
+              </m:r>
+              <m:r>
+                <m:rPr>
+                  <m:sty m:val="p"/>
+                </m:rPr>
+                <m:t>N</m:t>
+              </m:r>
+              <m:r>
+                <m:rPr>
+                  <m:sty m:val="p"/>
+                </m:rPr>
+                <m:t>O</m:t>
+              </m:r>
+              <m:r>
+                <m:rPr>
+                  <m:sty m:val="p"/>
+                </m:rPr>
+                <m:t>↑</m:t>
+              </m:r>
+              <m:r>
+                <m:rPr>
+                  <m:sty m:val="p"/>
+                </m:rPr>
+                <m:t>+</m:t>
+              </m:r>
+              <m:sSub>
+                <m:e>
+                  <m:r>
+                    <m:rPr>
+                      <m:sty m:val="p"/>
+                    </m:rPr>
+                    <m:t>H</m:t>
+                  </m:r>
+                </m:e>
+                <m:sub>
+                  <m:r>
+                    <m:rPr>
+                      <m:sty m:val="p"/>
+                    </m:rPr>
+                    <m:t>2</m:t>
+                  </m:r>
+                </m:sub>
+              </m:sSub>
+              <m:r>
+                <m:rPr>
+                  <m:sty m:val="p"/>
+                </m:rPr>
+                <m:t>O</m:t>
+              </m:r>
+            </m:oMath>
+            <w:r>
+              <w:rPr>
+                <w:rFonts w:ascii="Times New Roman" w:hAnsi="Times New Roman" w:eastAsia="Times New Roman" w:cs="Times New Roman"/>
+              </w:rPr>
+              <w:t xml:space="preserve">​</w:t>
+            </w:r>
+          </w:p>
+        </w:tc>
+        <w:tc>
+          <w:tcPr/>
+          <w:p>
+            <w:pPr>
+              <w:pStyle w:val="Compact"/>
+              <w:jc w:val="center"/>
+            </w:pPr>
+            <w:r>
+              <w:rPr>
+                <w:rFonts w:ascii="Times New Roman" w:hAnsi="Times New Roman" w:eastAsia="Times New Roman" w:cs="Times New Roman"/>
+              </w:rPr>
+              <w:t>Co</w:t>
+            </w:r>
+            <w:r>
+              <w:rPr>
+                <w:rFonts w:ascii="Times New Roman" w:hAnsi="Times New Roman" w:eastAsia="Times New Roman" w:cs="Times New Roman"/>
+                <w:vertAlign w:val="superscript"/>
+              </w:rPr>
+              <w:t>2+</w:t>
+            </w:r>
+            <w:r>
+              <w:rPr>
+                <w:rFonts w:ascii="Times New Roman" w:hAnsi="Times New Roman" w:eastAsia="Times New Roman" w:cs="Times New Roman"/>
+              </w:rPr>
+              <w:t xml:space="preserve"> </w:t>
+            </w:r>
+            <w:r>
+              <w:rPr>
+                <w:rFonts w:hint="eastAsia" w:ascii="Times New Roman" w:hAnsi="Times New Roman" w:eastAsia="FangSong" w:cs="Times New Roman"/>
+              </w:rPr>
+              <w:t>特征鉴定</w:t>
+            </w:r>
+            <w:r>
+              <w:rPr>
+                <w:rFonts w:hint="eastAsia" w:ascii="Times New Roman" w:hAnsi="Times New Roman" w:eastAsia="Times New Roman" w:cs="Times New Roman"/>
+              </w:rPr>
+              <w:t>（</w:t>
+            </w:r>
+            <w:r>
+              <w:rPr>
+                <w:rFonts w:hint="eastAsia" w:ascii="Times New Roman" w:hAnsi="Times New Roman" w:eastAsia="FangSong" w:cs="Times New Roman"/>
+              </w:rPr>
+              <w:t>黄色沉淀</w:t>
+            </w:r>
+            <w:r>
+              <w:rPr>
+                <w:rFonts w:hint="eastAsia" w:ascii="Times New Roman" w:hAnsi="Times New Roman" w:eastAsia="Times New Roman" w:cs="Times New Roman"/>
+              </w:rPr>
+              <w:t>）</w:t>
+            </w:r>
+          </w:p>
+        </w:tc>
+      </w:tr>
+      <w:tr>
+        <w:tc>
+          <w:tcPr/>
+          <w:p>
+            <w:pPr>
+              <w:pStyle w:val="Compact"/>
+              <w:jc w:val="center"/>
+            </w:pPr>
+            <w:r>
+              <w:rPr>
+                <w:rFonts w:ascii="Times New Roman" w:hAnsi="Times New Roman" w:eastAsia="Times New Roman" w:cs="Times New Roman"/>
+              </w:rPr>
+              <w:t xml:space="preserve">Co4</w:t>
+            </w:r>
+          </w:p>
+        </w:tc>
+        <w:tc>
+          <w:tcPr/>
+          <w:p>
+            <w:pPr>
+              <w:pStyle w:val="Compact"/>
+              <w:jc w:val="center"/>
+            </w:pPr>
+            <m:oMath>
+              <m:r>
+                <m:t>2</m:t>
+              </m:r>
+              <m:r>
+                <m:rPr>
+                  <m:sty m:val="p"/>
+                </m:rPr>
+                <m:t>C</m:t>
+              </m:r>
+              <m:r>
+                <m:rPr>
+                  <m:sty m:val="p"/>
+                </m:rPr>
+                <m:t>o</m:t>
+              </m:r>
+              <m:r>
+                <m:rPr>
+                  <m:sty m:val="p"/>
+                </m:rPr>
+                <m:t>(</m:t>
+              </m:r>
+              <m:r>
+                <m:rPr>
+                  <m:sty m:val="p"/>
+                </m:rPr>
+                <m:t>O</m:t>
+              </m:r>
+              <m:r>
+                <m:rPr>
+                  <m:sty m:val="p"/>
+                </m:rPr>
+                <m:t>H</m:t>
+              </m:r>
+              <m:sSub>
+                <m:e>
+                  <m:r>
+                    <m:rPr>
+                      <m:sty m:val="p"/>
+                    </m:rPr>
+                    <m:t>)</m:t>
+                  </m:r>
+                </m:e>
+                <m:sub>
+                  <m:r>
+                    <m:rPr>
+                      <m:sty m:val="p"/>
+                    </m:rPr>
+                    <m:t>2</m:t>
+                  </m:r>
+                </m:sub>
+              </m:sSub>
+              <m:r>
+                <m:rPr>
+                  <m:sty m:val="p"/>
+                </m:rPr>
+                <m:t>+</m:t>
+              </m:r>
+              <m:sSub>
+                <m:e>
+                  <m:r>
+                    <m:rPr>
+                      <m:sty m:val="p"/>
+                    </m:rPr>
+                    <m:t>H</m:t>
+                  </m:r>
+                </m:e>
+                <m:sub>
+                  <m:r>
+                    <m:rPr>
+                      <m:sty m:val="p"/>
+                    </m:rPr>
+                    <m:t>2</m:t>
+                  </m:r>
+                </m:sub>
+              </m:sSub>
+              <m:sSub>
+                <m:e>
+                  <m:r>
+                    <m:rPr>
+                      <m:sty m:val="p"/>
+                    </m:rPr>
+                    <m:t>O</m:t>
+                  </m:r>
+                </m:e>
+                <m:sub>
+                  <m:r>
+                    <m:rPr>
+                      <m:sty m:val="p"/>
+                    </m:rPr>
+                    <m:t>2</m:t>
+                  </m:r>
+                </m:sub>
+              </m:sSub>
+              <m:r>
+                <m:rPr>
+                  <m:sty m:val="p"/>
+                </m:rPr>
+                <m:t>→</m:t>
+              </m:r>
+              <m:r>
+                <m:t>2</m:t>
+              </m:r>
+              <m:r>
+                <m:rPr>
+                  <m:sty m:val="p"/>
+                </m:rPr>
+                <m:t>C</m:t>
+              </m:r>
+              <m:r>
+                <m:rPr>
+                  <m:sty m:val="p"/>
+                </m:rPr>
+                <m:t>o</m:t>
+              </m:r>
+              <m:r>
+                <m:rPr>
+                  <m:sty m:val="p"/>
+                </m:rPr>
+                <m:t>(</m:t>
+              </m:r>
+              <m:r>
+                <m:rPr>
+                  <m:sty m:val="p"/>
+                </m:rPr>
+                <m:t>O</m:t>
+              </m:r>
+              <m:r>
+                <m:rPr>
+                  <m:sty m:val="p"/>
+                </m:rPr>
+                <m:t>H</m:t>
+              </m:r>
+              <m:sSub>
+                <m:e>
+                  <m:r>
+                    <m:rPr>
+                      <m:sty m:val="p"/>
+                    </m:rPr>
+                    <m:t>)</m:t>
+                  </m:r>
+                </m:e>
+                <m:sub>
+                  <m:r>
+                    <m:rPr>
+                      <m:sty m:val="p"/>
+                    </m:rPr>
+                    <m:t>3</m:t>
+                  </m:r>
+                </m:sub>
+              </m:sSub>
+            </m:oMath>
+            <w:r>
+              <w:rPr>
+                <w:rFonts w:ascii="Times New Roman" w:hAnsi="Times New Roman" w:eastAsia="Times New Roman" w:cs="Times New Roman"/>
+              </w:rPr>
+              <w:t xml:space="preserve">​</w:t>
+            </w:r>
+          </w:p>
+        </w:tc>
+        <w:tc>
+          <w:tcPr/>
+          <w:p>
+            <w:pPr>
+              <w:pStyle w:val="Compact"/>
+              <w:jc w:val="center"/>
+            </w:pPr>
+            <w:r>
+              <w:rPr>
+                <w:rFonts w:hint="eastAsia" w:ascii="Times New Roman" w:hAnsi="Times New Roman" w:eastAsia="FangSong" w:cs="Times New Roman"/>
+              </w:rPr>
+              <w:t xml:space="preserve">二价钴氢氧化物被氧化变棕</w:t>
             </w:r>
           </w:p>
         </w:tc>
       </w:tr>
     </w:tbl>
-    <w:bookmarkEnd w:id="27"/>
-    <w:bookmarkStart w:id="28" w:name="钴的反应速查"/>
-    <w:p>
-      <w:pPr>
-        <w:pStyle w:val="Heading3"/>
-        <w:spacing w:before="280" w:after="120"/>
-      </w:pPr>
-      <w:r>
-        <w:rPr>
-          <w:rFonts w:ascii="Times New Roman" w:hAnsi="Times New Roman" w:eastAsia="Times New Roman" w:cs="Times New Roman"/>
-        </w:rPr>
-        <w:t xml:space="preserve">3.5 </w:t>
-      </w:r>
-      <w:r>
-        <w:rPr>
-          <w:rFonts w:hint="eastAsia" w:ascii="Times New Roman" w:hAnsi="Times New Roman" w:eastAsia="SimHei" w:cs="Times New Roman"/>
-        </w:rPr>
-        <w:t xml:space="preserve">钴的反应速查</w:t>
-      </w:r>
-    </w:p>
-    <w:p>
-      <w:pPr>
-        <w:pStyle w:val="FirstParagraph"/>
-        <w:ind w:firstLine="420"/>
-      </w:pPr>
-      <w:r>
-        <w:rPr>
-          <w:rFonts w:ascii="Times New Roman" w:hAnsi="Times New Roman" w:eastAsia="Times New Roman" w:cs="Times New Roman"/>
-        </w:rPr>
-        <w:t xml:space="preserve">Co1 |</w:t>
-      </w:r>
-      <w:r>
-        <w:rPr>
-          <w:rFonts w:ascii="Times New Roman" w:hAnsi="Times New Roman" w:eastAsia="Times New Roman" w:cs="Times New Roman"/>
-        </w:rPr>
-        <w:t xml:space="preserve"> </w:t>
-      </w:r>
-      <m:oMath>
-        <m:oMathPr>
-          <m:ctrlPr>
-            <w:rPr>
-              <w:sz w:val="28"/>
-              <w:szCs w:val="28"/>
-            </w:rPr>
-          </m:ctrlPr>
-        </m:oMathPr>
-        <m:r>
-          <m:t>4</m:t>
-        </m:r>
-        <m:r>
-          <m:rPr>
-            <m:sty m:val="p"/>
-          </m:rPr>
-          <m:t>C</m:t>
-        </m:r>
-        <m:sSup>
-          <m:e>
-            <m:r>
-              <m:rPr>
-                <m:sty m:val="p"/>
-              </m:rPr>
-              <m:t>o</m:t>
-            </m:r>
-          </m:e>
-          <m:sup>
-            <m:r>
-              <m:rPr>
-                <m:sty m:val="p"/>
-              </m:rPr>
-              <m:t>3</m:t>
-            </m:r>
-            <m:r>
-              <m:rPr>
-                <m:sty m:val="p"/>
-              </m:rPr>
-              <m:t>+</m:t>
-            </m:r>
-          </m:sup>
-        </m:sSup>
-        <m:r>
-          <m:rPr>
-            <m:sty m:val="p"/>
-          </m:rPr>
-          <m:t>+</m:t>
-        </m:r>
-        <m:r>
-          <m:t>2</m:t>
-        </m:r>
-        <m:sSub>
-          <m:e>
-            <m:r>
-              <m:rPr>
-                <m:sty m:val="p"/>
-              </m:rPr>
-              <m:t>H</m:t>
-            </m:r>
-          </m:e>
-          <m:sub>
-            <m:r>
-              <m:rPr>
-                <m:sty m:val="p"/>
-              </m:rPr>
-              <m:t>2</m:t>
-            </m:r>
-          </m:sub>
-        </m:sSub>
-        <m:r>
-          <m:rPr>
-            <m:sty m:val="p"/>
-          </m:rPr>
-          <m:t>O</m:t>
-        </m:r>
-        <m:r>
-          <m:rPr>
-            <m:sty m:val="p"/>
-          </m:rPr>
-          <m:t>→</m:t>
-        </m:r>
-        <m:r>
-          <m:t>4</m:t>
-        </m:r>
-        <m:r>
-          <m:rPr>
-            <m:sty m:val="p"/>
-          </m:rPr>
-          <m:t>C</m:t>
-        </m:r>
-        <m:sSup>
-          <m:e>
-            <m:r>
-              <m:rPr>
-                <m:sty m:val="p"/>
-              </m:rPr>
-              <m:t>o</m:t>
-            </m:r>
-          </m:e>
-          <m:sup>
-            <m:r>
-              <m:rPr>
-                <m:sty m:val="p"/>
-              </m:rPr>
-              <m:t>2</m:t>
-            </m:r>
-            <m:r>
-              <m:rPr>
-                <m:sty m:val="p"/>
-              </m:rPr>
-              <m:t>+</m:t>
-            </m:r>
-          </m:sup>
-        </m:sSup>
-        <m:r>
-          <m:rPr>
-            <m:sty m:val="p"/>
-          </m:rPr>
-          <m:t>+</m:t>
-        </m:r>
-        <m:sSub>
-          <m:e>
-            <m:r>
-              <m:rPr>
-                <m:sty m:val="p"/>
-              </m:rPr>
-              <m:t>O</m:t>
-            </m:r>
-          </m:e>
-          <m:sub>
-            <m:r>
-              <m:rPr>
-                <m:sty m:val="p"/>
-              </m:rPr>
-              <m:t>2</m:t>
-            </m:r>
-          </m:sub>
-        </m:sSub>
-        <m:r>
-          <m:rPr>
-            <m:sty m:val="p"/>
-          </m:rPr>
-          <m:t>↑</m:t>
-        </m:r>
-        <m:r>
-          <m:rPr>
-            <m:sty m:val="p"/>
-          </m:rPr>
-          <m:t>+</m:t>
-        </m:r>
-        <m:r>
-          <m:t>4</m:t>
-        </m:r>
-        <m:sSup>
-          <m:e>
-            <m:r>
-              <m:rPr>
-                <m:sty m:val="p"/>
-              </m:rPr>
-              <m:t>H</m:t>
-            </m:r>
-          </m:e>
-          <m:sup>
-            <m:r>
-              <m:rPr>
-                <m:sty m:val="p"/>
-              </m:rPr>
-              <m:t>+</m:t>
-            </m:r>
-          </m:sup>
-        </m:sSup>
-      </m:oMath>
-      <w:r>
-        <w:rPr>
-          <w:rFonts w:ascii="Times New Roman" w:hAnsi="Times New Roman" w:eastAsia="Times New Roman" w:cs="Times New Roman"/>
-        </w:rPr>
-        <w:t xml:space="preserve"> </w:t>
-      </w:r>
-      <w:r>
-        <w:rPr>
-          <w:rFonts w:ascii="Times New Roman" w:hAnsi="Times New Roman" w:eastAsia="Times New Roman" w:cs="Times New Roman"/>
-        </w:rPr>
-        <w:t xml:space="preserve">| </w:t>
-      </w:r>
-      <w:r>
-        <w:rPr>
-          <w:rFonts w:hint="eastAsia" w:ascii="Times New Roman" w:hAnsi="Times New Roman" w:eastAsia="FangSong" w:cs="Times New Roman"/>
-        </w:rPr>
-        <w:t xml:space="preserve">三价钴水合离子的强氧化性</w:t>
-      </w:r>
-      <w:r>
-        <w:rPr>
-          <w:rFonts w:ascii="Times New Roman" w:hAnsi="Times New Roman" w:eastAsia="Times New Roman" w:cs="Times New Roman"/>
-        </w:rPr>
-        <w:t xml:space="preserve"> |</w:t>
-      </w:r>
-      <w:r>
-        <w:rPr>
-          <w:rFonts w:ascii="Times New Roman" w:hAnsi="Times New Roman" w:eastAsia="Times New Roman" w:cs="Times New Roman"/>
-        </w:rPr>
-        <w:br/>
-      </w:r>
-      <w:r>
-        <w:rPr>
-          <w:rFonts w:ascii="Times New Roman" w:hAnsi="Times New Roman" w:eastAsia="Times New Roman" w:cs="Times New Roman"/>
-        </w:rPr>
-        <w:t xml:space="preserve">Co2 |</w:t>
-      </w:r>
-      <w:r>
-        <w:rPr>
-          <w:rFonts w:ascii="Times New Roman" w:hAnsi="Times New Roman" w:eastAsia="Times New Roman" w:cs="Times New Roman"/>
-        </w:rPr>
-        <w:t xml:space="preserve"> </w:t>
-      </w:r>
-      <m:oMath>
-        <m:oMathPr>
-          <m:ctrlPr>
-            <w:rPr>
-              <w:sz w:val="28"/>
-              <w:szCs w:val="28"/>
-            </w:rPr>
-          </m:ctrlPr>
-        </m:oMathPr>
-        <m:r>
-          <m:rPr>
-            <m:sty m:val="p"/>
-          </m:rPr>
-          <m:t>[</m:t>
-        </m:r>
-        <m:r>
-          <m:rPr>
-            <m:sty m:val="p"/>
-          </m:rPr>
-          <m:t>C</m:t>
-        </m:r>
-        <m:r>
-          <m:rPr>
-            <m:sty m:val="p"/>
-          </m:rPr>
-          <m:t>o</m:t>
-        </m:r>
-        <m:r>
-          <m:rPr>
-            <m:sty m:val="p"/>
-          </m:rPr>
-          <m:t>C</m:t>
-        </m:r>
-        <m:sSub>
-          <m:e>
-            <m:r>
-              <m:rPr>
-                <m:sty m:val="p"/>
-              </m:rPr>
-              <m:t>l</m:t>
-            </m:r>
-          </m:e>
-          <m:sub>
-            <m:r>
-              <m:rPr>
-                <m:sty m:val="p"/>
-              </m:rPr>
-              <m:t>4</m:t>
-            </m:r>
-          </m:sub>
-        </m:sSub>
-        <m:sSup>
-          <m:e>
-            <m:r>
-              <m:rPr>
-                <m:sty m:val="p"/>
-              </m:rPr>
-              <m:t>]</m:t>
-            </m:r>
-          </m:e>
-          <m:sup>
-            <m:r>
-              <m:t>2</m:t>
-            </m:r>
-            <m:r>
-              <m:rPr>
-                <m:sty m:val="p"/>
-              </m:rPr>
-              <m:t>−</m:t>
-            </m:r>
-          </m:sup>
-        </m:sSup>
-        <m:r>
-          <m:rPr>
-            <m:sty m:val="p"/>
-          </m:rPr>
-          <m:t>+</m:t>
-        </m:r>
-        <m:r>
-          <m:t>6</m:t>
-        </m:r>
-        <m:sSub>
-          <m:e>
-            <m:r>
-              <m:rPr>
-                <m:sty m:val="p"/>
-              </m:rPr>
-              <m:t>H</m:t>
-            </m:r>
-          </m:e>
-          <m:sub>
-            <m:r>
-              <m:rPr>
-                <m:sty m:val="p"/>
-              </m:rPr>
-              <m:t>2</m:t>
-            </m:r>
-          </m:sub>
-        </m:sSub>
-        <m:r>
-          <m:rPr>
-            <m:sty m:val="p"/>
-          </m:rPr>
-          <m:t>O</m:t>
-        </m:r>
-        <m:r>
-          <m:rPr>
-            <m:sty m:val="p"/>
-          </m:rPr>
-          <m:t>⇌</m:t>
-        </m:r>
-        <m:r>
-          <m:rPr>
-            <m:sty m:val="p"/>
-          </m:rPr>
-          <m:t>[</m:t>
-        </m:r>
-        <m:r>
-          <m:rPr>
-            <m:sty m:val="p"/>
-          </m:rPr>
-          <m:t>C</m:t>
-        </m:r>
-        <m:r>
-          <m:rPr>
-            <m:sty m:val="p"/>
-          </m:rPr>
-          <m:t>o</m:t>
-        </m:r>
-        <m:r>
-          <m:rPr>
-            <m:sty m:val="p"/>
-          </m:rPr>
-          <m:t>(</m:t>
-        </m:r>
-        <m:sSub>
-          <m:e>
-            <m:r>
-              <m:rPr>
-                <m:sty m:val="p"/>
-              </m:rPr>
-              <m:t>H</m:t>
-            </m:r>
-          </m:e>
-          <m:sub>
-            <m:r>
-              <m:rPr>
-                <m:sty m:val="p"/>
-              </m:rPr>
-              <m:t>2</m:t>
-            </m:r>
-          </m:sub>
-        </m:sSub>
-        <m:r>
-          <m:rPr>
-            <m:sty m:val="p"/>
-          </m:rPr>
-          <m:t>O</m:t>
-        </m:r>
-        <m:sSub>
-          <m:e>
-            <m:r>
-              <m:rPr>
-                <m:sty m:val="p"/>
-              </m:rPr>
-              <m:t>)</m:t>
-            </m:r>
-          </m:e>
-          <m:sub>
-            <m:r>
-              <m:rPr>
-                <m:sty m:val="p"/>
-              </m:rPr>
-              <m:t>6</m:t>
-            </m:r>
-          </m:sub>
-        </m:sSub>
-        <m:sSup>
-          <m:e>
-            <m:r>
-              <m:rPr>
-                <m:sty m:val="p"/>
-              </m:rPr>
-              <m:t>]</m:t>
-            </m:r>
-          </m:e>
-          <m:sup>
-            <m:r>
-              <m:t>2</m:t>
-            </m:r>
-            <m:r>
-              <m:rPr>
-                <m:sty m:val="p"/>
-              </m:rPr>
-              <m:t>+</m:t>
-            </m:r>
-          </m:sup>
-        </m:sSup>
-        <m:r>
-          <m:rPr>
-            <m:sty m:val="p"/>
-          </m:rPr>
-          <m:t>+</m:t>
-        </m:r>
-        <m:r>
-          <m:t>4</m:t>
-        </m:r>
-        <m:r>
-          <m:rPr>
-            <m:sty m:val="p"/>
-          </m:rPr>
-          <m:t>C</m:t>
-        </m:r>
-        <m:sSup>
-          <m:e>
-            <m:r>
-              <m:rPr>
-                <m:sty m:val="p"/>
-              </m:rPr>
-              <m:t>l</m:t>
-            </m:r>
-          </m:e>
-          <m:sup>
-            <m:r>
-              <m:rPr>
-                <m:sty m:val="p"/>
-              </m:rPr>
-              <m:t>−</m:t>
-            </m:r>
-          </m:sup>
-        </m:sSup>
-      </m:oMath>
-      <w:r>
-        <w:rPr>
-          <w:rFonts w:ascii="Times New Roman" w:hAnsi="Times New Roman" w:eastAsia="Times New Roman" w:cs="Times New Roman"/>
-        </w:rPr>
-        <w:t xml:space="preserve"> </w:t>
-      </w:r>
-      <w:r>
-        <w:rPr>
-          <w:rFonts w:ascii="Times New Roman" w:hAnsi="Times New Roman" w:eastAsia="Times New Roman" w:cs="Times New Roman"/>
-        </w:rPr>
-        <w:t xml:space="preserve">| </w:t>
-      </w:r>
-      <w:r>
-        <w:rPr>
-          <w:rFonts w:hint="eastAsia" w:ascii="Times New Roman" w:hAnsi="Times New Roman" w:eastAsia="FangSong" w:cs="Times New Roman"/>
-        </w:rPr>
-        <w:t>蓝粉变色</w:t>
-      </w:r>
-      <w:r>
-        <w:rPr>
-          <w:rFonts w:hint="eastAsia" w:ascii="Times New Roman" w:hAnsi="Times New Roman" w:eastAsia="Times New Roman" w:cs="Times New Roman"/>
-        </w:rPr>
-        <w:t>，</w:t>
-      </w:r>
-      <w:r>
-        <w:rPr>
-          <w:rFonts w:hint="eastAsia" w:ascii="Times New Roman" w:hAnsi="Times New Roman" w:eastAsia="FangSong" w:cs="Times New Roman"/>
-        </w:rPr>
-        <w:t>湿度指示剂</w:t>
-      </w:r>
-      <w:r>
-        <w:rPr>
-          <w:rFonts w:ascii="Times New Roman" w:hAnsi="Times New Roman" w:eastAsia="Times New Roman" w:cs="Times New Roman"/>
-        </w:rPr>
-        <w:t xml:space="preserve"> |</w:t>
-      </w:r>
-      <w:r>
-        <w:rPr>
-          <w:rFonts w:ascii="Times New Roman" w:hAnsi="Times New Roman" w:eastAsia="Times New Roman" w:cs="Times New Roman"/>
-        </w:rPr>
-        <w:br/>
-      </w:r>
-      <w:r>
-        <w:rPr>
-          <w:rFonts w:ascii="Times New Roman" w:hAnsi="Times New Roman" w:eastAsia="Times New Roman" w:cs="Times New Roman"/>
-        </w:rPr>
-        <w:t xml:space="preserve">Co3 |</w:t>
-      </w:r>
-      <w:r>
-        <w:rPr>
-          <w:rFonts w:ascii="Times New Roman" w:hAnsi="Times New Roman" w:eastAsia="Times New Roman" w:cs="Times New Roman"/>
-        </w:rPr>
-        <w:t xml:space="preserve"> </w:t>
-      </w:r>
-      <m:oMath>
-        <m:oMathPr>
-          <m:ctrlPr>
-            <w:rPr>
-              <w:sz w:val="28"/>
-              <w:szCs w:val="28"/>
-            </w:rPr>
-          </m:ctrlPr>
-        </m:oMathPr>
-        <m:r>
-          <m:rPr>
-            <m:sty m:val="p"/>
-          </m:rPr>
-          <m:t>C</m:t>
-        </m:r>
-        <m:sSup>
-          <m:e>
-            <m:r>
-              <m:rPr>
-                <m:sty m:val="p"/>
-              </m:rPr>
-              <m:t>o</m:t>
-            </m:r>
-          </m:e>
-          <m:sup>
-            <m:r>
-              <m:rPr>
-                <m:sty m:val="p"/>
-              </m:rPr>
-              <m:t>2</m:t>
-            </m:r>
-            <m:r>
-              <m:rPr>
-                <m:sty m:val="p"/>
-              </m:rPr>
-              <m:t>+</m:t>
-            </m:r>
-          </m:sup>
-        </m:sSup>
-        <m:r>
-          <m:rPr>
-            <m:sty m:val="p"/>
-          </m:rPr>
-          <m:t>+</m:t>
-        </m:r>
-        <m:r>
-          <m:t>7</m:t>
-        </m:r>
-        <m:r>
-          <m:rPr>
-            <m:sty m:val="p"/>
-          </m:rPr>
-          <m:t>N</m:t>
-        </m:r>
-        <m:sSubSup>
-          <m:e>
-            <m:r>
-              <m:rPr>
-                <m:sty m:val="p"/>
-              </m:rPr>
-              <m:t>O</m:t>
-            </m:r>
-          </m:e>
-          <m:sub>
-            <m:r>
-              <m:rPr>
-                <m:sty m:val="p"/>
-              </m:rPr>
-              <m:t>2</m:t>
-            </m:r>
-          </m:sub>
-          <m:sup>
-            <m:r>
-              <m:rPr>
-                <m:sty m:val="p"/>
-              </m:rPr>
-              <m:t>−</m:t>
-            </m:r>
-          </m:sup>
-        </m:sSubSup>
-        <m:r>
-          <m:rPr>
-            <m:sty m:val="p"/>
-          </m:rPr>
-          <m:t>+</m:t>
-        </m:r>
-        <m:r>
-          <m:t>3</m:t>
-        </m:r>
-        <m:sSup>
-          <m:e>
-            <m:r>
-              <m:rPr>
-                <m:sty m:val="p"/>
-              </m:rPr>
-              <m:t>K</m:t>
-            </m:r>
-          </m:e>
-          <m:sup>
-            <m:r>
-              <m:rPr>
-                <m:sty m:val="p"/>
-              </m:rPr>
-              <m:t>+</m:t>
-            </m:r>
-          </m:sup>
-        </m:sSup>
-        <m:r>
-          <m:rPr>
-            <m:sty m:val="p"/>
-          </m:rPr>
-          <m:t>+</m:t>
-        </m:r>
-        <m:r>
-          <m:t>2</m:t>
-        </m:r>
-        <m:sSup>
-          <m:e>
-            <m:r>
-              <m:rPr>
-                <m:sty m:val="p"/>
-              </m:rPr>
-              <m:t>H</m:t>
-            </m:r>
-          </m:e>
-          <m:sup>
-            <m:r>
-              <m:rPr>
-                <m:sty m:val="p"/>
-              </m:rPr>
-              <m:t>+</m:t>
-            </m:r>
-          </m:sup>
-        </m:sSup>
-        <m:r>
-          <m:rPr>
-            <m:sty m:val="p"/>
-          </m:rPr>
-          <m:t>→</m:t>
-        </m:r>
-        <m:sSub>
-          <m:e>
-            <m:r>
-              <m:rPr>
-                <m:sty m:val="p"/>
-              </m:rPr>
-              <m:t>K</m:t>
-            </m:r>
-          </m:e>
-          <m:sub>
-            <m:r>
-              <m:rPr>
-                <m:sty m:val="p"/>
-              </m:rPr>
-              <m:t>3</m:t>
-            </m:r>
-          </m:sub>
-        </m:sSub>
-        <m:r>
-          <m:rPr>
-            <m:sty m:val="p"/>
-          </m:rPr>
-          <m:t>[</m:t>
-        </m:r>
-        <m:r>
-          <m:rPr>
-            <m:sty m:val="p"/>
-          </m:rPr>
-          <m:t>C</m:t>
-        </m:r>
-        <m:r>
-          <m:rPr>
-            <m:sty m:val="p"/>
-          </m:rPr>
-          <m:t>o</m:t>
-        </m:r>
-        <m:r>
-          <m:rPr>
-            <m:sty m:val="p"/>
-          </m:rPr>
-          <m:t>(</m:t>
-        </m:r>
-        <m:r>
-          <m:rPr>
-            <m:sty m:val="p"/>
-          </m:rPr>
-          <m:t>N</m:t>
-        </m:r>
-        <m:sSub>
-          <m:e>
-            <m:r>
-              <m:rPr>
-                <m:sty m:val="p"/>
-              </m:rPr>
-              <m:t>O</m:t>
-            </m:r>
-          </m:e>
-          <m:sub>
-            <m:r>
-              <m:rPr>
-                <m:sty m:val="p"/>
-              </m:rPr>
-              <m:t>2</m:t>
-            </m:r>
-          </m:sub>
-        </m:sSub>
-        <m:sSub>
-          <m:e>
-            <m:r>
-              <m:rPr>
-                <m:sty m:val="p"/>
-              </m:rPr>
-              <m:t>)</m:t>
-            </m:r>
-          </m:e>
-          <m:sub>
-            <m:r>
-              <m:rPr>
-                <m:sty m:val="p"/>
-              </m:rPr>
-              <m:t>6</m:t>
-            </m:r>
-          </m:sub>
-        </m:sSub>
-        <m:r>
-          <m:rPr>
-            <m:sty m:val="p"/>
-          </m:rPr>
-          <m:t>]</m:t>
-        </m:r>
-        <m:r>
-          <m:rPr>
-            <m:sty m:val="p"/>
-          </m:rPr>
-          <m:t>↓</m:t>
-        </m:r>
-        <m:r>
-          <m:rPr>
-            <m:sty m:val="p"/>
-          </m:rPr>
-          <m:t>+</m:t>
-        </m:r>
-        <m:r>
-          <m:rPr>
-            <m:sty m:val="p"/>
-          </m:rPr>
-          <m:t>N</m:t>
-        </m:r>
-        <m:r>
-          <m:rPr>
-            <m:sty m:val="p"/>
-          </m:rPr>
-          <m:t>O</m:t>
-        </m:r>
-        <m:r>
-          <m:rPr>
-            <m:sty m:val="p"/>
-          </m:rPr>
-          <m:t>↑</m:t>
-        </m:r>
-        <m:r>
-          <m:rPr>
-            <m:sty m:val="p"/>
-          </m:rPr>
-          <m:t>+</m:t>
-        </m:r>
-        <m:sSub>
-          <m:e>
-            <m:r>
-              <m:rPr>
-                <m:sty m:val="p"/>
-              </m:rPr>
-              <m:t>H</m:t>
-            </m:r>
-          </m:e>
-          <m:sub>
-            <m:r>
-              <m:rPr>
-                <m:sty m:val="p"/>
-              </m:rPr>
-              <m:t>2</m:t>
-            </m:r>
-          </m:sub>
-        </m:sSub>
-        <m:r>
-          <m:rPr>
-            <m:sty m:val="p"/>
-          </m:rPr>
-          <m:t>O</m:t>
-        </m:r>
-      </m:oMath>
-      <w:r>
-        <w:rPr>
-          <w:rFonts w:ascii="Times New Roman" w:hAnsi="Times New Roman" w:eastAsia="Times New Roman" w:cs="Times New Roman"/>
-        </w:rPr>
-        <w:t xml:space="preserve"> </w:t>
-      </w:r>
-      <w:r>
-        <w:rPr>
-          <w:rFonts w:ascii="Times New Roman" w:hAnsi="Times New Roman" w:eastAsia="Times New Roman" w:cs="Times New Roman"/>
-        </w:rPr>
-        <w:t>| Co</w:t>
-      </w:r>
-      <w:r>
-        <w:rPr>
-          <w:rFonts w:ascii="Times New Roman" w:hAnsi="Times New Roman" w:eastAsia="Times New Roman" w:cs="Times New Roman"/>
-          <w:vertAlign w:val="superscript"/>
-        </w:rPr>
-        <w:t>2+</w:t>
-      </w:r>
-      <w:r>
-        <w:rPr>
-          <w:rFonts w:ascii="Times New Roman" w:hAnsi="Times New Roman" w:eastAsia="Times New Roman" w:cs="Times New Roman"/>
-        </w:rPr>
-        <w:t xml:space="preserve"> </w:t>
-      </w:r>
-      <w:r>
-        <w:rPr>
-          <w:rFonts w:hint="eastAsia" w:ascii="Times New Roman" w:hAnsi="Times New Roman" w:eastAsia="FangSong" w:cs="Times New Roman"/>
-        </w:rPr>
-        <w:t>特征鉴定</w:t>
-      </w:r>
-      <w:r>
-        <w:rPr>
-          <w:rFonts w:hint="eastAsia" w:ascii="Times New Roman" w:hAnsi="Times New Roman" w:eastAsia="Times New Roman" w:cs="Times New Roman"/>
-        </w:rPr>
-        <w:t>（</w:t>
-      </w:r>
-      <w:r>
-        <w:rPr>
-          <w:rFonts w:hint="eastAsia" w:ascii="Times New Roman" w:hAnsi="Times New Roman" w:eastAsia="FangSong" w:cs="Times New Roman"/>
-        </w:rPr>
-        <w:t>黄色沉淀</w:t>
-      </w:r>
-      <w:r>
-        <w:rPr>
-          <w:rFonts w:hint="eastAsia" w:ascii="Times New Roman" w:hAnsi="Times New Roman" w:eastAsia="Times New Roman" w:cs="Times New Roman"/>
-        </w:rPr>
-        <w:t>）</w:t>
-      </w:r>
-      <w:r>
-        <w:rPr>
-          <w:rFonts w:ascii="Times New Roman" w:hAnsi="Times New Roman" w:eastAsia="Times New Roman" w:cs="Times New Roman"/>
-        </w:rPr>
-        <w:t xml:space="preserve"> |</w:t>
-      </w:r>
-      <w:r>
-        <w:rPr>
-          <w:rFonts w:ascii="Times New Roman" w:hAnsi="Times New Roman" w:eastAsia="Times New Roman" w:cs="Times New Roman"/>
-        </w:rPr>
-        <w:br/>
-      </w:r>
-      <w:r>
-        <w:rPr>
-          <w:rFonts w:ascii="Times New Roman" w:hAnsi="Times New Roman" w:eastAsia="Times New Roman" w:cs="Times New Roman"/>
-        </w:rPr>
-        <w:t xml:space="preserve">Co4 |</w:t>
-      </w:r>
-      <w:r>
-        <w:rPr>
-          <w:rFonts w:ascii="Times New Roman" w:hAnsi="Times New Roman" w:eastAsia="Times New Roman" w:cs="Times New Roman"/>
-        </w:rPr>
-        <w:t xml:space="preserve"> </w:t>
-      </w:r>
-      <m:oMath>
-        <m:oMathPr>
-          <m:ctrlPr>
-            <w:rPr>
-              <w:sz w:val="28"/>
-              <w:szCs w:val="28"/>
-            </w:rPr>
-          </m:ctrlPr>
-        </m:oMathPr>
-        <m:r>
-          <m:t>2</m:t>
-        </m:r>
-        <m:r>
-          <m:rPr>
-            <m:sty m:val="p"/>
-          </m:rPr>
-          <m:t>C</m:t>
-        </m:r>
-        <m:r>
-          <m:rPr>
-            <m:sty m:val="p"/>
-          </m:rPr>
-          <m:t>o</m:t>
-        </m:r>
-        <m:r>
-          <m:rPr>
-            <m:sty m:val="p"/>
-          </m:rPr>
-          <m:t>(</m:t>
-        </m:r>
-        <m:r>
-          <m:rPr>
-            <m:sty m:val="p"/>
-          </m:rPr>
-          <m:t>O</m:t>
-        </m:r>
-        <m:r>
-          <m:rPr>
-            <m:sty m:val="p"/>
-          </m:rPr>
-          <m:t>H</m:t>
-        </m:r>
-        <m:sSub>
-          <m:e>
-            <m:r>
-              <m:rPr>
-                <m:sty m:val="p"/>
-              </m:rPr>
-              <m:t>)</m:t>
-            </m:r>
-          </m:e>
-          <m:sub>
-            <m:r>
-              <m:rPr>
-                <m:sty m:val="p"/>
-              </m:rPr>
-              <m:t>2</m:t>
-            </m:r>
-          </m:sub>
-        </m:sSub>
-        <m:r>
-          <m:rPr>
-            <m:sty m:val="p"/>
-          </m:rPr>
-          <m:t>+</m:t>
-        </m:r>
-        <m:sSub>
-          <m:e>
-            <m:r>
-              <m:rPr>
-                <m:sty m:val="p"/>
-              </m:rPr>
-              <m:t>H</m:t>
-            </m:r>
-          </m:e>
-          <m:sub>
-            <m:r>
-              <m:rPr>
-                <m:sty m:val="p"/>
-              </m:rPr>
-              <m:t>2</m:t>
-            </m:r>
-          </m:sub>
-        </m:sSub>
-        <m:sSub>
-          <m:e>
-            <m:r>
-              <m:rPr>
-                <m:sty m:val="p"/>
-              </m:rPr>
-              <m:t>O</m:t>
-            </m:r>
-          </m:e>
-          <m:sub>
-            <m:r>
-              <m:rPr>
-                <m:sty m:val="p"/>
-              </m:rPr>
-              <m:t>2</m:t>
-            </m:r>
-          </m:sub>
-        </m:sSub>
-        <m:r>
-          <m:rPr>
-            <m:sty m:val="p"/>
-          </m:rPr>
-          <m:t>→</m:t>
-        </m:r>
-        <m:r>
-          <m:t>2</m:t>
-        </m:r>
-        <m:r>
-          <m:rPr>
-            <m:sty m:val="p"/>
-          </m:rPr>
-          <m:t>C</m:t>
-        </m:r>
-        <m:r>
-          <m:rPr>
-            <m:sty m:val="p"/>
-          </m:rPr>
-          <m:t>o</m:t>
-        </m:r>
-        <m:r>
-          <m:rPr>
-            <m:sty m:val="p"/>
-          </m:rPr>
-          <m:t>(</m:t>
-        </m:r>
-        <m:r>
-          <m:rPr>
-            <m:sty m:val="p"/>
-          </m:rPr>
-          <m:t>O</m:t>
-        </m:r>
-        <m:r>
-          <m:rPr>
-            <m:sty m:val="p"/>
-          </m:rPr>
-          <m:t>H</m:t>
-        </m:r>
-        <m:sSub>
-          <m:e>
-            <m:r>
-              <m:rPr>
-                <m:sty m:val="p"/>
-              </m:rPr>
-              <m:t>)</m:t>
-            </m:r>
-          </m:e>
-          <m:sub>
-            <m:r>
-              <m:rPr>
-                <m:sty m:val="p"/>
-              </m:rPr>
-              <m:t>3</m:t>
-            </m:r>
-          </m:sub>
-        </m:sSub>
-      </m:oMath>
-      <w:r>
-        <w:rPr>
-          <w:rFonts w:ascii="Times New Roman" w:hAnsi="Times New Roman" w:eastAsia="Times New Roman" w:cs="Times New Roman"/>
-        </w:rPr>
-        <w:t xml:space="preserve"> </w:t>
-      </w:r>
-      <w:r>
-        <w:rPr>
-          <w:rFonts w:ascii="Times New Roman" w:hAnsi="Times New Roman" w:eastAsia="Times New Roman" w:cs="Times New Roman"/>
-        </w:rPr>
-        <w:t xml:space="preserve">| </w:t>
-      </w:r>
-      <w:r>
-        <w:rPr>
-          <w:rFonts w:hint="eastAsia" w:ascii="Times New Roman" w:hAnsi="Times New Roman" w:eastAsia="FangSong" w:cs="Times New Roman"/>
-        </w:rPr>
-        <w:t xml:space="preserve">二价钴氢氧化物被氧化变棕</w:t>
-      </w:r>
-      <w:r>
-        <w:rPr>
-          <w:rFonts w:ascii="Times New Roman" w:hAnsi="Times New Roman" w:eastAsia="Times New Roman" w:cs="Times New Roman"/>
-        </w:rPr>
-        <w:t xml:space="preserve"> |</w:t>
-      </w:r>
-    </w:p>
     <w:bookmarkEnd w:id="28"/>
     <w:bookmarkEnd w:id="29"/>
     <w:bookmarkStart w:id="39" w:name="镍的配位几何与羰基化学"/>
@@ -14184,7 +14186,7 @@
     <w:p>
       <w:pPr>
         <w:pStyle w:val="BodyText"/>
-        <w:spacing w:before="120" w:after="80"/>
+        <w:spacing w:before="120"/>
         <w:ind w:firstLine="420"/>
       </w:pPr>
       <w:r>
@@ -14366,10 +14368,31 @@
         <w:t>。</w:t>
       </w:r>
     </w:p>
+    <w:bookmarkEnd w:id="37"/>
+    <w:bookmarkStart w:id="38" w:name="镍的反应速查"/>
+    <w:p>
+      <w:pPr>
+        <w:pStyle w:val="Heading3"/>
+        <w:spacing w:after="120" w:before="280"/>
+      </w:pPr>
+      <w:r>
+        <w:rPr>
+          <w:rFonts w:ascii="Times New Roman" w:hAnsi="Times New Roman" w:eastAsia="Times New Roman" w:cs="Times New Roman"/>
+        </w:rPr>
+        <w:t xml:space="preserve">4.6 </w:t>
+      </w:r>
+      <w:r>
+        <w:rPr>
+          <w:rFonts w:hint="eastAsia" w:ascii="Times New Roman" w:hAnsi="Times New Roman" w:eastAsia="SimHei" w:cs="Times New Roman"/>
+        </w:rPr>
+        <w:t xml:space="preserve">镍的反应速查</w:t>
+      </w:r>
+    </w:p>
     <w:tbl>
       <w:tblPr>
         <w:tblStyle w:val="Table"/>
-        <w:tblW w:type="auto" w:w="0"/>
+        <w:tblW w:type="pct" w:w="5000"/>
+        <w:tblLayout w:type="fixed"/>
         <w:tblLook w:firstRow="1" w:lastRow="0" w:firstColumn="0" w:lastColumn="0" w:noHBand="0" w:noVBand="0" w:val="0020"/>
         <w:jc w:val="center"/>
         <w:tblBorders>
@@ -14382,14 +14405,76 @@
         </w:tblBorders>
       </w:tblPr>
       <w:tblGrid>
-        <w:gridCol w:w="2640"/>
-        <w:gridCol w:w="2640"/>
-        <w:gridCol w:w="2640"/>
+        <w:gridCol w:w="3046"/>
+        <w:gridCol w:w="2436"/>
+        <w:gridCol w:w="2436"/>
       </w:tblGrid>
       <w:tr>
         <w:trPr>
           <w:tblHeader w:val="on"/>
         </w:trPr>
+        <w:tc>
+          <w:tcPr>
+            <w:tcBorders>
+              <w:bottom w:val="single" w:sz="6" w:space="0" w:color="333333"/>
+            </w:tcBorders>
+          </w:tcPr>
+          <w:p>
+            <w:pPr>
+              <w:pStyle w:val="Compact"/>
+              <w:jc w:val="center"/>
+            </w:pPr>
+            <w:r>
+              <w:rPr>
+                <w:rFonts w:hint="eastAsia" w:ascii="Times New Roman" w:hAnsi="Times New Roman" w:eastAsia="SimHei" w:cs="Times New Roman"/>
+                <w:b/>
+              </w:rPr>
+              <w:t xml:space="preserve">编号</w:t>
+            </w:r>
+          </w:p>
+        </w:tc>
+        <w:tc>
+          <w:tcPr>
+            <w:tcBorders>
+              <w:bottom w:val="single" w:sz="6" w:space="0" w:color="333333"/>
+            </w:tcBorders>
+          </w:tcPr>
+          <w:p>
+            <w:pPr>
+              <w:pStyle w:val="Compact"/>
+              <w:jc w:val="center"/>
+            </w:pPr>
+            <w:r>
+              <w:rPr>
+                <w:rFonts w:hint="eastAsia" w:ascii="Times New Roman" w:hAnsi="Times New Roman" w:eastAsia="SimHei" w:cs="Times New Roman"/>
+                <w:b/>
+              </w:rPr>
+              <w:t xml:space="preserve">反应</w:t>
+            </w:r>
+          </w:p>
+        </w:tc>
+        <w:tc>
+          <w:tcPr>
+            <w:tcBorders>
+              <w:bottom w:val="single" w:sz="6" w:space="0" w:color="333333"/>
+            </w:tcBorders>
+          </w:tcPr>
+          <w:p>
+            <w:pPr>
+              <w:pStyle w:val="Compact"/>
+              <w:jc w:val="center"/>
+            </w:pPr>
+            <w:r>
+              <w:rPr>
+                <w:rFonts w:hint="eastAsia" w:ascii="Times New Roman" w:hAnsi="Times New Roman" w:eastAsia="SimHei" w:cs="Times New Roman"/>
+                <w:b/>
+              </w:rPr>
+              <w:t xml:space="preserve">用途或信号</w:t>
+            </w:r>
+          </w:p>
+        </w:tc>
+      </w:tr>
+      <w:tr>
         <w:tc>
           <w:tcPr/>
           <w:p>
@@ -14399,10 +14484,9 @@
             </w:pPr>
             <w:r>
               <w:rPr>
-                <w:rFonts w:hint="eastAsia" w:ascii="Times New Roman" w:hAnsi="Times New Roman" w:eastAsia="SimHei" w:cs="Times New Roman"/>
-                <w:b/>
-              </w:rPr>
-              <w:t xml:space="preserve">编号</w:t>
+                <w:rFonts w:ascii="Times New Roman" w:hAnsi="Times New Roman" w:eastAsia="Times New Roman" w:cs="Times New Roman"/>
+              </w:rPr>
+              <w:t xml:space="preserve">Ni1</w:t>
             </w:r>
           </w:p>
         </w:tc>
@@ -14413,12 +14497,160 @@
               <w:pStyle w:val="Compact"/>
               <w:jc w:val="center"/>
             </w:pPr>
-            <w:r>
-              <w:rPr>
-                <w:rFonts w:hint="eastAsia" w:ascii="Times New Roman" w:hAnsi="Times New Roman" w:eastAsia="SimHei" w:cs="Times New Roman"/>
-                <w:b/>
-              </w:rPr>
-              <w:t xml:space="preserve">反应</w:t>
+            <m:oMath>
+              <m:r>
+                <m:rPr>
+                  <m:sty m:val="p"/>
+                </m:rPr>
+                <m:t>N</m:t>
+              </m:r>
+              <m:sSup>
+                <m:e>
+                  <m:r>
+                    <m:rPr>
+                      <m:sty m:val="p"/>
+                    </m:rPr>
+                    <m:t>i</m:t>
+                  </m:r>
+                </m:e>
+                <m:sup>
+                  <m:r>
+                    <m:rPr>
+                      <m:sty m:val="p"/>
+                    </m:rPr>
+                    <m:t>2</m:t>
+                  </m:r>
+                  <m:r>
+                    <m:rPr>
+                      <m:sty m:val="p"/>
+                    </m:rPr>
+                    <m:t>+</m:t>
+                  </m:r>
+                </m:sup>
+              </m:sSup>
+              <m:r>
+                <m:rPr>
+                  <m:sty m:val="p"/>
+                </m:rPr>
+                <m:t>+</m:t>
+              </m:r>
+              <m:r>
+                <m:t>2</m:t>
+              </m:r>
+              <m:r>
+                <m:rPr>
+                  <m:sty m:val="p"/>
+                </m:rPr>
+                <m:t>D</m:t>
+              </m:r>
+              <m:r>
+                <m:rPr>
+                  <m:sty m:val="p"/>
+                </m:rPr>
+                <m:t>M</m:t>
+              </m:r>
+              <m:r>
+                <m:rPr>
+                  <m:sty m:val="p"/>
+                </m:rPr>
+                <m:t>G</m:t>
+              </m:r>
+              <m:r>
+                <m:rPr>
+                  <m:sty m:val="p"/>
+                </m:rPr>
+                <m:t>→</m:t>
+              </m:r>
+              <m:r>
+                <m:rPr>
+                  <m:sty m:val="p"/>
+                </m:rPr>
+                <m:t>N</m:t>
+              </m:r>
+              <m:r>
+                <m:rPr>
+                  <m:sty m:val="p"/>
+                </m:rPr>
+                <m:t>i</m:t>
+              </m:r>
+              <m:r>
+                <m:rPr>
+                  <m:sty m:val="p"/>
+                </m:rPr>
+                <m:t>(</m:t>
+              </m:r>
+              <m:r>
+                <m:rPr>
+                  <m:sty m:val="p"/>
+                </m:rPr>
+                <m:t>D</m:t>
+              </m:r>
+              <m:r>
+                <m:rPr>
+                  <m:sty m:val="p"/>
+                </m:rPr>
+                <m:t>M</m:t>
+              </m:r>
+              <m:r>
+                <m:rPr>
+                  <m:sty m:val="p"/>
+                </m:rPr>
+                <m:t>G</m:t>
+              </m:r>
+              <m:sSub>
+                <m:e>
+                  <m:r>
+                    <m:rPr>
+                      <m:sty m:val="p"/>
+                    </m:rPr>
+                    <m:t>)</m:t>
+                  </m:r>
+                </m:e>
+                <m:sub>
+                  <m:r>
+                    <m:rPr>
+                      <m:sty m:val="p"/>
+                    </m:rPr>
+                    <m:t>2</m:t>
+                  </m:r>
+                </m:sub>
+              </m:sSub>
+              <m:r>
+                <m:rPr>
+                  <m:sty m:val="p"/>
+                </m:rPr>
+                <m:t>↓</m:t>
+              </m:r>
+            </m:oMath>
+            <w:r>
+              <w:rPr>
+                <w:rFonts w:hint="eastAsia" w:ascii="Times New Roman" w:hAnsi="Times New Roman" w:eastAsia="Times New Roman" w:cs="Times New Roman"/>
+              </w:rPr>
+              <w:t>（</w:t>
+            </w:r>
+            <w:r>
+              <w:rPr>
+                <w:rFonts w:hint="eastAsia" w:ascii="Times New Roman" w:hAnsi="Times New Roman" w:eastAsia="FangSong" w:cs="Times New Roman"/>
+              </w:rPr>
+              <w:t>鲜红</w:t>
+            </w:r>
+            <w:r>
+              <w:rPr>
+                <w:rFonts w:hint="eastAsia" w:ascii="Times New Roman" w:hAnsi="Times New Roman" w:eastAsia="Times New Roman" w:cs="Times New Roman"/>
+              </w:rPr>
+              <w:t>，</w:t>
+            </w:r>
+            <w:r>
+              <w:rPr>
+                <w:rFonts w:hint="eastAsia" w:ascii="Times New Roman" w:hAnsi="Times New Roman" w:eastAsia="FangSong" w:cs="Times New Roman"/>
+              </w:rPr>
+              <w:t>弱碱</w:t>
+            </w:r>
+            <w:r>
+              <w:rPr>
+                <w:rFonts w:hint="eastAsia" w:ascii="Times New Roman" w:hAnsi="Times New Roman" w:eastAsia="Times New Roman" w:cs="Times New Roman"/>
+              </w:rPr>
+              <w:t>）</w:t>
             </w:r>
           </w:p>
         </w:tc>
@@ -14431,1073 +14663,847 @@
             </w:pPr>
             <w:r>
               <w:rPr>
-                <w:rFonts w:hint="eastAsia" w:ascii="Times New Roman" w:hAnsi="Times New Roman" w:eastAsia="SimHei" w:cs="Times New Roman"/>
-                <w:b/>
-              </w:rPr>
-              <w:t xml:space="preserve">用途或信号</w:t>
+                <w:rFonts w:ascii="Times New Roman" w:hAnsi="Times New Roman" w:eastAsia="Times New Roman" w:cs="Times New Roman"/>
+              </w:rPr>
+              <w:t>Ni</w:t>
+            </w:r>
+            <w:r>
+              <w:rPr>
+                <w:rFonts w:ascii="Times New Roman" w:hAnsi="Times New Roman" w:eastAsia="Times New Roman" w:cs="Times New Roman"/>
+                <w:vertAlign w:val="superscript"/>
+              </w:rPr>
+              <w:t>2+</w:t>
+            </w:r>
+            <w:r>
+              <w:rPr>
+                <w:rFonts w:ascii="Times New Roman" w:hAnsi="Times New Roman" w:eastAsia="Times New Roman" w:cs="Times New Roman"/>
+              </w:rPr>
+              <w:t xml:space="preserve"> </w:t>
+            </w:r>
+            <w:r>
+              <w:rPr>
+                <w:rFonts w:hint="eastAsia" w:ascii="Times New Roman" w:hAnsi="Times New Roman" w:eastAsia="FangSong" w:cs="Times New Roman"/>
+              </w:rPr>
+              <w:t xml:space="preserve">的特征鉴定</w:t>
+            </w:r>
+          </w:p>
+        </w:tc>
+      </w:tr>
+      <w:tr>
+        <w:tc>
+          <w:tcPr/>
+          <w:p>
+            <w:pPr>
+              <w:pStyle w:val="Compact"/>
+              <w:jc w:val="center"/>
+            </w:pPr>
+            <w:r>
+              <w:rPr>
+                <w:rFonts w:ascii="Times New Roman" w:hAnsi="Times New Roman" w:eastAsia="Times New Roman" w:cs="Times New Roman"/>
+              </w:rPr>
+              <w:t xml:space="preserve">Ni2</w:t>
+            </w:r>
+          </w:p>
+        </w:tc>
+        <w:tc>
+          <w:tcPr/>
+          <w:p>
+            <w:pPr>
+              <w:pStyle w:val="Compact"/>
+              <w:jc w:val="center"/>
+            </w:pPr>
+            <m:oMath>
+              <m:r>
+                <m:rPr>
+                  <m:sty m:val="p"/>
+                </m:rPr>
+                <m:t>N</m:t>
+              </m:r>
+              <m:r>
+                <m:rPr>
+                  <m:sty m:val="p"/>
+                </m:rPr>
+                <m:t>i</m:t>
+              </m:r>
+              <m:r>
+                <m:rPr>
+                  <m:sty m:val="p"/>
+                </m:rPr>
+                <m:t>+</m:t>
+              </m:r>
+              <m:r>
+                <m:t>4</m:t>
+              </m:r>
+              <m:r>
+                <m:rPr>
+                  <m:sty m:val="p"/>
+                </m:rPr>
+                <m:t>C</m:t>
+              </m:r>
+              <m:r>
+                <m:rPr>
+                  <m:sty m:val="p"/>
+                </m:rPr>
+                <m:t>O</m:t>
+              </m:r>
+              <m:sSup>
+                <m:e>
+                  <m:r>
+                    <m:rPr>
+                      <m:sty m:val="p"/>
+                    </m:rPr>
+                    <m:t>⇌</m:t>
+                  </m:r>
+                </m:e>
+                <m:sup>
+                  <m:r>
+                    <m:rPr>
+                      <m:sty m:val="p"/>
+                    </m:rPr>
+                    <m:t>(</m:t>
+                  </m:r>
+                  <m:r>
+                    <m:t>50</m:t>
+                  </m:r>
+                  <m:r>
+                    <m:t> </m:t>
+                  </m:r>
+                  <m:r>
+                    <m:rPr>
+                      <m:nor/>
+                      <m:sty m:val="p"/>
+                    </m:rPr>
+                    <m:t>°C</m:t>
+                  </m:r>
+                  <m:r>
+                    <m:rPr>
+                      <m:sty m:val="p"/>
+                    </m:rPr>
+                    <m:t>)</m:t>
+                  </m:r>
+                </m:sup>
+              </m:sSup>
+              <m:r>
+                <m:t> </m:t>
+              </m:r>
+              <m:r>
+                <m:rPr>
+                  <m:sty m:val="p"/>
+                </m:rPr>
+                <m:t>(</m:t>
+              </m:r>
+              <m:r>
+                <m:t>200</m:t>
+              </m:r>
+              <m:r>
+                <m:t> </m:t>
+              </m:r>
+              <m:r>
+                <m:rPr>
+                  <m:nor/>
+                  <m:sty m:val="p"/>
+                </m:rPr>
+                <m:t>°C</m:t>
+              </m:r>
+              <m:r>
+                <m:rPr>
+                  <m:sty m:val="p"/>
+                </m:rPr>
+                <m:t>)</m:t>
+              </m:r>
+              <m:r>
+                <m:rPr>
+                  <m:sty m:val="p"/>
+                </m:rPr>
+                <m:t>N</m:t>
+              </m:r>
+              <m:r>
+                <m:rPr>
+                  <m:sty m:val="p"/>
+                </m:rPr>
+                <m:t>i</m:t>
+              </m:r>
+              <m:r>
+                <m:rPr>
+                  <m:sty m:val="p"/>
+                </m:rPr>
+                <m:t>(</m:t>
+              </m:r>
+              <m:r>
+                <m:rPr>
+                  <m:sty m:val="p"/>
+                </m:rPr>
+                <m:t>C</m:t>
+              </m:r>
+              <m:r>
+                <m:rPr>
+                  <m:sty m:val="p"/>
+                </m:rPr>
+                <m:t>O</m:t>
+              </m:r>
+              <m:sSub>
+                <m:e>
+                  <m:r>
+                    <m:rPr>
+                      <m:sty m:val="p"/>
+                    </m:rPr>
+                    <m:t>)</m:t>
+                  </m:r>
+                </m:e>
+                <m:sub>
+                  <m:r>
+                    <m:rPr>
+                      <m:sty m:val="p"/>
+                    </m:rPr>
+                    <m:t>4</m:t>
+                  </m:r>
+                </m:sub>
+              </m:sSub>
+            </m:oMath>
+            <w:r>
+              <w:rPr>
+                <w:rFonts w:ascii="Times New Roman" w:hAnsi="Times New Roman" w:eastAsia="Times New Roman" w:cs="Times New Roman"/>
+              </w:rPr>
+              <w:t xml:space="preserve">​</w:t>
+            </w:r>
+          </w:p>
+        </w:tc>
+        <w:tc>
+          <w:tcPr/>
+          <w:p>
+            <w:pPr>
+              <w:pStyle w:val="Compact"/>
+              <w:jc w:val="center"/>
+            </w:pPr>
+            <w:r>
+              <w:rPr>
+                <w:rFonts w:hint="eastAsia" w:ascii="Times New Roman" w:hAnsi="Times New Roman" w:eastAsia="FangSong" w:cs="Times New Roman"/>
+              </w:rPr>
+              <w:t xml:space="preserve">蒙德法提纯镍</w:t>
+            </w:r>
+          </w:p>
+        </w:tc>
+      </w:tr>
+      <w:tr>
+        <w:tc>
+          <w:tcPr/>
+          <w:p>
+            <w:pPr>
+              <w:pStyle w:val="Compact"/>
+              <w:jc w:val="center"/>
+            </w:pPr>
+            <w:r>
+              <w:rPr>
+                <w:rFonts w:ascii="Times New Roman" w:hAnsi="Times New Roman" w:eastAsia="Times New Roman" w:cs="Times New Roman"/>
+              </w:rPr>
+              <w:t xml:space="preserve">Ni3</w:t>
+            </w:r>
+          </w:p>
+        </w:tc>
+        <w:tc>
+          <w:tcPr/>
+          <w:p>
+            <w:pPr>
+              <w:pStyle w:val="Compact"/>
+              <w:jc w:val="center"/>
+            </w:pPr>
+            <m:oMath>
+              <m:r>
+                <m:rPr>
+                  <m:sty m:val="p"/>
+                </m:rPr>
+                <m:t>N</m:t>
+              </m:r>
+              <m:sSup>
+                <m:e>
+                  <m:r>
+                    <m:rPr>
+                      <m:sty m:val="p"/>
+                    </m:rPr>
+                    <m:t>i</m:t>
+                  </m:r>
+                </m:e>
+                <m:sup>
+                  <m:r>
+                    <m:rPr>
+                      <m:sty m:val="p"/>
+                    </m:rPr>
+                    <m:t>2</m:t>
+                  </m:r>
+                  <m:r>
+                    <m:rPr>
+                      <m:sty m:val="p"/>
+                    </m:rPr>
+                    <m:t>+</m:t>
+                  </m:r>
+                </m:sup>
+              </m:sSup>
+              <m:r>
+                <m:rPr>
+                  <m:sty m:val="p"/>
+                </m:rPr>
+                <m:t>+</m:t>
+              </m:r>
+              <m:r>
+                <m:t>2</m:t>
+              </m:r>
+              <m:r>
+                <m:rPr>
+                  <m:sty m:val="p"/>
+                </m:rPr>
+                <m:t>O</m:t>
+              </m:r>
+              <m:sSup>
+                <m:e>
+                  <m:r>
+                    <m:rPr>
+                      <m:sty m:val="p"/>
+                    </m:rPr>
+                    <m:t>H</m:t>
+                  </m:r>
+                </m:e>
+                <m:sup>
+                  <m:r>
+                    <m:rPr>
+                      <m:sty m:val="p"/>
+                    </m:rPr>
+                    <m:t>−</m:t>
+                  </m:r>
+                </m:sup>
+              </m:sSup>
+              <m:r>
+                <m:rPr>
+                  <m:sty m:val="p"/>
+                </m:rPr>
+                <m:t>→</m:t>
+              </m:r>
+              <m:r>
+                <m:rPr>
+                  <m:sty m:val="p"/>
+                </m:rPr>
+                <m:t>N</m:t>
+              </m:r>
+              <m:r>
+                <m:rPr>
+                  <m:sty m:val="p"/>
+                </m:rPr>
+                <m:t>i</m:t>
+              </m:r>
+              <m:r>
+                <m:rPr>
+                  <m:sty m:val="p"/>
+                </m:rPr>
+                <m:t>(</m:t>
+              </m:r>
+              <m:r>
+                <m:rPr>
+                  <m:sty m:val="p"/>
+                </m:rPr>
+                <m:t>O</m:t>
+              </m:r>
+              <m:r>
+                <m:rPr>
+                  <m:sty m:val="p"/>
+                </m:rPr>
+                <m:t>H</m:t>
+              </m:r>
+              <m:sSub>
+                <m:e>
+                  <m:r>
+                    <m:rPr>
+                      <m:sty m:val="p"/>
+                    </m:rPr>
+                    <m:t>)</m:t>
+                  </m:r>
+                </m:e>
+                <m:sub>
+                  <m:r>
+                    <m:rPr>
+                      <m:sty m:val="p"/>
+                    </m:rPr>
+                    <m:t>2</m:t>
+                  </m:r>
+                </m:sub>
+              </m:sSub>
+              <m:r>
+                <m:rPr>
+                  <m:sty m:val="p"/>
+                </m:rPr>
+                <m:t>↓</m:t>
+              </m:r>
+            </m:oMath>
+            <w:r>
+              <w:rPr>
+                <w:rFonts w:ascii="Times New Roman" w:hAnsi="Times New Roman" w:eastAsia="Times New Roman" w:cs="Times New Roman"/>
+              </w:rPr>
+              <w:t xml:space="preserve">​</w:t>
+            </w:r>
+          </w:p>
+        </w:tc>
+        <w:tc>
+          <w:tcPr/>
+          <w:p>
+            <w:pPr>
+              <w:pStyle w:val="Compact"/>
+              <w:jc w:val="center"/>
+            </w:pPr>
+            <w:r>
+              <w:rPr>
+                <w:rFonts w:hint="eastAsia" w:ascii="Times New Roman" w:hAnsi="Times New Roman" w:eastAsia="FangSong" w:cs="Times New Roman"/>
+              </w:rPr>
+              <w:t>绿色沉淀</w:t>
+            </w:r>
+            <w:r>
+              <w:rPr>
+                <w:rFonts w:hint="eastAsia" w:ascii="Times New Roman" w:hAnsi="Times New Roman" w:eastAsia="Times New Roman" w:cs="Times New Roman"/>
+              </w:rPr>
+              <w:t>，</w:t>
+            </w:r>
+            <w:r>
+              <w:rPr>
+                <w:rFonts w:hint="eastAsia" w:ascii="Times New Roman" w:hAnsi="Times New Roman" w:eastAsia="FangSong" w:cs="Times New Roman"/>
+              </w:rPr>
+              <w:t>不被空气氧化</w:t>
+            </w:r>
+          </w:p>
+        </w:tc>
+      </w:tr>
+      <w:tr>
+        <w:tc>
+          <w:tcPr/>
+          <w:p>
+            <w:pPr>
+              <w:pStyle w:val="Compact"/>
+              <w:jc w:val="center"/>
+            </w:pPr>
+            <w:r>
+              <w:rPr>
+                <w:rFonts w:ascii="Times New Roman" w:hAnsi="Times New Roman" w:eastAsia="Times New Roman" w:cs="Times New Roman"/>
+              </w:rPr>
+              <w:t xml:space="preserve">Ni4</w:t>
+            </w:r>
+          </w:p>
+        </w:tc>
+        <w:tc>
+          <w:tcPr/>
+          <w:p>
+            <w:pPr>
+              <w:pStyle w:val="Compact"/>
+              <w:jc w:val="center"/>
+            </w:pPr>
+            <m:oMath>
+              <m:r>
+                <m:rPr>
+                  <m:sty m:val="p"/>
+                </m:rPr>
+                <m:t>N</m:t>
+              </m:r>
+              <m:sSup>
+                <m:e>
+                  <m:r>
+                    <m:rPr>
+                      <m:sty m:val="p"/>
+                    </m:rPr>
+                    <m:t>i</m:t>
+                  </m:r>
+                </m:e>
+                <m:sup>
+                  <m:r>
+                    <m:rPr>
+                      <m:sty m:val="p"/>
+                    </m:rPr>
+                    <m:t>2</m:t>
+                  </m:r>
+                  <m:r>
+                    <m:rPr>
+                      <m:sty m:val="p"/>
+                    </m:rPr>
+                    <m:t>+</m:t>
+                  </m:r>
+                </m:sup>
+              </m:sSup>
+              <m:r>
+                <m:rPr>
+                  <m:sty m:val="p"/>
+                </m:rPr>
+                <m:t>+</m:t>
+              </m:r>
+              <m:r>
+                <m:t>6</m:t>
+              </m:r>
+              <m:r>
+                <m:rPr>
+                  <m:sty m:val="p"/>
+                </m:rPr>
+                <m:t>N</m:t>
+              </m:r>
+              <m:sSub>
+                <m:e>
+                  <m:r>
+                    <m:rPr>
+                      <m:sty m:val="p"/>
+                    </m:rPr>
+                    <m:t>H</m:t>
+                  </m:r>
+                </m:e>
+                <m:sub>
+                  <m:r>
+                    <m:rPr>
+                      <m:sty m:val="p"/>
+                    </m:rPr>
+                    <m:t>3</m:t>
+                  </m:r>
+                </m:sub>
+              </m:sSub>
+              <m:r>
+                <m:rPr>
+                  <m:sty m:val="p"/>
+                </m:rPr>
+                <m:t>→</m:t>
+              </m:r>
+              <m:r>
+                <m:rPr>
+                  <m:sty m:val="p"/>
+                </m:rPr>
+                <m:t>[</m:t>
+              </m:r>
+              <m:r>
+                <m:rPr>
+                  <m:sty m:val="p"/>
+                </m:rPr>
+                <m:t>N</m:t>
+              </m:r>
+              <m:r>
+                <m:rPr>
+                  <m:sty m:val="p"/>
+                </m:rPr>
+                <m:t>i</m:t>
+              </m:r>
+              <m:r>
+                <m:rPr>
+                  <m:sty m:val="p"/>
+                </m:rPr>
+                <m:t>(</m:t>
+              </m:r>
+              <m:r>
+                <m:rPr>
+                  <m:sty m:val="p"/>
+                </m:rPr>
+                <m:t>N</m:t>
+              </m:r>
+              <m:sSub>
+                <m:e>
+                  <m:r>
+                    <m:rPr>
+                      <m:sty m:val="p"/>
+                    </m:rPr>
+                    <m:t>H</m:t>
+                  </m:r>
+                </m:e>
+                <m:sub>
+                  <m:r>
+                    <m:rPr>
+                      <m:sty m:val="p"/>
+                    </m:rPr>
+                    <m:t>3</m:t>
+                  </m:r>
+                </m:sub>
+              </m:sSub>
+              <m:sSub>
+                <m:e>
+                  <m:r>
+                    <m:rPr>
+                      <m:sty m:val="p"/>
+                    </m:rPr>
+                    <m:t>)</m:t>
+                  </m:r>
+                </m:e>
+                <m:sub>
+                  <m:r>
+                    <m:rPr>
+                      <m:sty m:val="p"/>
+                    </m:rPr>
+                    <m:t>6</m:t>
+                  </m:r>
+                </m:sub>
+              </m:sSub>
+              <m:sSup>
+                <m:e>
+                  <m:r>
+                    <m:rPr>
+                      <m:sty m:val="p"/>
+                    </m:rPr>
+                    <m:t>]</m:t>
+                  </m:r>
+                </m:e>
+                <m:sup>
+                  <m:r>
+                    <m:t>2</m:t>
+                  </m:r>
+                  <m:r>
+                    <m:rPr>
+                      <m:sty m:val="p"/>
+                    </m:rPr>
+                    <m:t>+</m:t>
+                  </m:r>
+                </m:sup>
+              </m:sSup>
+            </m:oMath>
+            <w:r>
+              <w:rPr>
+                <w:rFonts w:ascii="Times New Roman" w:hAnsi="Times New Roman" w:eastAsia="Times New Roman" w:cs="Times New Roman"/>
+              </w:rPr>
+              <w:t xml:space="preserve">​</w:t>
+            </w:r>
+          </w:p>
+        </w:tc>
+        <w:tc>
+          <w:tcPr/>
+          <w:p>
+            <w:pPr>
+              <w:pStyle w:val="Compact"/>
+              <w:jc w:val="center"/>
+            </w:pPr>
+            <w:r>
+              <w:rPr>
+                <w:rFonts w:hint="eastAsia" w:ascii="Times New Roman" w:hAnsi="Times New Roman" w:eastAsia="FangSong" w:cs="Times New Roman"/>
+              </w:rPr>
+              <w:t>氨配溶解</w:t>
+            </w:r>
+            <w:r>
+              <w:rPr>
+                <w:rFonts w:hint="eastAsia" w:ascii="Times New Roman" w:hAnsi="Times New Roman" w:eastAsia="Times New Roman" w:cs="Times New Roman"/>
+              </w:rPr>
+              <w:t>，</w:t>
+            </w:r>
+            <w:r>
+              <w:rPr>
+                <w:rFonts w:hint="eastAsia" w:ascii="Times New Roman" w:hAnsi="Times New Roman" w:eastAsia="FangSong" w:cs="Times New Roman"/>
+              </w:rPr>
+              <w:t>区别于</w:t>
+            </w:r>
+            <w:r>
+              <w:rPr>
+                <w:rFonts w:ascii="Times New Roman" w:hAnsi="Times New Roman" w:eastAsia="Times New Roman" w:cs="Times New Roman"/>
+              </w:rPr>
+              <w:t xml:space="preserve"> Fe(OH)</w:t>
+            </w:r>
+            <w:r>
+              <w:rPr>
+                <w:rFonts w:ascii="Times New Roman" w:hAnsi="Times New Roman" w:eastAsia="Times New Roman" w:cs="Times New Roman"/>
+                <w:vertAlign w:val="subscript"/>
+              </w:rPr>
+              <w:t>3</w:t>
+            </w:r>
+          </w:p>
+        </w:tc>
+      </w:tr>
+      <w:tr>
+        <w:tc>
+          <w:tcPr/>
+          <w:p>
+            <w:pPr>
+              <w:pStyle w:val="Compact"/>
+              <w:jc w:val="center"/>
+            </w:pPr>
+            <w:r>
+              <w:rPr>
+                <w:rFonts w:ascii="Times New Roman" w:hAnsi="Times New Roman" w:eastAsia="Times New Roman" w:cs="Times New Roman"/>
+              </w:rPr>
+              <w:t xml:space="preserve">Ni5</w:t>
+            </w:r>
+          </w:p>
+        </w:tc>
+        <w:tc>
+          <w:tcPr/>
+          <w:p>
+            <w:pPr>
+              <w:pStyle w:val="Compact"/>
+              <w:jc w:val="center"/>
+            </w:pPr>
+            <m:oMath>
+              <m:r>
+                <m:rPr>
+                  <m:sty m:val="p"/>
+                </m:rPr>
+                <m:t>N</m:t>
+              </m:r>
+              <m:sSup>
+                <m:e>
+                  <m:r>
+                    <m:rPr>
+                      <m:sty m:val="p"/>
+                    </m:rPr>
+                    <m:t>i</m:t>
+                  </m:r>
+                </m:e>
+                <m:sup>
+                  <m:r>
+                    <m:rPr>
+                      <m:sty m:val="p"/>
+                    </m:rPr>
+                    <m:t>2</m:t>
+                  </m:r>
+                  <m:r>
+                    <m:rPr>
+                      <m:sty m:val="p"/>
+                    </m:rPr>
+                    <m:t>+</m:t>
+                  </m:r>
+                </m:sup>
+              </m:sSup>
+              <m:r>
+                <m:rPr>
+                  <m:sty m:val="p"/>
+                </m:rPr>
+                <m:t>+</m:t>
+              </m:r>
+              <m:r>
+                <m:t>4</m:t>
+              </m:r>
+              <m:r>
+                <m:rPr>
+                  <m:sty m:val="p"/>
+                </m:rPr>
+                <m:t>C</m:t>
+              </m:r>
+              <m:sSup>
+                <m:e>
+                  <m:r>
+                    <m:rPr>
+                      <m:sty m:val="p"/>
+                    </m:rPr>
+                    <m:t>N</m:t>
+                  </m:r>
+                </m:e>
+                <m:sup>
+                  <m:r>
+                    <m:rPr>
+                      <m:sty m:val="p"/>
+                    </m:rPr>
+                    <m:t>−</m:t>
+                  </m:r>
+                </m:sup>
+              </m:sSup>
+              <m:r>
+                <m:rPr>
+                  <m:sty m:val="p"/>
+                </m:rPr>
+                <m:t>→</m:t>
+              </m:r>
+              <m:r>
+                <m:rPr>
+                  <m:sty m:val="p"/>
+                </m:rPr>
+                <m:t>[</m:t>
+              </m:r>
+              <m:r>
+                <m:rPr>
+                  <m:sty m:val="p"/>
+                </m:rPr>
+                <m:t>N</m:t>
+              </m:r>
+              <m:r>
+                <m:rPr>
+                  <m:sty m:val="p"/>
+                </m:rPr>
+                <m:t>i</m:t>
+              </m:r>
+              <m:r>
+                <m:rPr>
+                  <m:sty m:val="p"/>
+                </m:rPr>
+                <m:t>(</m:t>
+              </m:r>
+              <m:r>
+                <m:rPr>
+                  <m:sty m:val="p"/>
+                </m:rPr>
+                <m:t>C</m:t>
+              </m:r>
+              <m:r>
+                <m:rPr>
+                  <m:sty m:val="p"/>
+                </m:rPr>
+                <m:t>N</m:t>
+              </m:r>
+              <m:sSub>
+                <m:e>
+                  <m:r>
+                    <m:rPr>
+                      <m:sty m:val="p"/>
+                    </m:rPr>
+                    <m:t>)</m:t>
+                  </m:r>
+                </m:e>
+                <m:sub>
+                  <m:r>
+                    <m:rPr>
+                      <m:sty m:val="p"/>
+                    </m:rPr>
+                    <m:t>4</m:t>
+                  </m:r>
+                </m:sub>
+              </m:sSub>
+              <m:sSup>
+                <m:e>
+                  <m:r>
+                    <m:rPr>
+                      <m:sty m:val="p"/>
+                    </m:rPr>
+                    <m:t>]</m:t>
+                  </m:r>
+                </m:e>
+                <m:sup>
+                  <m:r>
+                    <m:t>2</m:t>
+                  </m:r>
+                  <m:r>
+                    <m:rPr>
+                      <m:sty m:val="p"/>
+                    </m:rPr>
+                    <m:t>−</m:t>
+                  </m:r>
+                </m:sup>
+              </m:sSup>
+            </m:oMath>
+            <w:r>
+              <w:rPr>
+                <w:rFonts w:ascii="Times New Roman" w:hAnsi="Times New Roman" w:eastAsia="Times New Roman" w:cs="Times New Roman"/>
+              </w:rPr>
+              <w:t xml:space="preserve">​</w:t>
+            </w:r>
+          </w:p>
+        </w:tc>
+        <w:tc>
+          <w:tcPr/>
+          <w:p>
+            <w:pPr>
+              <w:pStyle w:val="Compact"/>
+              <w:jc w:val="center"/>
+            </w:pPr>
+            <w:r>
+              <w:rPr>
+                <w:rFonts w:hint="eastAsia" w:ascii="Times New Roman" w:hAnsi="Times New Roman" w:eastAsia="FangSong" w:cs="Times New Roman"/>
+              </w:rPr>
+              <w:t>平面正方形</w:t>
+            </w:r>
+            <w:r>
+              <w:rPr>
+                <w:rFonts w:hint="eastAsia" w:ascii="Times New Roman" w:hAnsi="Times New Roman" w:eastAsia="Times New Roman" w:cs="Times New Roman"/>
+              </w:rPr>
+              <w:t>、</w:t>
+            </w:r>
+            <w:r>
+              <w:rPr>
+                <w:rFonts w:hint="eastAsia" w:ascii="Times New Roman" w:hAnsi="Times New Roman" w:eastAsia="FangSong" w:cs="Times New Roman"/>
+              </w:rPr>
+              <w:t>反磁</w:t>
             </w:r>
           </w:p>
         </w:tc>
       </w:tr>
     </w:tbl>
-    <w:bookmarkEnd w:id="37"/>
-    <w:bookmarkStart w:id="38" w:name="镍的反应速查"/>
-    <w:p>
-      <w:pPr>
-        <w:pStyle w:val="Heading3"/>
-        <w:spacing w:before="280" w:after="120"/>
-      </w:pPr>
-      <w:r>
-        <w:rPr>
-          <w:rFonts w:ascii="Times New Roman" w:hAnsi="Times New Roman" w:eastAsia="Times New Roman" w:cs="Times New Roman"/>
-        </w:rPr>
-        <w:t xml:space="preserve">4.6 </w:t>
-      </w:r>
-      <w:r>
-        <w:rPr>
-          <w:rFonts w:hint="eastAsia" w:ascii="Times New Roman" w:hAnsi="Times New Roman" w:eastAsia="SimHei" w:cs="Times New Roman"/>
-        </w:rPr>
-        <w:t xml:space="preserve">镍的反应速查</w:t>
-      </w:r>
-    </w:p>
-    <w:p>
-      <w:pPr>
-        <w:pStyle w:val="FirstParagraph"/>
-        <w:ind w:firstLine="420"/>
-      </w:pPr>
-      <w:r>
-        <w:rPr>
-          <w:rFonts w:ascii="Times New Roman" w:hAnsi="Times New Roman" w:eastAsia="Times New Roman" w:cs="Times New Roman"/>
-        </w:rPr>
-        <w:t xml:space="preserve">Ni1 |</w:t>
-      </w:r>
-      <w:r>
-        <w:rPr>
-          <w:rFonts w:ascii="Times New Roman" w:hAnsi="Times New Roman" w:eastAsia="Times New Roman" w:cs="Times New Roman"/>
-        </w:rPr>
-        <w:t xml:space="preserve"> </w:t>
-      </w:r>
-      <m:oMath>
-        <m:oMathPr>
-          <m:ctrlPr>
-            <w:rPr>
-              <w:sz w:val="28"/>
-              <w:szCs w:val="28"/>
-            </w:rPr>
-          </m:ctrlPr>
-        </m:oMathPr>
-        <m:r>
-          <m:rPr>
-            <m:sty m:val="p"/>
-          </m:rPr>
-          <m:t>N</m:t>
-        </m:r>
-        <m:sSup>
-          <m:e>
-            <m:r>
-              <m:rPr>
-                <m:sty m:val="p"/>
-              </m:rPr>
-              <m:t>i</m:t>
-            </m:r>
-          </m:e>
-          <m:sup>
-            <m:r>
-              <m:rPr>
-                <m:sty m:val="p"/>
-              </m:rPr>
-              <m:t>2</m:t>
-            </m:r>
-            <m:r>
-              <m:rPr>
-                <m:sty m:val="p"/>
-              </m:rPr>
-              <m:t>+</m:t>
-            </m:r>
-          </m:sup>
-        </m:sSup>
-        <m:r>
-          <m:rPr>
-            <m:sty m:val="p"/>
-          </m:rPr>
-          <m:t>+</m:t>
-        </m:r>
-        <m:r>
-          <m:t>2</m:t>
-        </m:r>
-        <m:r>
-          <m:rPr>
-            <m:sty m:val="p"/>
-          </m:rPr>
-          <m:t>D</m:t>
-        </m:r>
-        <m:r>
-          <m:rPr>
-            <m:sty m:val="p"/>
-          </m:rPr>
-          <m:t>M</m:t>
-        </m:r>
-        <m:r>
-          <m:rPr>
-            <m:sty m:val="p"/>
-          </m:rPr>
-          <m:t>G</m:t>
-        </m:r>
-        <m:r>
-          <m:rPr>
-            <m:sty m:val="p"/>
-          </m:rPr>
-          <m:t>→</m:t>
-        </m:r>
-        <m:r>
-          <m:rPr>
-            <m:sty m:val="p"/>
-          </m:rPr>
-          <m:t>N</m:t>
-        </m:r>
-        <m:r>
-          <m:rPr>
-            <m:sty m:val="p"/>
-          </m:rPr>
-          <m:t>i</m:t>
-        </m:r>
-        <m:r>
-          <m:rPr>
-            <m:sty m:val="p"/>
-          </m:rPr>
-          <m:t>(</m:t>
-        </m:r>
-        <m:r>
-          <m:rPr>
-            <m:sty m:val="p"/>
-          </m:rPr>
-          <m:t>D</m:t>
-        </m:r>
-        <m:r>
-          <m:rPr>
-            <m:sty m:val="p"/>
-          </m:rPr>
-          <m:t>M</m:t>
-        </m:r>
-        <m:r>
-          <m:rPr>
-            <m:sty m:val="p"/>
-          </m:rPr>
-          <m:t>G</m:t>
-        </m:r>
-        <m:sSub>
-          <m:e>
-            <m:r>
-              <m:rPr>
-                <m:sty m:val="p"/>
-              </m:rPr>
-              <m:t>)</m:t>
-            </m:r>
-          </m:e>
-          <m:sub>
-            <m:r>
-              <m:rPr>
-                <m:sty m:val="p"/>
-              </m:rPr>
-              <m:t>2</m:t>
-            </m:r>
-          </m:sub>
-        </m:sSub>
-        <m:r>
-          <m:rPr>
-            <m:sty m:val="p"/>
-          </m:rPr>
-          <m:t>↓</m:t>
-        </m:r>
-      </m:oMath>
-      <w:r>
-        <w:rPr>
-          <w:rFonts w:hint="eastAsia" w:ascii="Times New Roman" w:hAnsi="Times New Roman" w:eastAsia="Times New Roman" w:cs="Times New Roman"/>
-        </w:rPr>
-        <w:t>（</w:t>
-      </w:r>
-      <w:r>
-        <w:rPr>
-          <w:rFonts w:hint="eastAsia" w:ascii="Times New Roman" w:hAnsi="Times New Roman" w:eastAsia="FangSong" w:cs="Times New Roman"/>
-        </w:rPr>
-        <w:t>鲜红</w:t>
-      </w:r>
-      <w:r>
-        <w:rPr>
-          <w:rFonts w:hint="eastAsia" w:ascii="Times New Roman" w:hAnsi="Times New Roman" w:eastAsia="Times New Roman" w:cs="Times New Roman"/>
-        </w:rPr>
-        <w:t>，</w:t>
-      </w:r>
-      <w:r>
-        <w:rPr>
-          <w:rFonts w:hint="eastAsia" w:ascii="Times New Roman" w:hAnsi="Times New Roman" w:eastAsia="FangSong" w:cs="Times New Roman"/>
-        </w:rPr>
-        <w:t>弱碱</w:t>
-      </w:r>
-      <w:r>
-        <w:rPr>
-          <w:rFonts w:hint="eastAsia" w:ascii="Times New Roman" w:hAnsi="Times New Roman" w:eastAsia="Times New Roman" w:cs="Times New Roman"/>
-        </w:rPr>
-        <w:t>）</w:t>
-      </w:r>
-      <w:r>
-        <w:rPr>
-          <w:rFonts w:ascii="Times New Roman" w:hAnsi="Times New Roman" w:eastAsia="Times New Roman" w:cs="Times New Roman"/>
-        </w:rPr>
-        <w:t xml:space="preserve"> | Ni</w:t>
-      </w:r>
-      <w:r>
-        <w:rPr>
-          <w:rFonts w:ascii="Times New Roman" w:hAnsi="Times New Roman" w:eastAsia="Times New Roman" w:cs="Times New Roman"/>
-          <w:vertAlign w:val="superscript"/>
-        </w:rPr>
-        <w:t>2+</w:t>
-      </w:r>
-      <w:r>
-        <w:rPr>
-          <w:rFonts w:ascii="Times New Roman" w:hAnsi="Times New Roman" w:eastAsia="Times New Roman" w:cs="Times New Roman"/>
-        </w:rPr>
-        <w:t xml:space="preserve"> </w:t>
-      </w:r>
-      <w:r>
-        <w:rPr>
-          <w:rFonts w:hint="eastAsia" w:ascii="Times New Roman" w:hAnsi="Times New Roman" w:eastAsia="FangSong" w:cs="Times New Roman"/>
-        </w:rPr>
-        <w:t xml:space="preserve">的特征鉴定</w:t>
-      </w:r>
-      <w:r>
-        <w:rPr>
-          <w:rFonts w:ascii="Times New Roman" w:hAnsi="Times New Roman" w:eastAsia="Times New Roman" w:cs="Times New Roman"/>
-        </w:rPr>
-        <w:t xml:space="preserve"> |</w:t>
-      </w:r>
-      <w:r>
-        <w:rPr>
-          <w:rFonts w:ascii="Times New Roman" w:hAnsi="Times New Roman" w:eastAsia="Times New Roman" w:cs="Times New Roman"/>
-        </w:rPr>
-        <w:br/>
-      </w:r>
-      <w:r>
-        <w:rPr>
-          <w:rFonts w:ascii="Times New Roman" w:hAnsi="Times New Roman" w:eastAsia="Times New Roman" w:cs="Times New Roman"/>
-        </w:rPr>
-        <w:t xml:space="preserve">Ni2 |</w:t>
-      </w:r>
-      <w:r>
-        <w:rPr>
-          <w:rFonts w:ascii="Times New Roman" w:hAnsi="Times New Roman" w:eastAsia="Times New Roman" w:cs="Times New Roman"/>
-        </w:rPr>
-        <w:t xml:space="preserve"> </w:t>
-      </w:r>
-      <m:oMath>
-        <m:oMathPr>
-          <m:ctrlPr>
-            <w:rPr>
-              <w:sz w:val="28"/>
-              <w:szCs w:val="28"/>
-            </w:rPr>
-          </m:ctrlPr>
-        </m:oMathPr>
-        <m:r>
-          <m:rPr>
-            <m:sty m:val="p"/>
-          </m:rPr>
-          <m:t>N</m:t>
-        </m:r>
-        <m:r>
-          <m:rPr>
-            <m:sty m:val="p"/>
-          </m:rPr>
-          <m:t>i</m:t>
-        </m:r>
-        <m:r>
-          <m:rPr>
-            <m:sty m:val="p"/>
-          </m:rPr>
-          <m:t>+</m:t>
-        </m:r>
-        <m:r>
-          <m:t>4</m:t>
-        </m:r>
-        <m:r>
-          <m:rPr>
-            <m:sty m:val="p"/>
-          </m:rPr>
-          <m:t>C</m:t>
-        </m:r>
-        <m:r>
-          <m:rPr>
-            <m:sty m:val="p"/>
-          </m:rPr>
-          <m:t>O</m:t>
-        </m:r>
-        <m:sSup>
-          <m:e>
-            <m:r>
-              <m:rPr>
-                <m:sty m:val="p"/>
-              </m:rPr>
-              <m:t>⇌</m:t>
-            </m:r>
-          </m:e>
-          <m:sup>
-            <m:r>
-              <m:rPr>
-                <m:sty m:val="p"/>
-              </m:rPr>
-              <m:t>(</m:t>
-            </m:r>
-            <m:r>
-              <m:t>50</m:t>
-            </m:r>
-            <m:r>
-              <m:t> </m:t>
-            </m:r>
-            <m:r>
-              <m:rPr>
-                <m:nor/>
-                <m:sty m:val="p"/>
-              </m:rPr>
-              <m:t>°C</m:t>
-            </m:r>
-            <m:r>
-              <m:rPr>
-                <m:sty m:val="p"/>
-              </m:rPr>
-              <m:t>)</m:t>
-            </m:r>
-          </m:sup>
-        </m:sSup>
-        <m:r>
-          <m:t> </m:t>
-        </m:r>
-        <m:r>
-          <m:rPr>
-            <m:sty m:val="p"/>
-          </m:rPr>
-          <m:t>(</m:t>
-        </m:r>
-        <m:r>
-          <m:t>200</m:t>
-        </m:r>
-        <m:r>
-          <m:t> </m:t>
-        </m:r>
-        <m:r>
-          <m:rPr>
-            <m:nor/>
-            <m:sty m:val="p"/>
-          </m:rPr>
-          <m:t>°C</m:t>
-        </m:r>
-        <m:r>
-          <m:rPr>
-            <m:sty m:val="p"/>
-          </m:rPr>
-          <m:t>)</m:t>
-        </m:r>
-        <m:r>
-          <m:rPr>
-            <m:sty m:val="p"/>
-          </m:rPr>
-          <m:t>N</m:t>
-        </m:r>
-        <m:r>
-          <m:rPr>
-            <m:sty m:val="p"/>
-          </m:rPr>
-          <m:t>i</m:t>
-        </m:r>
-        <m:r>
-          <m:rPr>
-            <m:sty m:val="p"/>
-          </m:rPr>
-          <m:t>(</m:t>
-        </m:r>
-        <m:r>
-          <m:rPr>
-            <m:sty m:val="p"/>
-          </m:rPr>
-          <m:t>C</m:t>
-        </m:r>
-        <m:r>
-          <m:rPr>
-            <m:sty m:val="p"/>
-          </m:rPr>
-          <m:t>O</m:t>
-        </m:r>
-        <m:sSub>
-          <m:e>
-            <m:r>
-              <m:rPr>
-                <m:sty m:val="p"/>
-              </m:rPr>
-              <m:t>)</m:t>
-            </m:r>
-          </m:e>
-          <m:sub>
-            <m:r>
-              <m:rPr>
-                <m:sty m:val="p"/>
-              </m:rPr>
-              <m:t>4</m:t>
-            </m:r>
-          </m:sub>
-        </m:sSub>
-      </m:oMath>
-      <w:r>
-        <w:rPr>
-          <w:rFonts w:ascii="Times New Roman" w:hAnsi="Times New Roman" w:eastAsia="Times New Roman" w:cs="Times New Roman"/>
-        </w:rPr>
-        <w:t xml:space="preserve"> </w:t>
-      </w:r>
-      <w:r>
-        <w:rPr>
-          <w:rFonts w:ascii="Times New Roman" w:hAnsi="Times New Roman" w:eastAsia="Times New Roman" w:cs="Times New Roman"/>
-        </w:rPr>
-        <w:t xml:space="preserve">| </w:t>
-      </w:r>
-      <w:r>
-        <w:rPr>
-          <w:rFonts w:hint="eastAsia" w:ascii="Times New Roman" w:hAnsi="Times New Roman" w:eastAsia="FangSong" w:cs="Times New Roman"/>
-        </w:rPr>
-        <w:t xml:space="preserve">蒙德法提纯镍</w:t>
-      </w:r>
-      <w:r>
-        <w:rPr>
-          <w:rFonts w:ascii="Times New Roman" w:hAnsi="Times New Roman" w:eastAsia="Times New Roman" w:cs="Times New Roman"/>
-        </w:rPr>
-        <w:t xml:space="preserve"> |</w:t>
-      </w:r>
-      <w:r>
-        <w:rPr>
-          <w:rFonts w:ascii="Times New Roman" w:hAnsi="Times New Roman" w:eastAsia="Times New Roman" w:cs="Times New Roman"/>
-        </w:rPr>
-        <w:br/>
-      </w:r>
-      <w:r>
-        <w:rPr>
-          <w:rFonts w:ascii="Times New Roman" w:hAnsi="Times New Roman" w:eastAsia="Times New Roman" w:cs="Times New Roman"/>
-        </w:rPr>
-        <w:t xml:space="preserve">Ni3 |</w:t>
-      </w:r>
-      <w:r>
-        <w:rPr>
-          <w:rFonts w:ascii="Times New Roman" w:hAnsi="Times New Roman" w:eastAsia="Times New Roman" w:cs="Times New Roman"/>
-        </w:rPr>
-        <w:t xml:space="preserve"> </w:t>
-      </w:r>
-      <m:oMath>
-        <m:oMathPr>
-          <m:ctrlPr>
-            <w:rPr>
-              <w:sz w:val="28"/>
-              <w:szCs w:val="28"/>
-            </w:rPr>
-          </m:ctrlPr>
-        </m:oMathPr>
-        <m:r>
-          <m:rPr>
-            <m:sty m:val="p"/>
-          </m:rPr>
-          <m:t>N</m:t>
-        </m:r>
-        <m:sSup>
-          <m:e>
-            <m:r>
-              <m:rPr>
-                <m:sty m:val="p"/>
-              </m:rPr>
-              <m:t>i</m:t>
-            </m:r>
-          </m:e>
-          <m:sup>
-            <m:r>
-              <m:rPr>
-                <m:sty m:val="p"/>
-              </m:rPr>
-              <m:t>2</m:t>
-            </m:r>
-            <m:r>
-              <m:rPr>
-                <m:sty m:val="p"/>
-              </m:rPr>
-              <m:t>+</m:t>
-            </m:r>
-          </m:sup>
-        </m:sSup>
-        <m:r>
-          <m:rPr>
-            <m:sty m:val="p"/>
-          </m:rPr>
-          <m:t>+</m:t>
-        </m:r>
-        <m:r>
-          <m:t>2</m:t>
-        </m:r>
-        <m:r>
-          <m:rPr>
-            <m:sty m:val="p"/>
-          </m:rPr>
-          <m:t>O</m:t>
-        </m:r>
-        <m:sSup>
-          <m:e>
-            <m:r>
-              <m:rPr>
-                <m:sty m:val="p"/>
-              </m:rPr>
-              <m:t>H</m:t>
-            </m:r>
-          </m:e>
-          <m:sup>
-            <m:r>
-              <m:rPr>
-                <m:sty m:val="p"/>
-              </m:rPr>
-              <m:t>−</m:t>
-            </m:r>
-          </m:sup>
-        </m:sSup>
-        <m:r>
-          <m:rPr>
-            <m:sty m:val="p"/>
-          </m:rPr>
-          <m:t>→</m:t>
-        </m:r>
-        <m:r>
-          <m:rPr>
-            <m:sty m:val="p"/>
-          </m:rPr>
-          <m:t>N</m:t>
-        </m:r>
-        <m:r>
-          <m:rPr>
-            <m:sty m:val="p"/>
-          </m:rPr>
-          <m:t>i</m:t>
-        </m:r>
-        <m:r>
-          <m:rPr>
-            <m:sty m:val="p"/>
-          </m:rPr>
-          <m:t>(</m:t>
-        </m:r>
-        <m:r>
-          <m:rPr>
-            <m:sty m:val="p"/>
-          </m:rPr>
-          <m:t>O</m:t>
-        </m:r>
-        <m:r>
-          <m:rPr>
-            <m:sty m:val="p"/>
-          </m:rPr>
-          <m:t>H</m:t>
-        </m:r>
-        <m:sSub>
-          <m:e>
-            <m:r>
-              <m:rPr>
-                <m:sty m:val="p"/>
-              </m:rPr>
-              <m:t>)</m:t>
-            </m:r>
-          </m:e>
-          <m:sub>
-            <m:r>
-              <m:rPr>
-                <m:sty m:val="p"/>
-              </m:rPr>
-              <m:t>2</m:t>
-            </m:r>
-          </m:sub>
-        </m:sSub>
-        <m:r>
-          <m:rPr>
-            <m:sty m:val="p"/>
-          </m:rPr>
-          <m:t>↓</m:t>
-        </m:r>
-      </m:oMath>
-      <w:r>
-        <w:rPr>
-          <w:rFonts w:ascii="Times New Roman" w:hAnsi="Times New Roman" w:eastAsia="Times New Roman" w:cs="Times New Roman"/>
-        </w:rPr>
-        <w:t xml:space="preserve"> </w:t>
-      </w:r>
-      <w:r>
-        <w:rPr>
-          <w:rFonts w:ascii="Times New Roman" w:hAnsi="Times New Roman" w:eastAsia="Times New Roman" w:cs="Times New Roman"/>
-        </w:rPr>
-        <w:t xml:space="preserve">| </w:t>
-      </w:r>
-      <w:r>
-        <w:rPr>
-          <w:rFonts w:hint="eastAsia" w:ascii="Times New Roman" w:hAnsi="Times New Roman" w:eastAsia="FangSong" w:cs="Times New Roman"/>
-        </w:rPr>
-        <w:t>绿色沉淀</w:t>
-      </w:r>
-      <w:r>
-        <w:rPr>
-          <w:rFonts w:hint="eastAsia" w:ascii="Times New Roman" w:hAnsi="Times New Roman" w:eastAsia="Times New Roman" w:cs="Times New Roman"/>
-        </w:rPr>
-        <w:t>，</w:t>
-      </w:r>
-      <w:r>
-        <w:rPr>
-          <w:rFonts w:hint="eastAsia" w:ascii="Times New Roman" w:hAnsi="Times New Roman" w:eastAsia="FangSong" w:cs="Times New Roman"/>
-        </w:rPr>
-        <w:t>不被空气氧化</w:t>
-      </w:r>
-      <w:r>
-        <w:rPr>
-          <w:rFonts w:ascii="Times New Roman" w:hAnsi="Times New Roman" w:eastAsia="Times New Roman" w:cs="Times New Roman"/>
-        </w:rPr>
-        <w:t xml:space="preserve"> |</w:t>
-      </w:r>
-      <w:r>
-        <w:rPr>
-          <w:rFonts w:ascii="Times New Roman" w:hAnsi="Times New Roman" w:eastAsia="Times New Roman" w:cs="Times New Roman"/>
-        </w:rPr>
-        <w:br/>
-      </w:r>
-      <w:r>
-        <w:rPr>
-          <w:rFonts w:ascii="Times New Roman" w:hAnsi="Times New Roman" w:eastAsia="Times New Roman" w:cs="Times New Roman"/>
-        </w:rPr>
-        <w:t xml:space="preserve">Ni4 |</w:t>
-      </w:r>
-      <w:r>
-        <w:rPr>
-          <w:rFonts w:ascii="Times New Roman" w:hAnsi="Times New Roman" w:eastAsia="Times New Roman" w:cs="Times New Roman"/>
-        </w:rPr>
-        <w:t xml:space="preserve"> </w:t>
-      </w:r>
-      <m:oMath>
-        <m:oMathPr>
-          <m:ctrlPr>
-            <w:rPr>
-              <w:sz w:val="28"/>
-              <w:szCs w:val="28"/>
-            </w:rPr>
-          </m:ctrlPr>
-        </m:oMathPr>
-        <m:r>
-          <m:rPr>
-            <m:sty m:val="p"/>
-          </m:rPr>
-          <m:t>N</m:t>
-        </m:r>
-        <m:sSup>
-          <m:e>
-            <m:r>
-              <m:rPr>
-                <m:sty m:val="p"/>
-              </m:rPr>
-              <m:t>i</m:t>
-            </m:r>
-          </m:e>
-          <m:sup>
-            <m:r>
-              <m:rPr>
-                <m:sty m:val="p"/>
-              </m:rPr>
-              <m:t>2</m:t>
-            </m:r>
-            <m:r>
-              <m:rPr>
-                <m:sty m:val="p"/>
-              </m:rPr>
-              <m:t>+</m:t>
-            </m:r>
-          </m:sup>
-        </m:sSup>
-        <m:r>
-          <m:rPr>
-            <m:sty m:val="p"/>
-          </m:rPr>
-          <m:t>+</m:t>
-        </m:r>
-        <m:r>
-          <m:t>6</m:t>
-        </m:r>
-        <m:r>
-          <m:rPr>
-            <m:sty m:val="p"/>
-          </m:rPr>
-          <m:t>N</m:t>
-        </m:r>
-        <m:sSub>
-          <m:e>
-            <m:r>
-              <m:rPr>
-                <m:sty m:val="p"/>
-              </m:rPr>
-              <m:t>H</m:t>
-            </m:r>
-          </m:e>
-          <m:sub>
-            <m:r>
-              <m:rPr>
-                <m:sty m:val="p"/>
-              </m:rPr>
-              <m:t>3</m:t>
-            </m:r>
-          </m:sub>
-        </m:sSub>
-        <m:r>
-          <m:rPr>
-            <m:sty m:val="p"/>
-          </m:rPr>
-          <m:t>→</m:t>
-        </m:r>
-        <m:r>
-          <m:rPr>
-            <m:sty m:val="p"/>
-          </m:rPr>
-          <m:t>[</m:t>
-        </m:r>
-        <m:r>
-          <m:rPr>
-            <m:sty m:val="p"/>
-          </m:rPr>
-          <m:t>N</m:t>
-        </m:r>
-        <m:r>
-          <m:rPr>
-            <m:sty m:val="p"/>
-          </m:rPr>
-          <m:t>i</m:t>
-        </m:r>
-        <m:r>
-          <m:rPr>
-            <m:sty m:val="p"/>
-          </m:rPr>
-          <m:t>(</m:t>
-        </m:r>
-        <m:r>
-          <m:rPr>
-            <m:sty m:val="p"/>
-          </m:rPr>
-          <m:t>N</m:t>
-        </m:r>
-        <m:sSub>
-          <m:e>
-            <m:r>
-              <m:rPr>
-                <m:sty m:val="p"/>
-              </m:rPr>
-              <m:t>H</m:t>
-            </m:r>
-          </m:e>
-          <m:sub>
-            <m:r>
-              <m:rPr>
-                <m:sty m:val="p"/>
-              </m:rPr>
-              <m:t>3</m:t>
-            </m:r>
-          </m:sub>
-        </m:sSub>
-        <m:sSub>
-          <m:e>
-            <m:r>
-              <m:rPr>
-                <m:sty m:val="p"/>
-              </m:rPr>
-              <m:t>)</m:t>
-            </m:r>
-          </m:e>
-          <m:sub>
-            <m:r>
-              <m:rPr>
-                <m:sty m:val="p"/>
-              </m:rPr>
-              <m:t>6</m:t>
-            </m:r>
-          </m:sub>
-        </m:sSub>
-        <m:sSup>
-          <m:e>
-            <m:r>
-              <m:rPr>
-                <m:sty m:val="p"/>
-              </m:rPr>
-              <m:t>]</m:t>
-            </m:r>
-          </m:e>
-          <m:sup>
-            <m:r>
-              <m:t>2</m:t>
-            </m:r>
-            <m:r>
-              <m:rPr>
-                <m:sty m:val="p"/>
-              </m:rPr>
-              <m:t>+</m:t>
-            </m:r>
-          </m:sup>
-        </m:sSup>
-      </m:oMath>
-      <w:r>
-        <w:rPr>
-          <w:rFonts w:ascii="Times New Roman" w:hAnsi="Times New Roman" w:eastAsia="Times New Roman" w:cs="Times New Roman"/>
-        </w:rPr>
-        <w:t xml:space="preserve"> </w:t>
-      </w:r>
-      <w:r>
-        <w:rPr>
-          <w:rFonts w:ascii="Times New Roman" w:hAnsi="Times New Roman" w:eastAsia="Times New Roman" w:cs="Times New Roman"/>
-        </w:rPr>
-        <w:t xml:space="preserve">| </w:t>
-      </w:r>
-      <w:r>
-        <w:rPr>
-          <w:rFonts w:hint="eastAsia" w:ascii="Times New Roman" w:hAnsi="Times New Roman" w:eastAsia="FangSong" w:cs="Times New Roman"/>
-        </w:rPr>
-        <w:t>氨配溶解</w:t>
-      </w:r>
-      <w:r>
-        <w:rPr>
-          <w:rFonts w:hint="eastAsia" w:ascii="Times New Roman" w:hAnsi="Times New Roman" w:eastAsia="Times New Roman" w:cs="Times New Roman"/>
-        </w:rPr>
-        <w:t>，</w:t>
-      </w:r>
-      <w:r>
-        <w:rPr>
-          <w:rFonts w:hint="eastAsia" w:ascii="Times New Roman" w:hAnsi="Times New Roman" w:eastAsia="FangSong" w:cs="Times New Roman"/>
-        </w:rPr>
-        <w:t>区别于</w:t>
-      </w:r>
-      <w:r>
-        <w:rPr>
-          <w:rFonts w:ascii="Times New Roman" w:hAnsi="Times New Roman" w:eastAsia="Times New Roman" w:cs="Times New Roman"/>
-        </w:rPr>
-        <w:t xml:space="preserve"> Fe(OH)</w:t>
-      </w:r>
-      <w:r>
-        <w:rPr>
-          <w:rFonts w:ascii="Times New Roman" w:hAnsi="Times New Roman" w:eastAsia="Times New Roman" w:cs="Times New Roman"/>
-          <w:vertAlign w:val="subscript"/>
-        </w:rPr>
-        <w:t>3</w:t>
-      </w:r>
-      <w:r>
-        <w:rPr>
-          <w:rFonts w:ascii="Times New Roman" w:hAnsi="Times New Roman" w:eastAsia="Times New Roman" w:cs="Times New Roman"/>
-        </w:rPr>
-        <w:t xml:space="preserve"> |</w:t>
-      </w:r>
-      <w:r>
-        <w:rPr>
-          <w:rFonts w:ascii="Times New Roman" w:hAnsi="Times New Roman" w:eastAsia="Times New Roman" w:cs="Times New Roman"/>
-        </w:rPr>
-        <w:br/>
-      </w:r>
-      <w:r>
-        <w:rPr>
-          <w:rFonts w:ascii="Times New Roman" w:hAnsi="Times New Roman" w:eastAsia="Times New Roman" w:cs="Times New Roman"/>
-        </w:rPr>
-        <w:t xml:space="preserve">Ni5 |</w:t>
-      </w:r>
-      <w:r>
-        <w:rPr>
-          <w:rFonts w:ascii="Times New Roman" w:hAnsi="Times New Roman" w:eastAsia="Times New Roman" w:cs="Times New Roman"/>
-        </w:rPr>
-        <w:t xml:space="preserve"> </w:t>
-      </w:r>
-      <m:oMath>
-        <m:oMathPr>
-          <m:ctrlPr>
-            <w:rPr>
-              <w:sz w:val="28"/>
-              <w:szCs w:val="28"/>
-            </w:rPr>
-          </m:ctrlPr>
-        </m:oMathPr>
-        <m:r>
-          <m:rPr>
-            <m:sty m:val="p"/>
-          </m:rPr>
-          <m:t>N</m:t>
-        </m:r>
-        <m:sSup>
-          <m:e>
-            <m:r>
-              <m:rPr>
-                <m:sty m:val="p"/>
-              </m:rPr>
-              <m:t>i</m:t>
-            </m:r>
-          </m:e>
-          <m:sup>
-            <m:r>
-              <m:rPr>
-                <m:sty m:val="p"/>
-              </m:rPr>
-              <m:t>2</m:t>
-            </m:r>
-            <m:r>
-              <m:rPr>
-                <m:sty m:val="p"/>
-              </m:rPr>
-              <m:t>+</m:t>
-            </m:r>
-          </m:sup>
-        </m:sSup>
-        <m:r>
-          <m:rPr>
-            <m:sty m:val="p"/>
-          </m:rPr>
-          <m:t>+</m:t>
-        </m:r>
-        <m:r>
-          <m:t>4</m:t>
-        </m:r>
-        <m:r>
-          <m:rPr>
-            <m:sty m:val="p"/>
-          </m:rPr>
-          <m:t>C</m:t>
-        </m:r>
-        <m:sSup>
-          <m:e>
-            <m:r>
-              <m:rPr>
-                <m:sty m:val="p"/>
-              </m:rPr>
-              <m:t>N</m:t>
-            </m:r>
-          </m:e>
-          <m:sup>
-            <m:r>
-              <m:rPr>
-                <m:sty m:val="p"/>
-              </m:rPr>
-              <m:t>−</m:t>
-            </m:r>
-          </m:sup>
-        </m:sSup>
-        <m:r>
-          <m:rPr>
-            <m:sty m:val="p"/>
-          </m:rPr>
-          <m:t>→</m:t>
-        </m:r>
-        <m:r>
-          <m:rPr>
-            <m:sty m:val="p"/>
-          </m:rPr>
-          <m:t>[</m:t>
-        </m:r>
-        <m:r>
-          <m:rPr>
-            <m:sty m:val="p"/>
-          </m:rPr>
-          <m:t>N</m:t>
-        </m:r>
-        <m:r>
-          <m:rPr>
-            <m:sty m:val="p"/>
-          </m:rPr>
-          <m:t>i</m:t>
-        </m:r>
-        <m:r>
-          <m:rPr>
-            <m:sty m:val="p"/>
-          </m:rPr>
-          <m:t>(</m:t>
-        </m:r>
-        <m:r>
-          <m:rPr>
-            <m:sty m:val="p"/>
-          </m:rPr>
-          <m:t>C</m:t>
-        </m:r>
-        <m:r>
-          <m:rPr>
-            <m:sty m:val="p"/>
-          </m:rPr>
-          <m:t>N</m:t>
-        </m:r>
-        <m:sSub>
-          <m:e>
-            <m:r>
-              <m:rPr>
-                <m:sty m:val="p"/>
-              </m:rPr>
-              <m:t>)</m:t>
-            </m:r>
-          </m:e>
-          <m:sub>
-            <m:r>
-              <m:rPr>
-                <m:sty m:val="p"/>
-              </m:rPr>
-              <m:t>4</m:t>
-            </m:r>
-          </m:sub>
-        </m:sSub>
-        <m:sSup>
-          <m:e>
-            <m:r>
-              <m:rPr>
-                <m:sty m:val="p"/>
-              </m:rPr>
-              <m:t>]</m:t>
-            </m:r>
-          </m:e>
-          <m:sup>
-            <m:r>
-              <m:t>2</m:t>
-            </m:r>
-            <m:r>
-              <m:rPr>
-                <m:sty m:val="p"/>
-              </m:rPr>
-              <m:t>−</m:t>
-            </m:r>
-          </m:sup>
-        </m:sSup>
-      </m:oMath>
-      <w:r>
-        <w:rPr>
-          <w:rFonts w:ascii="Times New Roman" w:hAnsi="Times New Roman" w:eastAsia="Times New Roman" w:cs="Times New Roman"/>
-        </w:rPr>
-        <w:t xml:space="preserve"> </w:t>
-      </w:r>
-      <w:r>
-        <w:rPr>
-          <w:rFonts w:ascii="Times New Roman" w:hAnsi="Times New Roman" w:eastAsia="Times New Roman" w:cs="Times New Roman"/>
-        </w:rPr>
-        <w:t xml:space="preserve">| </w:t>
-      </w:r>
-      <w:r>
-        <w:rPr>
-          <w:rFonts w:hint="eastAsia" w:ascii="Times New Roman" w:hAnsi="Times New Roman" w:eastAsia="FangSong" w:cs="Times New Roman"/>
-        </w:rPr>
-        <w:t>平面正方形</w:t>
-      </w:r>
-      <w:r>
-        <w:rPr>
-          <w:rFonts w:hint="eastAsia" w:ascii="Times New Roman" w:hAnsi="Times New Roman" w:eastAsia="Times New Roman" w:cs="Times New Roman"/>
-        </w:rPr>
-        <w:t>、</w:t>
-      </w:r>
-      <w:r>
-        <w:rPr>
-          <w:rFonts w:hint="eastAsia" w:ascii="Times New Roman" w:hAnsi="Times New Roman" w:eastAsia="FangSong" w:cs="Times New Roman"/>
-        </w:rPr>
-        <w:t>反磁</w:t>
-      </w:r>
-      <w:r>
-        <w:rPr>
-          <w:rFonts w:ascii="Times New Roman" w:hAnsi="Times New Roman" w:eastAsia="Times New Roman" w:cs="Times New Roman"/>
-        </w:rPr>
-        <w:t xml:space="preserve"> |</w:t>
-      </w:r>
-    </w:p>
     <w:bookmarkEnd w:id="38"/>
     <w:bookmarkEnd w:id="39"/>
     <w:bookmarkStart w:id="51" w:name="铜的价态环境依赖与歧化"/>
@@ -19190,7 +19196,6 @@
     <w:p>
       <w:pPr>
         <w:pStyle w:val="FirstParagraph"/>
-        <w:spacing w:after="80"/>
         <w:ind w:firstLine="420"/>
       </w:pPr>
       <w:r>
@@ -20218,10 +20223,31 @@
         <w:t xml:space="preserve">。</w:t>
       </w:r>
     </w:p>
+    <w:bookmarkEnd w:id="49"/>
+    <w:bookmarkStart w:id="50" w:name="铜的反应速查"/>
+    <w:p>
+      <w:pPr>
+        <w:pStyle w:val="Heading3"/>
+        <w:spacing w:after="120" w:before="280"/>
+      </w:pPr>
+      <w:r>
+        <w:rPr>
+          <w:rFonts w:ascii="Times New Roman" w:hAnsi="Times New Roman" w:eastAsia="Times New Roman" w:cs="Times New Roman"/>
+        </w:rPr>
+        <w:t xml:space="preserve">5.8 </w:t>
+      </w:r>
+      <w:r>
+        <w:rPr>
+          <w:rFonts w:hint="eastAsia" w:ascii="Times New Roman" w:hAnsi="Times New Roman" w:eastAsia="SimHei" w:cs="Times New Roman"/>
+        </w:rPr>
+        <w:t xml:space="preserve">铜的反应速查</w:t>
+      </w:r>
+    </w:p>
     <w:tbl>
       <w:tblPr>
         <w:tblStyle w:val="Table"/>
-        <w:tblW w:type="auto" w:w="0"/>
+        <w:tblW w:type="pct" w:w="5000"/>
+        <w:tblLayout w:type="fixed"/>
         <w:tblLook w:firstRow="1" w:lastRow="0" w:firstColumn="0" w:lastColumn="0" w:noHBand="0" w:noVBand="0" w:val="0020"/>
         <w:jc w:val="center"/>
         <w:tblBorders>
@@ -20234,14 +20260,76 @@
         </w:tblBorders>
       </w:tblPr>
       <w:tblGrid>
-        <w:gridCol w:w="2640"/>
-        <w:gridCol w:w="2640"/>
-        <w:gridCol w:w="2640"/>
+        <w:gridCol w:w="3046"/>
+        <w:gridCol w:w="2436"/>
+        <w:gridCol w:w="2436"/>
       </w:tblGrid>
       <w:tr>
         <w:trPr>
           <w:tblHeader w:val="on"/>
         </w:trPr>
+        <w:tc>
+          <w:tcPr>
+            <w:tcBorders>
+              <w:bottom w:val="single" w:sz="6" w:space="0" w:color="333333"/>
+            </w:tcBorders>
+          </w:tcPr>
+          <w:p>
+            <w:pPr>
+              <w:pStyle w:val="Compact"/>
+              <w:jc w:val="center"/>
+            </w:pPr>
+            <w:r>
+              <w:rPr>
+                <w:rFonts w:hint="eastAsia" w:ascii="Times New Roman" w:hAnsi="Times New Roman" w:eastAsia="SimHei" w:cs="Times New Roman"/>
+                <w:b/>
+              </w:rPr>
+              <w:t xml:space="preserve">编号</w:t>
+            </w:r>
+          </w:p>
+        </w:tc>
+        <w:tc>
+          <w:tcPr>
+            <w:tcBorders>
+              <w:bottom w:val="single" w:sz="6" w:space="0" w:color="333333"/>
+            </w:tcBorders>
+          </w:tcPr>
+          <w:p>
+            <w:pPr>
+              <w:pStyle w:val="Compact"/>
+              <w:jc w:val="center"/>
+            </w:pPr>
+            <w:r>
+              <w:rPr>
+                <w:rFonts w:hint="eastAsia" w:ascii="Times New Roman" w:hAnsi="Times New Roman" w:eastAsia="SimHei" w:cs="Times New Roman"/>
+                <w:b/>
+              </w:rPr>
+              <w:t xml:space="preserve">反应</w:t>
+            </w:r>
+          </w:p>
+        </w:tc>
+        <w:tc>
+          <w:tcPr>
+            <w:tcBorders>
+              <w:bottom w:val="single" w:sz="6" w:space="0" w:color="333333"/>
+            </w:tcBorders>
+          </w:tcPr>
+          <w:p>
+            <w:pPr>
+              <w:pStyle w:val="Compact"/>
+              <w:jc w:val="center"/>
+            </w:pPr>
+            <w:r>
+              <w:rPr>
+                <w:rFonts w:hint="eastAsia" w:ascii="Times New Roman" w:hAnsi="Times New Roman" w:eastAsia="SimHei" w:cs="Times New Roman"/>
+                <w:b/>
+              </w:rPr>
+              <w:t xml:space="preserve">用途或信号</w:t>
+            </w:r>
+          </w:p>
+        </w:tc>
+      </w:tr>
+      <w:tr>
         <w:tc>
           <w:tcPr/>
           <w:p>
@@ -20251,10 +20339,9 @@
             </w:pPr>
             <w:r>
               <w:rPr>
-                <w:rFonts w:hint="eastAsia" w:ascii="Times New Roman" w:hAnsi="Times New Roman" w:eastAsia="SimHei" w:cs="Times New Roman"/>
-                <w:b/>
-              </w:rPr>
-              <w:t xml:space="preserve">编号</w:t>
+                <w:rFonts w:ascii="Times New Roman" w:hAnsi="Times New Roman" w:eastAsia="Times New Roman" w:cs="Times New Roman"/>
+              </w:rPr>
+              <w:t xml:space="preserve">Cu1</w:t>
             </w:r>
           </w:p>
         </w:tc>
@@ -20265,12 +20352,123 @@
               <w:pStyle w:val="Compact"/>
               <w:jc w:val="center"/>
             </w:pPr>
-            <w:r>
-              <w:rPr>
-                <w:rFonts w:hint="eastAsia" w:ascii="Times New Roman" w:hAnsi="Times New Roman" w:eastAsia="SimHei" w:cs="Times New Roman"/>
-                <w:b/>
-              </w:rPr>
-              <w:t xml:space="preserve">反应</w:t>
+            <m:oMath>
+              <m:r>
+                <m:t>2</m:t>
+              </m:r>
+              <m:r>
+                <m:rPr>
+                  <m:sty m:val="p"/>
+                </m:rPr>
+                <m:t>C</m:t>
+              </m:r>
+              <m:sSup>
+                <m:e>
+                  <m:r>
+                    <m:rPr>
+                      <m:sty m:val="p"/>
+                    </m:rPr>
+                    <m:t>u</m:t>
+                  </m:r>
+                </m:e>
+                <m:sup>
+                  <m:r>
+                    <m:rPr>
+                      <m:sty m:val="p"/>
+                    </m:rPr>
+                    <m:t>+</m:t>
+                  </m:r>
+                </m:sup>
+              </m:sSup>
+              <m:r>
+                <m:rPr>
+                  <m:sty m:val="p"/>
+                </m:rPr>
+                <m:t>⇌</m:t>
+              </m:r>
+              <m:r>
+                <m:rPr>
+                  <m:sty m:val="p"/>
+                </m:rPr>
+                <m:t>C</m:t>
+              </m:r>
+              <m:sSup>
+                <m:e>
+                  <m:r>
+                    <m:rPr>
+                      <m:sty m:val="p"/>
+                    </m:rPr>
+                    <m:t>u</m:t>
+                  </m:r>
+                </m:e>
+                <m:sup>
+                  <m:r>
+                    <m:rPr>
+                      <m:sty m:val="p"/>
+                    </m:rPr>
+                    <m:t>2</m:t>
+                  </m:r>
+                  <m:r>
+                    <m:rPr>
+                      <m:sty m:val="p"/>
+                    </m:rPr>
+                    <m:t>+</m:t>
+                  </m:r>
+                </m:sup>
+              </m:sSup>
+              <m:r>
+                <m:rPr>
+                  <m:sty m:val="p"/>
+                </m:rPr>
+                <m:t>+</m:t>
+              </m:r>
+              <m:r>
+                <m:rPr>
+                  <m:sty m:val="p"/>
+                </m:rPr>
+                <m:t>C</m:t>
+              </m:r>
+              <m:r>
+                <m:rPr>
+                  <m:sty m:val="p"/>
+                </m:rPr>
+                <m:t>u</m:t>
+              </m:r>
+            </m:oMath>
+            <w:r>
+              <w:rPr>
+                <w:rFonts w:hint="eastAsia" w:ascii="Times New Roman" w:hAnsi="Times New Roman" w:eastAsia="Times New Roman" w:cs="Times New Roman"/>
+              </w:rPr>
+              <w:t xml:space="preserve">（</w:t>
+            </w:r>
+            <m:oMath>
+              <m:r>
+                <m:t>K</m:t>
+              </m:r>
+              <m:r>
+                <m:rPr>
+                  <m:sty m:val="p"/>
+                </m:rPr>
+                <m:t>≈</m:t>
+              </m:r>
+              <m:sSup>
+                <m:e>
+                  <m:r>
+                    <m:t>10</m:t>
+                  </m:r>
+                </m:e>
+                <m:sup>
+                  <m:r>
+                    <m:t>6</m:t>
+                  </m:r>
+                </m:sup>
+              </m:sSup>
+            </m:oMath>
+            <w:r>
+              <w:rPr>
+                <w:rFonts w:hint="eastAsia" w:ascii="Times New Roman" w:hAnsi="Times New Roman" w:eastAsia="Times New Roman" w:cs="Times New Roman"/>
+              </w:rPr>
+              <w:t xml:space="preserve">）</w:t>
             </w:r>
           </w:p>
         </w:tc>
@@ -20283,980 +20481,797 @@
             </w:pPr>
             <w:r>
               <w:rPr>
-                <w:rFonts w:hint="eastAsia" w:ascii="Times New Roman" w:hAnsi="Times New Roman" w:eastAsia="SimHei" w:cs="Times New Roman"/>
-                <w:b/>
-              </w:rPr>
-              <w:t xml:space="preserve">用途或信号</w:t>
+                <w:rFonts w:ascii="Times New Roman" w:hAnsi="Times New Roman" w:eastAsia="Times New Roman" w:cs="Times New Roman"/>
+              </w:rPr>
+              <w:t>Cu</w:t>
+            </w:r>
+            <w:r>
+              <w:rPr>
+                <w:rFonts w:ascii="Times New Roman" w:hAnsi="Times New Roman" w:eastAsia="Times New Roman" w:cs="Times New Roman"/>
+                <w:vertAlign w:val="superscript"/>
+              </w:rPr>
+              <w:t>+</w:t>
+            </w:r>
+            <w:r>
+              <w:rPr>
+                <w:rFonts w:ascii="Times New Roman" w:hAnsi="Times New Roman" w:eastAsia="Times New Roman" w:cs="Times New Roman"/>
+              </w:rPr>
+              <w:t xml:space="preserve"> </w:t>
+            </w:r>
+            <w:r>
+              <w:rPr>
+                <w:rFonts w:hint="eastAsia" w:ascii="Times New Roman" w:hAnsi="Times New Roman" w:eastAsia="FangSong" w:cs="Times New Roman"/>
+              </w:rPr>
+              <w:t xml:space="preserve">水相不稳定的定量依据</w:t>
+            </w:r>
+          </w:p>
+        </w:tc>
+      </w:tr>
+      <w:tr>
+        <w:tc>
+          <w:tcPr/>
+          <w:p>
+            <w:pPr>
+              <w:pStyle w:val="Compact"/>
+              <w:jc w:val="center"/>
+            </w:pPr>
+            <w:r>
+              <w:rPr>
+                <w:rFonts w:ascii="Times New Roman" w:hAnsi="Times New Roman" w:eastAsia="Times New Roman" w:cs="Times New Roman"/>
+              </w:rPr>
+              <w:t xml:space="preserve">Cu2</w:t>
+            </w:r>
+          </w:p>
+        </w:tc>
+        <w:tc>
+          <w:tcPr/>
+          <w:p>
+            <w:pPr>
+              <w:pStyle w:val="Compact"/>
+              <w:jc w:val="center"/>
+            </w:pPr>
+            <m:oMath>
+              <m:r>
+                <m:rPr>
+                  <m:sty m:val="p"/>
+                </m:rPr>
+                <m:t>C</m:t>
+              </m:r>
+              <m:sSup>
+                <m:e>
+                  <m:r>
+                    <m:rPr>
+                      <m:sty m:val="p"/>
+                    </m:rPr>
+                    <m:t>u</m:t>
+                  </m:r>
+                </m:e>
+                <m:sup>
+                  <m:r>
+                    <m:rPr>
+                      <m:sty m:val="p"/>
+                    </m:rPr>
+                    <m:t>2</m:t>
+                  </m:r>
+                  <m:r>
+                    <m:rPr>
+                      <m:sty m:val="p"/>
+                    </m:rPr>
+                    <m:t>+</m:t>
+                  </m:r>
+                </m:sup>
+              </m:sSup>
+              <m:r>
+                <m:rPr>
+                  <m:sty m:val="p"/>
+                </m:rPr>
+                <m:t>+</m:t>
+              </m:r>
+              <m:r>
+                <m:rPr>
+                  <m:sty m:val="p"/>
+                </m:rPr>
+                <m:t>C</m:t>
+              </m:r>
+              <m:r>
+                <m:rPr>
+                  <m:sty m:val="p"/>
+                </m:rPr>
+                <m:t>u</m:t>
+              </m:r>
+              <m:r>
+                <m:rPr>
+                  <m:sty m:val="p"/>
+                </m:rPr>
+                <m:t>+</m:t>
+              </m:r>
+              <m:r>
+                <m:t>2</m:t>
+              </m:r>
+              <m:r>
+                <m:rPr>
+                  <m:sty m:val="p"/>
+                </m:rPr>
+                <m:t>C</m:t>
+              </m:r>
+              <m:sSup>
+                <m:e>
+                  <m:r>
+                    <m:rPr>
+                      <m:sty m:val="p"/>
+                    </m:rPr>
+                    <m:t>l</m:t>
+                  </m:r>
+                </m:e>
+                <m:sup>
+                  <m:r>
+                    <m:rPr>
+                      <m:sty m:val="p"/>
+                    </m:rPr>
+                    <m:t>−</m:t>
+                  </m:r>
+                </m:sup>
+              </m:sSup>
+              <m:r>
+                <m:rPr>
+                  <m:sty m:val="p"/>
+                </m:rPr>
+                <m:t>→</m:t>
+              </m:r>
+              <m:r>
+                <m:t>2</m:t>
+              </m:r>
+              <m:r>
+                <m:rPr>
+                  <m:sty m:val="p"/>
+                </m:rPr>
+                <m:t>[</m:t>
+              </m:r>
+              <m:r>
+                <m:rPr>
+                  <m:sty m:val="p"/>
+                </m:rPr>
+                <m:t>C</m:t>
+              </m:r>
+              <m:r>
+                <m:rPr>
+                  <m:sty m:val="p"/>
+                </m:rPr>
+                <m:t>u</m:t>
+              </m:r>
+              <m:r>
+                <m:rPr>
+                  <m:sty m:val="p"/>
+                </m:rPr>
+                <m:t>C</m:t>
+              </m:r>
+              <m:sSub>
+                <m:e>
+                  <m:r>
+                    <m:rPr>
+                      <m:sty m:val="p"/>
+                    </m:rPr>
+                    <m:t>l</m:t>
+                  </m:r>
+                </m:e>
+                <m:sub>
+                  <m:r>
+                    <m:rPr>
+                      <m:sty m:val="p"/>
+                    </m:rPr>
+                    <m:t>2</m:t>
+                  </m:r>
+                </m:sub>
+              </m:sSub>
+              <m:sSup>
+                <m:e>
+                  <m:r>
+                    <m:rPr>
+                      <m:sty m:val="p"/>
+                    </m:rPr>
+                    <m:t>]</m:t>
+                  </m:r>
+                </m:e>
+                <m:sup>
+                  <m:r>
+                    <m:rPr>
+                      <m:sty m:val="p"/>
+                    </m:rPr>
+                    <m:t>−</m:t>
+                  </m:r>
+                </m:sup>
+              </m:sSup>
+            </m:oMath>
+            <w:r>
+              <w:rPr>
+                <w:rFonts w:ascii="Times New Roman" w:hAnsi="Times New Roman" w:eastAsia="Times New Roman" w:cs="Times New Roman"/>
+              </w:rPr>
+              <w:t xml:space="preserve">​</w:t>
+            </w:r>
+          </w:p>
+        </w:tc>
+        <w:tc>
+          <w:tcPr/>
+          <w:p>
+            <w:pPr>
+              <w:pStyle w:val="Compact"/>
+              <w:jc w:val="center"/>
+            </w:pPr>
+            <w:r>
+              <w:rPr>
+                <w:rFonts w:hint="eastAsia" w:ascii="Times New Roman" w:hAnsi="Times New Roman" w:eastAsia="FangSong" w:cs="Times New Roman"/>
+              </w:rPr>
+              <w:t xml:space="preserve">逆歧化制备氯化亚铜</w:t>
+            </w:r>
+          </w:p>
+        </w:tc>
+      </w:tr>
+      <w:tr>
+        <w:tc>
+          <w:tcPr/>
+          <w:p>
+            <w:pPr>
+              <w:pStyle w:val="Compact"/>
+              <w:jc w:val="center"/>
+            </w:pPr>
+            <w:r>
+              <w:rPr>
+                <w:rFonts w:ascii="Times New Roman" w:hAnsi="Times New Roman" w:eastAsia="Times New Roman" w:cs="Times New Roman"/>
+              </w:rPr>
+              <w:t xml:space="preserve">Cu3</w:t>
+            </w:r>
+          </w:p>
+        </w:tc>
+        <w:tc>
+          <w:tcPr/>
+          <w:p>
+            <w:pPr>
+              <w:pStyle w:val="Compact"/>
+              <w:jc w:val="center"/>
+            </w:pPr>
+            <m:oMath>
+              <m:r>
+                <m:t>2</m:t>
+              </m:r>
+              <m:r>
+                <m:rPr>
+                  <m:sty m:val="p"/>
+                </m:rPr>
+                <m:t>C</m:t>
+              </m:r>
+              <m:sSup>
+                <m:e>
+                  <m:r>
+                    <m:rPr>
+                      <m:sty m:val="p"/>
+                    </m:rPr>
+                    <m:t>u</m:t>
+                  </m:r>
+                </m:e>
+                <m:sup>
+                  <m:r>
+                    <m:rPr>
+                      <m:sty m:val="p"/>
+                    </m:rPr>
+                    <m:t>2</m:t>
+                  </m:r>
+                  <m:r>
+                    <m:rPr>
+                      <m:sty m:val="p"/>
+                    </m:rPr>
+                    <m:t>+</m:t>
+                  </m:r>
+                </m:sup>
+              </m:sSup>
+              <m:r>
+                <m:rPr>
+                  <m:sty m:val="p"/>
+                </m:rPr>
+                <m:t>+</m:t>
+              </m:r>
+              <m:r>
+                <m:t>4</m:t>
+              </m:r>
+              <m:sSup>
+                <m:e>
+                  <m:r>
+                    <m:rPr>
+                      <m:sty m:val="p"/>
+                    </m:rPr>
+                    <m:t>I</m:t>
+                  </m:r>
+                </m:e>
+                <m:sup>
+                  <m:r>
+                    <m:rPr>
+                      <m:sty m:val="p"/>
+                    </m:rPr>
+                    <m:t>−</m:t>
+                  </m:r>
+                </m:sup>
+              </m:sSup>
+              <m:r>
+                <m:rPr>
+                  <m:sty m:val="p"/>
+                </m:rPr>
+                <m:t>→</m:t>
+              </m:r>
+              <m:r>
+                <m:t>2</m:t>
+              </m:r>
+              <m:r>
+                <m:rPr>
+                  <m:sty m:val="p"/>
+                </m:rPr>
+                <m:t>C</m:t>
+              </m:r>
+              <m:r>
+                <m:rPr>
+                  <m:sty m:val="p"/>
+                </m:rPr>
+                <m:t>u</m:t>
+              </m:r>
+              <m:r>
+                <m:rPr>
+                  <m:sty m:val="p"/>
+                </m:rPr>
+                <m:t>I</m:t>
+              </m:r>
+              <m:r>
+                <m:rPr>
+                  <m:sty m:val="p"/>
+                </m:rPr>
+                <m:t>↓</m:t>
+              </m:r>
+              <m:r>
+                <m:rPr>
+                  <m:sty m:val="p"/>
+                </m:rPr>
+                <m:t>+</m:t>
+              </m:r>
+              <m:sSub>
+                <m:e>
+                  <m:r>
+                    <m:rPr>
+                      <m:sty m:val="p"/>
+                    </m:rPr>
+                    <m:t>I</m:t>
+                  </m:r>
+                </m:e>
+                <m:sub>
+                  <m:r>
+                    <m:rPr>
+                      <m:sty m:val="p"/>
+                    </m:rPr>
+                    <m:t>2</m:t>
+                  </m:r>
+                </m:sub>
+              </m:sSub>
+            </m:oMath>
+            <w:r>
+              <w:rPr>
+                <w:rFonts w:ascii="Times New Roman" w:hAnsi="Times New Roman" w:eastAsia="Times New Roman" w:cs="Times New Roman"/>
+              </w:rPr>
+              <w:t xml:space="preserve">​</w:t>
+            </w:r>
+          </w:p>
+        </w:tc>
+        <w:tc>
+          <w:tcPr/>
+          <w:p>
+            <w:pPr>
+              <w:pStyle w:val="Compact"/>
+              <w:jc w:val="center"/>
+            </w:pPr>
+            <w:r>
+              <w:rPr>
+                <w:rFonts w:hint="eastAsia" w:ascii="Times New Roman" w:hAnsi="Times New Roman" w:eastAsia="FangSong" w:cs="Times New Roman"/>
+              </w:rPr>
+              <w:t xml:space="preserve">碘量法测铜</w:t>
+            </w:r>
+          </w:p>
+        </w:tc>
+      </w:tr>
+      <w:tr>
+        <w:tc>
+          <w:tcPr/>
+          <w:p>
+            <w:pPr>
+              <w:pStyle w:val="Compact"/>
+              <w:jc w:val="center"/>
+            </w:pPr>
+            <w:r>
+              <w:rPr>
+                <w:rFonts w:ascii="Times New Roman" w:hAnsi="Times New Roman" w:eastAsia="Times New Roman" w:cs="Times New Roman"/>
+              </w:rPr>
+              <w:t xml:space="preserve">Cu4</w:t>
+            </w:r>
+          </w:p>
+        </w:tc>
+        <w:tc>
+          <w:tcPr/>
+          <w:p>
+            <w:pPr>
+              <w:pStyle w:val="Compact"/>
+              <w:jc w:val="center"/>
+            </w:pPr>
+            <m:oMath>
+              <m:r>
+                <m:rPr>
+                  <m:sty m:val="p"/>
+                </m:rPr>
+                <m:t>C</m:t>
+              </m:r>
+              <m:sSup>
+                <m:e>
+                  <m:r>
+                    <m:rPr>
+                      <m:sty m:val="p"/>
+                    </m:rPr>
+                    <m:t>u</m:t>
+                  </m:r>
+                </m:e>
+                <m:sup>
+                  <m:r>
+                    <m:rPr>
+                      <m:sty m:val="p"/>
+                    </m:rPr>
+                    <m:t>2</m:t>
+                  </m:r>
+                  <m:r>
+                    <m:rPr>
+                      <m:sty m:val="p"/>
+                    </m:rPr>
+                    <m:t>+</m:t>
+                  </m:r>
+                </m:sup>
+              </m:sSup>
+              <m:r>
+                <m:rPr>
+                  <m:sty m:val="p"/>
+                </m:rPr>
+                <m:t>+</m:t>
+              </m:r>
+              <m:r>
+                <m:t>4</m:t>
+              </m:r>
+              <m:r>
+                <m:rPr>
+                  <m:sty m:val="p"/>
+                </m:rPr>
+                <m:t>N</m:t>
+              </m:r>
+              <m:sSub>
+                <m:e>
+                  <m:r>
+                    <m:rPr>
+                      <m:sty m:val="p"/>
+                    </m:rPr>
+                    <m:t>H</m:t>
+                  </m:r>
+                </m:e>
+                <m:sub>
+                  <m:r>
+                    <m:rPr>
+                      <m:sty m:val="p"/>
+                    </m:rPr>
+                    <m:t>3</m:t>
+                  </m:r>
+                </m:sub>
+              </m:sSub>
+              <m:r>
+                <m:rPr>
+                  <m:sty m:val="p"/>
+                </m:rPr>
+                <m:t>→</m:t>
+              </m:r>
+              <m:r>
+                <m:rPr>
+                  <m:sty m:val="p"/>
+                </m:rPr>
+                <m:t>[</m:t>
+              </m:r>
+              <m:r>
+                <m:rPr>
+                  <m:sty m:val="p"/>
+                </m:rPr>
+                <m:t>C</m:t>
+              </m:r>
+              <m:r>
+                <m:rPr>
+                  <m:sty m:val="p"/>
+                </m:rPr>
+                <m:t>u</m:t>
+              </m:r>
+              <m:r>
+                <m:rPr>
+                  <m:sty m:val="p"/>
+                </m:rPr>
+                <m:t>(</m:t>
+              </m:r>
+              <m:r>
+                <m:rPr>
+                  <m:sty m:val="p"/>
+                </m:rPr>
+                <m:t>N</m:t>
+              </m:r>
+              <m:sSub>
+                <m:e>
+                  <m:r>
+                    <m:rPr>
+                      <m:sty m:val="p"/>
+                    </m:rPr>
+                    <m:t>H</m:t>
+                  </m:r>
+                </m:e>
+                <m:sub>
+                  <m:r>
+                    <m:rPr>
+                      <m:sty m:val="p"/>
+                    </m:rPr>
+                    <m:t>3</m:t>
+                  </m:r>
+                </m:sub>
+              </m:sSub>
+              <m:sSub>
+                <m:e>
+                  <m:r>
+                    <m:rPr>
+                      <m:sty m:val="p"/>
+                    </m:rPr>
+                    <m:t>)</m:t>
+                  </m:r>
+                </m:e>
+                <m:sub>
+                  <m:r>
+                    <m:rPr>
+                      <m:sty m:val="p"/>
+                    </m:rPr>
+                    <m:t>4</m:t>
+                  </m:r>
+                </m:sub>
+              </m:sSub>
+              <m:sSup>
+                <m:e>
+                  <m:r>
+                    <m:rPr>
+                      <m:sty m:val="p"/>
+                    </m:rPr>
+                    <m:t>]</m:t>
+                  </m:r>
+                </m:e>
+                <m:sup>
+                  <m:r>
+                    <m:t>2</m:t>
+                  </m:r>
+                  <m:r>
+                    <m:rPr>
+                      <m:sty m:val="p"/>
+                    </m:rPr>
+                    <m:t>+</m:t>
+                  </m:r>
+                </m:sup>
+              </m:sSup>
+            </m:oMath>
+            <w:r>
+              <w:rPr>
+                <w:rFonts w:hint="eastAsia" w:ascii="Times New Roman" w:hAnsi="Times New Roman" w:eastAsia="Times New Roman" w:cs="Times New Roman"/>
+              </w:rPr>
+              <w:t>（</w:t>
+            </w:r>
+            <w:r>
+              <w:rPr>
+                <w:rFonts w:hint="eastAsia" w:ascii="Times New Roman" w:hAnsi="Times New Roman" w:eastAsia="FangSong" w:cs="Times New Roman"/>
+              </w:rPr>
+              <w:t>深蓝</w:t>
+            </w:r>
+            <w:r>
+              <w:rPr>
+                <w:rFonts w:hint="eastAsia" w:ascii="Times New Roman" w:hAnsi="Times New Roman" w:eastAsia="Times New Roman" w:cs="Times New Roman"/>
+              </w:rPr>
+              <w:t>）</w:t>
+            </w:r>
+          </w:p>
+        </w:tc>
+        <w:tc>
+          <w:tcPr/>
+          <w:p>
+            <w:pPr>
+              <w:pStyle w:val="Compact"/>
+              <w:jc w:val="center"/>
+            </w:pPr>
+            <w:r>
+              <w:rPr>
+                <w:rFonts w:ascii="Times New Roman" w:hAnsi="Times New Roman" w:eastAsia="Times New Roman" w:cs="Times New Roman"/>
+              </w:rPr>
+              <w:t>Cu</w:t>
+            </w:r>
+            <w:r>
+              <w:rPr>
+                <w:rFonts w:ascii="Times New Roman" w:hAnsi="Times New Roman" w:eastAsia="Times New Roman" w:cs="Times New Roman"/>
+                <w:vertAlign w:val="superscript"/>
+              </w:rPr>
+              <w:t>2+</w:t>
+            </w:r>
+            <w:r>
+              <w:rPr>
+                <w:rFonts w:ascii="Times New Roman" w:hAnsi="Times New Roman" w:eastAsia="Times New Roman" w:cs="Times New Roman"/>
+              </w:rPr>
+              <w:t xml:space="preserve"> </w:t>
+            </w:r>
+            <w:r>
+              <w:rPr>
+                <w:rFonts w:hint="eastAsia" w:ascii="Times New Roman" w:hAnsi="Times New Roman" w:eastAsia="FangSong" w:cs="Times New Roman"/>
+              </w:rPr>
+              <w:t xml:space="preserve">的特征鉴定</w:t>
+            </w:r>
+          </w:p>
+        </w:tc>
+      </w:tr>
+      <w:tr>
+        <w:tc>
+          <w:tcPr/>
+          <w:p>
+            <w:pPr>
+              <w:pStyle w:val="Compact"/>
+              <w:jc w:val="center"/>
+            </w:pPr>
+            <w:r>
+              <w:rPr>
+                <w:rFonts w:ascii="Times New Roman" w:hAnsi="Times New Roman" w:eastAsia="Times New Roman" w:cs="Times New Roman"/>
+              </w:rPr>
+              <w:t xml:space="preserve">Cu5</w:t>
+            </w:r>
+          </w:p>
+        </w:tc>
+        <w:tc>
+          <w:tcPr/>
+          <w:p>
+            <w:pPr>
+              <w:pStyle w:val="Compact"/>
+              <w:jc w:val="center"/>
+            </w:pPr>
+            <m:oMath>
+              <m:r>
+                <m:rPr>
+                  <m:sty m:val="p"/>
+                </m:rPr>
+                <m:t>C</m:t>
+              </m:r>
+              <m:r>
+                <m:rPr>
+                  <m:sty m:val="p"/>
+                </m:rPr>
+                <m:t>u</m:t>
+              </m:r>
+              <m:r>
+                <m:rPr>
+                  <m:sty m:val="p"/>
+                </m:rPr>
+                <m:t>(</m:t>
+              </m:r>
+              <m:r>
+                <m:rPr>
+                  <m:sty m:val="p"/>
+                </m:rPr>
+                <m:t>O</m:t>
+              </m:r>
+              <m:r>
+                <m:rPr>
+                  <m:sty m:val="p"/>
+                </m:rPr>
+                <m:t>H</m:t>
+              </m:r>
+              <m:sSub>
+                <m:e>
+                  <m:r>
+                    <m:rPr>
+                      <m:sty m:val="p"/>
+                    </m:rPr>
+                    <m:t>)</m:t>
+                  </m:r>
+                </m:e>
+                <m:sub>
+                  <m:r>
+                    <m:rPr>
+                      <m:sty m:val="p"/>
+                    </m:rPr>
+                    <m:t>2</m:t>
+                  </m:r>
+                </m:sub>
+              </m:sSub>
+              <m:limUpp>
+                <m:e>
+                  <m:r>
+                    <m:rPr>
+                      <m:sty m:val="p"/>
+                    </m:rPr>
+                    <m:t>→</m:t>
+                  </m:r>
+                </m:e>
+                <m:lim>
+                  <m:r>
+                    <m:rPr>
+                      <m:sty m:val="p"/>
+                    </m:rPr>
+                    <m:t>Δ</m:t>
+                  </m:r>
+                </m:lim>
+              </m:limUpp>
+              <m:r>
+                <m:rPr>
+                  <m:sty m:val="p"/>
+                </m:rPr>
+                <m:t>C</m:t>
+              </m:r>
+              <m:r>
+                <m:rPr>
+                  <m:sty m:val="p"/>
+                </m:rPr>
+                <m:t>u</m:t>
+              </m:r>
+              <m:r>
+                <m:rPr>
+                  <m:sty m:val="p"/>
+                </m:rPr>
+                <m:t>O</m:t>
+              </m:r>
+              <m:r>
+                <m:rPr>
+                  <m:sty m:val="p"/>
+                </m:rPr>
+                <m:t>+</m:t>
+              </m:r>
+              <m:sSub>
+                <m:e>
+                  <m:r>
+                    <m:rPr>
+                      <m:sty m:val="p"/>
+                    </m:rPr>
+                    <m:t>H</m:t>
+                  </m:r>
+                </m:e>
+                <m:sub>
+                  <m:r>
+                    <m:rPr>
+                      <m:sty m:val="p"/>
+                    </m:rPr>
+                    <m:t>2</m:t>
+                  </m:r>
+                </m:sub>
+              </m:sSub>
+              <m:r>
+                <m:rPr>
+                  <m:sty m:val="p"/>
+                </m:rPr>
+                <m:t>O</m:t>
+              </m:r>
+            </m:oMath>
+            <w:r>
+              <w:rPr>
+                <w:rFonts w:ascii="Times New Roman" w:hAnsi="Times New Roman" w:eastAsia="Times New Roman" w:cs="Times New Roman"/>
+              </w:rPr>
+              <w:t xml:space="preserve">​</w:t>
+            </w:r>
+          </w:p>
+        </w:tc>
+        <w:tc>
+          <w:tcPr/>
+          <w:p>
+            <w:pPr>
+              <w:pStyle w:val="Compact"/>
+              <w:jc w:val="center"/>
+            </w:pPr>
+            <w:r>
+              <w:rPr>
+                <w:rFonts w:hint="eastAsia" w:ascii="Times New Roman" w:hAnsi="Times New Roman" w:eastAsia="FangSong" w:cs="Times New Roman"/>
+              </w:rPr>
+              <w:t xml:space="preserve">浅蓝沉淀转黑色氧化铜</w:t>
             </w:r>
           </w:p>
         </w:tc>
       </w:tr>
     </w:tbl>
-    <w:bookmarkEnd w:id="49"/>
-    <w:bookmarkStart w:id="50" w:name="铜的反应速查"/>
-    <w:p>
-      <w:pPr>
-        <w:pStyle w:val="Heading3"/>
-        <w:spacing w:before="280" w:after="120"/>
-      </w:pPr>
-      <w:r>
-        <w:rPr>
-          <w:rFonts w:ascii="Times New Roman" w:hAnsi="Times New Roman" w:eastAsia="Times New Roman" w:cs="Times New Roman"/>
-        </w:rPr>
-        <w:t xml:space="preserve">5.8 </w:t>
-      </w:r>
-      <w:r>
-        <w:rPr>
-          <w:rFonts w:hint="eastAsia" w:ascii="Times New Roman" w:hAnsi="Times New Roman" w:eastAsia="SimHei" w:cs="Times New Roman"/>
-        </w:rPr>
-        <w:t xml:space="preserve">铜的反应速查</w:t>
-      </w:r>
-    </w:p>
-    <w:p>
-      <w:pPr>
-        <w:pStyle w:val="FirstParagraph"/>
-        <w:ind w:firstLine="420"/>
-      </w:pPr>
-      <w:r>
-        <w:rPr>
-          <w:rFonts w:ascii="Times New Roman" w:hAnsi="Times New Roman" w:eastAsia="Times New Roman" w:cs="Times New Roman"/>
-        </w:rPr>
-        <w:t xml:space="preserve">Cu1 |</w:t>
-      </w:r>
-      <w:r>
-        <w:rPr>
-          <w:rFonts w:ascii="Times New Roman" w:hAnsi="Times New Roman" w:eastAsia="Times New Roman" w:cs="Times New Roman"/>
-        </w:rPr>
-        <w:t xml:space="preserve"> </w:t>
-      </w:r>
-      <m:oMath>
-        <m:oMathPr>
-          <m:ctrlPr>
-            <w:rPr>
-              <w:sz w:val="28"/>
-              <w:szCs w:val="28"/>
-            </w:rPr>
-          </m:ctrlPr>
-        </m:oMathPr>
-        <m:r>
-          <m:t>2</m:t>
-        </m:r>
-        <m:r>
-          <m:rPr>
-            <m:sty m:val="p"/>
-          </m:rPr>
-          <m:t>C</m:t>
-        </m:r>
-        <m:sSup>
-          <m:e>
-            <m:r>
-              <m:rPr>
-                <m:sty m:val="p"/>
-              </m:rPr>
-              <m:t>u</m:t>
-            </m:r>
-          </m:e>
-          <m:sup>
-            <m:r>
-              <m:rPr>
-                <m:sty m:val="p"/>
-              </m:rPr>
-              <m:t>+</m:t>
-            </m:r>
-          </m:sup>
-        </m:sSup>
-        <m:r>
-          <m:rPr>
-            <m:sty m:val="p"/>
-          </m:rPr>
-          <m:t>⇌</m:t>
-        </m:r>
-        <m:r>
-          <m:rPr>
-            <m:sty m:val="p"/>
-          </m:rPr>
-          <m:t>C</m:t>
-        </m:r>
-        <m:sSup>
-          <m:e>
-            <m:r>
-              <m:rPr>
-                <m:sty m:val="p"/>
-              </m:rPr>
-              <m:t>u</m:t>
-            </m:r>
-          </m:e>
-          <m:sup>
-            <m:r>
-              <m:rPr>
-                <m:sty m:val="p"/>
-              </m:rPr>
-              <m:t>2</m:t>
-            </m:r>
-            <m:r>
-              <m:rPr>
-                <m:sty m:val="p"/>
-              </m:rPr>
-              <m:t>+</m:t>
-            </m:r>
-          </m:sup>
-        </m:sSup>
-        <m:r>
-          <m:rPr>
-            <m:sty m:val="p"/>
-          </m:rPr>
-          <m:t>+</m:t>
-        </m:r>
-        <m:r>
-          <m:rPr>
-            <m:sty m:val="p"/>
-          </m:rPr>
-          <m:t>C</m:t>
-        </m:r>
-        <m:r>
-          <m:rPr>
-            <m:sty m:val="p"/>
-          </m:rPr>
-          <m:t>u</m:t>
-        </m:r>
-      </m:oMath>
-      <w:r>
-        <w:rPr>
-          <w:rFonts w:hint="eastAsia" w:ascii="Times New Roman" w:hAnsi="Times New Roman" w:eastAsia="Times New Roman" w:cs="Times New Roman"/>
-        </w:rPr>
-        <w:t xml:space="preserve">（</w:t>
-      </w:r>
-      <m:oMath>
-        <m:r>
-          <m:t>K</m:t>
-        </m:r>
-        <m:r>
-          <m:rPr>
-            <m:sty m:val="p"/>
-          </m:rPr>
-          <m:t>≈</m:t>
-        </m:r>
-        <m:sSup>
-          <m:e>
-            <m:r>
-              <m:t>10</m:t>
-            </m:r>
-          </m:e>
-          <m:sup>
-            <m:r>
-              <m:t>6</m:t>
-            </m:r>
-          </m:sup>
-        </m:sSup>
-      </m:oMath>
-      <w:r>
-        <w:rPr>
-          <w:rFonts w:hint="eastAsia" w:ascii="Times New Roman" w:hAnsi="Times New Roman" w:eastAsia="Times New Roman" w:cs="Times New Roman"/>
-        </w:rPr>
-        <w:t xml:space="preserve">）</w:t>
-      </w:r>
-      <w:r>
-        <w:rPr>
-          <w:rFonts w:ascii="Times New Roman" w:hAnsi="Times New Roman" w:eastAsia="Times New Roman" w:cs="Times New Roman"/>
-        </w:rPr>
-        <w:t xml:space="preserve"> | Cu</w:t>
-      </w:r>
-      <w:r>
-        <w:rPr>
-          <w:rFonts w:ascii="Times New Roman" w:hAnsi="Times New Roman" w:eastAsia="Times New Roman" w:cs="Times New Roman"/>
-          <w:vertAlign w:val="superscript"/>
-        </w:rPr>
-        <w:t>+</w:t>
-      </w:r>
-      <w:r>
-        <w:rPr>
-          <w:rFonts w:ascii="Times New Roman" w:hAnsi="Times New Roman" w:eastAsia="Times New Roman" w:cs="Times New Roman"/>
-        </w:rPr>
-        <w:t xml:space="preserve"> </w:t>
-      </w:r>
-      <w:r>
-        <w:rPr>
-          <w:rFonts w:hint="eastAsia" w:ascii="Times New Roman" w:hAnsi="Times New Roman" w:eastAsia="FangSong" w:cs="Times New Roman"/>
-        </w:rPr>
-        <w:t xml:space="preserve">水相不稳定的定量依据</w:t>
-      </w:r>
-      <w:r>
-        <w:rPr>
-          <w:rFonts w:ascii="Times New Roman" w:hAnsi="Times New Roman" w:eastAsia="Times New Roman" w:cs="Times New Roman"/>
-        </w:rPr>
-        <w:t xml:space="preserve"> |</w:t>
-      </w:r>
-      <w:r>
-        <w:rPr>
-          <w:rFonts w:ascii="Times New Roman" w:hAnsi="Times New Roman" w:eastAsia="Times New Roman" w:cs="Times New Roman"/>
-        </w:rPr>
-        <w:br/>
-      </w:r>
-      <w:r>
-        <w:rPr>
-          <w:rFonts w:ascii="Times New Roman" w:hAnsi="Times New Roman" w:eastAsia="Times New Roman" w:cs="Times New Roman"/>
-        </w:rPr>
-        <w:t xml:space="preserve">Cu2 |</w:t>
-      </w:r>
-      <w:r>
-        <w:rPr>
-          <w:rFonts w:ascii="Times New Roman" w:hAnsi="Times New Roman" w:eastAsia="Times New Roman" w:cs="Times New Roman"/>
-        </w:rPr>
-        <w:t xml:space="preserve"> </w:t>
-      </w:r>
-      <m:oMath>
-        <m:oMathPr>
-          <m:ctrlPr>
-            <w:rPr>
-              <w:sz w:val="28"/>
-              <w:szCs w:val="28"/>
-            </w:rPr>
-          </m:ctrlPr>
-        </m:oMathPr>
-        <m:r>
-          <m:rPr>
-            <m:sty m:val="p"/>
-          </m:rPr>
-          <m:t>C</m:t>
-        </m:r>
-        <m:sSup>
-          <m:e>
-            <m:r>
-              <m:rPr>
-                <m:sty m:val="p"/>
-              </m:rPr>
-              <m:t>u</m:t>
-            </m:r>
-          </m:e>
-          <m:sup>
-            <m:r>
-              <m:rPr>
-                <m:sty m:val="p"/>
-              </m:rPr>
-              <m:t>2</m:t>
-            </m:r>
-            <m:r>
-              <m:rPr>
-                <m:sty m:val="p"/>
-              </m:rPr>
-              <m:t>+</m:t>
-            </m:r>
-          </m:sup>
-        </m:sSup>
-        <m:r>
-          <m:rPr>
-            <m:sty m:val="p"/>
-          </m:rPr>
-          <m:t>+</m:t>
-        </m:r>
-        <m:r>
-          <m:rPr>
-            <m:sty m:val="p"/>
-          </m:rPr>
-          <m:t>C</m:t>
-        </m:r>
-        <m:r>
-          <m:rPr>
-            <m:sty m:val="p"/>
-          </m:rPr>
-          <m:t>u</m:t>
-        </m:r>
-        <m:r>
-          <m:rPr>
-            <m:sty m:val="p"/>
-          </m:rPr>
-          <m:t>+</m:t>
-        </m:r>
-        <m:r>
-          <m:t>2</m:t>
-        </m:r>
-        <m:r>
-          <m:rPr>
-            <m:sty m:val="p"/>
-          </m:rPr>
-          <m:t>C</m:t>
-        </m:r>
-        <m:sSup>
-          <m:e>
-            <m:r>
-              <m:rPr>
-                <m:sty m:val="p"/>
-              </m:rPr>
-              <m:t>l</m:t>
-            </m:r>
-          </m:e>
-          <m:sup>
-            <m:r>
-              <m:rPr>
-                <m:sty m:val="p"/>
-              </m:rPr>
-              <m:t>−</m:t>
-            </m:r>
-          </m:sup>
-        </m:sSup>
-        <m:r>
-          <m:rPr>
-            <m:sty m:val="p"/>
-          </m:rPr>
-          <m:t>→</m:t>
-        </m:r>
-        <m:r>
-          <m:t>2</m:t>
-        </m:r>
-        <m:r>
-          <m:rPr>
-            <m:sty m:val="p"/>
-          </m:rPr>
-          <m:t>[</m:t>
-        </m:r>
-        <m:r>
-          <m:rPr>
-            <m:sty m:val="p"/>
-          </m:rPr>
-          <m:t>C</m:t>
-        </m:r>
-        <m:r>
-          <m:rPr>
-            <m:sty m:val="p"/>
-          </m:rPr>
-          <m:t>u</m:t>
-        </m:r>
-        <m:r>
-          <m:rPr>
-            <m:sty m:val="p"/>
-          </m:rPr>
-          <m:t>C</m:t>
-        </m:r>
-        <m:sSub>
-          <m:e>
-            <m:r>
-              <m:rPr>
-                <m:sty m:val="p"/>
-              </m:rPr>
-              <m:t>l</m:t>
-            </m:r>
-          </m:e>
-          <m:sub>
-            <m:r>
-              <m:rPr>
-                <m:sty m:val="p"/>
-              </m:rPr>
-              <m:t>2</m:t>
-            </m:r>
-          </m:sub>
-        </m:sSub>
-        <m:sSup>
-          <m:e>
-            <m:r>
-              <m:rPr>
-                <m:sty m:val="p"/>
-              </m:rPr>
-              <m:t>]</m:t>
-            </m:r>
-          </m:e>
-          <m:sup>
-            <m:r>
-              <m:rPr>
-                <m:sty m:val="p"/>
-              </m:rPr>
-              <m:t>−</m:t>
-            </m:r>
-          </m:sup>
-        </m:sSup>
-      </m:oMath>
-      <w:r>
-        <w:rPr>
-          <w:rFonts w:ascii="Times New Roman" w:hAnsi="Times New Roman" w:eastAsia="Times New Roman" w:cs="Times New Roman"/>
-        </w:rPr>
-        <w:t xml:space="preserve"> </w:t>
-      </w:r>
-      <w:r>
-        <w:rPr>
-          <w:rFonts w:ascii="Times New Roman" w:hAnsi="Times New Roman" w:eastAsia="Times New Roman" w:cs="Times New Roman"/>
-        </w:rPr>
-        <w:t xml:space="preserve">| </w:t>
-      </w:r>
-      <w:r>
-        <w:rPr>
-          <w:rFonts w:hint="eastAsia" w:ascii="Times New Roman" w:hAnsi="Times New Roman" w:eastAsia="FangSong" w:cs="Times New Roman"/>
-        </w:rPr>
-        <w:t xml:space="preserve">逆歧化制备氯化亚铜</w:t>
-      </w:r>
-      <w:r>
-        <w:rPr>
-          <w:rFonts w:ascii="Times New Roman" w:hAnsi="Times New Roman" w:eastAsia="Times New Roman" w:cs="Times New Roman"/>
-        </w:rPr>
-        <w:t xml:space="preserve"> |</w:t>
-      </w:r>
-      <w:r>
-        <w:rPr>
-          <w:rFonts w:ascii="Times New Roman" w:hAnsi="Times New Roman" w:eastAsia="Times New Roman" w:cs="Times New Roman"/>
-        </w:rPr>
-        <w:br/>
-      </w:r>
-      <w:r>
-        <w:rPr>
-          <w:rFonts w:ascii="Times New Roman" w:hAnsi="Times New Roman" w:eastAsia="Times New Roman" w:cs="Times New Roman"/>
-        </w:rPr>
-        <w:t xml:space="preserve">Cu3 |</w:t>
-      </w:r>
-      <w:r>
-        <w:rPr>
-          <w:rFonts w:ascii="Times New Roman" w:hAnsi="Times New Roman" w:eastAsia="Times New Roman" w:cs="Times New Roman"/>
-        </w:rPr>
-        <w:t xml:space="preserve"> </w:t>
-      </w:r>
-      <m:oMath>
-        <m:oMathPr>
-          <m:ctrlPr>
-            <w:rPr>
-              <w:sz w:val="28"/>
-              <w:szCs w:val="28"/>
-            </w:rPr>
-          </m:ctrlPr>
-        </m:oMathPr>
-        <m:r>
-          <m:t>2</m:t>
-        </m:r>
-        <m:r>
-          <m:rPr>
-            <m:sty m:val="p"/>
-          </m:rPr>
-          <m:t>C</m:t>
-        </m:r>
-        <m:sSup>
-          <m:e>
-            <m:r>
-              <m:rPr>
-                <m:sty m:val="p"/>
-              </m:rPr>
-              <m:t>u</m:t>
-            </m:r>
-          </m:e>
-          <m:sup>
-            <m:r>
-              <m:rPr>
-                <m:sty m:val="p"/>
-              </m:rPr>
-              <m:t>2</m:t>
-            </m:r>
-            <m:r>
-              <m:rPr>
-                <m:sty m:val="p"/>
-              </m:rPr>
-              <m:t>+</m:t>
-            </m:r>
-          </m:sup>
-        </m:sSup>
-        <m:r>
-          <m:rPr>
-            <m:sty m:val="p"/>
-          </m:rPr>
-          <m:t>+</m:t>
-        </m:r>
-        <m:r>
-          <m:t>4</m:t>
-        </m:r>
-        <m:sSup>
-          <m:e>
-            <m:r>
-              <m:rPr>
-                <m:sty m:val="p"/>
-              </m:rPr>
-              <m:t>I</m:t>
-            </m:r>
-          </m:e>
-          <m:sup>
-            <m:r>
-              <m:rPr>
-                <m:sty m:val="p"/>
-              </m:rPr>
-              <m:t>−</m:t>
-            </m:r>
-          </m:sup>
-        </m:sSup>
-        <m:r>
-          <m:rPr>
-            <m:sty m:val="p"/>
-          </m:rPr>
-          <m:t>→</m:t>
-        </m:r>
-        <m:r>
-          <m:t>2</m:t>
-        </m:r>
-        <m:r>
-          <m:rPr>
-            <m:sty m:val="p"/>
-          </m:rPr>
-          <m:t>C</m:t>
-        </m:r>
-        <m:r>
-          <m:rPr>
-            <m:sty m:val="p"/>
-          </m:rPr>
-          <m:t>u</m:t>
-        </m:r>
-        <m:r>
-          <m:rPr>
-            <m:sty m:val="p"/>
-          </m:rPr>
-          <m:t>I</m:t>
-        </m:r>
-        <m:r>
-          <m:rPr>
-            <m:sty m:val="p"/>
-          </m:rPr>
-          <m:t>↓</m:t>
-        </m:r>
-        <m:r>
-          <m:rPr>
-            <m:sty m:val="p"/>
-          </m:rPr>
-          <m:t>+</m:t>
-        </m:r>
-        <m:sSub>
-          <m:e>
-            <m:r>
-              <m:rPr>
-                <m:sty m:val="p"/>
-              </m:rPr>
-              <m:t>I</m:t>
-            </m:r>
-          </m:e>
-          <m:sub>
-            <m:r>
-              <m:rPr>
-                <m:sty m:val="p"/>
-              </m:rPr>
-              <m:t>2</m:t>
-            </m:r>
-          </m:sub>
-        </m:sSub>
-      </m:oMath>
-      <w:r>
-        <w:rPr>
-          <w:rFonts w:ascii="Times New Roman" w:hAnsi="Times New Roman" w:eastAsia="Times New Roman" w:cs="Times New Roman"/>
-        </w:rPr>
-        <w:t xml:space="preserve"> </w:t>
-      </w:r>
-      <w:r>
-        <w:rPr>
-          <w:rFonts w:ascii="Times New Roman" w:hAnsi="Times New Roman" w:eastAsia="Times New Roman" w:cs="Times New Roman"/>
-        </w:rPr>
-        <w:t xml:space="preserve">| </w:t>
-      </w:r>
-      <w:r>
-        <w:rPr>
-          <w:rFonts w:hint="eastAsia" w:ascii="Times New Roman" w:hAnsi="Times New Roman" w:eastAsia="FangSong" w:cs="Times New Roman"/>
-        </w:rPr>
-        <w:t xml:space="preserve">碘量法测铜</w:t>
-      </w:r>
-      <w:r>
-        <w:rPr>
-          <w:rFonts w:ascii="Times New Roman" w:hAnsi="Times New Roman" w:eastAsia="Times New Roman" w:cs="Times New Roman"/>
-        </w:rPr>
-        <w:t xml:space="preserve"> |</w:t>
-      </w:r>
-      <w:r>
-        <w:rPr>
-          <w:rFonts w:ascii="Times New Roman" w:hAnsi="Times New Roman" w:eastAsia="Times New Roman" w:cs="Times New Roman"/>
-        </w:rPr>
-        <w:br/>
-      </w:r>
-      <w:r>
-        <w:rPr>
-          <w:rFonts w:ascii="Times New Roman" w:hAnsi="Times New Roman" w:eastAsia="Times New Roman" w:cs="Times New Roman"/>
-        </w:rPr>
-        <w:t xml:space="preserve">Cu4 |</w:t>
-      </w:r>
-      <w:r>
-        <w:rPr>
-          <w:rFonts w:ascii="Times New Roman" w:hAnsi="Times New Roman" w:eastAsia="Times New Roman" w:cs="Times New Roman"/>
-        </w:rPr>
-        <w:t xml:space="preserve"> </w:t>
-      </w:r>
-      <m:oMath>
-        <m:oMathPr>
-          <m:ctrlPr>
-            <w:rPr>
-              <w:sz w:val="28"/>
-              <w:szCs w:val="28"/>
-            </w:rPr>
-          </m:ctrlPr>
-        </m:oMathPr>
-        <m:r>
-          <m:rPr>
-            <m:sty m:val="p"/>
-          </m:rPr>
-          <m:t>C</m:t>
-        </m:r>
-        <m:sSup>
-          <m:e>
-            <m:r>
-              <m:rPr>
-                <m:sty m:val="p"/>
-              </m:rPr>
-              <m:t>u</m:t>
-            </m:r>
-          </m:e>
-          <m:sup>
-            <m:r>
-              <m:rPr>
-                <m:sty m:val="p"/>
-              </m:rPr>
-              <m:t>2</m:t>
-            </m:r>
-            <m:r>
-              <m:rPr>
-                <m:sty m:val="p"/>
-              </m:rPr>
-              <m:t>+</m:t>
-            </m:r>
-          </m:sup>
-        </m:sSup>
-        <m:r>
-          <m:rPr>
-            <m:sty m:val="p"/>
-          </m:rPr>
-          <m:t>+</m:t>
-        </m:r>
-        <m:r>
-          <m:t>4</m:t>
-        </m:r>
-        <m:r>
-          <m:rPr>
-            <m:sty m:val="p"/>
-          </m:rPr>
-          <m:t>N</m:t>
-        </m:r>
-        <m:sSub>
-          <m:e>
-            <m:r>
-              <m:rPr>
-                <m:sty m:val="p"/>
-              </m:rPr>
-              <m:t>H</m:t>
-            </m:r>
-          </m:e>
-          <m:sub>
-            <m:r>
-              <m:rPr>
-                <m:sty m:val="p"/>
-              </m:rPr>
-              <m:t>3</m:t>
-            </m:r>
-          </m:sub>
-        </m:sSub>
-        <m:r>
-          <m:rPr>
-            <m:sty m:val="p"/>
-          </m:rPr>
-          <m:t>→</m:t>
-        </m:r>
-        <m:r>
-          <m:rPr>
-            <m:sty m:val="p"/>
-          </m:rPr>
-          <m:t>[</m:t>
-        </m:r>
-        <m:r>
-          <m:rPr>
-            <m:sty m:val="p"/>
-          </m:rPr>
-          <m:t>C</m:t>
-        </m:r>
-        <m:r>
-          <m:rPr>
-            <m:sty m:val="p"/>
-          </m:rPr>
-          <m:t>u</m:t>
-        </m:r>
-        <m:r>
-          <m:rPr>
-            <m:sty m:val="p"/>
-          </m:rPr>
-          <m:t>(</m:t>
-        </m:r>
-        <m:r>
-          <m:rPr>
-            <m:sty m:val="p"/>
-          </m:rPr>
-          <m:t>N</m:t>
-        </m:r>
-        <m:sSub>
-          <m:e>
-            <m:r>
-              <m:rPr>
-                <m:sty m:val="p"/>
-              </m:rPr>
-              <m:t>H</m:t>
-            </m:r>
-          </m:e>
-          <m:sub>
-            <m:r>
-              <m:rPr>
-                <m:sty m:val="p"/>
-              </m:rPr>
-              <m:t>3</m:t>
-            </m:r>
-          </m:sub>
-        </m:sSub>
-        <m:sSub>
-          <m:e>
-            <m:r>
-              <m:rPr>
-                <m:sty m:val="p"/>
-              </m:rPr>
-              <m:t>)</m:t>
-            </m:r>
-          </m:e>
-          <m:sub>
-            <m:r>
-              <m:rPr>
-                <m:sty m:val="p"/>
-              </m:rPr>
-              <m:t>4</m:t>
-            </m:r>
-          </m:sub>
-        </m:sSub>
-        <m:sSup>
-          <m:e>
-            <m:r>
-              <m:rPr>
-                <m:sty m:val="p"/>
-              </m:rPr>
-              <m:t>]</m:t>
-            </m:r>
-          </m:e>
-          <m:sup>
-            <m:r>
-              <m:t>2</m:t>
-            </m:r>
-            <m:r>
-              <m:rPr>
-                <m:sty m:val="p"/>
-              </m:rPr>
-              <m:t>+</m:t>
-            </m:r>
-          </m:sup>
-        </m:sSup>
-      </m:oMath>
-      <w:r>
-        <w:rPr>
-          <w:rFonts w:hint="eastAsia" w:ascii="Times New Roman" w:hAnsi="Times New Roman" w:eastAsia="Times New Roman" w:cs="Times New Roman"/>
-        </w:rPr>
-        <w:t>（</w:t>
-      </w:r>
-      <w:r>
-        <w:rPr>
-          <w:rFonts w:hint="eastAsia" w:ascii="Times New Roman" w:hAnsi="Times New Roman" w:eastAsia="FangSong" w:cs="Times New Roman"/>
-        </w:rPr>
-        <w:t>深蓝</w:t>
-      </w:r>
-      <w:r>
-        <w:rPr>
-          <w:rFonts w:hint="eastAsia" w:ascii="Times New Roman" w:hAnsi="Times New Roman" w:eastAsia="Times New Roman" w:cs="Times New Roman"/>
-        </w:rPr>
-        <w:t>）</w:t>
-      </w:r>
-      <w:r>
-        <w:rPr>
-          <w:rFonts w:ascii="Times New Roman" w:hAnsi="Times New Roman" w:eastAsia="Times New Roman" w:cs="Times New Roman"/>
-        </w:rPr>
-        <w:t xml:space="preserve"> | Cu</w:t>
-      </w:r>
-      <w:r>
-        <w:rPr>
-          <w:rFonts w:ascii="Times New Roman" w:hAnsi="Times New Roman" w:eastAsia="Times New Roman" w:cs="Times New Roman"/>
-          <w:vertAlign w:val="superscript"/>
-        </w:rPr>
-        <w:t>2+</w:t>
-      </w:r>
-      <w:r>
-        <w:rPr>
-          <w:rFonts w:ascii="Times New Roman" w:hAnsi="Times New Roman" w:eastAsia="Times New Roman" w:cs="Times New Roman"/>
-        </w:rPr>
-        <w:t xml:space="preserve"> </w:t>
-      </w:r>
-      <w:r>
-        <w:rPr>
-          <w:rFonts w:hint="eastAsia" w:ascii="Times New Roman" w:hAnsi="Times New Roman" w:eastAsia="FangSong" w:cs="Times New Roman"/>
-        </w:rPr>
-        <w:t xml:space="preserve">的特征鉴定</w:t>
-      </w:r>
-      <w:r>
-        <w:rPr>
-          <w:rFonts w:ascii="Times New Roman" w:hAnsi="Times New Roman" w:eastAsia="Times New Roman" w:cs="Times New Roman"/>
-        </w:rPr>
-        <w:t xml:space="preserve"> |</w:t>
-      </w:r>
-      <w:r>
-        <w:rPr>
-          <w:rFonts w:ascii="Times New Roman" w:hAnsi="Times New Roman" w:eastAsia="Times New Roman" w:cs="Times New Roman"/>
-        </w:rPr>
-        <w:br/>
-      </w:r>
-      <w:r>
-        <w:rPr>
-          <w:rFonts w:ascii="Times New Roman" w:hAnsi="Times New Roman" w:eastAsia="Times New Roman" w:cs="Times New Roman"/>
-        </w:rPr>
-        <w:t xml:space="preserve">Cu5 |</w:t>
-      </w:r>
-      <w:r>
-        <w:rPr>
-          <w:rFonts w:ascii="Times New Roman" w:hAnsi="Times New Roman" w:eastAsia="Times New Roman" w:cs="Times New Roman"/>
-        </w:rPr>
-        <w:t xml:space="preserve"> </w:t>
-      </w:r>
-      <m:oMath>
-        <m:oMathPr>
-          <m:ctrlPr>
-            <w:rPr>
-              <w:sz w:val="28"/>
-              <w:szCs w:val="28"/>
-            </w:rPr>
-          </m:ctrlPr>
-        </m:oMathPr>
-        <m:r>
-          <m:rPr>
-            <m:sty m:val="p"/>
-          </m:rPr>
-          <m:t>C</m:t>
-        </m:r>
-        <m:r>
-          <m:rPr>
-            <m:sty m:val="p"/>
-          </m:rPr>
-          <m:t>u</m:t>
-        </m:r>
-        <m:r>
-          <m:rPr>
-            <m:sty m:val="p"/>
-          </m:rPr>
-          <m:t>(</m:t>
-        </m:r>
-        <m:r>
-          <m:rPr>
-            <m:sty m:val="p"/>
-          </m:rPr>
-          <m:t>O</m:t>
-        </m:r>
-        <m:r>
-          <m:rPr>
-            <m:sty m:val="p"/>
-          </m:rPr>
-          <m:t>H</m:t>
-        </m:r>
-        <m:sSub>
-          <m:e>
-            <m:r>
-              <m:rPr>
-                <m:sty m:val="p"/>
-              </m:rPr>
-              <m:t>)</m:t>
-            </m:r>
-          </m:e>
-          <m:sub>
-            <m:r>
-              <m:rPr>
-                <m:sty m:val="p"/>
-              </m:rPr>
-              <m:t>2</m:t>
-            </m:r>
-          </m:sub>
-        </m:sSub>
-        <m:limUpp>
-          <m:e>
-            <m:r>
-              <m:rPr>
-                <m:sty m:val="p"/>
-              </m:rPr>
-              <m:t>→</m:t>
-            </m:r>
-          </m:e>
-          <m:lim>
-            <m:r>
-              <m:rPr>
-                <m:sty m:val="p"/>
-              </m:rPr>
-              <m:t>Δ</m:t>
-            </m:r>
-          </m:lim>
-        </m:limUpp>
-        <m:r>
-          <m:rPr>
-            <m:sty m:val="p"/>
-          </m:rPr>
-          <m:t>C</m:t>
-        </m:r>
-        <m:r>
-          <m:rPr>
-            <m:sty m:val="p"/>
-          </m:rPr>
-          <m:t>u</m:t>
-        </m:r>
-        <m:r>
-          <m:rPr>
-            <m:sty m:val="p"/>
-          </m:rPr>
-          <m:t>O</m:t>
-        </m:r>
-        <m:r>
-          <m:rPr>
-            <m:sty m:val="p"/>
-          </m:rPr>
-          <m:t>+</m:t>
-        </m:r>
-        <m:sSub>
-          <m:e>
-            <m:r>
-              <m:rPr>
-                <m:sty m:val="p"/>
-              </m:rPr>
-              <m:t>H</m:t>
-            </m:r>
-          </m:e>
-          <m:sub>
-            <m:r>
-              <m:rPr>
-                <m:sty m:val="p"/>
-              </m:rPr>
-              <m:t>2</m:t>
-            </m:r>
-          </m:sub>
-        </m:sSub>
-        <m:r>
-          <m:rPr>
-            <m:sty m:val="p"/>
-          </m:rPr>
-          <m:t>O</m:t>
-        </m:r>
-      </m:oMath>
-      <w:r>
-        <w:rPr>
-          <w:rFonts w:ascii="Times New Roman" w:hAnsi="Times New Roman" w:eastAsia="Times New Roman" w:cs="Times New Roman"/>
-        </w:rPr>
-        <w:t xml:space="preserve"> </w:t>
-      </w:r>
-      <w:r>
-        <w:rPr>
-          <w:rFonts w:ascii="Times New Roman" w:hAnsi="Times New Roman" w:eastAsia="Times New Roman" w:cs="Times New Roman"/>
-        </w:rPr>
-        <w:t xml:space="preserve">| </w:t>
-      </w:r>
-      <w:r>
-        <w:rPr>
-          <w:rFonts w:hint="eastAsia" w:ascii="Times New Roman" w:hAnsi="Times New Roman" w:eastAsia="FangSong" w:cs="Times New Roman"/>
-        </w:rPr>
-        <w:t xml:space="preserve">浅蓝沉淀转黑色氧化铜</w:t>
-      </w:r>
-      <w:r>
-        <w:rPr>
-          <w:rFonts w:ascii="Times New Roman" w:hAnsi="Times New Roman" w:eastAsia="Times New Roman" w:cs="Times New Roman"/>
-        </w:rPr>
-        <w:t xml:space="preserve"> |</w:t>
-      </w:r>
-    </w:p>
     <w:bookmarkEnd w:id="50"/>
     <w:bookmarkEnd w:id="51"/>
     <w:bookmarkStart w:id="55" w:name="锌的两性与电化学防护"/>

--- a/06-学生侧材料/讲义/学生专用版/5-无机化学/铁钴镍铜锌-超级充实版（学生专用版）.docx
+++ b/06-学生侧材料/讲义/学生专用版/5-无机化学/铁钴镍铜锌-超级充实版（学生专用版）.docx
@@ -4468,9 +4468,9 @@
         </w:tblBorders>
       </w:tblPr>
       <w:tblGrid>
-        <w:gridCol w:w="2436"/>
-        <w:gridCol w:w="2436"/>
-        <w:gridCol w:w="3046"/>
+        <w:gridCol w:w="5412"/>
+        <w:gridCol w:w="1320"/>
+        <w:gridCol w:w="1188"/>
       </w:tblGrid>
       <w:tr>
         <w:trPr>
@@ -5571,9 +5571,9 @@
         </w:tblBorders>
       </w:tblPr>
       <w:tblGrid>
-        <w:gridCol w:w="3046"/>
-        <w:gridCol w:w="2436"/>
-        <w:gridCol w:w="2436"/>
+        <w:gridCol w:w="858"/>
+        <w:gridCol w:w="5874"/>
+        <w:gridCol w:w="1188"/>
       </w:tblGrid>
       <w:tr>
         <w:trPr>
@@ -14405,9 +14405,9 @@
         </w:tblBorders>
       </w:tblPr>
       <w:tblGrid>
-        <w:gridCol w:w="3046"/>
-        <w:gridCol w:w="2436"/>
-        <w:gridCol w:w="2436"/>
+        <w:gridCol w:w="1056"/>
+        <w:gridCol w:w="5280"/>
+        <w:gridCol w:w="1584"/>
       </w:tblGrid>
       <w:tr>
         <w:trPr>
@@ -20260,9 +20260,9 @@
         </w:tblBorders>
       </w:tblPr>
       <w:tblGrid>
-        <w:gridCol w:w="3046"/>
-        <w:gridCol w:w="2436"/>
-        <w:gridCol w:w="2436"/>
+        <w:gridCol w:w="1188"/>
+        <w:gridCol w:w="5148"/>
+        <w:gridCol w:w="1584"/>
       </w:tblGrid>
       <w:tr>
         <w:trPr>
@@ -23927,12 +23927,12 @@
         </w:tblBorders>
       </w:tblPr>
       <w:tblGrid>
-        <w:gridCol w:w="1092"/>
-        <w:gridCol w:w="1365"/>
-        <w:gridCol w:w="1365"/>
-        <w:gridCol w:w="1365"/>
-        <w:gridCol w:w="1365"/>
-        <w:gridCol w:w="1365"/>
+        <w:gridCol w:w="1716"/>
+        <w:gridCol w:w="1056"/>
+        <w:gridCol w:w="1584"/>
+        <w:gridCol w:w="1188"/>
+        <w:gridCol w:w="1188"/>
+        <w:gridCol w:w="1188"/>
       </w:tblGrid>
       <w:tr>
         <w:trPr>

--- a/06-学生侧材料/讲义/学生专用版/5-无机化学/铁钴镍铜锌-超级充实版（学生专用版）.docx
+++ b/06-学生侧材料/讲义/学生专用版/5-无机化学/铁钴镍铜锌-超级充实版（学生专用版）.docx
@@ -390,10 +390,10 @@
         </w:tblBorders>
       </w:tblPr>
       <w:tblGrid>
-        <w:gridCol w:w="2084"/>
-        <w:gridCol w:w="2084"/>
-        <w:gridCol w:w="2084"/>
-        <w:gridCol w:w="1667"/>
+        <w:gridCol w:w="1254"/>
+        <w:gridCol w:w="1518"/>
+        <w:gridCol w:w="1782"/>
+        <w:gridCol w:w="3366"/>
       </w:tblGrid>
       <w:tr>
         <w:trPr>

--- a/06-学生侧材料/讲义/学生专用版/5-无机化学/铁钴镍铜锌-超级充实版（学生专用版）.docx
+++ b/06-学生侧材料/讲义/学生专用版/5-无机化学/铁钴镍铜锌-超级充实版（学生专用版）.docx
@@ -9747,9 +9747,9 @@
         </w:tblBorders>
       </w:tblPr>
       <w:tblGrid>
-        <w:gridCol w:w="3046"/>
-        <w:gridCol w:w="2436"/>
-        <w:gridCol w:w="2436"/>
+        <w:gridCol w:w="776"/>
+        <w:gridCol w:w="5901"/>
+        <w:gridCol w:w="1242"/>
       </w:tblGrid>
       <w:tr>
         <w:trPr>
@@ -27719,11 +27719,10 @@
         </w:tblBorders>
       </w:tblPr>
       <w:tblGrid>
-        <w:gridCol w:w="1584"/>
-        <w:gridCol w:w="1584"/>
-        <w:gridCol w:w="1584"/>
-        <w:gridCol w:w="1584"/>
-        <w:gridCol w:w="1584"/>
+        <w:gridCol w:w="1980"/>
+        <w:gridCol w:w="1980"/>
+        <w:gridCol w:w="1980"/>
+        <w:gridCol w:w="1980"/>
       </w:tblGrid>
       <w:tr>
         <w:trPr>
@@ -27823,23 +27822,121 @@
             </w:r>
           </w:p>
         </w:tc>
+      </w:tr>
+      <w:tr>
         <w:tc>
-          <w:tcPr>
-            <w:tcBorders>
-              <w:bottom w:val="single" w:sz="6" w:space="0" w:color="333333"/>
-            </w:tcBorders>
-          </w:tcPr>
+          <w:tcPr/>
           <w:p>
             <w:pPr>
               <w:pStyle w:val="Compact"/>
               <w:jc w:val="center"/>
             </w:pPr>
-            <w:r>
-              <w:rPr>
-                <w:rFonts w:hint="eastAsia" w:ascii="Times New Roman" w:hAnsi="Times New Roman" w:eastAsia="SimHei" w:cs="Times New Roman"/>
-                <w:b/>
-              </w:rPr>
-              <w:t xml:space="preserve">特征反应</w:t>
+            <m:oMath>
+              <m:r>
+                <m:rPr>
+                  <m:sty m:val="p"/>
+                </m:rPr>
+                <m:t>F</m:t>
+              </m:r>
+              <m:sSub>
+                <m:e>
+                  <m:r>
+                    <m:rPr>
+                      <m:sty m:val="p"/>
+                    </m:rPr>
+                    <m:t>e</m:t>
+                  </m:r>
+                </m:e>
+                <m:sub>
+                  <m:r>
+                    <m:rPr>
+                      <m:sty m:val="p"/>
+                    </m:rPr>
+                    <m:t>2</m:t>
+                  </m:r>
+                </m:sub>
+              </m:sSub>
+              <m:sSub>
+                <m:e>
+                  <m:r>
+                    <m:rPr>
+                      <m:sty m:val="p"/>
+                    </m:rPr>
+                    <m:t>O</m:t>
+                  </m:r>
+                </m:e>
+                <m:sub>
+                  <m:r>
+                    <m:rPr>
+                      <m:sty m:val="p"/>
+                    </m:rPr>
+                    <m:t>3</m:t>
+                  </m:r>
+                </m:sub>
+              </m:sSub>
+            </m:oMath>
+            <w:r>
+              <w:rPr>
+                <w:rFonts w:ascii="Times New Roman" w:hAnsi="Times New Roman" w:eastAsia="Times New Roman" w:cs="Times New Roman"/>
+              </w:rPr>
+              <w:t xml:space="preserve">​</w:t>
+            </w:r>
+          </w:p>
+        </w:tc>
+        <w:tc>
+          <w:tcPr/>
+          <w:p>
+            <w:pPr>
+              <w:pStyle w:val="Compact"/>
+              <w:jc w:val="center"/>
+            </w:pPr>
+            <w:r>
+              <w:rPr>
+                <w:rFonts w:hint="eastAsia" w:ascii="Times New Roman" w:hAnsi="Times New Roman" w:eastAsia="FangSong" w:cs="Times New Roman"/>
+              </w:rPr>
+              <w:t xml:space="preserve">铁红</w:t>
+            </w:r>
+          </w:p>
+        </w:tc>
+        <w:tc>
+          <w:tcPr/>
+          <w:p>
+            <w:pPr>
+              <w:pStyle w:val="Compact"/>
+              <w:jc w:val="center"/>
+            </w:pPr>
+            <w:r>
+              <w:rPr>
+                <w:rFonts w:hint="eastAsia" w:ascii="Times New Roman" w:hAnsi="Times New Roman" w:eastAsia="FangSong" w:cs="Times New Roman"/>
+              </w:rPr>
+              <w:t xml:space="preserve">红棕色粉末</w:t>
+            </w:r>
+          </w:p>
+        </w:tc>
+        <w:tc>
+          <w:tcPr/>
+          <w:p>
+            <w:pPr>
+              <w:pStyle w:val="Compact"/>
+              <w:jc w:val="center"/>
+            </w:pPr>
+            <w:r>
+              <w:rPr>
+                <w:rFonts w:hint="eastAsia" w:ascii="Times New Roman" w:hAnsi="Times New Roman" w:eastAsia="FangSong" w:cs="Times New Roman"/>
+              </w:rPr>
+              <w:t>两性偏碱</w:t>
+            </w:r>
+            <w:r>
+              <w:rPr>
+                <w:rFonts w:hint="eastAsia" w:ascii="Times New Roman" w:hAnsi="Times New Roman" w:eastAsia="Times New Roman" w:cs="Times New Roman"/>
+              </w:rPr>
+              <w:t>，</w:t>
+            </w:r>
+            <w:r>
+              <w:rPr>
+                <w:rFonts w:hint="eastAsia" w:ascii="Times New Roman" w:hAnsi="Times New Roman" w:eastAsia="FangSong" w:cs="Times New Roman"/>
+              </w:rPr>
+              <w:t>红色颜料</w:t>
             </w:r>
           </w:p>
         </w:tc>
@@ -27873,7 +27970,7 @@
                     <m:rPr>
                       <m:sty m:val="p"/>
                     </m:rPr>
-                    <m:t>2</m:t>
+                    <m:t>3</m:t>
                   </m:r>
                 </m:sub>
               </m:sSub>
@@ -27891,7 +27988,7 @@
                     <m:rPr>
                       <m:sty m:val="p"/>
                     </m:rPr>
-                    <m:t>3</m:t>
+                    <m:t>4</m:t>
                   </m:r>
                 </m:sub>
               </m:sSub>
@@ -27915,7 +28012,7 @@
               <w:rPr>
                 <w:rFonts w:hint="eastAsia" w:ascii="Times New Roman" w:hAnsi="Times New Roman" w:eastAsia="FangSong" w:cs="Times New Roman"/>
               </w:rPr>
-              <w:t xml:space="preserve">铁红</w:t>
+              <w:t xml:space="preserve">磁铁矿</w:t>
             </w:r>
           </w:p>
         </w:tc>
@@ -27930,7 +28027,7 @@
               <w:rPr>
                 <w:rFonts w:hint="eastAsia" w:ascii="Times New Roman" w:hAnsi="Times New Roman" w:eastAsia="FangSong" w:cs="Times New Roman"/>
               </w:rPr>
-              <w:t xml:space="preserve">红棕色粉末</w:t>
+              <w:t xml:space="preserve">黑色晶体</w:t>
             </w:r>
           </w:p>
         </w:tc>
@@ -27945,7 +28042,7 @@
               <w:rPr>
                 <w:rFonts w:hint="eastAsia" w:ascii="Times New Roman" w:hAnsi="Times New Roman" w:eastAsia="FangSong" w:cs="Times New Roman"/>
               </w:rPr>
-              <w:t>两性偏碱</w:t>
+              <w:t>具磁性</w:t>
             </w:r>
             <w:r>
               <w:rPr>
@@ -27957,18 +28054,39 @@
               <w:rPr>
                 <w:rFonts w:hint="eastAsia" w:ascii="Times New Roman" w:hAnsi="Times New Roman" w:eastAsia="FangSong" w:cs="Times New Roman"/>
               </w:rPr>
-              <w:t>红色颜料</w:t>
-            </w:r>
-          </w:p>
-        </w:tc>
-        <w:tc>
-          <w:tcPr/>
-          <w:p>
-            <w:pPr>
-              <w:pStyle w:val="Compact"/>
-              <w:jc w:val="center"/>
-            </w:pPr>
+              <w:t>可看作</w:t>
+            </w:r>
+            <w:r>
+              <w:rPr>
+                <w:rFonts w:ascii="Times New Roman" w:hAnsi="Times New Roman" w:eastAsia="Times New Roman" w:cs="Times New Roman"/>
+              </w:rPr>
+              <w:t xml:space="preserve"> </w:t>
+            </w:r>
             <m:oMath>
+              <m:r>
+                <m:rPr>
+                  <m:sty m:val="p"/>
+                </m:rPr>
+                <m:t>F</m:t>
+              </m:r>
+              <m:r>
+                <m:rPr>
+                  <m:sty m:val="p"/>
+                </m:rPr>
+                <m:t>e</m:t>
+              </m:r>
+              <m:r>
+                <m:rPr>
+                  <m:sty m:val="p"/>
+                </m:rPr>
+                <m:t>O</m:t>
+              </m:r>
+              <m:r>
+                <m:rPr>
+                  <m:sty m:val="p"/>
+                </m:rPr>
+                <m:t>⋅</m:t>
+              </m:r>
               <m:r>
                 <m:rPr>
                   <m:sty m:val="p"/>
@@ -28011,118 +28129,7 @@
                   </m:r>
                 </m:sub>
               </m:sSub>
-              <m:r>
-                <m:rPr>
-                  <m:sty m:val="p"/>
-                </m:rPr>
-                <m:t>+</m:t>
-              </m:r>
-              <m:r>
-                <m:t>6</m:t>
-              </m:r>
-              <m:r>
-                <m:rPr>
-                  <m:sty m:val="p"/>
-                </m:rPr>
-                <m:t>H</m:t>
-              </m:r>
-              <m:r>
-                <m:rPr>
-                  <m:sty m:val="p"/>
-                </m:rPr>
-                <m:t>C</m:t>
-              </m:r>
-              <m:r>
-                <m:rPr>
-                  <m:sty m:val="p"/>
-                </m:rPr>
-                <m:t>l</m:t>
-              </m:r>
-              <m:r>
-                <m:rPr>
-                  <m:sty m:val="p"/>
-                </m:rPr>
-                <m:t>→</m:t>
-              </m:r>
-              <m:r>
-                <m:t>2</m:t>
-              </m:r>
-              <m:r>
-                <m:rPr>
-                  <m:sty m:val="p"/>
-                </m:rPr>
-                <m:t>F</m:t>
-              </m:r>
-              <m:r>
-                <m:rPr>
-                  <m:sty m:val="p"/>
-                </m:rPr>
-                <m:t>e</m:t>
-              </m:r>
-              <m:r>
-                <m:rPr>
-                  <m:sty m:val="p"/>
-                </m:rPr>
-                <m:t>C</m:t>
-              </m:r>
-              <m:sSub>
-                <m:e>
-                  <m:r>
-                    <m:rPr>
-                      <m:sty m:val="p"/>
-                    </m:rPr>
-                    <m:t>l</m:t>
-                  </m:r>
-                </m:e>
-                <m:sub>
-                  <m:r>
-                    <m:rPr>
-                      <m:sty m:val="p"/>
-                    </m:rPr>
-                    <m:t>3</m:t>
-                  </m:r>
-                </m:sub>
-              </m:sSub>
-              <m:r>
-                <m:rPr>
-                  <m:sty m:val="p"/>
-                </m:rPr>
-                <m:t>+</m:t>
-              </m:r>
-              <m:r>
-                <m:t>3</m:t>
-              </m:r>
-              <m:sSub>
-                <m:e>
-                  <m:r>
-                    <m:rPr>
-                      <m:sty m:val="p"/>
-                    </m:rPr>
-                    <m:t>H</m:t>
-                  </m:r>
-                </m:e>
-                <m:sub>
-                  <m:r>
-                    <m:rPr>
-                      <m:sty m:val="p"/>
-                    </m:rPr>
-                    <m:t>2</m:t>
-                  </m:r>
-                </m:sub>
-              </m:sSub>
-              <m:r>
-                <m:rPr>
-                  <m:sty m:val="p"/>
-                </m:rPr>
-                <m:t>O</m:t>
-              </m:r>
             </m:oMath>
-            <w:r>
-              <w:rPr>
-                <w:rFonts w:ascii="Times New Roman" w:hAnsi="Times New Roman" w:eastAsia="Times New Roman" w:cs="Times New Roman"/>
-              </w:rPr>
-              <w:t xml:space="preserve">​</w:t>
-            </w:r>
           </w:p>
         </w:tc>
       </w:tr>
@@ -28141,13 +28148,25 @@
                 </m:rPr>
                 <m:t>F</m:t>
               </m:r>
+              <m:r>
+                <m:rPr>
+                  <m:sty m:val="p"/>
+                </m:rPr>
+                <m:t>e</m:t>
+              </m:r>
+              <m:r>
+                <m:rPr>
+                  <m:sty m:val="p"/>
+                </m:rPr>
+                <m:t>S</m:t>
+              </m:r>
               <m:sSub>
                 <m:e>
                   <m:r>
                     <m:rPr>
                       <m:sty m:val="p"/>
                     </m:rPr>
-                    <m:t>e</m:t>
+                    <m:t>O</m:t>
                   </m:r>
                 </m:e>
                 <m:sub>
@@ -28155,17 +28174,29 @@
                     <m:rPr>
                       <m:sty m:val="p"/>
                     </m:rPr>
-                    <m:t>3</m:t>
+                    <m:t>4</m:t>
                   </m:r>
                 </m:sub>
               </m:sSub>
+              <m:r>
+                <m:rPr>
+                  <m:sty m:val="p"/>
+                </m:rPr>
+                <m:t>⋅</m:t>
+              </m:r>
+              <m:r>
+                <m:rPr>
+                  <m:sty m:val="p"/>
+                </m:rPr>
+                <m:t>7</m:t>
+              </m:r>
               <m:sSub>
                 <m:e>
                   <m:r>
                     <m:rPr>
                       <m:sty m:val="p"/>
                     </m:rPr>
-                    <m:t>O</m:t>
+                    <m:t>H</m:t>
                   </m:r>
                 </m:e>
                 <m:sub>
@@ -28173,10 +28204,16 @@
                     <m:rPr>
                       <m:sty m:val="p"/>
                     </m:rPr>
-                    <m:t>4</m:t>
+                    <m:t>2</m:t>
                   </m:r>
                 </m:sub>
               </m:sSub>
+              <m:r>
+                <m:rPr>
+                  <m:sty m:val="p"/>
+                </m:rPr>
+                <m:t>O</m:t>
+              </m:r>
             </m:oMath>
             <w:r>
               <w:rPr>
@@ -28197,7 +28234,7 @@
               <w:rPr>
                 <w:rFonts w:hint="eastAsia" w:ascii="Times New Roman" w:hAnsi="Times New Roman" w:eastAsia="FangSong" w:cs="Times New Roman"/>
               </w:rPr>
-              <w:t xml:space="preserve">磁铁矿</w:t>
+              <w:t xml:space="preserve">绿矾</w:t>
             </w:r>
           </w:p>
         </w:tc>
@@ -28212,7 +28249,7 @@
               <w:rPr>
                 <w:rFonts w:hint="eastAsia" w:ascii="Times New Roman" w:hAnsi="Times New Roman" w:eastAsia="FangSong" w:cs="Times New Roman"/>
               </w:rPr>
-              <w:t xml:space="preserve">黑色晶体</w:t>
+              <w:t xml:space="preserve">浅绿色晶体</w:t>
             </w:r>
           </w:p>
         </w:tc>
@@ -28227,7 +28264,7 @@
               <w:rPr>
                 <w:rFonts w:hint="eastAsia" w:ascii="Times New Roman" w:hAnsi="Times New Roman" w:eastAsia="FangSong" w:cs="Times New Roman"/>
               </w:rPr>
-              <w:t>具磁性</w:t>
+              <w:t>还原性</w:t>
             </w:r>
             <w:r>
               <w:rPr>
@@ -28239,234 +28276,7 @@
               <w:rPr>
                 <w:rFonts w:hint="eastAsia" w:ascii="Times New Roman" w:hAnsi="Times New Roman" w:eastAsia="FangSong" w:cs="Times New Roman"/>
               </w:rPr>
-              <w:t>可看作</w:t>
-            </w:r>
-            <w:r>
-              <w:rPr>
-                <w:rFonts w:ascii="Times New Roman" w:hAnsi="Times New Roman" w:eastAsia="Times New Roman" w:cs="Times New Roman"/>
-              </w:rPr>
-              <w:t xml:space="preserve"> </w:t>
-            </w:r>
-            <m:oMath>
-              <m:r>
-                <m:rPr>
-                  <m:sty m:val="p"/>
-                </m:rPr>
-                <m:t>F</m:t>
-              </m:r>
-              <m:r>
-                <m:rPr>
-                  <m:sty m:val="p"/>
-                </m:rPr>
-                <m:t>e</m:t>
-              </m:r>
-              <m:r>
-                <m:rPr>
-                  <m:sty m:val="p"/>
-                </m:rPr>
-                <m:t>O</m:t>
-              </m:r>
-              <m:r>
-                <m:rPr>
-                  <m:sty m:val="p"/>
-                </m:rPr>
-                <m:t>⋅</m:t>
-              </m:r>
-              <m:r>
-                <m:rPr>
-                  <m:sty m:val="p"/>
-                </m:rPr>
-                <m:t>F</m:t>
-              </m:r>
-              <m:sSub>
-                <m:e>
-                  <m:r>
-                    <m:rPr>
-                      <m:sty m:val="p"/>
-                    </m:rPr>
-                    <m:t>e</m:t>
-                  </m:r>
-                </m:e>
-                <m:sub>
-                  <m:r>
-                    <m:rPr>
-                      <m:sty m:val="p"/>
-                    </m:rPr>
-                    <m:t>2</m:t>
-                  </m:r>
-                </m:sub>
-              </m:sSub>
-              <m:sSub>
-                <m:e>
-                  <m:r>
-                    <m:rPr>
-                      <m:sty m:val="p"/>
-                    </m:rPr>
-                    <m:t>O</m:t>
-                  </m:r>
-                </m:e>
-                <m:sub>
-                  <m:r>
-                    <m:rPr>
-                      <m:sty m:val="p"/>
-                    </m:rPr>
-                    <m:t>3</m:t>
-                  </m:r>
-                </m:sub>
-              </m:sSub>
-            </m:oMath>
-          </w:p>
-        </w:tc>
-        <w:tc>
-          <w:tcPr/>
-          <w:p>
-            <w:pPr>
-              <w:pStyle w:val="Compact"/>
-              <w:jc w:val="center"/>
-            </w:pPr>
-            <m:oMath>
-              <m:r>
-                <m:t>3</m:t>
-              </m:r>
-              <m:r>
-                <m:rPr>
-                  <m:sty m:val="p"/>
-                </m:rPr>
-                <m:t>F</m:t>
-              </m:r>
-              <m:r>
-                <m:rPr>
-                  <m:sty m:val="p"/>
-                </m:rPr>
-                <m:t>e</m:t>
-              </m:r>
-              <m:r>
-                <m:rPr>
-                  <m:sty m:val="p"/>
-                </m:rPr>
-                <m:t>+</m:t>
-              </m:r>
-              <m:r>
-                <m:t>4</m:t>
-              </m:r>
-              <m:sSub>
-                <m:e>
-                  <m:r>
-                    <m:rPr>
-                      <m:sty m:val="p"/>
-                    </m:rPr>
-                    <m:t>H</m:t>
-                  </m:r>
-                </m:e>
-                <m:sub>
-                  <m:r>
-                    <m:rPr>
-                      <m:sty m:val="p"/>
-                    </m:rPr>
-                    <m:t>2</m:t>
-                  </m:r>
-                </m:sub>
-              </m:sSub>
-              <m:r>
-                <m:rPr>
-                  <m:sty m:val="p"/>
-                </m:rPr>
-                <m:t>O</m:t>
-              </m:r>
-              <m:limUpp>
-                <m:e>
-                  <m:r>
-                    <m:rPr>
-                      <m:sty m:val="p"/>
-                    </m:rPr>
-                    <m:t>→</m:t>
-                  </m:r>
-                </m:e>
-                <m:lim>
-                  <m:r>
-                    <m:rPr>
-                      <m:nor/>
-                      <m:sty m:val="p"/>
-                    </m:rPr>
-                    <m:t>高温</m:t>
-                  </m:r>
-                </m:lim>
-              </m:limUpp>
-              <m:r>
-                <m:rPr>
-                  <m:sty m:val="p"/>
-                </m:rPr>
-                <m:t>F</m:t>
-              </m:r>
-              <m:sSub>
-                <m:e>
-                  <m:r>
-                    <m:rPr>
-                      <m:sty m:val="p"/>
-                    </m:rPr>
-                    <m:t>e</m:t>
-                  </m:r>
-                </m:e>
-                <m:sub>
-                  <m:r>
-                    <m:rPr>
-                      <m:sty m:val="p"/>
-                    </m:rPr>
-                    <m:t>3</m:t>
-                  </m:r>
-                </m:sub>
-              </m:sSub>
-              <m:sSub>
-                <m:e>
-                  <m:r>
-                    <m:rPr>
-                      <m:sty m:val="p"/>
-                    </m:rPr>
-                    <m:t>O</m:t>
-                  </m:r>
-                </m:e>
-                <m:sub>
-                  <m:r>
-                    <m:rPr>
-                      <m:sty m:val="p"/>
-                    </m:rPr>
-                    <m:t>4</m:t>
-                  </m:r>
-                </m:sub>
-              </m:sSub>
-              <m:r>
-                <m:rPr>
-                  <m:sty m:val="p"/>
-                </m:rPr>
-                <m:t>+</m:t>
-              </m:r>
-              <m:r>
-                <m:t>4</m:t>
-              </m:r>
-              <m:sSub>
-                <m:e>
-                  <m:r>
-                    <m:rPr>
-                      <m:sty m:val="p"/>
-                    </m:rPr>
-                    <m:t>H</m:t>
-                  </m:r>
-                </m:e>
-                <m:sub>
-                  <m:r>
-                    <m:rPr>
-                      <m:sty m:val="p"/>
-                    </m:rPr>
-                    <m:t>2</m:t>
-                  </m:r>
-                </m:sub>
-              </m:sSub>
-            </m:oMath>
-            <w:r>
-              <w:rPr>
-                <w:rFonts w:ascii="Times New Roman" w:hAnsi="Times New Roman" w:eastAsia="Times New Roman" w:cs="Times New Roman"/>
-              </w:rPr>
-              <w:t xml:space="preserve">​</w:t>
+              <w:t>保存时须加铁屑</w:t>
             </w:r>
           </w:p>
         </w:tc>
@@ -28484,6 +28294,12 @@
                 <m:rPr>
                   <m:sty m:val="p"/>
                 </m:rPr>
+                <m:t>K</m:t>
+              </m:r>
+              <m:r>
+                <m:rPr>
+                  <m:sty m:val="p"/>
+                </m:rPr>
                 <m:t>F</m:t>
               </m:r>
               <m:r>
@@ -28496,7 +28312,37 @@
                 <m:rPr>
                   <m:sty m:val="p"/>
                 </m:rPr>
-                <m:t>S</m:t>
+                <m:t>[</m:t>
+              </m:r>
+              <m:r>
+                <m:rPr>
+                  <m:sty m:val="p"/>
+                </m:rPr>
+                <m:t>F</m:t>
+              </m:r>
+              <m:r>
+                <m:rPr>
+                  <m:sty m:val="p"/>
+                </m:rPr>
+                <m:t>e</m:t>
+              </m:r>
+              <m:r>
+                <m:rPr>
+                  <m:sty m:val="p"/>
+                </m:rPr>
+                <m:t>(</m:t>
+              </m:r>
+              <m:r>
+                <m:rPr>
+                  <m:sty m:val="p"/>
+                </m:rPr>
+                <m:t>C</m:t>
+              </m:r>
+              <m:r>
+                <m:rPr>
+                  <m:sty m:val="p"/>
+                </m:rPr>
+                <m:t>N</m:t>
               </m:r>
               <m:sSub>
                 <m:e>
@@ -28504,7 +28350,7 @@
                     <m:rPr>
                       <m:sty m:val="p"/>
                     </m:rPr>
-                    <m:t>O</m:t>
+                    <m:t>)</m:t>
                   </m:r>
                 </m:e>
                 <m:sub>
@@ -28512,7 +28358,7 @@
                     <m:rPr>
                       <m:sty m:val="p"/>
                     </m:rPr>
-                    <m:t>4</m:t>
+                    <m:t>6</m:t>
                   </m:r>
                 </m:sub>
               </m:sSub>
@@ -28520,37 +28366,7 @@
                 <m:rPr>
                   <m:sty m:val="p"/>
                 </m:rPr>
-                <m:t>⋅</m:t>
-              </m:r>
-              <m:r>
-                <m:rPr>
-                  <m:sty m:val="p"/>
-                </m:rPr>
-                <m:t>7</m:t>
-              </m:r>
-              <m:sSub>
-                <m:e>
-                  <m:r>
-                    <m:rPr>
-                      <m:sty m:val="p"/>
-                    </m:rPr>
-                    <m:t>H</m:t>
-                  </m:r>
-                </m:e>
-                <m:sub>
-                  <m:r>
-                    <m:rPr>
-                      <m:sty m:val="p"/>
-                    </m:rPr>
-                    <m:t>2</m:t>
-                  </m:r>
-                </m:sub>
-              </m:sSub>
-              <m:r>
-                <m:rPr>
-                  <m:sty m:val="p"/>
-                </m:rPr>
-                <m:t>O</m:t>
+                <m:t>]</m:t>
               </m:r>
             </m:oMath>
             <w:r>
@@ -28572,7 +28388,7 @@
               <w:rPr>
                 <w:rFonts w:hint="eastAsia" w:ascii="Times New Roman" w:hAnsi="Times New Roman" w:eastAsia="FangSong" w:cs="Times New Roman"/>
               </w:rPr>
-              <w:t xml:space="preserve">绿矾</w:t>
+              <w:t xml:space="preserve">普鲁士蓝</w:t>
             </w:r>
           </w:p>
         </w:tc>
@@ -28587,7 +28403,7 @@
               <w:rPr>
                 <w:rFonts w:hint="eastAsia" w:ascii="Times New Roman" w:hAnsi="Times New Roman" w:eastAsia="FangSong" w:cs="Times New Roman"/>
               </w:rPr>
-              <w:t xml:space="preserve">浅绿色晶体</w:t>
+              <w:t xml:space="preserve">深蓝色沉淀</w:t>
             </w:r>
           </w:p>
         </w:tc>
@@ -28602,7 +28418,7 @@
               <w:rPr>
                 <w:rFonts w:hint="eastAsia" w:ascii="Times New Roman" w:hAnsi="Times New Roman" w:eastAsia="FangSong" w:cs="Times New Roman"/>
               </w:rPr>
-              <w:t>还原性</w:t>
+              <w:t>混合价配合物</w:t>
             </w:r>
             <w:r>
               <w:rPr>
@@ -28614,555 +28430,7 @@
               <w:rPr>
                 <w:rFonts w:hint="eastAsia" w:ascii="Times New Roman" w:hAnsi="Times New Roman" w:eastAsia="FangSong" w:cs="Times New Roman"/>
               </w:rPr>
-              <w:t>保存时须加铁屑</w:t>
-            </w:r>
-          </w:p>
-        </w:tc>
-        <w:tc>
-          <w:tcPr/>
-          <w:p>
-            <w:pPr>
-              <w:pStyle w:val="Compact"/>
-              <w:jc w:val="center"/>
-            </w:pPr>
-            <m:oMath>
-              <m:r>
-                <m:t>2</m:t>
-              </m:r>
-              <m:r>
-                <m:rPr>
-                  <m:sty m:val="p"/>
-                </m:rPr>
-                <m:t>F</m:t>
-              </m:r>
-              <m:sSup>
-                <m:e>
-                  <m:r>
-                    <m:rPr>
-                      <m:sty m:val="p"/>
-                    </m:rPr>
-                    <m:t>e</m:t>
-                  </m:r>
-                </m:e>
-                <m:sup>
-                  <m:r>
-                    <m:rPr>
-                      <m:sty m:val="p"/>
-                    </m:rPr>
-                    <m:t>2</m:t>
-                  </m:r>
-                  <m:r>
-                    <m:rPr>
-                      <m:sty m:val="p"/>
-                    </m:rPr>
-                    <m:t>+</m:t>
-                  </m:r>
-                </m:sup>
-              </m:sSup>
-              <m:r>
-                <m:rPr>
-                  <m:sty m:val="p"/>
-                </m:rPr>
-                <m:t>+</m:t>
-              </m:r>
-              <m:r>
-                <m:rPr>
-                  <m:sty m:val="p"/>
-                </m:rPr>
-                <m:t>C</m:t>
-              </m:r>
-              <m:sSub>
-                <m:e>
-                  <m:r>
-                    <m:rPr>
-                      <m:sty m:val="p"/>
-                    </m:rPr>
-                    <m:t>l</m:t>
-                  </m:r>
-                </m:e>
-                <m:sub>
-                  <m:r>
-                    <m:rPr>
-                      <m:sty m:val="p"/>
-                    </m:rPr>
-                    <m:t>2</m:t>
-                  </m:r>
-                </m:sub>
-              </m:sSub>
-              <m:r>
-                <m:rPr>
-                  <m:sty m:val="p"/>
-                </m:rPr>
-                <m:t>→</m:t>
-              </m:r>
-              <m:r>
-                <m:t>2</m:t>
-              </m:r>
-              <m:r>
-                <m:rPr>
-                  <m:sty m:val="p"/>
-                </m:rPr>
-                <m:t>F</m:t>
-              </m:r>
-              <m:sSup>
-                <m:e>
-                  <m:r>
-                    <m:rPr>
-                      <m:sty m:val="p"/>
-                    </m:rPr>
-                    <m:t>e</m:t>
-                  </m:r>
-                </m:e>
-                <m:sup>
-                  <m:r>
-                    <m:rPr>
-                      <m:sty m:val="p"/>
-                    </m:rPr>
-                    <m:t>3</m:t>
-                  </m:r>
-                  <m:r>
-                    <m:rPr>
-                      <m:sty m:val="p"/>
-                    </m:rPr>
-                    <m:t>+</m:t>
-                  </m:r>
-                </m:sup>
-              </m:sSup>
-              <m:r>
-                <m:rPr>
-                  <m:sty m:val="p"/>
-                </m:rPr>
-                <m:t>+</m:t>
-              </m:r>
-              <m:r>
-                <m:t>2</m:t>
-              </m:r>
-              <m:r>
-                <m:rPr>
-                  <m:sty m:val="p"/>
-                </m:rPr>
-                <m:t>C</m:t>
-              </m:r>
-              <m:sSup>
-                <m:e>
-                  <m:r>
-                    <m:rPr>
-                      <m:sty m:val="p"/>
-                    </m:rPr>
-                    <m:t>l</m:t>
-                  </m:r>
-                </m:e>
-                <m:sup>
-                  <m:r>
-                    <m:rPr>
-                      <m:sty m:val="p"/>
-                    </m:rPr>
-                    <m:t>−</m:t>
-                  </m:r>
-                </m:sup>
-              </m:sSup>
-            </m:oMath>
-            <w:r>
-              <w:rPr>
-                <w:rFonts w:ascii="Times New Roman" w:hAnsi="Times New Roman" w:eastAsia="Times New Roman" w:cs="Times New Roman"/>
-              </w:rPr>
-              <w:t xml:space="preserve">​</w:t>
-            </w:r>
-          </w:p>
-        </w:tc>
-      </w:tr>
-      <w:tr>
-        <w:tc>
-          <w:tcPr/>
-          <w:p>
-            <w:pPr>
-              <w:pStyle w:val="Compact"/>
-              <w:jc w:val="center"/>
-            </w:pPr>
-            <m:oMath>
-              <m:r>
-                <m:rPr>
-                  <m:sty m:val="p"/>
-                </m:rPr>
-                <m:t>K</m:t>
-              </m:r>
-              <m:r>
-                <m:rPr>
-                  <m:sty m:val="p"/>
-                </m:rPr>
-                <m:t>F</m:t>
-              </m:r>
-              <m:r>
-                <m:rPr>
-                  <m:sty m:val="p"/>
-                </m:rPr>
-                <m:t>e</m:t>
-              </m:r>
-              <m:r>
-                <m:rPr>
-                  <m:sty m:val="p"/>
-                </m:rPr>
-                <m:t>[</m:t>
-              </m:r>
-              <m:r>
-                <m:rPr>
-                  <m:sty m:val="p"/>
-                </m:rPr>
-                <m:t>F</m:t>
-              </m:r>
-              <m:r>
-                <m:rPr>
-                  <m:sty m:val="p"/>
-                </m:rPr>
-                <m:t>e</m:t>
-              </m:r>
-              <m:r>
-                <m:rPr>
-                  <m:sty m:val="p"/>
-                </m:rPr>
-                <m:t>(</m:t>
-              </m:r>
-              <m:r>
-                <m:rPr>
-                  <m:sty m:val="p"/>
-                </m:rPr>
-                <m:t>C</m:t>
-              </m:r>
-              <m:r>
-                <m:rPr>
-                  <m:sty m:val="p"/>
-                </m:rPr>
-                <m:t>N</m:t>
-              </m:r>
-              <m:sSub>
-                <m:e>
-                  <m:r>
-                    <m:rPr>
-                      <m:sty m:val="p"/>
-                    </m:rPr>
-                    <m:t>)</m:t>
-                  </m:r>
-                </m:e>
-                <m:sub>
-                  <m:r>
-                    <m:rPr>
-                      <m:sty m:val="p"/>
-                    </m:rPr>
-                    <m:t>6</m:t>
-                  </m:r>
-                </m:sub>
-              </m:sSub>
-              <m:r>
-                <m:rPr>
-                  <m:sty m:val="p"/>
-                </m:rPr>
-                <m:t>]</m:t>
-              </m:r>
-            </m:oMath>
-            <w:r>
-              <w:rPr>
-                <w:rFonts w:ascii="Times New Roman" w:hAnsi="Times New Roman" w:eastAsia="Times New Roman" w:cs="Times New Roman"/>
-              </w:rPr>
-              <w:t xml:space="preserve">​</w:t>
-            </w:r>
-          </w:p>
-        </w:tc>
-        <w:tc>
-          <w:tcPr/>
-          <w:p>
-            <w:pPr>
-              <w:pStyle w:val="Compact"/>
-              <w:jc w:val="center"/>
-            </w:pPr>
-            <w:r>
-              <w:rPr>
-                <w:rFonts w:hint="eastAsia" w:ascii="Times New Roman" w:hAnsi="Times New Roman" w:eastAsia="FangSong" w:cs="Times New Roman"/>
-              </w:rPr>
-              <w:t xml:space="preserve">普鲁士蓝</w:t>
-            </w:r>
-          </w:p>
-        </w:tc>
-        <w:tc>
-          <w:tcPr/>
-          <w:p>
-            <w:pPr>
-              <w:pStyle w:val="Compact"/>
-              <w:jc w:val="center"/>
-            </w:pPr>
-            <w:r>
-              <w:rPr>
-                <w:rFonts w:hint="eastAsia" w:ascii="Times New Roman" w:hAnsi="Times New Roman" w:eastAsia="FangSong" w:cs="Times New Roman"/>
-              </w:rPr>
-              <w:t xml:space="preserve">深蓝色沉淀</w:t>
-            </w:r>
-          </w:p>
-        </w:tc>
-        <w:tc>
-          <w:tcPr/>
-          <w:p>
-            <w:pPr>
-              <w:pStyle w:val="Compact"/>
-              <w:jc w:val="center"/>
-            </w:pPr>
-            <w:r>
-              <w:rPr>
-                <w:rFonts w:hint="eastAsia" w:ascii="Times New Roman" w:hAnsi="Times New Roman" w:eastAsia="FangSong" w:cs="Times New Roman"/>
-              </w:rPr>
-              <w:t>混合价配合物</w:t>
-            </w:r>
-            <w:r>
-              <w:rPr>
-                <w:rFonts w:hint="eastAsia" w:ascii="Times New Roman" w:hAnsi="Times New Roman" w:eastAsia="Times New Roman" w:cs="Times New Roman"/>
-              </w:rPr>
-              <w:t>，</w:t>
-            </w:r>
-            <w:r>
-              <w:rPr>
-                <w:rFonts w:hint="eastAsia" w:ascii="Times New Roman" w:hAnsi="Times New Roman" w:eastAsia="FangSong" w:cs="Times New Roman"/>
-              </w:rPr>
               <w:t>颜料</w:t>
-            </w:r>
-          </w:p>
-        </w:tc>
-        <w:tc>
-          <w:tcPr/>
-          <w:p>
-            <w:pPr>
-              <w:pStyle w:val="Compact"/>
-              <w:jc w:val="center"/>
-            </w:pPr>
-            <m:oMath>
-              <m:r>
-                <m:rPr>
-                  <m:sty m:val="p"/>
-                </m:rPr>
-                <m:t>F</m:t>
-              </m:r>
-              <m:sSup>
-                <m:e>
-                  <m:r>
-                    <m:rPr>
-                      <m:sty m:val="p"/>
-                    </m:rPr>
-                    <m:t>e</m:t>
-                  </m:r>
-                </m:e>
-                <m:sup>
-                  <m:r>
-                    <m:rPr>
-                      <m:sty m:val="p"/>
-                    </m:rPr>
-                    <m:t>3</m:t>
-                  </m:r>
-                  <m:r>
-                    <m:rPr>
-                      <m:sty m:val="p"/>
-                    </m:rPr>
-                    <m:t>+</m:t>
-                  </m:r>
-                </m:sup>
-              </m:sSup>
-              <m:r>
-                <m:rPr>
-                  <m:sty m:val="p"/>
-                </m:rPr>
-                <m:t>+</m:t>
-              </m:r>
-              <m:sSup>
-                <m:e>
-                  <m:r>
-                    <m:rPr>
-                      <m:sty m:val="p"/>
-                    </m:rPr>
-                    <m:t>K</m:t>
-                  </m:r>
-                </m:e>
-                <m:sup>
-                  <m:r>
-                    <m:rPr>
-                      <m:sty m:val="p"/>
-                    </m:rPr>
-                    <m:t>+</m:t>
-                  </m:r>
-                </m:sup>
-              </m:sSup>
-              <m:r>
-                <m:rPr>
-                  <m:sty m:val="p"/>
-                </m:rPr>
-                <m:t>+</m:t>
-              </m:r>
-              <m:r>
-                <m:rPr>
-                  <m:sty m:val="p"/>
-                </m:rPr>
-                <m:t>[</m:t>
-              </m:r>
-              <m:r>
-                <m:rPr>
-                  <m:sty m:val="p"/>
-                </m:rPr>
-                <m:t>F</m:t>
-              </m:r>
-              <m:r>
-                <m:rPr>
-                  <m:sty m:val="p"/>
-                </m:rPr>
-                <m:t>e</m:t>
-              </m:r>
-              <m:r>
-                <m:rPr>
-                  <m:sty m:val="p"/>
-                </m:rPr>
-                <m:t>(</m:t>
-              </m:r>
-              <m:r>
-                <m:rPr>
-                  <m:sty m:val="p"/>
-                </m:rPr>
-                <m:t>C</m:t>
-              </m:r>
-              <m:r>
-                <m:rPr>
-                  <m:sty m:val="p"/>
-                </m:rPr>
-                <m:t>N</m:t>
-              </m:r>
-              <m:sSub>
-                <m:e>
-                  <m:r>
-                    <m:rPr>
-                      <m:sty m:val="p"/>
-                    </m:rPr>
-                    <m:t>)</m:t>
-                  </m:r>
-                </m:e>
-                <m:sub>
-                  <m:r>
-                    <m:rPr>
-                      <m:sty m:val="p"/>
-                    </m:rPr>
-                    <m:t>6</m:t>
-                  </m:r>
-                </m:sub>
-              </m:sSub>
-              <m:sSup>
-                <m:e>
-                  <m:r>
-                    <m:rPr>
-                      <m:sty m:val="p"/>
-                    </m:rPr>
-                    <m:t>]</m:t>
-                  </m:r>
-                </m:e>
-                <m:sup>
-                  <m:r>
-                    <m:t>4</m:t>
-                  </m:r>
-                  <m:r>
-                    <m:rPr>
-                      <m:sty m:val="p"/>
-                    </m:rPr>
-                    <m:t>−</m:t>
-                  </m:r>
-                </m:sup>
-              </m:sSup>
-              <m:r>
-                <m:rPr>
-                  <m:sty m:val="p"/>
-                </m:rPr>
-                <m:t>→</m:t>
-              </m:r>
-              <m:r>
-                <m:rPr>
-                  <m:sty m:val="p"/>
-                </m:rPr>
-                <m:t>K</m:t>
-              </m:r>
-              <m:r>
-                <m:rPr>
-                  <m:sty m:val="p"/>
-                </m:rPr>
-                <m:t>F</m:t>
-              </m:r>
-              <m:r>
-                <m:rPr>
-                  <m:sty m:val="p"/>
-                </m:rPr>
-                <m:t>e</m:t>
-              </m:r>
-              <m:r>
-                <m:rPr>
-                  <m:sty m:val="p"/>
-                </m:rPr>
-                <m:t>[</m:t>
-              </m:r>
-              <m:r>
-                <m:rPr>
-                  <m:sty m:val="p"/>
-                </m:rPr>
-                <m:t>F</m:t>
-              </m:r>
-              <m:r>
-                <m:rPr>
-                  <m:sty m:val="p"/>
-                </m:rPr>
-                <m:t>e</m:t>
-              </m:r>
-              <m:r>
-                <m:rPr>
-                  <m:sty m:val="p"/>
-                </m:rPr>
-                <m:t>(</m:t>
-              </m:r>
-              <m:r>
-                <m:rPr>
-                  <m:sty m:val="p"/>
-                </m:rPr>
-                <m:t>C</m:t>
-              </m:r>
-              <m:r>
-                <m:rPr>
-                  <m:sty m:val="p"/>
-                </m:rPr>
-                <m:t>N</m:t>
-              </m:r>
-              <m:sSub>
-                <m:e>
-                  <m:r>
-                    <m:rPr>
-                      <m:sty m:val="p"/>
-                    </m:rPr>
-                    <m:t>)</m:t>
-                  </m:r>
-                </m:e>
-                <m:sub>
-                  <m:r>
-                    <m:rPr>
-                      <m:sty m:val="p"/>
-                    </m:rPr>
-                    <m:t>6</m:t>
-                  </m:r>
-                </m:sub>
-              </m:sSub>
-              <m:r>
-                <m:rPr>
-                  <m:sty m:val="p"/>
-                </m:rPr>
-                <m:t>]</m:t>
-              </m:r>
-              <m:r>
-                <m:rPr>
-                  <m:sty m:val="p"/>
-                </m:rPr>
-                <m:t>↓</m:t>
-              </m:r>
-            </m:oMath>
-            <w:r>
-              <w:rPr>
-                <w:rFonts w:ascii="Times New Roman" w:hAnsi="Times New Roman" w:eastAsia="Times New Roman" w:cs="Times New Roman"/>
-              </w:rPr>
-              <w:t xml:space="preserve">​</w:t>
             </w:r>
           </w:p>
         </w:tc>
@@ -29339,6 +28607,8 @@
             </w:r>
           </w:p>
         </w:tc>
+      </w:tr>
+      <w:tr>
         <w:tc>
           <w:tcPr/>
           <w:p>
@@ -29353,52 +28623,25 @@
                 </m:rPr>
                 <m:t>C</m:t>
               </m:r>
-              <m:sSup>
+              <m:r>
+                <m:rPr>
+                  <m:sty m:val="p"/>
+                </m:rPr>
+                <m:t>o</m:t>
+              </m:r>
+              <m:r>
+                <m:rPr>
+                  <m:sty m:val="p"/>
+                </m:rPr>
+                <m:t>C</m:t>
+              </m:r>
+              <m:sSub>
                 <m:e>
                   <m:r>
                     <m:rPr>
                       <m:sty m:val="p"/>
                     </m:rPr>
-                    <m:t>o</m:t>
-                  </m:r>
-                </m:e>
-                <m:sup>
-                  <m:r>
-                    <m:rPr>
-                      <m:sty m:val="p"/>
-                    </m:rPr>
-                    <m:t>2</m:t>
-                  </m:r>
-                  <m:r>
-                    <m:rPr>
-                      <m:sty m:val="p"/>
-                    </m:rPr>
-                    <m:t>+</m:t>
-                  </m:r>
-                </m:sup>
-              </m:sSup>
-              <m:r>
-                <m:rPr>
-                  <m:sty m:val="p"/>
-                </m:rPr>
-                <m:t>+</m:t>
-              </m:r>
-              <m:r>
-                <m:t>7</m:t>
-              </m:r>
-              <m:r>
-                <m:rPr>
-                  <m:sty m:val="p"/>
-                </m:rPr>
-                <m:t>N</m:t>
-              </m:r>
-              <m:sSubSup>
-                <m:e>
-                  <m:r>
-                    <m:rPr>
-                      <m:sty m:val="p"/>
-                    </m:rPr>
-                    <m:t>O</m:t>
+                    <m:t>l</m:t>
                   </m:r>
                 </m:e>
                 <m:sub>
@@ -29409,231 +28652,70 @@
                     <m:t>2</m:t>
                   </m:r>
                 </m:sub>
-                <m:sup>
-                  <m:r>
-                    <m:rPr>
-                      <m:sty m:val="p"/>
-                    </m:rPr>
-                    <m:t>−</m:t>
-                  </m:r>
-                </m:sup>
-              </m:sSubSup>
-              <m:r>
-                <m:rPr>
-                  <m:sty m:val="p"/>
-                </m:rPr>
-                <m:t>+</m:t>
-              </m:r>
-              <m:r>
-                <m:t>3</m:t>
-              </m:r>
-              <m:sSup>
-                <m:e>
-                  <m:r>
-                    <m:rPr>
-                      <m:sty m:val="p"/>
-                    </m:rPr>
-                    <m:t>K</m:t>
-                  </m:r>
-                </m:e>
-                <m:sup>
-                  <m:r>
-                    <m:rPr>
-                      <m:sty m:val="p"/>
-                    </m:rPr>
-                    <m:t>+</m:t>
-                  </m:r>
-                </m:sup>
-              </m:sSup>
-              <m:r>
-                <m:rPr>
-                  <m:sty m:val="p"/>
-                </m:rPr>
-                <m:t>+</m:t>
-              </m:r>
-              <m:r>
-                <m:t>2</m:t>
-              </m:r>
-              <m:sSup>
-                <m:e>
-                  <m:r>
-                    <m:rPr>
-                      <m:sty m:val="p"/>
-                    </m:rPr>
-                    <m:t>H</m:t>
-                  </m:r>
-                </m:e>
-                <m:sup>
-                  <m:r>
-                    <m:rPr>
-                      <m:sty m:val="p"/>
-                    </m:rPr>
-                    <m:t>+</m:t>
-                  </m:r>
-                </m:sup>
-              </m:sSup>
-              <m:r>
-                <m:rPr>
-                  <m:sty m:val="p"/>
-                </m:rPr>
-                <m:t>→</m:t>
-              </m:r>
-              <m:sSub>
-                <m:e>
-                  <m:r>
-                    <m:rPr>
-                      <m:sty m:val="p"/>
-                    </m:rPr>
-                    <m:t>K</m:t>
-                  </m:r>
-                </m:e>
-                <m:sub>
-                  <m:r>
-                    <m:rPr>
-                      <m:sty m:val="p"/>
-                    </m:rPr>
-                    <m:t>3</m:t>
-                  </m:r>
-                </m:sub>
               </m:sSub>
-              <m:r>
-                <m:rPr>
-                  <m:sty m:val="p"/>
-                </m:rPr>
-                <m:t>[</m:t>
-              </m:r>
-              <m:r>
-                <m:rPr>
-                  <m:sty m:val="p"/>
-                </m:rPr>
-                <m:t>C</m:t>
-              </m:r>
-              <m:r>
-                <m:rPr>
-                  <m:sty m:val="p"/>
-                </m:rPr>
-                <m:t>o</m:t>
-              </m:r>
-              <m:r>
-                <m:rPr>
-                  <m:sty m:val="p"/>
-                </m:rPr>
-                <m:t>(</m:t>
-              </m:r>
-              <m:r>
-                <m:rPr>
-                  <m:sty m:val="p"/>
-                </m:rPr>
-                <m:t>N</m:t>
-              </m:r>
-              <m:sSub>
-                <m:e>
-                  <m:r>
-                    <m:rPr>
-                      <m:sty m:val="p"/>
-                    </m:rPr>
-                    <m:t>O</m:t>
-                  </m:r>
-                </m:e>
-                <m:sub>
-                  <m:r>
-                    <m:rPr>
-                      <m:sty m:val="p"/>
-                    </m:rPr>
-                    <m:t>2</m:t>
-                  </m:r>
-                </m:sub>
-              </m:sSub>
-              <m:sSub>
-                <m:e>
-                  <m:r>
-                    <m:rPr>
-                      <m:sty m:val="p"/>
-                    </m:rPr>
-                    <m:t>)</m:t>
-                  </m:r>
-                </m:e>
-                <m:sub>
-                  <m:r>
-                    <m:rPr>
-                      <m:sty m:val="p"/>
-                    </m:rPr>
-                    <m:t>6</m:t>
-                  </m:r>
-                </m:sub>
-              </m:sSub>
-              <m:r>
-                <m:rPr>
-                  <m:sty m:val="p"/>
-                </m:rPr>
-                <m:t>]</m:t>
-              </m:r>
-              <m:r>
-                <m:rPr>
-                  <m:sty m:val="p"/>
-                </m:rPr>
-                <m:t>↓</m:t>
-              </m:r>
-              <m:r>
-                <m:rPr>
-                  <m:sty m:val="p"/>
-                </m:rPr>
-                <m:t>+</m:t>
-              </m:r>
-              <m:r>
-                <m:rPr>
-                  <m:sty m:val="p"/>
-                </m:rPr>
-                <m:t>N</m:t>
-              </m:r>
-              <m:r>
-                <m:rPr>
-                  <m:sty m:val="p"/>
-                </m:rPr>
-                <m:t>O</m:t>
-              </m:r>
-              <m:r>
-                <m:rPr>
-                  <m:sty m:val="p"/>
-                </m:rPr>
-                <m:t>↑</m:t>
-              </m:r>
-              <m:r>
-                <m:rPr>
-                  <m:sty m:val="p"/>
-                </m:rPr>
-                <m:t>+</m:t>
-              </m:r>
-              <m:sSub>
-                <m:e>
-                  <m:r>
-                    <m:rPr>
-                      <m:sty m:val="p"/>
-                    </m:rPr>
-                    <m:t>H</m:t>
-                  </m:r>
-                </m:e>
-                <m:sub>
-                  <m:r>
-                    <m:rPr>
-                      <m:sty m:val="p"/>
-                    </m:rPr>
-                    <m:t>2</m:t>
-                  </m:r>
-                </m:sub>
-              </m:sSub>
-              <m:r>
-                <m:rPr>
-                  <m:sty m:val="p"/>
-                </m:rPr>
-                <m:t>O</m:t>
-              </m:r>
             </m:oMath>
             <w:r>
               <w:rPr>
                 <w:rFonts w:ascii="Times New Roman" w:hAnsi="Times New Roman" w:eastAsia="Times New Roman" w:cs="Times New Roman"/>
               </w:rPr>
               <w:t xml:space="preserve">​</w:t>
+            </w:r>
+          </w:p>
+        </w:tc>
+        <w:tc>
+          <w:tcPr/>
+          <w:p>
+            <w:pPr>
+              <w:pStyle w:val="Compact"/>
+              <w:jc w:val="center"/>
+            </w:pPr>
+            <w:r>
+              <w:rPr>
+                <w:rFonts w:hint="eastAsia" w:ascii="Times New Roman" w:hAnsi="Times New Roman" w:eastAsia="FangSong" w:cs="Times New Roman"/>
+              </w:rPr>
+              <w:t xml:space="preserve">氯化钴</w:t>
+            </w:r>
+          </w:p>
+        </w:tc>
+        <w:tc>
+          <w:tcPr/>
+          <w:p>
+            <w:pPr>
+              <w:pStyle w:val="Compact"/>
+              <w:jc w:val="center"/>
+            </w:pPr>
+            <w:r>
+              <w:rPr>
+                <w:rFonts w:hint="eastAsia" w:ascii="Times New Roman" w:hAnsi="Times New Roman" w:eastAsia="FangSong" w:cs="Times New Roman"/>
+              </w:rPr>
+              <w:t>无水时蓝</w:t>
+            </w:r>
+            <w:r>
+              <w:rPr>
+                <w:rFonts w:hint="eastAsia" w:ascii="Times New Roman" w:hAnsi="Times New Roman" w:eastAsia="Times New Roman" w:cs="Times New Roman"/>
+              </w:rPr>
+              <w:t>、</w:t>
+            </w:r>
+            <w:r>
+              <w:rPr>
+                <w:rFonts w:hint="eastAsia" w:ascii="Times New Roman" w:hAnsi="Times New Roman" w:eastAsia="FangSong" w:cs="Times New Roman"/>
+              </w:rPr>
+              <w:t>水合时粉红</w:t>
+            </w:r>
+          </w:p>
+        </w:tc>
+        <w:tc>
+          <w:tcPr/>
+          <w:p>
+            <w:pPr>
+              <w:pStyle w:val="Compact"/>
+              <w:jc w:val="center"/>
+            </w:pPr>
+            <w:r>
+              <w:rPr>
+                <w:rFonts w:hint="eastAsia" w:ascii="Times New Roman" w:hAnsi="Times New Roman" w:eastAsia="FangSong" w:cs="Times New Roman"/>
+              </w:rPr>
+              <w:t xml:space="preserve">变色硅胶的湿度指示剂</w:t>
             </w:r>
           </w:p>
         </w:tc>
@@ -29651,19 +28733,31 @@
                 <m:rPr>
                   <m:sty m:val="p"/>
                 </m:rPr>
+                <m:t>N</m:t>
+              </m:r>
+              <m:r>
+                <m:rPr>
+                  <m:sty m:val="p"/>
+                </m:rPr>
+                <m:t>i</m:t>
+              </m:r>
+              <m:r>
+                <m:rPr>
+                  <m:sty m:val="p"/>
+                </m:rPr>
+                <m:t>(</m:t>
+              </m:r>
+              <m:r>
+                <m:rPr>
+                  <m:sty m:val="p"/>
+                </m:rPr>
                 <m:t>C</m:t>
               </m:r>
               <m:r>
                 <m:rPr>
                   <m:sty m:val="p"/>
                 </m:rPr>
-                <m:t>o</m:t>
-              </m:r>
-              <m:r>
-                <m:rPr>
-                  <m:sty m:val="p"/>
-                </m:rPr>
-                <m:t>C</m:t>
+                <m:t>O</m:t>
               </m:r>
               <m:sSub>
                 <m:e>
@@ -29671,7 +28765,7 @@
                     <m:rPr>
                       <m:sty m:val="p"/>
                     </m:rPr>
-                    <m:t>l</m:t>
+                    <m:t>)</m:t>
                   </m:r>
                 </m:e>
                 <m:sub>
@@ -29679,7 +28773,7 @@
                     <m:rPr>
                       <m:sty m:val="p"/>
                     </m:rPr>
-                    <m:t>2</m:t>
+                    <m:t>4</m:t>
                   </m:r>
                 </m:sub>
               </m:sSub>
@@ -29703,7 +28797,7 @@
               <w:rPr>
                 <w:rFonts w:hint="eastAsia" w:ascii="Times New Roman" w:hAnsi="Times New Roman" w:eastAsia="FangSong" w:cs="Times New Roman"/>
               </w:rPr>
-              <w:t xml:space="preserve">氯化钴</w:t>
+              <w:t xml:space="preserve">四羰基镍</w:t>
             </w:r>
           </w:p>
         </w:tc>
@@ -29718,19 +28812,7 @@
               <w:rPr>
                 <w:rFonts w:hint="eastAsia" w:ascii="Times New Roman" w:hAnsi="Times New Roman" w:eastAsia="FangSong" w:cs="Times New Roman"/>
               </w:rPr>
-              <w:t>无水时蓝</w:t>
-            </w:r>
-            <w:r>
-              <w:rPr>
-                <w:rFonts w:hint="eastAsia" w:ascii="Times New Roman" w:hAnsi="Times New Roman" w:eastAsia="Times New Roman" w:cs="Times New Roman"/>
-              </w:rPr>
-              <w:t>、</w:t>
-            </w:r>
-            <w:r>
-              <w:rPr>
-                <w:rFonts w:hint="eastAsia" w:ascii="Times New Roman" w:hAnsi="Times New Roman" w:eastAsia="FangSong" w:cs="Times New Roman"/>
-              </w:rPr>
-              <w:t>水合时粉红</w:t>
+              <w:t xml:space="preserve">无色液体</w:t>
             </w:r>
           </w:p>
         </w:tc>
@@ -29745,246 +28827,19 @@
               <w:rPr>
                 <w:rFonts w:hint="eastAsia" w:ascii="Times New Roman" w:hAnsi="Times New Roman" w:eastAsia="FangSong" w:cs="Times New Roman"/>
               </w:rPr>
-              <w:t xml:space="preserve">变色硅胶的湿度指示剂</w:t>
-            </w:r>
-          </w:p>
-        </w:tc>
-        <w:tc>
-          <w:tcPr/>
-          <w:p>
-            <w:pPr>
-              <w:pStyle w:val="Compact"/>
-              <w:jc w:val="center"/>
-            </w:pPr>
-            <m:oMath>
-              <m:r>
-                <m:rPr>
-                  <m:sty m:val="p"/>
-                </m:rPr>
-                <m:t>[</m:t>
-              </m:r>
-              <m:r>
-                <m:rPr>
-                  <m:sty m:val="p"/>
-                </m:rPr>
-                <m:t>C</m:t>
-              </m:r>
-              <m:r>
-                <m:rPr>
-                  <m:sty m:val="p"/>
-                </m:rPr>
-                <m:t>o</m:t>
-              </m:r>
-              <m:r>
-                <m:rPr>
-                  <m:sty m:val="p"/>
-                </m:rPr>
-                <m:t>C</m:t>
-              </m:r>
-              <m:sSub>
-                <m:e>
-                  <m:r>
-                    <m:rPr>
-                      <m:sty m:val="p"/>
-                    </m:rPr>
-                    <m:t>l</m:t>
-                  </m:r>
-                </m:e>
-                <m:sub>
-                  <m:r>
-                    <m:rPr>
-                      <m:sty m:val="p"/>
-                    </m:rPr>
-                    <m:t>4</m:t>
-                  </m:r>
-                </m:sub>
-              </m:sSub>
-              <m:sSup>
-                <m:e>
-                  <m:r>
-                    <m:rPr>
-                      <m:sty m:val="p"/>
-                    </m:rPr>
-                    <m:t>]</m:t>
-                  </m:r>
-                </m:e>
-                <m:sup>
-                  <m:r>
-                    <m:t>2</m:t>
-                  </m:r>
-                  <m:r>
-                    <m:rPr>
-                      <m:sty m:val="p"/>
-                    </m:rPr>
-                    <m:t>−</m:t>
-                  </m:r>
-                </m:sup>
-              </m:sSup>
-              <m:r>
-                <m:rPr>
-                  <m:sty m:val="p"/>
-                </m:rPr>
-                <m:t>+</m:t>
-              </m:r>
-              <m:r>
-                <m:t>6</m:t>
-              </m:r>
-              <m:sSub>
-                <m:e>
-                  <m:r>
-                    <m:rPr>
-                      <m:sty m:val="p"/>
-                    </m:rPr>
-                    <m:t>H</m:t>
-                  </m:r>
-                </m:e>
-                <m:sub>
-                  <m:r>
-                    <m:rPr>
-                      <m:sty m:val="p"/>
-                    </m:rPr>
-                    <m:t>2</m:t>
-                  </m:r>
-                </m:sub>
-              </m:sSub>
-              <m:r>
-                <m:rPr>
-                  <m:sty m:val="p"/>
-                </m:rPr>
-                <m:t>O</m:t>
-              </m:r>
-              <m:r>
-                <m:rPr>
-                  <m:sty m:val="p"/>
-                </m:rPr>
-                <m:t>⇌</m:t>
-              </m:r>
-              <m:r>
-                <m:rPr>
-                  <m:sty m:val="p"/>
-                </m:rPr>
-                <m:t>[</m:t>
-              </m:r>
-              <m:r>
-                <m:rPr>
-                  <m:sty m:val="p"/>
-                </m:rPr>
-                <m:t>C</m:t>
-              </m:r>
-              <m:r>
-                <m:rPr>
-                  <m:sty m:val="p"/>
-                </m:rPr>
-                <m:t>o</m:t>
-              </m:r>
-              <m:r>
-                <m:rPr>
-                  <m:sty m:val="p"/>
-                </m:rPr>
-                <m:t>(</m:t>
-              </m:r>
-              <m:sSub>
-                <m:e>
-                  <m:r>
-                    <m:rPr>
-                      <m:sty m:val="p"/>
-                    </m:rPr>
-                    <m:t>H</m:t>
-                  </m:r>
-                </m:e>
-                <m:sub>
-                  <m:r>
-                    <m:rPr>
-                      <m:sty m:val="p"/>
-                    </m:rPr>
-                    <m:t>2</m:t>
-                  </m:r>
-                </m:sub>
-              </m:sSub>
-              <m:r>
-                <m:rPr>
-                  <m:sty m:val="p"/>
-                </m:rPr>
-                <m:t>O</m:t>
-              </m:r>
-              <m:sSub>
-                <m:e>
-                  <m:r>
-                    <m:rPr>
-                      <m:sty m:val="p"/>
-                    </m:rPr>
-                    <m:t>)</m:t>
-                  </m:r>
-                </m:e>
-                <m:sub>
-                  <m:r>
-                    <m:rPr>
-                      <m:sty m:val="p"/>
-                    </m:rPr>
-                    <m:t>6</m:t>
-                  </m:r>
-                </m:sub>
-              </m:sSub>
-              <m:sSup>
-                <m:e>
-                  <m:r>
-                    <m:rPr>
-                      <m:sty m:val="p"/>
-                    </m:rPr>
-                    <m:t>]</m:t>
-                  </m:r>
-                </m:e>
-                <m:sup>
-                  <m:r>
-                    <m:t>2</m:t>
-                  </m:r>
-                  <m:r>
-                    <m:rPr>
-                      <m:sty m:val="p"/>
-                    </m:rPr>
-                    <m:t>+</m:t>
-                  </m:r>
-                </m:sup>
-              </m:sSup>
-              <m:r>
-                <m:rPr>
-                  <m:sty m:val="p"/>
-                </m:rPr>
-                <m:t>+</m:t>
-              </m:r>
-              <m:r>
-                <m:t>4</m:t>
-              </m:r>
-              <m:r>
-                <m:rPr>
-                  <m:sty m:val="p"/>
-                </m:rPr>
-                <m:t>C</m:t>
-              </m:r>
-              <m:sSup>
-                <m:e>
-                  <m:r>
-                    <m:rPr>
-                      <m:sty m:val="p"/>
-                    </m:rPr>
-                    <m:t>l</m:t>
-                  </m:r>
-                </m:e>
-                <m:sup>
-                  <m:r>
-                    <m:rPr>
-                      <m:sty m:val="p"/>
-                    </m:rPr>
-                    <m:t>−</m:t>
-                  </m:r>
-                </m:sup>
-              </m:sSup>
-            </m:oMath>
-            <w:r>
-              <w:rPr>
-                <w:rFonts w:ascii="Times New Roman" w:hAnsi="Times New Roman" w:eastAsia="Times New Roman" w:cs="Times New Roman"/>
-              </w:rPr>
-              <w:t xml:space="preserve">​</w:t>
+              <w:t>易挥发</w:t>
+            </w:r>
+            <w:r>
+              <w:rPr>
+                <w:rFonts w:hint="eastAsia" w:ascii="Times New Roman" w:hAnsi="Times New Roman" w:eastAsia="Times New Roman" w:cs="Times New Roman"/>
+              </w:rPr>
+              <w:t>，</w:t>
+            </w:r>
+            <w:r>
+              <w:rPr>
+                <w:rFonts w:hint="eastAsia" w:ascii="Times New Roman" w:hAnsi="Times New Roman" w:eastAsia="FangSong" w:cs="Times New Roman"/>
+              </w:rPr>
+              <w:t>剧毒</w:t>
             </w:r>
           </w:p>
         </w:tc>
@@ -30020,13 +28875,19 @@
                 <m:rPr>
                   <m:sty m:val="p"/>
                 </m:rPr>
-                <m:t>C</m:t>
-              </m:r>
-              <m:r>
-                <m:rPr>
-                  <m:sty m:val="p"/>
-                </m:rPr>
-                <m:t>O</m:t>
+                <m:t>D</m:t>
+              </m:r>
+              <m:r>
+                <m:rPr>
+                  <m:sty m:val="p"/>
+                </m:rPr>
+                <m:t>M</m:t>
+              </m:r>
+              <m:r>
+                <m:rPr>
+                  <m:sty m:val="p"/>
+                </m:rPr>
+                <m:t>G</m:t>
               </m:r>
               <m:sSub>
                 <m:e>
@@ -30042,7 +28903,7 @@
                     <m:rPr>
                       <m:sty m:val="p"/>
                     </m:rPr>
-                    <m:t>4</m:t>
+                    <m:t>2</m:t>
                   </m:r>
                 </m:sub>
               </m:sSub>
@@ -30066,7 +28927,7 @@
               <w:rPr>
                 <w:rFonts w:hint="eastAsia" w:ascii="Times New Roman" w:hAnsi="Times New Roman" w:eastAsia="FangSong" w:cs="Times New Roman"/>
               </w:rPr>
-              <w:t xml:space="preserve">四羰基镍</w:t>
+              <w:t xml:space="preserve">丁二酮肟镍</w:t>
             </w:r>
           </w:p>
         </w:tc>
@@ -30081,7 +28942,7 @@
               <w:rPr>
                 <w:rFonts w:hint="eastAsia" w:ascii="Times New Roman" w:hAnsi="Times New Roman" w:eastAsia="FangSong" w:cs="Times New Roman"/>
               </w:rPr>
-              <w:t xml:space="preserve">无色液体</w:t>
+              <w:t xml:space="preserve">鲜红色沉淀</w:t>
             </w:r>
           </w:p>
         </w:tc>
@@ -30094,137 +28955,28 @@
             </w:pPr>
             <w:r>
               <w:rPr>
+                <w:rFonts w:ascii="Times New Roman" w:hAnsi="Times New Roman" w:eastAsia="Times New Roman" w:cs="Times New Roman"/>
+              </w:rPr>
+              <w:t>Ni</w:t>
+            </w:r>
+            <w:r>
+              <w:rPr>
+                <w:rFonts w:ascii="Times New Roman" w:hAnsi="Times New Roman" w:eastAsia="Times New Roman" w:cs="Times New Roman"/>
+                <w:vertAlign w:val="superscript"/>
+              </w:rPr>
+              <w:t>2+</w:t>
+            </w:r>
+            <w:r>
+              <w:rPr>
+                <w:rFonts w:ascii="Times New Roman" w:hAnsi="Times New Roman" w:eastAsia="Times New Roman" w:cs="Times New Roman"/>
+              </w:rPr>
+              <w:t xml:space="preserve"> </w:t>
+            </w:r>
+            <w:r>
+              <w:rPr>
                 <w:rFonts w:hint="eastAsia" w:ascii="Times New Roman" w:hAnsi="Times New Roman" w:eastAsia="FangSong" w:cs="Times New Roman"/>
               </w:rPr>
-              <w:t>易挥发</w:t>
-            </w:r>
-            <w:r>
-              <w:rPr>
-                <w:rFonts w:hint="eastAsia" w:ascii="Times New Roman" w:hAnsi="Times New Roman" w:eastAsia="Times New Roman" w:cs="Times New Roman"/>
-              </w:rPr>
-              <w:t>，</w:t>
-            </w:r>
-            <w:r>
-              <w:rPr>
-                <w:rFonts w:hint="eastAsia" w:ascii="Times New Roman" w:hAnsi="Times New Roman" w:eastAsia="FangSong" w:cs="Times New Roman"/>
-              </w:rPr>
-              <w:t>剧毒</w:t>
-            </w:r>
-          </w:p>
-        </w:tc>
-        <w:tc>
-          <w:tcPr/>
-          <w:p>
-            <w:pPr>
-              <w:pStyle w:val="Compact"/>
-              <w:jc w:val="center"/>
-            </w:pPr>
-            <m:oMath>
-              <m:r>
-                <m:rPr>
-                  <m:sty m:val="p"/>
-                </m:rPr>
-                <m:t>N</m:t>
-              </m:r>
-              <m:r>
-                <m:rPr>
-                  <m:sty m:val="p"/>
-                </m:rPr>
-                <m:t>i</m:t>
-              </m:r>
-              <m:r>
-                <m:rPr>
-                  <m:sty m:val="p"/>
-                </m:rPr>
-                <m:t>+</m:t>
-              </m:r>
-              <m:r>
-                <m:t>4</m:t>
-              </m:r>
-              <m:r>
-                <m:rPr>
-                  <m:sty m:val="p"/>
-                </m:rPr>
-                <m:t>C</m:t>
-              </m:r>
-              <m:r>
-                <m:rPr>
-                  <m:sty m:val="p"/>
-                </m:rPr>
-                <m:t>O</m:t>
-              </m:r>
-              <m:r>
-                <m:rPr>
-                  <m:sty m:val="p"/>
-                </m:rPr>
-                <m:t>⇌</m:t>
-              </m:r>
-              <m:r>
-                <m:rPr>
-                  <m:sty m:val="p"/>
-                </m:rPr>
-                <m:t>N</m:t>
-              </m:r>
-              <m:r>
-                <m:rPr>
-                  <m:sty m:val="p"/>
-                </m:rPr>
-                <m:t>i</m:t>
-              </m:r>
-              <m:r>
-                <m:rPr>
-                  <m:sty m:val="p"/>
-                </m:rPr>
-                <m:t>(</m:t>
-              </m:r>
-              <m:r>
-                <m:rPr>
-                  <m:sty m:val="p"/>
-                </m:rPr>
-                <m:t>C</m:t>
-              </m:r>
-              <m:r>
-                <m:rPr>
-                  <m:sty m:val="p"/>
-                </m:rPr>
-                <m:t>O</m:t>
-              </m:r>
-              <m:sSub>
-                <m:e>
-                  <m:r>
-                    <m:rPr>
-                      <m:sty m:val="p"/>
-                    </m:rPr>
-                    <m:t>)</m:t>
-                  </m:r>
-                </m:e>
-                <m:sub>
-                  <m:r>
-                    <m:rPr>
-                      <m:sty m:val="p"/>
-                    </m:rPr>
-                    <m:t>4</m:t>
-                  </m:r>
-                </m:sub>
-              </m:sSub>
-            </m:oMath>
-            <w:r>
-              <w:rPr>
-                <w:rFonts w:hint="eastAsia" w:ascii="Times New Roman" w:hAnsi="Times New Roman" w:eastAsia="Times New Roman" w:cs="Times New Roman"/>
-              </w:rPr>
-              <w:t>（</w:t>
-            </w:r>
-            <w:r>
-              <w:rPr>
-                <w:rFonts w:hint="eastAsia" w:ascii="Times New Roman" w:hAnsi="Times New Roman" w:eastAsia="FangSong" w:cs="Times New Roman"/>
-              </w:rPr>
-              <w:t>蒙德法提纯镍</w:t>
-            </w:r>
-            <w:r>
-              <w:rPr>
-                <w:rFonts w:hint="eastAsia" w:ascii="Times New Roman" w:hAnsi="Times New Roman" w:eastAsia="Times New Roman" w:cs="Times New Roman"/>
-              </w:rPr>
-              <w:t>）</w:t>
+              <w:t xml:space="preserve">的特征鉴定</w:t>
             </w:r>
           </w:p>
         </w:tc>
@@ -30242,37 +28994,19 @@
                 <m:rPr>
                   <m:sty m:val="p"/>
                 </m:rPr>
-                <m:t>N</m:t>
-              </m:r>
-              <m:r>
-                <m:rPr>
-                  <m:sty m:val="p"/>
-                </m:rPr>
-                <m:t>i</m:t>
-              </m:r>
-              <m:r>
-                <m:rPr>
-                  <m:sty m:val="p"/>
-                </m:rPr>
-                <m:t>(</m:t>
-              </m:r>
-              <m:r>
-                <m:rPr>
-                  <m:sty m:val="p"/>
-                </m:rPr>
-                <m:t>D</m:t>
-              </m:r>
-              <m:r>
-                <m:rPr>
-                  <m:sty m:val="p"/>
-                </m:rPr>
-                <m:t>M</m:t>
-              </m:r>
-              <m:r>
-                <m:rPr>
-                  <m:sty m:val="p"/>
-                </m:rPr>
-                <m:t>G</m:t>
+                <m:t>C</m:t>
+              </m:r>
+              <m:r>
+                <m:rPr>
+                  <m:sty m:val="p"/>
+                </m:rPr>
+                <m:t>u</m:t>
+              </m:r>
+              <m:r>
+                <m:rPr>
+                  <m:sty m:val="p"/>
+                </m:rPr>
+                <m:t>S</m:t>
               </m:r>
               <m:sSub>
                 <m:e>
@@ -30280,7 +29014,7 @@
                     <m:rPr>
                       <m:sty m:val="p"/>
                     </m:rPr>
-                    <m:t>)</m:t>
+                    <m:t>O</m:t>
                   </m:r>
                 </m:e>
                 <m:sub>
@@ -30288,10 +29022,46 @@
                     <m:rPr>
                       <m:sty m:val="p"/>
                     </m:rPr>
-                    <m:t>2</m:t>
+                    <m:t>4</m:t>
                   </m:r>
                 </m:sub>
               </m:sSub>
+              <m:r>
+                <m:rPr>
+                  <m:sty m:val="p"/>
+                </m:rPr>
+                <m:t>⋅</m:t>
+              </m:r>
+              <m:r>
+                <m:rPr>
+                  <m:sty m:val="p"/>
+                </m:rPr>
+                <m:t>5</m:t>
+              </m:r>
+              <m:sSub>
+                <m:e>
+                  <m:r>
+                    <m:rPr>
+                      <m:sty m:val="p"/>
+                    </m:rPr>
+                    <m:t>H</m:t>
+                  </m:r>
+                </m:e>
+                <m:sub>
+                  <m:r>
+                    <m:rPr>
+                      <m:sty m:val="p"/>
+                    </m:rPr>
+                    <m:t>2</m:t>
+                  </m:r>
+                </m:sub>
+              </m:sSub>
+              <m:r>
+                <m:rPr>
+                  <m:sty m:val="p"/>
+                </m:rPr>
+                <m:t>O</m:t>
+              </m:r>
             </m:oMath>
             <w:r>
               <w:rPr>
@@ -30312,7 +29082,19 @@
               <w:rPr>
                 <w:rFonts w:hint="eastAsia" w:ascii="Times New Roman" w:hAnsi="Times New Roman" w:eastAsia="FangSong" w:cs="Times New Roman"/>
               </w:rPr>
-              <w:t xml:space="preserve">丁二酮肟镍</w:t>
+              <w:t>胆矾</w:t>
+            </w:r>
+            <w:r>
+              <w:rPr>
+                <w:rFonts w:hint="eastAsia" w:ascii="Times New Roman" w:hAnsi="Times New Roman" w:eastAsia="Times New Roman" w:cs="Times New Roman"/>
+              </w:rPr>
+              <w:t>、</w:t>
+            </w:r>
+            <w:r>
+              <w:rPr>
+                <w:rFonts w:hint="eastAsia" w:ascii="Times New Roman" w:hAnsi="Times New Roman" w:eastAsia="FangSong" w:cs="Times New Roman"/>
+              </w:rPr>
+              <w:t>蓝矾</w:t>
             </w:r>
           </w:p>
         </w:tc>
@@ -30327,7 +29109,7 @@
               <w:rPr>
                 <w:rFonts w:hint="eastAsia" w:ascii="Times New Roman" w:hAnsi="Times New Roman" w:eastAsia="FangSong" w:cs="Times New Roman"/>
               </w:rPr>
-              <w:t xml:space="preserve">鲜红色沉淀</w:t>
+              <w:t xml:space="preserve">蓝色晶体</w:t>
             </w:r>
           </w:p>
         </w:tc>
@@ -30340,195 +29122,21 @@
             </w:pPr>
             <w:r>
               <w:rPr>
-                <w:rFonts w:ascii="Times New Roman" w:hAnsi="Times New Roman" w:eastAsia="Times New Roman" w:cs="Times New Roman"/>
-              </w:rPr>
-              <w:t>Ni</w:t>
-            </w:r>
-            <w:r>
-              <w:rPr>
-                <w:rFonts w:ascii="Times New Roman" w:hAnsi="Times New Roman" w:eastAsia="Times New Roman" w:cs="Times New Roman"/>
-                <w:vertAlign w:val="superscript"/>
-              </w:rPr>
-              <w:t>2+</w:t>
-            </w:r>
-            <w:r>
-              <w:rPr>
-                <w:rFonts w:ascii="Times New Roman" w:hAnsi="Times New Roman" w:eastAsia="Times New Roman" w:cs="Times New Roman"/>
-              </w:rPr>
-              <w:t xml:space="preserve"> </w:t>
-            </w:r>
-            <w:r>
-              <w:rPr>
                 <w:rFonts w:hint="eastAsia" w:ascii="Times New Roman" w:hAnsi="Times New Roman" w:eastAsia="FangSong" w:cs="Times New Roman"/>
               </w:rPr>
-              <w:t xml:space="preserve">的特征鉴定</w:t>
-            </w:r>
-          </w:p>
-        </w:tc>
-        <w:tc>
-          <w:tcPr/>
-          <w:p>
-            <w:pPr>
-              <w:pStyle w:val="Compact"/>
-              <w:jc w:val="center"/>
-            </w:pPr>
-            <m:oMath>
-              <m:r>
-                <m:rPr>
-                  <m:sty m:val="p"/>
-                </m:rPr>
-                <m:t>N</m:t>
-              </m:r>
-              <m:sSup>
-                <m:e>
-                  <m:r>
-                    <m:rPr>
-                      <m:sty m:val="p"/>
-                    </m:rPr>
-                    <m:t>i</m:t>
-                  </m:r>
-                </m:e>
-                <m:sup>
-                  <m:r>
-                    <m:rPr>
-                      <m:sty m:val="p"/>
-                    </m:rPr>
-                    <m:t>2</m:t>
-                  </m:r>
-                  <m:r>
-                    <m:rPr>
-                      <m:sty m:val="p"/>
-                    </m:rPr>
-                    <m:t>+</m:t>
-                  </m:r>
-                </m:sup>
-              </m:sSup>
-              <m:r>
-                <m:rPr>
-                  <m:sty m:val="p"/>
-                </m:rPr>
-                <m:t>+</m:t>
-              </m:r>
-              <m:r>
-                <m:t>2</m:t>
-              </m:r>
-              <m:r>
-                <m:rPr>
-                  <m:sty m:val="p"/>
-                </m:rPr>
-                <m:t>D</m:t>
-              </m:r>
-              <m:r>
-                <m:rPr>
-                  <m:sty m:val="p"/>
-                </m:rPr>
-                <m:t>M</m:t>
-              </m:r>
-              <m:r>
-                <m:rPr>
-                  <m:sty m:val="p"/>
-                </m:rPr>
-                <m:t>G</m:t>
-              </m:r>
-              <m:r>
-                <m:rPr>
-                  <m:sty m:val="p"/>
-                </m:rPr>
-                <m:t>→</m:t>
-              </m:r>
-              <m:r>
-                <m:rPr>
-                  <m:sty m:val="p"/>
-                </m:rPr>
-                <m:t>N</m:t>
-              </m:r>
-              <m:r>
-                <m:rPr>
-                  <m:sty m:val="p"/>
-                </m:rPr>
-                <m:t>i</m:t>
-              </m:r>
-              <m:r>
-                <m:rPr>
-                  <m:sty m:val="p"/>
-                </m:rPr>
-                <m:t>(</m:t>
-              </m:r>
-              <m:r>
-                <m:rPr>
-                  <m:sty m:val="p"/>
-                </m:rPr>
-                <m:t>D</m:t>
-              </m:r>
-              <m:r>
-                <m:rPr>
-                  <m:sty m:val="p"/>
-                </m:rPr>
-                <m:t>M</m:t>
-              </m:r>
-              <m:r>
-                <m:rPr>
-                  <m:sty m:val="p"/>
-                </m:rPr>
-                <m:t>G</m:t>
-              </m:r>
-              <m:sSub>
-                <m:e>
-                  <m:r>
-                    <m:rPr>
-                      <m:sty m:val="p"/>
-                    </m:rPr>
-                    <m:t>)</m:t>
-                  </m:r>
-                </m:e>
-                <m:sub>
-                  <m:r>
-                    <m:rPr>
-                      <m:sty m:val="p"/>
-                    </m:rPr>
-                    <m:t>2</m:t>
-                  </m:r>
-                </m:sub>
-              </m:sSub>
-              <m:r>
-                <m:rPr>
-                  <m:sty m:val="p"/>
-                </m:rPr>
-                <m:t>↓</m:t>
-              </m:r>
-              <m:r>
-                <m:rPr>
-                  <m:sty m:val="p"/>
-                </m:rPr>
-                <m:t>+</m:t>
-              </m:r>
-              <m:r>
-                <m:t>2</m:t>
-              </m:r>
-              <m:sSup>
-                <m:e>
-                  <m:r>
-                    <m:rPr>
-                      <m:sty m:val="p"/>
-                    </m:rPr>
-                    <m:t>H</m:t>
-                  </m:r>
-                </m:e>
-                <m:sup>
-                  <m:r>
-                    <m:rPr>
-                      <m:sty m:val="p"/>
-                    </m:rPr>
-                    <m:t>+</m:t>
-                  </m:r>
-                </m:sup>
-              </m:sSup>
-            </m:oMath>
-            <w:r>
-              <w:rPr>
-                <w:rFonts w:ascii="Times New Roman" w:hAnsi="Times New Roman" w:eastAsia="Times New Roman" w:cs="Times New Roman"/>
-              </w:rPr>
-              <w:t xml:space="preserve">​</w:t>
+              <w:t>加热失水变白</w:t>
+            </w:r>
+            <w:r>
+              <w:rPr>
+                <w:rFonts w:hint="eastAsia" w:ascii="Times New Roman" w:hAnsi="Times New Roman" w:eastAsia="Times New Roman" w:cs="Times New Roman"/>
+              </w:rPr>
+              <w:t>，</w:t>
+            </w:r>
+            <w:r>
+              <w:rPr>
+                <w:rFonts w:hint="eastAsia" w:ascii="Times New Roman" w:hAnsi="Times New Roman" w:eastAsia="FangSong" w:cs="Times New Roman"/>
+              </w:rPr>
+              <w:t>检验水的经典试剂</w:t>
             </w:r>
           </w:p>
         </w:tc>
@@ -30548,55 +29156,13 @@
                 </m:rPr>
                 <m:t>C</m:t>
               </m:r>
-              <m:r>
-                <m:rPr>
-                  <m:sty m:val="p"/>
-                </m:rPr>
-                <m:t>u</m:t>
-              </m:r>
-              <m:r>
-                <m:rPr>
-                  <m:sty m:val="p"/>
-                </m:rPr>
-                <m:t>S</m:t>
-              </m:r>
               <m:sSub>
                 <m:e>
                   <m:r>
                     <m:rPr>
                       <m:sty m:val="p"/>
                     </m:rPr>
-                    <m:t>O</m:t>
-                  </m:r>
-                </m:e>
-                <m:sub>
-                  <m:r>
-                    <m:rPr>
-                      <m:sty m:val="p"/>
-                    </m:rPr>
-                    <m:t>4</m:t>
-                  </m:r>
-                </m:sub>
-              </m:sSub>
-              <m:r>
-                <m:rPr>
-                  <m:sty m:val="p"/>
-                </m:rPr>
-                <m:t>⋅</m:t>
-              </m:r>
-              <m:r>
-                <m:rPr>
-                  <m:sty m:val="p"/>
-                </m:rPr>
-                <m:t>5</m:t>
-              </m:r>
-              <m:sSub>
-                <m:e>
-                  <m:r>
-                    <m:rPr>
-                      <m:sty m:val="p"/>
-                    </m:rPr>
-                    <m:t>H</m:t>
+                    <m:t>u</m:t>
                   </m:r>
                 </m:e>
                 <m:sub>
@@ -30634,19 +29200,7 @@
               <w:rPr>
                 <w:rFonts w:hint="eastAsia" w:ascii="Times New Roman" w:hAnsi="Times New Roman" w:eastAsia="FangSong" w:cs="Times New Roman"/>
               </w:rPr>
-              <w:t>胆矾</w:t>
-            </w:r>
-            <w:r>
-              <w:rPr>
-                <w:rFonts w:hint="eastAsia" w:ascii="Times New Roman" w:hAnsi="Times New Roman" w:eastAsia="Times New Roman" w:cs="Times New Roman"/>
-              </w:rPr>
-              <w:t>、</w:t>
-            </w:r>
-            <w:r>
-              <w:rPr>
-                <w:rFonts w:hint="eastAsia" w:ascii="Times New Roman" w:hAnsi="Times New Roman" w:eastAsia="FangSong" w:cs="Times New Roman"/>
-              </w:rPr>
-              <w:t>蓝矾</w:t>
+              <w:t xml:space="preserve">赤铜矿</w:t>
             </w:r>
           </w:p>
         </w:tc>
@@ -30661,7 +29215,7 @@
               <w:rPr>
                 <w:rFonts w:hint="eastAsia" w:ascii="Times New Roman" w:hAnsi="Times New Roman" w:eastAsia="FangSong" w:cs="Times New Roman"/>
               </w:rPr>
-              <w:t xml:space="preserve">蓝色晶体</w:t>
+              <w:t xml:space="preserve">红色或红褐色固体</w:t>
             </w:r>
           </w:p>
         </w:tc>
@@ -30676,201 +29230,7 @@
               <w:rPr>
                 <w:rFonts w:hint="eastAsia" w:ascii="Times New Roman" w:hAnsi="Times New Roman" w:eastAsia="FangSong" w:cs="Times New Roman"/>
               </w:rPr>
-              <w:t>加热失水变白</w:t>
-            </w:r>
-            <w:r>
-              <w:rPr>
-                <w:rFonts w:hint="eastAsia" w:ascii="Times New Roman" w:hAnsi="Times New Roman" w:eastAsia="Times New Roman" w:cs="Times New Roman"/>
-              </w:rPr>
-              <w:t>，</w:t>
-            </w:r>
-            <w:r>
-              <w:rPr>
-                <w:rFonts w:hint="eastAsia" w:ascii="Times New Roman" w:hAnsi="Times New Roman" w:eastAsia="FangSong" w:cs="Times New Roman"/>
-              </w:rPr>
-              <w:t>检验水的经典试剂</w:t>
-            </w:r>
-          </w:p>
-        </w:tc>
-        <w:tc>
-          <w:tcPr/>
-          <w:p>
-            <w:pPr>
-              <w:pStyle w:val="Compact"/>
-              <w:jc w:val="center"/>
-            </w:pPr>
-            <m:oMath>
-              <m:r>
-                <m:rPr>
-                  <m:sty m:val="p"/>
-                </m:rPr>
-                <m:t>C</m:t>
-              </m:r>
-              <m:r>
-                <m:rPr>
-                  <m:sty m:val="p"/>
-                </m:rPr>
-                <m:t>u</m:t>
-              </m:r>
-              <m:r>
-                <m:rPr>
-                  <m:sty m:val="p"/>
-                </m:rPr>
-                <m:t>S</m:t>
-              </m:r>
-              <m:sSub>
-                <m:e>
-                  <m:r>
-                    <m:rPr>
-                      <m:sty m:val="p"/>
-                    </m:rPr>
-                    <m:t>O</m:t>
-                  </m:r>
-                </m:e>
-                <m:sub>
-                  <m:r>
-                    <m:rPr>
-                      <m:sty m:val="p"/>
-                    </m:rPr>
-                    <m:t>4</m:t>
-                  </m:r>
-                </m:sub>
-              </m:sSub>
-              <m:r>
-                <m:rPr>
-                  <m:sty m:val="p"/>
-                </m:rPr>
-                <m:t>⋅</m:t>
-              </m:r>
-              <m:r>
-                <m:rPr>
-                  <m:sty m:val="p"/>
-                </m:rPr>
-                <m:t>5</m:t>
-              </m:r>
-              <m:sSub>
-                <m:e>
-                  <m:r>
-                    <m:rPr>
-                      <m:sty m:val="p"/>
-                    </m:rPr>
-                    <m:t>H</m:t>
-                  </m:r>
-                </m:e>
-                <m:sub>
-                  <m:r>
-                    <m:rPr>
-                      <m:sty m:val="p"/>
-                    </m:rPr>
-                    <m:t>2</m:t>
-                  </m:r>
-                </m:sub>
-              </m:sSub>
-              <m:r>
-                <m:rPr>
-                  <m:sty m:val="p"/>
-                </m:rPr>
-                <m:t>O</m:t>
-              </m:r>
-              <m:limUpp>
-                <m:e>
-                  <m:r>
-                    <m:rPr>
-                      <m:sty m:val="p"/>
-                    </m:rPr>
-                    <m:t>→</m:t>
-                  </m:r>
-                </m:e>
-                <m:lim>
-                  <m:r>
-                    <m:rPr>
-                      <m:sty m:val="p"/>
-                    </m:rPr>
-                    <m:t>Δ</m:t>
-                  </m:r>
-                </m:lim>
-              </m:limUpp>
-              <m:r>
-                <m:rPr>
-                  <m:sty m:val="p"/>
-                </m:rPr>
-                <m:t>C</m:t>
-              </m:r>
-              <m:r>
-                <m:rPr>
-                  <m:sty m:val="p"/>
-                </m:rPr>
-                <m:t>u</m:t>
-              </m:r>
-              <m:r>
-                <m:rPr>
-                  <m:sty m:val="p"/>
-                </m:rPr>
-                <m:t>S</m:t>
-              </m:r>
-              <m:sSub>
-                <m:e>
-                  <m:r>
-                    <m:rPr>
-                      <m:sty m:val="p"/>
-                    </m:rPr>
-                    <m:t>O</m:t>
-                  </m:r>
-                </m:e>
-                <m:sub>
-                  <m:r>
-                    <m:rPr>
-                      <m:sty m:val="p"/>
-                    </m:rPr>
-                    <m:t>4</m:t>
-                  </m:r>
-                </m:sub>
-              </m:sSub>
-              <m:r>
-                <m:rPr>
-                  <m:sty m:val="p"/>
-                </m:rPr>
-                <m:t>+</m:t>
-              </m:r>
-              <m:r>
-                <m:t>5</m:t>
-              </m:r>
-              <m:sSub>
-                <m:e>
-                  <m:r>
-                    <m:rPr>
-                      <m:sty m:val="p"/>
-                    </m:rPr>
-                    <m:t>H</m:t>
-                  </m:r>
-                </m:e>
-                <m:sub>
-                  <m:r>
-                    <m:rPr>
-                      <m:sty m:val="p"/>
-                    </m:rPr>
-                    <m:t>2</m:t>
-                  </m:r>
-                </m:sub>
-              </m:sSub>
-              <m:r>
-                <m:rPr>
-                  <m:sty m:val="p"/>
-                </m:rPr>
-                <m:t>O</m:t>
-              </m:r>
-              <m:r>
-                <m:rPr>
-                  <m:sty m:val="p"/>
-                </m:rPr>
-                <m:t>↑</m:t>
-              </m:r>
-            </m:oMath>
-            <w:r>
-              <w:rPr>
-                <w:rFonts w:ascii="Times New Roman" w:hAnsi="Times New Roman" w:eastAsia="Times New Roman" w:cs="Times New Roman"/>
-              </w:rPr>
-              <w:t xml:space="preserve">​</w:t>
+              <w:t xml:space="preserve">在稀硫酸中歧化</w:t>
             </w:r>
           </w:p>
         </w:tc>
@@ -30890,29 +29250,23 @@
                 </m:rPr>
                 <m:t>C</m:t>
               </m:r>
-              <m:sSub>
-                <m:e>
-                  <m:r>
-                    <m:rPr>
-                      <m:sty m:val="p"/>
-                    </m:rPr>
-                    <m:t>u</m:t>
-                  </m:r>
-                </m:e>
-                <m:sub>
-                  <m:r>
-                    <m:rPr>
-                      <m:sty m:val="p"/>
-                    </m:rPr>
-                    <m:t>2</m:t>
-                  </m:r>
-                </m:sub>
-              </m:sSub>
-              <m:r>
-                <m:rPr>
-                  <m:sty m:val="p"/>
-                </m:rPr>
-                <m:t>O</m:t>
+              <m:r>
+                <m:rPr>
+                  <m:sty m:val="p"/>
+                </m:rPr>
+                <m:t>u</m:t>
+              </m:r>
+              <m:r>
+                <m:rPr>
+                  <m:sty m:val="p"/>
+                </m:rPr>
+                <m:t>C</m:t>
+              </m:r>
+              <m:r>
+                <m:rPr>
+                  <m:sty m:val="p"/>
+                </m:rPr>
+                <m:t>l</m:t>
               </m:r>
             </m:oMath>
             <w:r>
@@ -30934,7 +29288,7 @@
               <w:rPr>
                 <w:rFonts w:hint="eastAsia" w:ascii="Times New Roman" w:hAnsi="Times New Roman" w:eastAsia="FangSong" w:cs="Times New Roman"/>
               </w:rPr>
-              <w:t xml:space="preserve">赤铜矿</w:t>
+              <w:t xml:space="preserve">氯化亚铜</w:t>
             </w:r>
           </w:p>
         </w:tc>
@@ -30949,7 +29303,7 @@
               <w:rPr>
                 <w:rFonts w:hint="eastAsia" w:ascii="Times New Roman" w:hAnsi="Times New Roman" w:eastAsia="FangSong" w:cs="Times New Roman"/>
               </w:rPr>
-              <w:t xml:space="preserve">红色或红褐色固体</w:t>
+              <w:t xml:space="preserve">白色沉淀</w:t>
             </w:r>
           </w:p>
         </w:tc>
@@ -30964,192 +29318,44 @@
               <w:rPr>
                 <w:rFonts w:hint="eastAsia" w:ascii="Times New Roman" w:hAnsi="Times New Roman" w:eastAsia="FangSong" w:cs="Times New Roman"/>
               </w:rPr>
-              <w:t xml:space="preserve">在稀硫酸中歧化</w:t>
-            </w:r>
-          </w:p>
-        </w:tc>
-        <w:tc>
-          <w:tcPr/>
-          <w:p>
-            <w:pPr>
-              <w:pStyle w:val="Compact"/>
-              <w:jc w:val="center"/>
-            </w:pPr>
-            <m:oMath>
-              <m:r>
-                <m:rPr>
-                  <m:sty m:val="p"/>
-                </m:rPr>
-                <m:t>C</m:t>
-              </m:r>
-              <m:sSub>
-                <m:e>
-                  <m:r>
-                    <m:rPr>
-                      <m:sty m:val="p"/>
-                    </m:rPr>
-                    <m:t>u</m:t>
-                  </m:r>
-                </m:e>
-                <m:sub>
-                  <m:r>
-                    <m:rPr>
-                      <m:sty m:val="p"/>
-                    </m:rPr>
-                    <m:t>2</m:t>
-                  </m:r>
-                </m:sub>
-              </m:sSub>
-              <m:r>
-                <m:rPr>
-                  <m:sty m:val="p"/>
-                </m:rPr>
-                <m:t>O</m:t>
-              </m:r>
-              <m:r>
-                <m:rPr>
-                  <m:sty m:val="p"/>
-                </m:rPr>
-                <m:t>+</m:t>
-              </m:r>
-              <m:sSub>
-                <m:e>
-                  <m:r>
-                    <m:rPr>
-                      <m:sty m:val="p"/>
-                    </m:rPr>
-                    <m:t>H</m:t>
-                  </m:r>
-                </m:e>
-                <m:sub>
-                  <m:r>
-                    <m:rPr>
-                      <m:sty m:val="p"/>
-                    </m:rPr>
-                    <m:t>2</m:t>
-                  </m:r>
-                </m:sub>
-              </m:sSub>
-              <m:r>
-                <m:rPr>
-                  <m:sty m:val="p"/>
-                </m:rPr>
-                <m:t>S</m:t>
-              </m:r>
-              <m:sSub>
-                <m:e>
-                  <m:r>
-                    <m:rPr>
-                      <m:sty m:val="p"/>
-                    </m:rPr>
-                    <m:t>O</m:t>
-                  </m:r>
-                </m:e>
-                <m:sub>
-                  <m:r>
-                    <m:rPr>
-                      <m:sty m:val="p"/>
-                    </m:rPr>
-                    <m:t>4</m:t>
-                  </m:r>
-                </m:sub>
-              </m:sSub>
-              <m:r>
-                <m:rPr>
-                  <m:sty m:val="p"/>
-                </m:rPr>
-                <m:t>→</m:t>
-              </m:r>
-              <m:r>
-                <m:rPr>
-                  <m:sty m:val="p"/>
-                </m:rPr>
-                <m:t>C</m:t>
-              </m:r>
-              <m:r>
-                <m:rPr>
-                  <m:sty m:val="p"/>
-                </m:rPr>
-                <m:t>u</m:t>
-              </m:r>
-              <m:r>
-                <m:rPr>
-                  <m:sty m:val="p"/>
-                </m:rPr>
-                <m:t>S</m:t>
-              </m:r>
-              <m:sSub>
-                <m:e>
-                  <m:r>
-                    <m:rPr>
-                      <m:sty m:val="p"/>
-                    </m:rPr>
-                    <m:t>O</m:t>
-                  </m:r>
-                </m:e>
-                <m:sub>
-                  <m:r>
-                    <m:rPr>
-                      <m:sty m:val="p"/>
-                    </m:rPr>
-                    <m:t>4</m:t>
-                  </m:r>
-                </m:sub>
-              </m:sSub>
-              <m:r>
-                <m:rPr>
-                  <m:sty m:val="p"/>
-                </m:rPr>
-                <m:t>+</m:t>
-              </m:r>
-              <m:r>
-                <m:rPr>
-                  <m:sty m:val="p"/>
-                </m:rPr>
-                <m:t>C</m:t>
-              </m:r>
-              <m:r>
-                <m:rPr>
-                  <m:sty m:val="p"/>
-                </m:rPr>
-                <m:t>u</m:t>
-              </m:r>
-              <m:r>
-                <m:rPr>
-                  <m:sty m:val="p"/>
-                </m:rPr>
-                <m:t>+</m:t>
-              </m:r>
-              <m:sSub>
-                <m:e>
-                  <m:r>
-                    <m:rPr>
-                      <m:sty m:val="p"/>
-                    </m:rPr>
-                    <m:t>H</m:t>
-                  </m:r>
-                </m:e>
-                <m:sub>
-                  <m:r>
-                    <m:rPr>
-                      <m:sty m:val="p"/>
-                    </m:rPr>
-                    <m:t>2</m:t>
-                  </m:r>
-                </m:sub>
-              </m:sSub>
-              <m:r>
-                <m:rPr>
-                  <m:sty m:val="p"/>
-                </m:rPr>
-                <m:t>O</m:t>
-              </m:r>
-            </m:oMath>
+              <w:t>难溶</w:t>
+            </w:r>
+            <w:r>
+              <w:rPr>
+                <w:rFonts w:hint="eastAsia" w:ascii="Times New Roman" w:hAnsi="Times New Roman" w:eastAsia="Times New Roman" w:cs="Times New Roman"/>
+              </w:rPr>
+              <w:t>，</w:t>
+            </w:r>
+            <w:r>
+              <w:rPr>
+                <w:rFonts w:hint="eastAsia" w:ascii="Times New Roman" w:hAnsi="Times New Roman" w:eastAsia="FangSong" w:cs="Times New Roman"/>
+              </w:rPr>
+              <w:t>把</w:t>
+            </w:r>
             <w:r>
               <w:rPr>
                 <w:rFonts w:ascii="Times New Roman" w:hAnsi="Times New Roman" w:eastAsia="Times New Roman" w:cs="Times New Roman"/>
               </w:rPr>
-              <w:t xml:space="preserve">​</w:t>
+              <w:t xml:space="preserve"> Cu</w:t>
+            </w:r>
+            <w:r>
+              <w:rPr>
+                <w:rFonts w:ascii="Times New Roman" w:hAnsi="Times New Roman" w:eastAsia="Times New Roman" w:cs="Times New Roman"/>
+                <w:vertAlign w:val="superscript"/>
+              </w:rPr>
+              <w:t>+</w:t>
+            </w:r>
+            <w:r>
+              <w:rPr>
+                <w:rFonts w:ascii="Times New Roman" w:hAnsi="Times New Roman" w:eastAsia="Times New Roman" w:cs="Times New Roman"/>
+              </w:rPr>
+              <w:t xml:space="preserve"> </w:t>
+            </w:r>
+            <w:r>
+              <w:rPr>
+                <w:rFonts w:hint="eastAsia" w:ascii="Times New Roman" w:hAnsi="Times New Roman" w:eastAsia="FangSong" w:cs="Times New Roman"/>
+              </w:rPr>
+              <w:t xml:space="preserve">转入固相</w:t>
             </w:r>
           </w:p>
         </w:tc>
@@ -31179,14 +29385,38 @@
                 <m:rPr>
                   <m:sty m:val="p"/>
                 </m:rPr>
-                <m:t>C</m:t>
-              </m:r>
-              <m:r>
-                <m:rPr>
-                  <m:sty m:val="p"/>
-                </m:rPr>
-                <m:t>l</m:t>
-              </m:r>
+                <m:t>(</m:t>
+              </m:r>
+              <m:r>
+                <m:rPr>
+                  <m:sty m:val="p"/>
+                </m:rPr>
+                <m:t>O</m:t>
+              </m:r>
+              <m:r>
+                <m:rPr>
+                  <m:sty m:val="p"/>
+                </m:rPr>
+                <m:t>H</m:t>
+              </m:r>
+              <m:sSub>
+                <m:e>
+                  <m:r>
+                    <m:rPr>
+                      <m:sty m:val="p"/>
+                    </m:rPr>
+                    <m:t>)</m:t>
+                  </m:r>
+                </m:e>
+                <m:sub>
+                  <m:r>
+                    <m:rPr>
+                      <m:sty m:val="p"/>
+                    </m:rPr>
+                    <m:t>2</m:t>
+                  </m:r>
+                </m:sub>
+              </m:sSub>
             </m:oMath>
             <w:r>
               <w:rPr>
@@ -31205,9 +29435,9 @@
             </w:pPr>
             <w:r>
               <w:rPr>
-                <w:rFonts w:hint="eastAsia" w:ascii="Times New Roman" w:hAnsi="Times New Roman" w:eastAsia="FangSong" w:cs="Times New Roman"/>
-              </w:rPr>
-              <w:t xml:space="preserve">氯化亚铜</w:t>
+                <w:rFonts w:ascii="Times New Roman" w:hAnsi="Times New Roman" w:eastAsia="Times New Roman" w:cs="Times New Roman"/>
+              </w:rPr>
+              <w:t xml:space="preserve">—</w:t>
             </w:r>
           </w:p>
         </w:tc>
@@ -31222,7 +29452,7 @@
               <w:rPr>
                 <w:rFonts w:hint="eastAsia" w:ascii="Times New Roman" w:hAnsi="Times New Roman" w:eastAsia="FangSong" w:cs="Times New Roman"/>
               </w:rPr>
-              <w:t xml:space="preserve">白色沉淀</w:t>
+              <w:t xml:space="preserve">浅蓝色沉淀</w:t>
             </w:r>
           </w:p>
         </w:tc>
@@ -31237,211 +29467,7 @@
               <w:rPr>
                 <w:rFonts w:hint="eastAsia" w:ascii="Times New Roman" w:hAnsi="Times New Roman" w:eastAsia="FangSong" w:cs="Times New Roman"/>
               </w:rPr>
-              <w:t>难溶</w:t>
-            </w:r>
-            <w:r>
-              <w:rPr>
-                <w:rFonts w:hint="eastAsia" w:ascii="Times New Roman" w:hAnsi="Times New Roman" w:eastAsia="Times New Roman" w:cs="Times New Roman"/>
-              </w:rPr>
-              <w:t>，</w:t>
-            </w:r>
-            <w:r>
-              <w:rPr>
-                <w:rFonts w:hint="eastAsia" w:ascii="Times New Roman" w:hAnsi="Times New Roman" w:eastAsia="FangSong" w:cs="Times New Roman"/>
-              </w:rPr>
-              <w:t>把</w:t>
-            </w:r>
-            <w:r>
-              <w:rPr>
-                <w:rFonts w:ascii="Times New Roman" w:hAnsi="Times New Roman" w:eastAsia="Times New Roman" w:cs="Times New Roman"/>
-              </w:rPr>
-              <w:t xml:space="preserve"> Cu</w:t>
-            </w:r>
-            <w:r>
-              <w:rPr>
-                <w:rFonts w:ascii="Times New Roman" w:hAnsi="Times New Roman" w:eastAsia="Times New Roman" w:cs="Times New Roman"/>
-                <w:vertAlign w:val="superscript"/>
-              </w:rPr>
-              <w:t>+</w:t>
-            </w:r>
-            <w:r>
-              <w:rPr>
-                <w:rFonts w:ascii="Times New Roman" w:hAnsi="Times New Roman" w:eastAsia="Times New Roman" w:cs="Times New Roman"/>
-              </w:rPr>
-              <w:t xml:space="preserve"> </w:t>
-            </w:r>
-            <w:r>
-              <w:rPr>
-                <w:rFonts w:hint="eastAsia" w:ascii="Times New Roman" w:hAnsi="Times New Roman" w:eastAsia="FangSong" w:cs="Times New Roman"/>
-              </w:rPr>
-              <w:t xml:space="preserve">转入固相</w:t>
-            </w:r>
-          </w:p>
-        </w:tc>
-        <w:tc>
-          <w:tcPr/>
-          <w:p>
-            <w:pPr>
-              <w:pStyle w:val="Compact"/>
-              <w:jc w:val="center"/>
-            </w:pPr>
-            <m:oMath>
-              <m:r>
-                <m:rPr>
-                  <m:sty m:val="p"/>
-                </m:rPr>
-                <m:t>C</m:t>
-              </m:r>
-              <m:sSup>
-                <m:e>
-                  <m:r>
-                    <m:rPr>
-                      <m:sty m:val="p"/>
-                    </m:rPr>
-                    <m:t>u</m:t>
-                  </m:r>
-                </m:e>
-                <m:sup>
-                  <m:r>
-                    <m:rPr>
-                      <m:sty m:val="p"/>
-                    </m:rPr>
-                    <m:t>2</m:t>
-                  </m:r>
-                  <m:r>
-                    <m:rPr>
-                      <m:sty m:val="p"/>
-                    </m:rPr>
-                    <m:t>+</m:t>
-                  </m:r>
-                </m:sup>
-              </m:sSup>
-              <m:r>
-                <m:rPr>
-                  <m:sty m:val="p"/>
-                </m:rPr>
-                <m:t>+</m:t>
-              </m:r>
-              <m:r>
-                <m:rPr>
-                  <m:sty m:val="p"/>
-                </m:rPr>
-                <m:t>C</m:t>
-              </m:r>
-              <m:r>
-                <m:rPr>
-                  <m:sty m:val="p"/>
-                </m:rPr>
-                <m:t>u</m:t>
-              </m:r>
-              <m:r>
-                <m:rPr>
-                  <m:sty m:val="p"/>
-                </m:rPr>
-                <m:t>+</m:t>
-              </m:r>
-              <m:r>
-                <m:t>2</m:t>
-              </m:r>
-              <m:r>
-                <m:rPr>
-                  <m:sty m:val="p"/>
-                </m:rPr>
-                <m:t>C</m:t>
-              </m:r>
-              <m:sSup>
-                <m:e>
-                  <m:r>
-                    <m:rPr>
-                      <m:sty m:val="p"/>
-                    </m:rPr>
-                    <m:t>l</m:t>
-                  </m:r>
-                </m:e>
-                <m:sup>
-                  <m:r>
-                    <m:rPr>
-                      <m:sty m:val="p"/>
-                    </m:rPr>
-                    <m:t>−</m:t>
-                  </m:r>
-                </m:sup>
-              </m:sSup>
-              <m:r>
-                <m:rPr>
-                  <m:sty m:val="p"/>
-                </m:rPr>
-                <m:t>→</m:t>
-              </m:r>
-              <m:r>
-                <m:t>2</m:t>
-              </m:r>
-              <m:r>
-                <m:rPr>
-                  <m:sty m:val="p"/>
-                </m:rPr>
-                <m:t>[</m:t>
-              </m:r>
-              <m:r>
-                <m:rPr>
-                  <m:sty m:val="p"/>
-                </m:rPr>
-                <m:t>C</m:t>
-              </m:r>
-              <m:r>
-                <m:rPr>
-                  <m:sty m:val="p"/>
-                </m:rPr>
-                <m:t>u</m:t>
-              </m:r>
-              <m:r>
-                <m:rPr>
-                  <m:sty m:val="p"/>
-                </m:rPr>
-                <m:t>C</m:t>
-              </m:r>
-              <m:sSub>
-                <m:e>
-                  <m:r>
-                    <m:rPr>
-                      <m:sty m:val="p"/>
-                    </m:rPr>
-                    <m:t>l</m:t>
-                  </m:r>
-                </m:e>
-                <m:sub>
-                  <m:r>
-                    <m:rPr>
-                      <m:sty m:val="p"/>
-                    </m:rPr>
-                    <m:t>2</m:t>
-                  </m:r>
-                </m:sub>
-              </m:sSub>
-              <m:sSup>
-                <m:e>
-                  <m:r>
-                    <m:rPr>
-                      <m:sty m:val="p"/>
-                    </m:rPr>
-                    <m:t>]</m:t>
-                  </m:r>
-                </m:e>
-                <m:sup>
-                  <m:r>
-                    <m:rPr>
-                      <m:sty m:val="p"/>
-                    </m:rPr>
-                    <m:t>−</m:t>
-                  </m:r>
-                </m:sup>
-              </m:sSup>
-            </m:oMath>
-            <w:r>
-              <w:rPr>
-                <w:rFonts w:ascii="Times New Roman" w:hAnsi="Times New Roman" w:eastAsia="Times New Roman" w:cs="Times New Roman"/>
-              </w:rPr>
-              <w:t xml:space="preserve">​</w:t>
+              <w:t xml:space="preserve">受热脱水变黑</w:t>
             </w:r>
           </w:p>
         </w:tc>
@@ -31471,38 +29497,8 @@
                 <m:rPr>
                   <m:sty m:val="p"/>
                 </m:rPr>
-                <m:t>(</m:t>
-              </m:r>
-              <m:r>
-                <m:rPr>
-                  <m:sty m:val="p"/>
-                </m:rPr>
                 <m:t>O</m:t>
               </m:r>
-              <m:r>
-                <m:rPr>
-                  <m:sty m:val="p"/>
-                </m:rPr>
-                <m:t>H</m:t>
-              </m:r>
-              <m:sSub>
-                <m:e>
-                  <m:r>
-                    <m:rPr>
-                      <m:sty m:val="p"/>
-                    </m:rPr>
-                    <m:t>)</m:t>
-                  </m:r>
-                </m:e>
-                <m:sub>
-                  <m:r>
-                    <m:rPr>
-                      <m:sty m:val="p"/>
-                    </m:rPr>
-                    <m:t>2</m:t>
-                  </m:r>
-                </m:sub>
-              </m:sSub>
             </m:oMath>
             <w:r>
               <w:rPr>
@@ -31521,9 +29517,9 @@
             </w:pPr>
             <w:r>
               <w:rPr>
-                <w:rFonts w:ascii="Times New Roman" w:hAnsi="Times New Roman" w:eastAsia="Times New Roman" w:cs="Times New Roman"/>
-              </w:rPr>
-              <w:t xml:space="preserve">—</w:t>
+                <w:rFonts w:hint="eastAsia" w:ascii="Times New Roman" w:hAnsi="Times New Roman" w:eastAsia="FangSong" w:cs="Times New Roman"/>
+              </w:rPr>
+              <w:t xml:space="preserve">氧化铜</w:t>
             </w:r>
           </w:p>
         </w:tc>
@@ -31538,7 +29534,7 @@
               <w:rPr>
                 <w:rFonts w:hint="eastAsia" w:ascii="Times New Roman" w:hAnsi="Times New Roman" w:eastAsia="FangSong" w:cs="Times New Roman"/>
               </w:rPr>
-              <w:t xml:space="preserve">浅蓝色沉淀</w:t>
+              <w:t xml:space="preserve">黑色固体</w:t>
             </w:r>
           </w:p>
         </w:tc>
@@ -31553,138 +29549,7 @@
               <w:rPr>
                 <w:rFonts w:hint="eastAsia" w:ascii="Times New Roman" w:hAnsi="Times New Roman" w:eastAsia="FangSong" w:cs="Times New Roman"/>
               </w:rPr>
-              <w:t xml:space="preserve">受热脱水变黑</w:t>
-            </w:r>
-          </w:p>
-        </w:tc>
-        <w:tc>
-          <w:tcPr/>
-          <w:p>
-            <w:pPr>
-              <w:pStyle w:val="Compact"/>
-              <w:jc w:val="center"/>
-            </w:pPr>
-            <m:oMath>
-              <m:r>
-                <m:rPr>
-                  <m:sty m:val="p"/>
-                </m:rPr>
-                <m:t>C</m:t>
-              </m:r>
-              <m:r>
-                <m:rPr>
-                  <m:sty m:val="p"/>
-                </m:rPr>
-                <m:t>u</m:t>
-              </m:r>
-              <m:r>
-                <m:rPr>
-                  <m:sty m:val="p"/>
-                </m:rPr>
-                <m:t>(</m:t>
-              </m:r>
-              <m:r>
-                <m:rPr>
-                  <m:sty m:val="p"/>
-                </m:rPr>
-                <m:t>O</m:t>
-              </m:r>
-              <m:r>
-                <m:rPr>
-                  <m:sty m:val="p"/>
-                </m:rPr>
-                <m:t>H</m:t>
-              </m:r>
-              <m:sSub>
-                <m:e>
-                  <m:r>
-                    <m:rPr>
-                      <m:sty m:val="p"/>
-                    </m:rPr>
-                    <m:t>)</m:t>
-                  </m:r>
-                </m:e>
-                <m:sub>
-                  <m:r>
-                    <m:rPr>
-                      <m:sty m:val="p"/>
-                    </m:rPr>
-                    <m:t>2</m:t>
-                  </m:r>
-                </m:sub>
-              </m:sSub>
-              <m:limUpp>
-                <m:e>
-                  <m:r>
-                    <m:rPr>
-                      <m:sty m:val="p"/>
-                    </m:rPr>
-                    <m:t>→</m:t>
-                  </m:r>
-                </m:e>
-                <m:lim>
-                  <m:r>
-                    <m:rPr>
-                      <m:sty m:val="p"/>
-                    </m:rPr>
-                    <m:t>Δ</m:t>
-                  </m:r>
-                </m:lim>
-              </m:limUpp>
-              <m:r>
-                <m:rPr>
-                  <m:sty m:val="p"/>
-                </m:rPr>
-                <m:t>C</m:t>
-              </m:r>
-              <m:r>
-                <m:rPr>
-                  <m:sty m:val="p"/>
-                </m:rPr>
-                <m:t>u</m:t>
-              </m:r>
-              <m:r>
-                <m:rPr>
-                  <m:sty m:val="p"/>
-                </m:rPr>
-                <m:t>O</m:t>
-              </m:r>
-              <m:r>
-                <m:rPr>
-                  <m:sty m:val="p"/>
-                </m:rPr>
-                <m:t>+</m:t>
-              </m:r>
-              <m:sSub>
-                <m:e>
-                  <m:r>
-                    <m:rPr>
-                      <m:sty m:val="p"/>
-                    </m:rPr>
-                    <m:t>H</m:t>
-                  </m:r>
-                </m:e>
-                <m:sub>
-                  <m:r>
-                    <m:rPr>
-                      <m:sty m:val="p"/>
-                    </m:rPr>
-                    <m:t>2</m:t>
-                  </m:r>
-                </m:sub>
-              </m:sSub>
-              <m:r>
-                <m:rPr>
-                  <m:sty m:val="p"/>
-                </m:rPr>
-                <m:t>O</m:t>
-              </m:r>
-            </m:oMath>
-            <w:r>
-              <w:rPr>
-                <w:rFonts w:ascii="Times New Roman" w:hAnsi="Times New Roman" w:eastAsia="Times New Roman" w:cs="Times New Roman"/>
-              </w:rPr>
-              <w:t xml:space="preserve">​</w:t>
+              <w:t xml:space="preserve">碱性氧化物</w:t>
             </w:r>
           </w:p>
         </w:tc>
@@ -31702,6 +29567,12 @@
                 <m:rPr>
                   <m:sty m:val="p"/>
                 </m:rPr>
+                <m:t>[</m:t>
+              </m:r>
+              <m:r>
+                <m:rPr>
+                  <m:sty m:val="p"/>
+                </m:rPr>
                 <m:t>C</m:t>
               </m:r>
               <m:r>
@@ -31714,8 +29585,71 @@
                 <m:rPr>
                   <m:sty m:val="p"/>
                 </m:rPr>
-                <m:t>O</m:t>
-              </m:r>
+                <m:t>(</m:t>
+              </m:r>
+              <m:r>
+                <m:rPr>
+                  <m:sty m:val="p"/>
+                </m:rPr>
+                <m:t>N</m:t>
+              </m:r>
+              <m:sSub>
+                <m:e>
+                  <m:r>
+                    <m:rPr>
+                      <m:sty m:val="p"/>
+                    </m:rPr>
+                    <m:t>H</m:t>
+                  </m:r>
+                </m:e>
+                <m:sub>
+                  <m:r>
+                    <m:rPr>
+                      <m:sty m:val="p"/>
+                    </m:rPr>
+                    <m:t>3</m:t>
+                  </m:r>
+                </m:sub>
+              </m:sSub>
+              <m:sSub>
+                <m:e>
+                  <m:r>
+                    <m:rPr>
+                      <m:sty m:val="p"/>
+                    </m:rPr>
+                    <m:t>)</m:t>
+                  </m:r>
+                </m:e>
+                <m:sub>
+                  <m:r>
+                    <m:rPr>
+                      <m:sty m:val="p"/>
+                    </m:rPr>
+                    <m:t>4</m:t>
+                  </m:r>
+                </m:sub>
+              </m:sSub>
+              <m:sSup>
+                <m:e>
+                  <m:r>
+                    <m:rPr>
+                      <m:sty m:val="p"/>
+                    </m:rPr>
+                    <m:t>]</m:t>
+                  </m:r>
+                </m:e>
+                <m:sup>
+                  <m:r>
+                    <m:t>2</m:t>
+                  </m:r>
+                  <m:r>
+                    <m:rPr>
+                      <m:sty m:val="p"/>
+                    </m:rPr>
+                    <m:t>+</m:t>
+                  </m:r>
+                </m:sup>
+              </m:sSup>
             </m:oMath>
             <w:r>
               <w:rPr>
@@ -31736,7 +29670,7 @@
               <w:rPr>
                 <w:rFonts w:hint="eastAsia" w:ascii="Times New Roman" w:hAnsi="Times New Roman" w:eastAsia="FangSong" w:cs="Times New Roman"/>
               </w:rPr>
-              <w:t xml:space="preserve">氧化铜</w:t>
+              <w:t xml:space="preserve">铜氨配离子</w:t>
             </w:r>
           </w:p>
         </w:tc>
@@ -31751,7 +29685,7 @@
               <w:rPr>
                 <w:rFonts w:hint="eastAsia" w:ascii="Times New Roman" w:hAnsi="Times New Roman" w:eastAsia="FangSong" w:cs="Times New Roman"/>
               </w:rPr>
-              <w:t xml:space="preserve">黑色固体</w:t>
+              <w:t xml:space="preserve">深蓝色溶液</w:t>
             </w:r>
           </w:p>
         </w:tc>
@@ -31764,164 +29698,28 @@
             </w:pPr>
             <w:r>
               <w:rPr>
+                <w:rFonts w:ascii="Times New Roman" w:hAnsi="Times New Roman" w:eastAsia="Times New Roman" w:cs="Times New Roman"/>
+              </w:rPr>
+              <w:t>Cu</w:t>
+            </w:r>
+            <w:r>
+              <w:rPr>
+                <w:rFonts w:ascii="Times New Roman" w:hAnsi="Times New Roman" w:eastAsia="Times New Roman" w:cs="Times New Roman"/>
+                <w:vertAlign w:val="superscript"/>
+              </w:rPr>
+              <w:t>2+</w:t>
+            </w:r>
+            <w:r>
+              <w:rPr>
+                <w:rFonts w:ascii="Times New Roman" w:hAnsi="Times New Roman" w:eastAsia="Times New Roman" w:cs="Times New Roman"/>
+              </w:rPr>
+              <w:t xml:space="preserve"> </w:t>
+            </w:r>
+            <w:r>
+              <w:rPr>
                 <w:rFonts w:hint="eastAsia" w:ascii="Times New Roman" w:hAnsi="Times New Roman" w:eastAsia="FangSong" w:cs="Times New Roman"/>
               </w:rPr>
-              <w:t xml:space="preserve">碱性氧化物</w:t>
-            </w:r>
-          </w:p>
-        </w:tc>
-        <w:tc>
-          <w:tcPr/>
-          <w:p>
-            <w:pPr>
-              <w:pStyle w:val="Compact"/>
-              <w:jc w:val="center"/>
-            </w:pPr>
-            <m:oMath>
-              <m:r>
-                <m:rPr>
-                  <m:sty m:val="p"/>
-                </m:rPr>
-                <m:t>C</m:t>
-              </m:r>
-              <m:r>
-                <m:rPr>
-                  <m:sty m:val="p"/>
-                </m:rPr>
-                <m:t>u</m:t>
-              </m:r>
-              <m:r>
-                <m:rPr>
-                  <m:sty m:val="p"/>
-                </m:rPr>
-                <m:t>O</m:t>
-              </m:r>
-              <m:r>
-                <m:rPr>
-                  <m:sty m:val="p"/>
-                </m:rPr>
-                <m:t>+</m:t>
-              </m:r>
-              <m:sSub>
-                <m:e>
-                  <m:r>
-                    <m:rPr>
-                      <m:sty m:val="p"/>
-                    </m:rPr>
-                    <m:t>H</m:t>
-                  </m:r>
-                </m:e>
-                <m:sub>
-                  <m:r>
-                    <m:rPr>
-                      <m:sty m:val="p"/>
-                    </m:rPr>
-                    <m:t>2</m:t>
-                  </m:r>
-                </m:sub>
-              </m:sSub>
-              <m:r>
-                <m:rPr>
-                  <m:sty m:val="p"/>
-                </m:rPr>
-                <m:t>S</m:t>
-              </m:r>
-              <m:sSub>
-                <m:e>
-                  <m:r>
-                    <m:rPr>
-                      <m:sty m:val="p"/>
-                    </m:rPr>
-                    <m:t>O</m:t>
-                  </m:r>
-                </m:e>
-                <m:sub>
-                  <m:r>
-                    <m:rPr>
-                      <m:sty m:val="p"/>
-                    </m:rPr>
-                    <m:t>4</m:t>
-                  </m:r>
-                </m:sub>
-              </m:sSub>
-              <m:r>
-                <m:rPr>
-                  <m:sty m:val="p"/>
-                </m:rPr>
-                <m:t>→</m:t>
-              </m:r>
-              <m:r>
-                <m:rPr>
-                  <m:sty m:val="p"/>
-                </m:rPr>
-                <m:t>C</m:t>
-              </m:r>
-              <m:r>
-                <m:rPr>
-                  <m:sty m:val="p"/>
-                </m:rPr>
-                <m:t>u</m:t>
-              </m:r>
-              <m:r>
-                <m:rPr>
-                  <m:sty m:val="p"/>
-                </m:rPr>
-                <m:t>S</m:t>
-              </m:r>
-              <m:sSub>
-                <m:e>
-                  <m:r>
-                    <m:rPr>
-                      <m:sty m:val="p"/>
-                    </m:rPr>
-                    <m:t>O</m:t>
-                  </m:r>
-                </m:e>
-                <m:sub>
-                  <m:r>
-                    <m:rPr>
-                      <m:sty m:val="p"/>
-                    </m:rPr>
-                    <m:t>4</m:t>
-                  </m:r>
-                </m:sub>
-              </m:sSub>
-              <m:r>
-                <m:rPr>
-                  <m:sty m:val="p"/>
-                </m:rPr>
-                <m:t>+</m:t>
-              </m:r>
-              <m:sSub>
-                <m:e>
-                  <m:r>
-                    <m:rPr>
-                      <m:sty m:val="p"/>
-                    </m:rPr>
-                    <m:t>H</m:t>
-                  </m:r>
-                </m:e>
-                <m:sub>
-                  <m:r>
-                    <m:rPr>
-                      <m:sty m:val="p"/>
-                    </m:rPr>
-                    <m:t>2</m:t>
-                  </m:r>
-                </m:sub>
-              </m:sSub>
-              <m:r>
-                <m:rPr>
-                  <m:sty m:val="p"/>
-                </m:rPr>
-                <m:t>O</m:t>
-              </m:r>
-            </m:oMath>
-            <w:r>
-              <w:rPr>
-                <w:rFonts w:ascii="Times New Roman" w:hAnsi="Times New Roman" w:eastAsia="Times New Roman" w:cs="Times New Roman"/>
-              </w:rPr>
-              <w:t xml:space="preserve">​</w:t>
+              <w:t xml:space="preserve">的特征鉴定</w:t>
             </w:r>
           </w:p>
         </w:tc>
@@ -31939,89 +29737,20 @@
                 <m:rPr>
                   <m:sty m:val="p"/>
                 </m:rPr>
-                <m:t>[</m:t>
-              </m:r>
-              <m:r>
-                <m:rPr>
-                  <m:sty m:val="p"/>
-                </m:rPr>
-                <m:t>C</m:t>
-              </m:r>
-              <m:r>
-                <m:rPr>
-                  <m:sty m:val="p"/>
-                </m:rPr>
-                <m:t>u</m:t>
-              </m:r>
-              <m:r>
-                <m:rPr>
-                  <m:sty m:val="p"/>
-                </m:rPr>
-                <m:t>(</m:t>
-              </m:r>
-              <m:r>
-                <m:rPr>
-                  <m:sty m:val="p"/>
-                </m:rPr>
-                <m:t>N</m:t>
-              </m:r>
-              <m:sSub>
-                <m:e>
-                  <m:r>
-                    <m:rPr>
-                      <m:sty m:val="p"/>
-                    </m:rPr>
-                    <m:t>H</m:t>
-                  </m:r>
-                </m:e>
-                <m:sub>
-                  <m:r>
-                    <m:rPr>
-                      <m:sty m:val="p"/>
-                    </m:rPr>
-                    <m:t>3</m:t>
-                  </m:r>
-                </m:sub>
-              </m:sSub>
-              <m:sSub>
-                <m:e>
-                  <m:r>
-                    <m:rPr>
-                      <m:sty m:val="p"/>
-                    </m:rPr>
-                    <m:t>)</m:t>
-                  </m:r>
-                </m:e>
-                <m:sub>
-                  <m:r>
-                    <m:rPr>
-                      <m:sty m:val="p"/>
-                    </m:rPr>
-                    <m:t>4</m:t>
-                  </m:r>
-                </m:sub>
-              </m:sSub>
-              <m:sSup>
-                <m:e>
-                  <m:r>
-                    <m:rPr>
-                      <m:sty m:val="p"/>
-                    </m:rPr>
-                    <m:t>]</m:t>
-                  </m:r>
-                </m:e>
-                <m:sup>
-                  <m:r>
-                    <m:t>2</m:t>
-                  </m:r>
-                  <m:r>
-                    <m:rPr>
-                      <m:sty m:val="p"/>
-                    </m:rPr>
-                    <m:t>+</m:t>
-                  </m:r>
-                </m:sup>
-              </m:sSup>
+                <m:t>Z</m:t>
+              </m:r>
+              <m:r>
+                <m:rPr>
+                  <m:sty m:val="p"/>
+                </m:rPr>
+                <m:t>n</m:t>
+              </m:r>
+              <m:r>
+                <m:rPr>
+                  <m:sty m:val="p"/>
+                </m:rPr>
+                <m:t>O</m:t>
+              </m:r>
             </m:oMath>
             <w:r>
               <w:rPr>
@@ -32042,7 +29771,7 @@
               <w:rPr>
                 <w:rFonts w:hint="eastAsia" w:ascii="Times New Roman" w:hAnsi="Times New Roman" w:eastAsia="FangSong" w:cs="Times New Roman"/>
               </w:rPr>
-              <w:t xml:space="preserve">铜氨配离子</w:t>
+              <w:t xml:space="preserve">锌白</w:t>
             </w:r>
           </w:p>
         </w:tc>
@@ -32057,7 +29786,7 @@
               <w:rPr>
                 <w:rFonts w:hint="eastAsia" w:ascii="Times New Roman" w:hAnsi="Times New Roman" w:eastAsia="FangSong" w:cs="Times New Roman"/>
               </w:rPr>
-              <w:t xml:space="preserve">深蓝色溶液</w:t>
+              <w:t xml:space="preserve">白色粉末</w:t>
             </w:r>
           </w:p>
         </w:tc>
@@ -32070,201 +29799,21 @@
             </w:pPr>
             <w:r>
               <w:rPr>
-                <w:rFonts w:ascii="Times New Roman" w:hAnsi="Times New Roman" w:eastAsia="Times New Roman" w:cs="Times New Roman"/>
-              </w:rPr>
-              <w:t>Cu</w:t>
-            </w:r>
-            <w:r>
-              <w:rPr>
-                <w:rFonts w:ascii="Times New Roman" w:hAnsi="Times New Roman" w:eastAsia="Times New Roman" w:cs="Times New Roman"/>
-                <w:vertAlign w:val="superscript"/>
-              </w:rPr>
-              <w:t>2+</w:t>
-            </w:r>
-            <w:r>
-              <w:rPr>
-                <w:rFonts w:ascii="Times New Roman" w:hAnsi="Times New Roman" w:eastAsia="Times New Roman" w:cs="Times New Roman"/>
-              </w:rPr>
-              <w:t xml:space="preserve"> </w:t>
-            </w:r>
-            <w:r>
-              <w:rPr>
                 <w:rFonts w:hint="eastAsia" w:ascii="Times New Roman" w:hAnsi="Times New Roman" w:eastAsia="FangSong" w:cs="Times New Roman"/>
               </w:rPr>
-              <w:t xml:space="preserve">的特征鉴定</w:t>
-            </w:r>
-          </w:p>
-        </w:tc>
-        <w:tc>
-          <w:tcPr/>
-          <w:p>
-            <w:pPr>
-              <w:pStyle w:val="Compact"/>
-              <w:jc w:val="center"/>
-            </w:pPr>
-            <m:oMath>
-              <m:r>
-                <m:rPr>
-                  <m:sty m:val="p"/>
-                </m:rPr>
-                <m:t>C</m:t>
-              </m:r>
-              <m:sSup>
-                <m:e>
-                  <m:r>
-                    <m:rPr>
-                      <m:sty m:val="p"/>
-                    </m:rPr>
-                    <m:t>u</m:t>
-                  </m:r>
-                </m:e>
-                <m:sup>
-                  <m:r>
-                    <m:rPr>
-                      <m:sty m:val="p"/>
-                    </m:rPr>
-                    <m:t>2</m:t>
-                  </m:r>
-                  <m:r>
-                    <m:rPr>
-                      <m:sty m:val="p"/>
-                    </m:rPr>
-                    <m:t>+</m:t>
-                  </m:r>
-                </m:sup>
-              </m:sSup>
-              <m:r>
-                <m:rPr>
-                  <m:sty m:val="p"/>
-                </m:rPr>
-                <m:t>+</m:t>
-              </m:r>
-              <m:r>
-                <m:t>4</m:t>
-              </m:r>
-              <m:r>
-                <m:rPr>
-                  <m:sty m:val="p"/>
-                </m:rPr>
-                <m:t>N</m:t>
-              </m:r>
-              <m:sSub>
-                <m:e>
-                  <m:r>
-                    <m:rPr>
-                      <m:sty m:val="p"/>
-                    </m:rPr>
-                    <m:t>H</m:t>
-                  </m:r>
-                </m:e>
-                <m:sub>
-                  <m:r>
-                    <m:rPr>
-                      <m:sty m:val="p"/>
-                    </m:rPr>
-                    <m:t>3</m:t>
-                  </m:r>
-                </m:sub>
-              </m:sSub>
-              <m:r>
-                <m:rPr>
-                  <m:sty m:val="p"/>
-                </m:rPr>
-                <m:t>→</m:t>
-              </m:r>
-              <m:r>
-                <m:rPr>
-                  <m:sty m:val="p"/>
-                </m:rPr>
-                <m:t>[</m:t>
-              </m:r>
-              <m:r>
-                <m:rPr>
-                  <m:sty m:val="p"/>
-                </m:rPr>
-                <m:t>C</m:t>
-              </m:r>
-              <m:r>
-                <m:rPr>
-                  <m:sty m:val="p"/>
-                </m:rPr>
-                <m:t>u</m:t>
-              </m:r>
-              <m:r>
-                <m:rPr>
-                  <m:sty m:val="p"/>
-                </m:rPr>
-                <m:t>(</m:t>
-              </m:r>
-              <m:r>
-                <m:rPr>
-                  <m:sty m:val="p"/>
-                </m:rPr>
-                <m:t>N</m:t>
-              </m:r>
-              <m:sSub>
-                <m:e>
-                  <m:r>
-                    <m:rPr>
-                      <m:sty m:val="p"/>
-                    </m:rPr>
-                    <m:t>H</m:t>
-                  </m:r>
-                </m:e>
-                <m:sub>
-                  <m:r>
-                    <m:rPr>
-                      <m:sty m:val="p"/>
-                    </m:rPr>
-                    <m:t>3</m:t>
-                  </m:r>
-                </m:sub>
-              </m:sSub>
-              <m:sSub>
-                <m:e>
-                  <m:r>
-                    <m:rPr>
-                      <m:sty m:val="p"/>
-                    </m:rPr>
-                    <m:t>)</m:t>
-                  </m:r>
-                </m:e>
-                <m:sub>
-                  <m:r>
-                    <m:rPr>
-                      <m:sty m:val="p"/>
-                    </m:rPr>
-                    <m:t>4</m:t>
-                  </m:r>
-                </m:sub>
-              </m:sSub>
-              <m:sSup>
-                <m:e>
-                  <m:r>
-                    <m:rPr>
-                      <m:sty m:val="p"/>
-                    </m:rPr>
-                    <m:t>]</m:t>
-                  </m:r>
-                </m:e>
-                <m:sup>
-                  <m:r>
-                    <m:t>2</m:t>
-                  </m:r>
-                  <m:r>
-                    <m:rPr>
-                      <m:sty m:val="p"/>
-                    </m:rPr>
-                    <m:t>+</m:t>
-                  </m:r>
-                </m:sup>
-              </m:sSup>
-            </m:oMath>
-            <w:r>
-              <w:rPr>
-                <w:rFonts w:ascii="Times New Roman" w:hAnsi="Times New Roman" w:eastAsia="Times New Roman" w:cs="Times New Roman"/>
-              </w:rPr>
-              <w:t xml:space="preserve">​</w:t>
+              <w:t>两性氧化物</w:t>
+            </w:r>
+            <w:r>
+              <w:rPr>
+                <w:rFonts w:hint="eastAsia" w:ascii="Times New Roman" w:hAnsi="Times New Roman" w:eastAsia="Times New Roman" w:cs="Times New Roman"/>
+              </w:rPr>
+              <w:t>，</w:t>
+            </w:r>
+            <w:r>
+              <w:rPr>
+                <w:rFonts w:hint="eastAsia" w:ascii="Times New Roman" w:hAnsi="Times New Roman" w:eastAsia="FangSong" w:cs="Times New Roman"/>
+              </w:rPr>
+              <w:t>白色颜料</w:t>
             </w:r>
           </w:p>
         </w:tc>
@@ -32294,6 +29843,60 @@
                 <m:rPr>
                   <m:sty m:val="p"/>
                 </m:rPr>
+                <m:t>S</m:t>
+              </m:r>
+              <m:sSub>
+                <m:e>
+                  <m:r>
+                    <m:rPr>
+                      <m:sty m:val="p"/>
+                    </m:rPr>
+                    <m:t>O</m:t>
+                  </m:r>
+                </m:e>
+                <m:sub>
+                  <m:r>
+                    <m:rPr>
+                      <m:sty m:val="p"/>
+                    </m:rPr>
+                    <m:t>4</m:t>
+                  </m:r>
+                </m:sub>
+              </m:sSub>
+              <m:r>
+                <m:rPr>
+                  <m:sty m:val="p"/>
+                </m:rPr>
+                <m:t>⋅</m:t>
+              </m:r>
+              <m:r>
+                <m:rPr>
+                  <m:sty m:val="p"/>
+                </m:rPr>
+                <m:t>7</m:t>
+              </m:r>
+              <m:sSub>
+                <m:e>
+                  <m:r>
+                    <m:rPr>
+                      <m:sty m:val="p"/>
+                    </m:rPr>
+                    <m:t>H</m:t>
+                  </m:r>
+                </m:e>
+                <m:sub>
+                  <m:r>
+                    <m:rPr>
+                      <m:sty m:val="p"/>
+                    </m:rPr>
+                    <m:t>2</m:t>
+                  </m:r>
+                </m:sub>
+              </m:sSub>
+              <m:r>
+                <m:rPr>
+                  <m:sty m:val="p"/>
+                </m:rPr>
                 <m:t>O</m:t>
               </m:r>
             </m:oMath>
@@ -32316,7 +29919,7 @@
               <w:rPr>
                 <w:rFonts w:hint="eastAsia" w:ascii="Times New Roman" w:hAnsi="Times New Roman" w:eastAsia="FangSong" w:cs="Times New Roman"/>
               </w:rPr>
-              <w:t xml:space="preserve">锌白</w:t>
+              <w:t xml:space="preserve">皓矾</w:t>
             </w:r>
           </w:p>
         </w:tc>
@@ -32331,7 +29934,7 @@
               <w:rPr>
                 <w:rFonts w:hint="eastAsia" w:ascii="Times New Roman" w:hAnsi="Times New Roman" w:eastAsia="FangSong" w:cs="Times New Roman"/>
               </w:rPr>
-              <w:t xml:space="preserve">白色粉末</w:t>
+              <w:t xml:space="preserve">无色晶体</w:t>
             </w:r>
           </w:p>
         </w:tc>
@@ -32346,177 +29949,7 @@
               <w:rPr>
                 <w:rFonts w:hint="eastAsia" w:ascii="Times New Roman" w:hAnsi="Times New Roman" w:eastAsia="FangSong" w:cs="Times New Roman"/>
               </w:rPr>
-              <w:t>两性氧化物</w:t>
-            </w:r>
-            <w:r>
-              <w:rPr>
-                <w:rFonts w:hint="eastAsia" w:ascii="Times New Roman" w:hAnsi="Times New Roman" w:eastAsia="Times New Roman" w:cs="Times New Roman"/>
-              </w:rPr>
-              <w:t>，</w:t>
-            </w:r>
-            <w:r>
-              <w:rPr>
-                <w:rFonts w:hint="eastAsia" w:ascii="Times New Roman" w:hAnsi="Times New Roman" w:eastAsia="FangSong" w:cs="Times New Roman"/>
-              </w:rPr>
-              <w:t>白色颜料</w:t>
-            </w:r>
-          </w:p>
-        </w:tc>
-        <w:tc>
-          <w:tcPr/>
-          <w:p>
-            <w:pPr>
-              <w:pStyle w:val="Compact"/>
-              <w:jc w:val="center"/>
-            </w:pPr>
-            <m:oMath>
-              <m:r>
-                <m:rPr>
-                  <m:sty m:val="p"/>
-                </m:rPr>
-                <m:t>Z</m:t>
-              </m:r>
-              <m:r>
-                <m:rPr>
-                  <m:sty m:val="p"/>
-                </m:rPr>
-                <m:t>n</m:t>
-              </m:r>
-              <m:r>
-                <m:rPr>
-                  <m:sty m:val="p"/>
-                </m:rPr>
-                <m:t>O</m:t>
-              </m:r>
-              <m:r>
-                <m:rPr>
-                  <m:sty m:val="p"/>
-                </m:rPr>
-                <m:t>+</m:t>
-              </m:r>
-              <m:r>
-                <m:t>2</m:t>
-              </m:r>
-              <m:r>
-                <m:rPr>
-                  <m:sty m:val="p"/>
-                </m:rPr>
-                <m:t>N</m:t>
-              </m:r>
-              <m:r>
-                <m:rPr>
-                  <m:sty m:val="p"/>
-                </m:rPr>
-                <m:t>a</m:t>
-              </m:r>
-              <m:r>
-                <m:rPr>
-                  <m:sty m:val="p"/>
-                </m:rPr>
-                <m:t>O</m:t>
-              </m:r>
-              <m:r>
-                <m:rPr>
-                  <m:sty m:val="p"/>
-                </m:rPr>
-                <m:t>H</m:t>
-              </m:r>
-              <m:r>
-                <m:rPr>
-                  <m:sty m:val="p"/>
-                </m:rPr>
-                <m:t>→</m:t>
-              </m:r>
-              <m:r>
-                <m:rPr>
-                  <m:sty m:val="p"/>
-                </m:rPr>
-                <m:t>N</m:t>
-              </m:r>
-              <m:sSub>
-                <m:e>
-                  <m:r>
-                    <m:rPr>
-                      <m:sty m:val="p"/>
-                    </m:rPr>
-                    <m:t>a</m:t>
-                  </m:r>
-                </m:e>
-                <m:sub>
-                  <m:r>
-                    <m:rPr>
-                      <m:sty m:val="p"/>
-                    </m:rPr>
-                    <m:t>2</m:t>
-                  </m:r>
-                </m:sub>
-              </m:sSub>
-              <m:r>
-                <m:rPr>
-                  <m:sty m:val="p"/>
-                </m:rPr>
-                <m:t>Z</m:t>
-              </m:r>
-              <m:r>
-                <m:rPr>
-                  <m:sty m:val="p"/>
-                </m:rPr>
-                <m:t>n</m:t>
-              </m:r>
-              <m:sSub>
-                <m:e>
-                  <m:r>
-                    <m:rPr>
-                      <m:sty m:val="p"/>
-                    </m:rPr>
-                    <m:t>O</m:t>
-                  </m:r>
-                </m:e>
-                <m:sub>
-                  <m:r>
-                    <m:rPr>
-                      <m:sty m:val="p"/>
-                    </m:rPr>
-                    <m:t>2</m:t>
-                  </m:r>
-                </m:sub>
-              </m:sSub>
-              <m:r>
-                <m:rPr>
-                  <m:sty m:val="p"/>
-                </m:rPr>
-                <m:t>+</m:t>
-              </m:r>
-              <m:sSub>
-                <m:e>
-                  <m:r>
-                    <m:rPr>
-                      <m:sty m:val="p"/>
-                    </m:rPr>
-                    <m:t>H</m:t>
-                  </m:r>
-                </m:e>
-                <m:sub>
-                  <m:r>
-                    <m:rPr>
-                      <m:sty m:val="p"/>
-                    </m:rPr>
-                    <m:t>2</m:t>
-                  </m:r>
-                </m:sub>
-              </m:sSub>
-              <m:r>
-                <m:rPr>
-                  <m:sty m:val="p"/>
-                </m:rPr>
-                <m:t>O</m:t>
-              </m:r>
-            </m:oMath>
-            <w:r>
-              <w:rPr>
-                <w:rFonts w:ascii="Times New Roman" w:hAnsi="Times New Roman" w:eastAsia="Times New Roman" w:cs="Times New Roman"/>
-              </w:rPr>
-              <w:t xml:space="preserve">​</w:t>
+              <w:t xml:space="preserve">收敛剂与媒染剂</w:t>
             </w:r>
           </w:p>
         </w:tc>
@@ -32546,7 +29979,19 @@
                 <m:rPr>
                   <m:sty m:val="p"/>
                 </m:rPr>
-                <m:t>S</m:t>
+                <m:t>(</m:t>
+              </m:r>
+              <m:r>
+                <m:rPr>
+                  <m:sty m:val="p"/>
+                </m:rPr>
+                <m:t>O</m:t>
+              </m:r>
+              <m:r>
+                <m:rPr>
+                  <m:sty m:val="p"/>
+                </m:rPr>
+                <m:t>H</m:t>
               </m:r>
               <m:sSub>
                 <m:e>
@@ -32554,7 +29999,7 @@
                     <m:rPr>
                       <m:sty m:val="p"/>
                     </m:rPr>
-                    <m:t>O</m:t>
+                    <m:t>)</m:t>
                   </m:r>
                 </m:e>
                 <m:sub>
@@ -32562,46 +30007,10 @@
                     <m:rPr>
                       <m:sty m:val="p"/>
                     </m:rPr>
-                    <m:t>4</m:t>
+                    <m:t>2</m:t>
                   </m:r>
                 </m:sub>
               </m:sSub>
-              <m:r>
-                <m:rPr>
-                  <m:sty m:val="p"/>
-                </m:rPr>
-                <m:t>⋅</m:t>
-              </m:r>
-              <m:r>
-                <m:rPr>
-                  <m:sty m:val="p"/>
-                </m:rPr>
-                <m:t>7</m:t>
-              </m:r>
-              <m:sSub>
-                <m:e>
-                  <m:r>
-                    <m:rPr>
-                      <m:sty m:val="p"/>
-                    </m:rPr>
-                    <m:t>H</m:t>
-                  </m:r>
-                </m:e>
-                <m:sub>
-                  <m:r>
-                    <m:rPr>
-                      <m:sty m:val="p"/>
-                    </m:rPr>
-                    <m:t>2</m:t>
-                  </m:r>
-                </m:sub>
-              </m:sSub>
-              <m:r>
-                <m:rPr>
-                  <m:sty m:val="p"/>
-                </m:rPr>
-                <m:t>O</m:t>
-              </m:r>
             </m:oMath>
             <w:r>
               <w:rPr>
@@ -32620,9 +30029,9 @@
             </w:pPr>
             <w:r>
               <w:rPr>
-                <w:rFonts w:hint="eastAsia" w:ascii="Times New Roman" w:hAnsi="Times New Roman" w:eastAsia="FangSong" w:cs="Times New Roman"/>
-              </w:rPr>
-              <w:t xml:space="preserve">皓矾</w:t>
+                <w:rFonts w:ascii="Times New Roman" w:hAnsi="Times New Roman" w:eastAsia="Times New Roman" w:cs="Times New Roman"/>
+              </w:rPr>
+              <w:t xml:space="preserve">—</w:t>
             </w:r>
           </w:p>
         </w:tc>
@@ -32637,7 +30046,7 @@
               <w:rPr>
                 <w:rFonts w:hint="eastAsia" w:ascii="Times New Roman" w:hAnsi="Times New Roman" w:eastAsia="FangSong" w:cs="Times New Roman"/>
               </w:rPr>
-              <w:t xml:space="preserve">无色晶体</w:t>
+              <w:t xml:space="preserve">白色沉淀</w:t>
             </w:r>
           </w:p>
         </w:tc>
@@ -32652,156 +30061,106 @@
               <w:rPr>
                 <w:rFonts w:hint="eastAsia" w:ascii="Times New Roman" w:hAnsi="Times New Roman" w:eastAsia="FangSong" w:cs="Times New Roman"/>
               </w:rPr>
-              <w:t xml:space="preserve">收敛剂与媒染剂</w:t>
+              <w:t>两性</w:t>
+            </w:r>
+            <w:r>
+              <w:rPr>
+                <w:rFonts w:hint="eastAsia" w:ascii="Times New Roman" w:hAnsi="Times New Roman" w:eastAsia="Times New Roman" w:cs="Times New Roman"/>
+              </w:rPr>
+              <w:t>，</w:t>
+            </w:r>
+            <w:r>
+              <w:rPr>
+                <w:rFonts w:hint="eastAsia" w:ascii="Times New Roman" w:hAnsi="Times New Roman" w:eastAsia="FangSong" w:cs="Times New Roman"/>
+              </w:rPr>
+              <w:t>可溶于过量氨水</w:t>
             </w:r>
           </w:p>
         </w:tc>
+      </w:tr>
+    </w:tbl>
+    <w:p>
+      <w:pPr>
+        <w:pStyle w:val="BodyText"/>
+        <w:spacing w:before="120" w:after="80"/>
+        <w:ind w:firstLine="420"/>
+      </w:pPr>
+      <w:r>
+        <w:rPr>
+          <w:rFonts w:hint="eastAsia" w:ascii="Times New Roman" w:hAnsi="Times New Roman" w:eastAsia="FangSong" w:cs="Times New Roman"/>
+          <w:b/>
+          <w:bCs/>
+        </w:rPr>
+        <w:t xml:space="preserve">相应特征反应</w:t>
+      </w:r>
+      <w:r>
+        <w:rPr>
+          <w:rFonts w:hint="eastAsia" w:ascii="Times New Roman" w:hAnsi="Times New Roman" w:eastAsia="Times New Roman" w:cs="Times New Roman"/>
+        </w:rPr>
+        <w:t xml:space="preserve">：</w:t>
+      </w:r>
+    </w:p>
+    <w:tbl>
+      <w:tblPr>
+        <w:tblStyle w:val="Table"/>
+        <w:tblW w:type="pct" w:w="5000"/>
+        <w:tblLayout w:type="fixed"/>
+        <w:tblLook w:firstRow="1" w:lastRow="0" w:firstColumn="0" w:lastColumn="0" w:noHBand="0" w:noVBand="0" w:val="0020"/>
+        <w:jc w:val="center"/>
+        <w:tblBorders>
+          <w:top w:val="single" w:sz="12" w:space="0" w:color="333333"/>
+          <w:bottom w:val="single" w:sz="12" w:space="0" w:color="333333"/>
+          <w:left w:val="none"/>
+          <w:right w:val="none"/>
+          <w:insideH w:val="none"/>
+          <w:insideV w:val="none"/>
+        </w:tblBorders>
+      </w:tblPr>
+      <w:tblGrid>
+        <w:gridCol w:w="1980"/>
+        <w:gridCol w:w="5940"/>
+      </w:tblGrid>
+      <w:tr>
+        <w:trPr>
+          <w:tblHeader w:val="on"/>
+        </w:trPr>
         <w:tc>
-          <w:tcPr/>
+          <w:tcPr>
+            <w:tcBorders>
+              <w:bottom w:val="single" w:sz="6" w:space="0" w:color="333333"/>
+            </w:tcBorders>
+          </w:tcPr>
           <w:p>
             <w:pPr>
               <w:pStyle w:val="Compact"/>
               <w:jc w:val="center"/>
             </w:pPr>
-            <m:oMath>
-              <m:r>
-                <m:rPr>
-                  <m:sty m:val="p"/>
-                </m:rPr>
-                <m:t>Z</m:t>
-              </m:r>
-              <m:r>
-                <m:rPr>
-                  <m:sty m:val="p"/>
-                </m:rPr>
-                <m:t>n</m:t>
-              </m:r>
-              <m:r>
-                <m:rPr>
-                  <m:sty m:val="p"/>
-                </m:rPr>
-                <m:t>+</m:t>
-              </m:r>
-              <m:sSub>
-                <m:e>
-                  <m:r>
-                    <m:rPr>
-                      <m:sty m:val="p"/>
-                    </m:rPr>
-                    <m:t>H</m:t>
-                  </m:r>
-                </m:e>
-                <m:sub>
-                  <m:r>
-                    <m:rPr>
-                      <m:sty m:val="p"/>
-                    </m:rPr>
-                    <m:t>2</m:t>
-                  </m:r>
-                </m:sub>
-              </m:sSub>
-              <m:r>
-                <m:rPr>
-                  <m:sty m:val="p"/>
-                </m:rPr>
-                <m:t>S</m:t>
-              </m:r>
-              <m:sSub>
-                <m:e>
-                  <m:r>
-                    <m:rPr>
-                      <m:sty m:val="p"/>
-                    </m:rPr>
-                    <m:t>O</m:t>
-                  </m:r>
-                </m:e>
-                <m:sub>
-                  <m:r>
-                    <m:rPr>
-                      <m:sty m:val="p"/>
-                    </m:rPr>
-                    <m:t>4</m:t>
-                  </m:r>
-                </m:sub>
-              </m:sSub>
-              <m:r>
-                <m:rPr>
-                  <m:sty m:val="p"/>
-                </m:rPr>
-                <m:t>→</m:t>
-              </m:r>
-              <m:r>
-                <m:rPr>
-                  <m:sty m:val="p"/>
-                </m:rPr>
-                <m:t>Z</m:t>
-              </m:r>
-              <m:r>
-                <m:rPr>
-                  <m:sty m:val="p"/>
-                </m:rPr>
-                <m:t>n</m:t>
-              </m:r>
-              <m:r>
-                <m:rPr>
-                  <m:sty m:val="p"/>
-                </m:rPr>
-                <m:t>S</m:t>
-              </m:r>
-              <m:sSub>
-                <m:e>
-                  <m:r>
-                    <m:rPr>
-                      <m:sty m:val="p"/>
-                    </m:rPr>
-                    <m:t>O</m:t>
-                  </m:r>
-                </m:e>
-                <m:sub>
-                  <m:r>
-                    <m:rPr>
-                      <m:sty m:val="p"/>
-                    </m:rPr>
-                    <m:t>4</m:t>
-                  </m:r>
-                </m:sub>
-              </m:sSub>
-              <m:r>
-                <m:rPr>
-                  <m:sty m:val="p"/>
-                </m:rPr>
-                <m:t>+</m:t>
-              </m:r>
-              <m:sSub>
-                <m:e>
-                  <m:r>
-                    <m:rPr>
-                      <m:sty m:val="p"/>
-                    </m:rPr>
-                    <m:t>H</m:t>
-                  </m:r>
-                </m:e>
-                <m:sub>
-                  <m:r>
-                    <m:rPr>
-                      <m:sty m:val="p"/>
-                    </m:rPr>
-                    <m:t>2</m:t>
-                  </m:r>
-                </m:sub>
-              </m:sSub>
-              <m:r>
-                <m:rPr>
-                  <m:sty m:val="p"/>
-                </m:rPr>
-                <m:t>↑</m:t>
-              </m:r>
-            </m:oMath>
-            <w:r>
-              <w:rPr>
-                <w:rFonts w:ascii="Times New Roman" w:hAnsi="Times New Roman" w:eastAsia="Times New Roman" w:cs="Times New Roman"/>
-              </w:rPr>
-              <w:t xml:space="preserve">​</w:t>
+            <w:r>
+              <w:rPr>
+                <w:rFonts w:hint="eastAsia" w:ascii="Times New Roman" w:hAnsi="Times New Roman" w:eastAsia="SimHei" w:cs="Times New Roman"/>
+                <w:b/>
+              </w:rPr>
+              <w:t xml:space="preserve">物质</w:t>
+            </w:r>
+          </w:p>
+        </w:tc>
+        <w:tc>
+          <w:tcPr>
+            <w:tcBorders>
+              <w:bottom w:val="single" w:sz="6" w:space="0" w:color="333333"/>
+            </w:tcBorders>
+          </w:tcPr>
+          <w:p>
+            <w:pPr>
+              <w:pStyle w:val="Compact"/>
+              <w:jc w:val="center"/>
+            </w:pPr>
+            <w:r>
+              <w:rPr>
+                <w:rFonts w:hint="eastAsia" w:ascii="Times New Roman" w:hAnsi="Times New Roman" w:eastAsia="SimHei" w:cs="Times New Roman"/>
+                <w:b/>
+              </w:rPr>
+              <w:t xml:space="preserve">特征反应</w:t>
             </w:r>
           </w:p>
         </w:tc>
@@ -32819,31 +30178,7 @@
                 <m:rPr>
                   <m:sty m:val="p"/>
                 </m:rPr>
-                <m:t>Z</m:t>
-              </m:r>
-              <m:r>
-                <m:rPr>
-                  <m:sty m:val="p"/>
-                </m:rPr>
-                <m:t>n</m:t>
-              </m:r>
-              <m:r>
-                <m:rPr>
-                  <m:sty m:val="p"/>
-                </m:rPr>
-                <m:t>(</m:t>
-              </m:r>
-              <m:r>
-                <m:rPr>
-                  <m:sty m:val="p"/>
-                </m:rPr>
-                <m:t>O</m:t>
-              </m:r>
-              <m:r>
-                <m:rPr>
-                  <m:sty m:val="p"/>
-                </m:rPr>
-                <m:t>H</m:t>
+                <m:t>F</m:t>
               </m:r>
               <m:sSub>
                 <m:e>
@@ -32851,7 +30186,7 @@
                     <m:rPr>
                       <m:sty m:val="p"/>
                     </m:rPr>
-                    <m:t>)</m:t>
+                    <m:t>e</m:t>
                   </m:r>
                 </m:e>
                 <m:sub>
@@ -32860,6 +30195,24 @@
                       <m:sty m:val="p"/>
                     </m:rPr>
                     <m:t>2</m:t>
+                  </m:r>
+                </m:sub>
+              </m:sSub>
+              <m:sSub>
+                <m:e>
+                  <m:r>
+                    <m:rPr>
+                      <m:sty m:val="p"/>
+                    </m:rPr>
+                    <m:t>O</m:t>
+                  </m:r>
+                </m:e>
+                <m:sub>
+                  <m:r>
+                    <m:rPr>
+                      <m:sty m:val="p"/>
+                    </m:rPr>
+                    <m:t>3</m:t>
                   </m:r>
                 </m:sub>
               </m:sSub>
@@ -32879,11 +30232,221 @@
               <w:pStyle w:val="Compact"/>
               <w:jc w:val="center"/>
             </w:pPr>
+            <m:oMath>
+              <m:r>
+                <m:rPr>
+                  <m:sty m:val="p"/>
+                </m:rPr>
+                <m:t>F</m:t>
+              </m:r>
+              <m:sSub>
+                <m:e>
+                  <m:r>
+                    <m:rPr>
+                      <m:sty m:val="p"/>
+                    </m:rPr>
+                    <m:t>e</m:t>
+                  </m:r>
+                </m:e>
+                <m:sub>
+                  <m:r>
+                    <m:rPr>
+                      <m:sty m:val="p"/>
+                    </m:rPr>
+                    <m:t>2</m:t>
+                  </m:r>
+                </m:sub>
+              </m:sSub>
+              <m:sSub>
+                <m:e>
+                  <m:r>
+                    <m:rPr>
+                      <m:sty m:val="p"/>
+                    </m:rPr>
+                    <m:t>O</m:t>
+                  </m:r>
+                </m:e>
+                <m:sub>
+                  <m:r>
+                    <m:rPr>
+                      <m:sty m:val="p"/>
+                    </m:rPr>
+                    <m:t>3</m:t>
+                  </m:r>
+                </m:sub>
+              </m:sSub>
+              <m:r>
+                <m:rPr>
+                  <m:sty m:val="p"/>
+                </m:rPr>
+                <m:t>+</m:t>
+              </m:r>
+              <m:r>
+                <m:t>6</m:t>
+              </m:r>
+              <m:r>
+                <m:rPr>
+                  <m:sty m:val="p"/>
+                </m:rPr>
+                <m:t>H</m:t>
+              </m:r>
+              <m:r>
+                <m:rPr>
+                  <m:sty m:val="p"/>
+                </m:rPr>
+                <m:t>C</m:t>
+              </m:r>
+              <m:r>
+                <m:rPr>
+                  <m:sty m:val="p"/>
+                </m:rPr>
+                <m:t>l</m:t>
+              </m:r>
+              <m:r>
+                <m:rPr>
+                  <m:sty m:val="p"/>
+                </m:rPr>
+                <m:t>→</m:t>
+              </m:r>
+              <m:r>
+                <m:t>2</m:t>
+              </m:r>
+              <m:r>
+                <m:rPr>
+                  <m:sty m:val="p"/>
+                </m:rPr>
+                <m:t>F</m:t>
+              </m:r>
+              <m:r>
+                <m:rPr>
+                  <m:sty m:val="p"/>
+                </m:rPr>
+                <m:t>e</m:t>
+              </m:r>
+              <m:r>
+                <m:rPr>
+                  <m:sty m:val="p"/>
+                </m:rPr>
+                <m:t>C</m:t>
+              </m:r>
+              <m:sSub>
+                <m:e>
+                  <m:r>
+                    <m:rPr>
+                      <m:sty m:val="p"/>
+                    </m:rPr>
+                    <m:t>l</m:t>
+                  </m:r>
+                </m:e>
+                <m:sub>
+                  <m:r>
+                    <m:rPr>
+                      <m:sty m:val="p"/>
+                    </m:rPr>
+                    <m:t>3</m:t>
+                  </m:r>
+                </m:sub>
+              </m:sSub>
+              <m:r>
+                <m:rPr>
+                  <m:sty m:val="p"/>
+                </m:rPr>
+                <m:t>+</m:t>
+              </m:r>
+              <m:r>
+                <m:t>3</m:t>
+              </m:r>
+              <m:sSub>
+                <m:e>
+                  <m:r>
+                    <m:rPr>
+                      <m:sty m:val="p"/>
+                    </m:rPr>
+                    <m:t>H</m:t>
+                  </m:r>
+                </m:e>
+                <m:sub>
+                  <m:r>
+                    <m:rPr>
+                      <m:sty m:val="p"/>
+                    </m:rPr>
+                    <m:t>2</m:t>
+                  </m:r>
+                </m:sub>
+              </m:sSub>
+              <m:r>
+                <m:rPr>
+                  <m:sty m:val="p"/>
+                </m:rPr>
+                <m:t>O</m:t>
+              </m:r>
+            </m:oMath>
             <w:r>
               <w:rPr>
                 <w:rFonts w:ascii="Times New Roman" w:hAnsi="Times New Roman" w:eastAsia="Times New Roman" w:cs="Times New Roman"/>
               </w:rPr>
-              <w:t xml:space="preserve">—</w:t>
+              <w:t xml:space="preserve">​</w:t>
+            </w:r>
+          </w:p>
+        </w:tc>
+      </w:tr>
+      <w:tr>
+        <w:tc>
+          <w:tcPr/>
+          <w:p>
+            <w:pPr>
+              <w:pStyle w:val="Compact"/>
+              <w:jc w:val="center"/>
+            </w:pPr>
+            <m:oMath>
+              <m:r>
+                <m:rPr>
+                  <m:sty m:val="p"/>
+                </m:rPr>
+                <m:t>F</m:t>
+              </m:r>
+              <m:sSub>
+                <m:e>
+                  <m:r>
+                    <m:rPr>
+                      <m:sty m:val="p"/>
+                    </m:rPr>
+                    <m:t>e</m:t>
+                  </m:r>
+                </m:e>
+                <m:sub>
+                  <m:r>
+                    <m:rPr>
+                      <m:sty m:val="p"/>
+                    </m:rPr>
+                    <m:t>3</m:t>
+                  </m:r>
+                </m:sub>
+              </m:sSub>
+              <m:sSub>
+                <m:e>
+                  <m:r>
+                    <m:rPr>
+                      <m:sty m:val="p"/>
+                    </m:rPr>
+                    <m:t>O</m:t>
+                  </m:r>
+                </m:e>
+                <m:sub>
+                  <m:r>
+                    <m:rPr>
+                      <m:sty m:val="p"/>
+                    </m:rPr>
+                    <m:t>4</m:t>
+                  </m:r>
+                </m:sub>
+              </m:sSub>
+            </m:oMath>
+            <w:r>
+              <w:rPr>
+                <w:rFonts w:ascii="Times New Roman" w:hAnsi="Times New Roman" w:eastAsia="Times New Roman" w:cs="Times New Roman"/>
+              </w:rPr>
+              <w:t xml:space="preserve">​</w:t>
             </w:r>
           </w:p>
         </w:tc>
@@ -32894,11 +30457,240 @@
               <w:pStyle w:val="Compact"/>
               <w:jc w:val="center"/>
             </w:pPr>
-            <w:r>
-              <w:rPr>
-                <w:rFonts w:hint="eastAsia" w:ascii="Times New Roman" w:hAnsi="Times New Roman" w:eastAsia="FangSong" w:cs="Times New Roman"/>
-              </w:rPr>
-              <w:t xml:space="preserve">白色沉淀</w:t>
+            <m:oMath>
+              <m:r>
+                <m:t>3</m:t>
+              </m:r>
+              <m:r>
+                <m:rPr>
+                  <m:sty m:val="p"/>
+                </m:rPr>
+                <m:t>F</m:t>
+              </m:r>
+              <m:r>
+                <m:rPr>
+                  <m:sty m:val="p"/>
+                </m:rPr>
+                <m:t>e</m:t>
+              </m:r>
+              <m:r>
+                <m:rPr>
+                  <m:sty m:val="p"/>
+                </m:rPr>
+                <m:t>+</m:t>
+              </m:r>
+              <m:r>
+                <m:t>4</m:t>
+              </m:r>
+              <m:sSub>
+                <m:e>
+                  <m:r>
+                    <m:rPr>
+                      <m:sty m:val="p"/>
+                    </m:rPr>
+                    <m:t>H</m:t>
+                  </m:r>
+                </m:e>
+                <m:sub>
+                  <m:r>
+                    <m:rPr>
+                      <m:sty m:val="p"/>
+                    </m:rPr>
+                    <m:t>2</m:t>
+                  </m:r>
+                </m:sub>
+              </m:sSub>
+              <m:r>
+                <m:rPr>
+                  <m:sty m:val="p"/>
+                </m:rPr>
+                <m:t>O</m:t>
+              </m:r>
+              <m:limUpp>
+                <m:e>
+                  <m:r>
+                    <m:rPr>
+                      <m:sty m:val="p"/>
+                    </m:rPr>
+                    <m:t>→</m:t>
+                  </m:r>
+                </m:e>
+                <m:lim>
+                  <m:r>
+                    <m:rPr>
+                      <m:nor/>
+                      <m:sty m:val="p"/>
+                    </m:rPr>
+                    <m:t>高温</m:t>
+                  </m:r>
+                </m:lim>
+              </m:limUpp>
+              <m:r>
+                <m:rPr>
+                  <m:sty m:val="p"/>
+                </m:rPr>
+                <m:t>F</m:t>
+              </m:r>
+              <m:sSub>
+                <m:e>
+                  <m:r>
+                    <m:rPr>
+                      <m:sty m:val="p"/>
+                    </m:rPr>
+                    <m:t>e</m:t>
+                  </m:r>
+                </m:e>
+                <m:sub>
+                  <m:r>
+                    <m:rPr>
+                      <m:sty m:val="p"/>
+                    </m:rPr>
+                    <m:t>3</m:t>
+                  </m:r>
+                </m:sub>
+              </m:sSub>
+              <m:sSub>
+                <m:e>
+                  <m:r>
+                    <m:rPr>
+                      <m:sty m:val="p"/>
+                    </m:rPr>
+                    <m:t>O</m:t>
+                  </m:r>
+                </m:e>
+                <m:sub>
+                  <m:r>
+                    <m:rPr>
+                      <m:sty m:val="p"/>
+                    </m:rPr>
+                    <m:t>4</m:t>
+                  </m:r>
+                </m:sub>
+              </m:sSub>
+              <m:r>
+                <m:rPr>
+                  <m:sty m:val="p"/>
+                </m:rPr>
+                <m:t>+</m:t>
+              </m:r>
+              <m:r>
+                <m:t>4</m:t>
+              </m:r>
+              <m:sSub>
+                <m:e>
+                  <m:r>
+                    <m:rPr>
+                      <m:sty m:val="p"/>
+                    </m:rPr>
+                    <m:t>H</m:t>
+                  </m:r>
+                </m:e>
+                <m:sub>
+                  <m:r>
+                    <m:rPr>
+                      <m:sty m:val="p"/>
+                    </m:rPr>
+                    <m:t>2</m:t>
+                  </m:r>
+                </m:sub>
+              </m:sSub>
+            </m:oMath>
+            <w:r>
+              <w:rPr>
+                <w:rFonts w:ascii="Times New Roman" w:hAnsi="Times New Roman" w:eastAsia="Times New Roman" w:cs="Times New Roman"/>
+              </w:rPr>
+              <w:t xml:space="preserve">​</w:t>
+            </w:r>
+          </w:p>
+        </w:tc>
+      </w:tr>
+      <w:tr>
+        <w:tc>
+          <w:tcPr/>
+          <w:p>
+            <w:pPr>
+              <w:pStyle w:val="Compact"/>
+              <w:jc w:val="center"/>
+            </w:pPr>
+            <m:oMath>
+              <m:r>
+                <m:rPr>
+                  <m:sty m:val="p"/>
+                </m:rPr>
+                <m:t>F</m:t>
+              </m:r>
+              <m:r>
+                <m:rPr>
+                  <m:sty m:val="p"/>
+                </m:rPr>
+                <m:t>e</m:t>
+              </m:r>
+              <m:r>
+                <m:rPr>
+                  <m:sty m:val="p"/>
+                </m:rPr>
+                <m:t>S</m:t>
+              </m:r>
+              <m:sSub>
+                <m:e>
+                  <m:r>
+                    <m:rPr>
+                      <m:sty m:val="p"/>
+                    </m:rPr>
+                    <m:t>O</m:t>
+                  </m:r>
+                </m:e>
+                <m:sub>
+                  <m:r>
+                    <m:rPr>
+                      <m:sty m:val="p"/>
+                    </m:rPr>
+                    <m:t>4</m:t>
+                  </m:r>
+                </m:sub>
+              </m:sSub>
+              <m:r>
+                <m:rPr>
+                  <m:sty m:val="p"/>
+                </m:rPr>
+                <m:t>⋅</m:t>
+              </m:r>
+              <m:r>
+                <m:rPr>
+                  <m:sty m:val="p"/>
+                </m:rPr>
+                <m:t>7</m:t>
+              </m:r>
+              <m:sSub>
+                <m:e>
+                  <m:r>
+                    <m:rPr>
+                      <m:sty m:val="p"/>
+                    </m:rPr>
+                    <m:t>H</m:t>
+                  </m:r>
+                </m:e>
+                <m:sub>
+                  <m:r>
+                    <m:rPr>
+                      <m:sty m:val="p"/>
+                    </m:rPr>
+                    <m:t>2</m:t>
+                  </m:r>
+                </m:sub>
+              </m:sSub>
+              <m:r>
+                <m:rPr>
+                  <m:sty m:val="p"/>
+                </m:rPr>
+                <m:t>O</m:t>
+              </m:r>
+            </m:oMath>
+            <w:r>
+              <w:rPr>
+                <w:rFonts w:ascii="Times New Roman" w:hAnsi="Times New Roman" w:eastAsia="Times New Roman" w:cs="Times New Roman"/>
+              </w:rPr>
+              <w:t xml:space="preserve">​</w:t>
             </w:r>
           </w:p>
         </w:tc>
@@ -32909,23 +30701,3499 @@
               <w:pStyle w:val="Compact"/>
               <w:jc w:val="center"/>
             </w:pPr>
+            <m:oMath>
+              <m:r>
+                <m:t>2</m:t>
+              </m:r>
+              <m:r>
+                <m:rPr>
+                  <m:sty m:val="p"/>
+                </m:rPr>
+                <m:t>F</m:t>
+              </m:r>
+              <m:sSup>
+                <m:e>
+                  <m:r>
+                    <m:rPr>
+                      <m:sty m:val="p"/>
+                    </m:rPr>
+                    <m:t>e</m:t>
+                  </m:r>
+                </m:e>
+                <m:sup>
+                  <m:r>
+                    <m:rPr>
+                      <m:sty m:val="p"/>
+                    </m:rPr>
+                    <m:t>2</m:t>
+                  </m:r>
+                  <m:r>
+                    <m:rPr>
+                      <m:sty m:val="p"/>
+                    </m:rPr>
+                    <m:t>+</m:t>
+                  </m:r>
+                </m:sup>
+              </m:sSup>
+              <m:r>
+                <m:rPr>
+                  <m:sty m:val="p"/>
+                </m:rPr>
+                <m:t>+</m:t>
+              </m:r>
+              <m:r>
+                <m:rPr>
+                  <m:sty m:val="p"/>
+                </m:rPr>
+                <m:t>C</m:t>
+              </m:r>
+              <m:sSub>
+                <m:e>
+                  <m:r>
+                    <m:rPr>
+                      <m:sty m:val="p"/>
+                    </m:rPr>
+                    <m:t>l</m:t>
+                  </m:r>
+                </m:e>
+                <m:sub>
+                  <m:r>
+                    <m:rPr>
+                      <m:sty m:val="p"/>
+                    </m:rPr>
+                    <m:t>2</m:t>
+                  </m:r>
+                </m:sub>
+              </m:sSub>
+              <m:r>
+                <m:rPr>
+                  <m:sty m:val="p"/>
+                </m:rPr>
+                <m:t>→</m:t>
+              </m:r>
+              <m:r>
+                <m:t>2</m:t>
+              </m:r>
+              <m:r>
+                <m:rPr>
+                  <m:sty m:val="p"/>
+                </m:rPr>
+                <m:t>F</m:t>
+              </m:r>
+              <m:sSup>
+                <m:e>
+                  <m:r>
+                    <m:rPr>
+                      <m:sty m:val="p"/>
+                    </m:rPr>
+                    <m:t>e</m:t>
+                  </m:r>
+                </m:e>
+                <m:sup>
+                  <m:r>
+                    <m:rPr>
+                      <m:sty m:val="p"/>
+                    </m:rPr>
+                    <m:t>3</m:t>
+                  </m:r>
+                  <m:r>
+                    <m:rPr>
+                      <m:sty m:val="p"/>
+                    </m:rPr>
+                    <m:t>+</m:t>
+                  </m:r>
+                </m:sup>
+              </m:sSup>
+              <m:r>
+                <m:rPr>
+                  <m:sty m:val="p"/>
+                </m:rPr>
+                <m:t>+</m:t>
+              </m:r>
+              <m:r>
+                <m:t>2</m:t>
+              </m:r>
+              <m:r>
+                <m:rPr>
+                  <m:sty m:val="p"/>
+                </m:rPr>
+                <m:t>C</m:t>
+              </m:r>
+              <m:sSup>
+                <m:e>
+                  <m:r>
+                    <m:rPr>
+                      <m:sty m:val="p"/>
+                    </m:rPr>
+                    <m:t>l</m:t>
+                  </m:r>
+                </m:e>
+                <m:sup>
+                  <m:r>
+                    <m:rPr>
+                      <m:sty m:val="p"/>
+                    </m:rPr>
+                    <m:t>−</m:t>
+                  </m:r>
+                </m:sup>
+              </m:sSup>
+            </m:oMath>
+            <w:r>
+              <w:rPr>
+                <w:rFonts w:ascii="Times New Roman" w:hAnsi="Times New Roman" w:eastAsia="Times New Roman" w:cs="Times New Roman"/>
+              </w:rPr>
+              <w:t xml:space="preserve">​</w:t>
+            </w:r>
+          </w:p>
+        </w:tc>
+      </w:tr>
+      <w:tr>
+        <w:tc>
+          <w:tcPr/>
+          <w:p>
+            <w:pPr>
+              <w:pStyle w:val="Compact"/>
+              <w:jc w:val="center"/>
+            </w:pPr>
+            <m:oMath>
+              <m:r>
+                <m:rPr>
+                  <m:sty m:val="p"/>
+                </m:rPr>
+                <m:t>K</m:t>
+              </m:r>
+              <m:r>
+                <m:rPr>
+                  <m:sty m:val="p"/>
+                </m:rPr>
+                <m:t>F</m:t>
+              </m:r>
+              <m:r>
+                <m:rPr>
+                  <m:sty m:val="p"/>
+                </m:rPr>
+                <m:t>e</m:t>
+              </m:r>
+              <m:r>
+                <m:rPr>
+                  <m:sty m:val="p"/>
+                </m:rPr>
+                <m:t>[</m:t>
+              </m:r>
+              <m:r>
+                <m:rPr>
+                  <m:sty m:val="p"/>
+                </m:rPr>
+                <m:t>F</m:t>
+              </m:r>
+              <m:r>
+                <m:rPr>
+                  <m:sty m:val="p"/>
+                </m:rPr>
+                <m:t>e</m:t>
+              </m:r>
+              <m:r>
+                <m:rPr>
+                  <m:sty m:val="p"/>
+                </m:rPr>
+                <m:t>(</m:t>
+              </m:r>
+              <m:r>
+                <m:rPr>
+                  <m:sty m:val="p"/>
+                </m:rPr>
+                <m:t>C</m:t>
+              </m:r>
+              <m:r>
+                <m:rPr>
+                  <m:sty m:val="p"/>
+                </m:rPr>
+                <m:t>N</m:t>
+              </m:r>
+              <m:sSub>
+                <m:e>
+                  <m:r>
+                    <m:rPr>
+                      <m:sty m:val="p"/>
+                    </m:rPr>
+                    <m:t>)</m:t>
+                  </m:r>
+                </m:e>
+                <m:sub>
+                  <m:r>
+                    <m:rPr>
+                      <m:sty m:val="p"/>
+                    </m:rPr>
+                    <m:t>6</m:t>
+                  </m:r>
+                </m:sub>
+              </m:sSub>
+              <m:r>
+                <m:rPr>
+                  <m:sty m:val="p"/>
+                </m:rPr>
+                <m:t>]</m:t>
+              </m:r>
+            </m:oMath>
+            <w:r>
+              <w:rPr>
+                <w:rFonts w:ascii="Times New Roman" w:hAnsi="Times New Roman" w:eastAsia="Times New Roman" w:cs="Times New Roman"/>
+              </w:rPr>
+              <w:t xml:space="preserve">​</w:t>
+            </w:r>
+          </w:p>
+        </w:tc>
+        <w:tc>
+          <w:tcPr/>
+          <w:p>
+            <w:pPr>
+              <w:pStyle w:val="Compact"/>
+              <w:jc w:val="center"/>
+            </w:pPr>
+            <m:oMath>
+              <m:r>
+                <m:rPr>
+                  <m:sty m:val="p"/>
+                </m:rPr>
+                <m:t>F</m:t>
+              </m:r>
+              <m:sSup>
+                <m:e>
+                  <m:r>
+                    <m:rPr>
+                      <m:sty m:val="p"/>
+                    </m:rPr>
+                    <m:t>e</m:t>
+                  </m:r>
+                </m:e>
+                <m:sup>
+                  <m:r>
+                    <m:rPr>
+                      <m:sty m:val="p"/>
+                    </m:rPr>
+                    <m:t>3</m:t>
+                  </m:r>
+                  <m:r>
+                    <m:rPr>
+                      <m:sty m:val="p"/>
+                    </m:rPr>
+                    <m:t>+</m:t>
+                  </m:r>
+                </m:sup>
+              </m:sSup>
+              <m:r>
+                <m:rPr>
+                  <m:sty m:val="p"/>
+                </m:rPr>
+                <m:t>+</m:t>
+              </m:r>
+              <m:sSup>
+                <m:e>
+                  <m:r>
+                    <m:rPr>
+                      <m:sty m:val="p"/>
+                    </m:rPr>
+                    <m:t>K</m:t>
+                  </m:r>
+                </m:e>
+                <m:sup>
+                  <m:r>
+                    <m:rPr>
+                      <m:sty m:val="p"/>
+                    </m:rPr>
+                    <m:t>+</m:t>
+                  </m:r>
+                </m:sup>
+              </m:sSup>
+              <m:r>
+                <m:rPr>
+                  <m:sty m:val="p"/>
+                </m:rPr>
+                <m:t>+</m:t>
+              </m:r>
+              <m:r>
+                <m:rPr>
+                  <m:sty m:val="p"/>
+                </m:rPr>
+                <m:t>[</m:t>
+              </m:r>
+              <m:r>
+                <m:rPr>
+                  <m:sty m:val="p"/>
+                </m:rPr>
+                <m:t>F</m:t>
+              </m:r>
+              <m:r>
+                <m:rPr>
+                  <m:sty m:val="p"/>
+                </m:rPr>
+                <m:t>e</m:t>
+              </m:r>
+              <m:r>
+                <m:rPr>
+                  <m:sty m:val="p"/>
+                </m:rPr>
+                <m:t>(</m:t>
+              </m:r>
+              <m:r>
+                <m:rPr>
+                  <m:sty m:val="p"/>
+                </m:rPr>
+                <m:t>C</m:t>
+              </m:r>
+              <m:r>
+                <m:rPr>
+                  <m:sty m:val="p"/>
+                </m:rPr>
+                <m:t>N</m:t>
+              </m:r>
+              <m:sSub>
+                <m:e>
+                  <m:r>
+                    <m:rPr>
+                      <m:sty m:val="p"/>
+                    </m:rPr>
+                    <m:t>)</m:t>
+                  </m:r>
+                </m:e>
+                <m:sub>
+                  <m:r>
+                    <m:rPr>
+                      <m:sty m:val="p"/>
+                    </m:rPr>
+                    <m:t>6</m:t>
+                  </m:r>
+                </m:sub>
+              </m:sSub>
+              <m:sSup>
+                <m:e>
+                  <m:r>
+                    <m:rPr>
+                      <m:sty m:val="p"/>
+                    </m:rPr>
+                    <m:t>]</m:t>
+                  </m:r>
+                </m:e>
+                <m:sup>
+                  <m:r>
+                    <m:t>4</m:t>
+                  </m:r>
+                  <m:r>
+                    <m:rPr>
+                      <m:sty m:val="p"/>
+                    </m:rPr>
+                    <m:t>−</m:t>
+                  </m:r>
+                </m:sup>
+              </m:sSup>
+              <m:r>
+                <m:rPr>
+                  <m:sty m:val="p"/>
+                </m:rPr>
+                <m:t>→</m:t>
+              </m:r>
+              <m:r>
+                <m:rPr>
+                  <m:sty m:val="p"/>
+                </m:rPr>
+                <m:t>K</m:t>
+              </m:r>
+              <m:r>
+                <m:rPr>
+                  <m:sty m:val="p"/>
+                </m:rPr>
+                <m:t>F</m:t>
+              </m:r>
+              <m:r>
+                <m:rPr>
+                  <m:sty m:val="p"/>
+                </m:rPr>
+                <m:t>e</m:t>
+              </m:r>
+              <m:r>
+                <m:rPr>
+                  <m:sty m:val="p"/>
+                </m:rPr>
+                <m:t>[</m:t>
+              </m:r>
+              <m:r>
+                <m:rPr>
+                  <m:sty m:val="p"/>
+                </m:rPr>
+                <m:t>F</m:t>
+              </m:r>
+              <m:r>
+                <m:rPr>
+                  <m:sty m:val="p"/>
+                </m:rPr>
+                <m:t>e</m:t>
+              </m:r>
+              <m:r>
+                <m:rPr>
+                  <m:sty m:val="p"/>
+                </m:rPr>
+                <m:t>(</m:t>
+              </m:r>
+              <m:r>
+                <m:rPr>
+                  <m:sty m:val="p"/>
+                </m:rPr>
+                <m:t>C</m:t>
+              </m:r>
+              <m:r>
+                <m:rPr>
+                  <m:sty m:val="p"/>
+                </m:rPr>
+                <m:t>N</m:t>
+              </m:r>
+              <m:sSub>
+                <m:e>
+                  <m:r>
+                    <m:rPr>
+                      <m:sty m:val="p"/>
+                    </m:rPr>
+                    <m:t>)</m:t>
+                  </m:r>
+                </m:e>
+                <m:sub>
+                  <m:r>
+                    <m:rPr>
+                      <m:sty m:val="p"/>
+                    </m:rPr>
+                    <m:t>6</m:t>
+                  </m:r>
+                </m:sub>
+              </m:sSub>
+              <m:r>
+                <m:rPr>
+                  <m:sty m:val="p"/>
+                </m:rPr>
+                <m:t>]</m:t>
+              </m:r>
+              <m:r>
+                <m:rPr>
+                  <m:sty m:val="p"/>
+                </m:rPr>
+                <m:t>↓</m:t>
+              </m:r>
+            </m:oMath>
+            <w:r>
+              <w:rPr>
+                <w:rFonts w:ascii="Times New Roman" w:hAnsi="Times New Roman" w:eastAsia="Times New Roman" w:cs="Times New Roman"/>
+              </w:rPr>
+              <w:t xml:space="preserve">​</w:t>
+            </w:r>
+          </w:p>
+        </w:tc>
+      </w:tr>
+      <w:tr>
+        <w:tc>
+          <w:tcPr/>
+          <w:p>
+            <w:pPr>
+              <w:pStyle w:val="Compact"/>
+              <w:jc w:val="center"/>
+            </w:pPr>
+            <m:oMath>
+              <m:sSub>
+                <m:e>
+                  <m:r>
+                    <m:rPr>
+                      <m:sty m:val="p"/>
+                    </m:rPr>
+                    <m:t>K</m:t>
+                  </m:r>
+                </m:e>
+                <m:sub>
+                  <m:r>
+                    <m:rPr>
+                      <m:sty m:val="p"/>
+                    </m:rPr>
+                    <m:t>3</m:t>
+                  </m:r>
+                </m:sub>
+              </m:sSub>
+              <m:r>
+                <m:rPr>
+                  <m:sty m:val="p"/>
+                </m:rPr>
+                <m:t>[</m:t>
+              </m:r>
+              <m:r>
+                <m:rPr>
+                  <m:sty m:val="p"/>
+                </m:rPr>
+                <m:t>C</m:t>
+              </m:r>
+              <m:r>
+                <m:rPr>
+                  <m:sty m:val="p"/>
+                </m:rPr>
+                <m:t>o</m:t>
+              </m:r>
+              <m:r>
+                <m:rPr>
+                  <m:sty m:val="p"/>
+                </m:rPr>
+                <m:t>(</m:t>
+              </m:r>
+              <m:r>
+                <m:rPr>
+                  <m:sty m:val="p"/>
+                </m:rPr>
+                <m:t>N</m:t>
+              </m:r>
+              <m:sSub>
+                <m:e>
+                  <m:r>
+                    <m:rPr>
+                      <m:sty m:val="p"/>
+                    </m:rPr>
+                    <m:t>O</m:t>
+                  </m:r>
+                </m:e>
+                <m:sub>
+                  <m:r>
+                    <m:rPr>
+                      <m:sty m:val="p"/>
+                    </m:rPr>
+                    <m:t>2</m:t>
+                  </m:r>
+                </m:sub>
+              </m:sSub>
+              <m:sSub>
+                <m:e>
+                  <m:r>
+                    <m:rPr>
+                      <m:sty m:val="p"/>
+                    </m:rPr>
+                    <m:t>)</m:t>
+                  </m:r>
+                </m:e>
+                <m:sub>
+                  <m:r>
+                    <m:rPr>
+                      <m:sty m:val="p"/>
+                    </m:rPr>
+                    <m:t>6</m:t>
+                  </m:r>
+                </m:sub>
+              </m:sSub>
+              <m:r>
+                <m:rPr>
+                  <m:sty m:val="p"/>
+                </m:rPr>
+                <m:t>]</m:t>
+              </m:r>
+            </m:oMath>
+            <w:r>
+              <w:rPr>
+                <w:rFonts w:ascii="Times New Roman" w:hAnsi="Times New Roman" w:eastAsia="Times New Roman" w:cs="Times New Roman"/>
+              </w:rPr>
+              <w:t xml:space="preserve">​</w:t>
+            </w:r>
+          </w:p>
+        </w:tc>
+        <w:tc>
+          <w:tcPr/>
+          <w:p>
+            <w:pPr>
+              <w:pStyle w:val="Compact"/>
+              <w:jc w:val="center"/>
+            </w:pPr>
+            <m:oMath>
+              <m:r>
+                <m:rPr>
+                  <m:sty m:val="p"/>
+                </m:rPr>
+                <m:t>C</m:t>
+              </m:r>
+              <m:sSup>
+                <m:e>
+                  <m:r>
+                    <m:rPr>
+                      <m:sty m:val="p"/>
+                    </m:rPr>
+                    <m:t>o</m:t>
+                  </m:r>
+                </m:e>
+                <m:sup>
+                  <m:r>
+                    <m:rPr>
+                      <m:sty m:val="p"/>
+                    </m:rPr>
+                    <m:t>2</m:t>
+                  </m:r>
+                  <m:r>
+                    <m:rPr>
+                      <m:sty m:val="p"/>
+                    </m:rPr>
+                    <m:t>+</m:t>
+                  </m:r>
+                </m:sup>
+              </m:sSup>
+              <m:r>
+                <m:rPr>
+                  <m:sty m:val="p"/>
+                </m:rPr>
+                <m:t>+</m:t>
+              </m:r>
+              <m:r>
+                <m:t>7</m:t>
+              </m:r>
+              <m:r>
+                <m:rPr>
+                  <m:sty m:val="p"/>
+                </m:rPr>
+                <m:t>N</m:t>
+              </m:r>
+              <m:sSubSup>
+                <m:e>
+                  <m:r>
+                    <m:rPr>
+                      <m:sty m:val="p"/>
+                    </m:rPr>
+                    <m:t>O</m:t>
+                  </m:r>
+                </m:e>
+                <m:sub>
+                  <m:r>
+                    <m:rPr>
+                      <m:sty m:val="p"/>
+                    </m:rPr>
+                    <m:t>2</m:t>
+                  </m:r>
+                </m:sub>
+                <m:sup>
+                  <m:r>
+                    <m:rPr>
+                      <m:sty m:val="p"/>
+                    </m:rPr>
+                    <m:t>−</m:t>
+                  </m:r>
+                </m:sup>
+              </m:sSubSup>
+              <m:r>
+                <m:rPr>
+                  <m:sty m:val="p"/>
+                </m:rPr>
+                <m:t>+</m:t>
+              </m:r>
+              <m:r>
+                <m:t>3</m:t>
+              </m:r>
+              <m:sSup>
+                <m:e>
+                  <m:r>
+                    <m:rPr>
+                      <m:sty m:val="p"/>
+                    </m:rPr>
+                    <m:t>K</m:t>
+                  </m:r>
+                </m:e>
+                <m:sup>
+                  <m:r>
+                    <m:rPr>
+                      <m:sty m:val="p"/>
+                    </m:rPr>
+                    <m:t>+</m:t>
+                  </m:r>
+                </m:sup>
+              </m:sSup>
+              <m:r>
+                <m:rPr>
+                  <m:sty m:val="p"/>
+                </m:rPr>
+                <m:t>+</m:t>
+              </m:r>
+              <m:r>
+                <m:t>2</m:t>
+              </m:r>
+              <m:sSup>
+                <m:e>
+                  <m:r>
+                    <m:rPr>
+                      <m:sty m:val="p"/>
+                    </m:rPr>
+                    <m:t>H</m:t>
+                  </m:r>
+                </m:e>
+                <m:sup>
+                  <m:r>
+                    <m:rPr>
+                      <m:sty m:val="p"/>
+                    </m:rPr>
+                    <m:t>+</m:t>
+                  </m:r>
+                </m:sup>
+              </m:sSup>
+              <m:r>
+                <m:rPr>
+                  <m:sty m:val="p"/>
+                </m:rPr>
+                <m:t>→</m:t>
+              </m:r>
+              <m:sSub>
+                <m:e>
+                  <m:r>
+                    <m:rPr>
+                      <m:sty m:val="p"/>
+                    </m:rPr>
+                    <m:t>K</m:t>
+                  </m:r>
+                </m:e>
+                <m:sub>
+                  <m:r>
+                    <m:rPr>
+                      <m:sty m:val="p"/>
+                    </m:rPr>
+                    <m:t>3</m:t>
+                  </m:r>
+                </m:sub>
+              </m:sSub>
+              <m:r>
+                <m:rPr>
+                  <m:sty m:val="p"/>
+                </m:rPr>
+                <m:t>[</m:t>
+              </m:r>
+              <m:r>
+                <m:rPr>
+                  <m:sty m:val="p"/>
+                </m:rPr>
+                <m:t>C</m:t>
+              </m:r>
+              <m:r>
+                <m:rPr>
+                  <m:sty m:val="p"/>
+                </m:rPr>
+                <m:t>o</m:t>
+              </m:r>
+              <m:r>
+                <m:rPr>
+                  <m:sty m:val="p"/>
+                </m:rPr>
+                <m:t>(</m:t>
+              </m:r>
+              <m:r>
+                <m:rPr>
+                  <m:sty m:val="p"/>
+                </m:rPr>
+                <m:t>N</m:t>
+              </m:r>
+              <m:sSub>
+                <m:e>
+                  <m:r>
+                    <m:rPr>
+                      <m:sty m:val="p"/>
+                    </m:rPr>
+                    <m:t>O</m:t>
+                  </m:r>
+                </m:e>
+                <m:sub>
+                  <m:r>
+                    <m:rPr>
+                      <m:sty m:val="p"/>
+                    </m:rPr>
+                    <m:t>2</m:t>
+                  </m:r>
+                </m:sub>
+              </m:sSub>
+              <m:sSub>
+                <m:e>
+                  <m:r>
+                    <m:rPr>
+                      <m:sty m:val="p"/>
+                    </m:rPr>
+                    <m:t>)</m:t>
+                  </m:r>
+                </m:e>
+                <m:sub>
+                  <m:r>
+                    <m:rPr>
+                      <m:sty m:val="p"/>
+                    </m:rPr>
+                    <m:t>6</m:t>
+                  </m:r>
+                </m:sub>
+              </m:sSub>
+              <m:r>
+                <m:rPr>
+                  <m:sty m:val="p"/>
+                </m:rPr>
+                <m:t>]</m:t>
+              </m:r>
+              <m:r>
+                <m:rPr>
+                  <m:sty m:val="p"/>
+                </m:rPr>
+                <m:t>↓</m:t>
+              </m:r>
+              <m:r>
+                <m:rPr>
+                  <m:sty m:val="p"/>
+                </m:rPr>
+                <m:t>+</m:t>
+              </m:r>
+              <m:r>
+                <m:rPr>
+                  <m:sty m:val="p"/>
+                </m:rPr>
+                <m:t>N</m:t>
+              </m:r>
+              <m:r>
+                <m:rPr>
+                  <m:sty m:val="p"/>
+                </m:rPr>
+                <m:t>O</m:t>
+              </m:r>
+              <m:r>
+                <m:rPr>
+                  <m:sty m:val="p"/>
+                </m:rPr>
+                <m:t>↑</m:t>
+              </m:r>
+              <m:r>
+                <m:rPr>
+                  <m:sty m:val="p"/>
+                </m:rPr>
+                <m:t>+</m:t>
+              </m:r>
+              <m:sSub>
+                <m:e>
+                  <m:r>
+                    <m:rPr>
+                      <m:sty m:val="p"/>
+                    </m:rPr>
+                    <m:t>H</m:t>
+                  </m:r>
+                </m:e>
+                <m:sub>
+                  <m:r>
+                    <m:rPr>
+                      <m:sty m:val="p"/>
+                    </m:rPr>
+                    <m:t>2</m:t>
+                  </m:r>
+                </m:sub>
+              </m:sSub>
+              <m:r>
+                <m:rPr>
+                  <m:sty m:val="p"/>
+                </m:rPr>
+                <m:t>O</m:t>
+              </m:r>
+            </m:oMath>
+            <w:r>
+              <w:rPr>
+                <w:rFonts w:ascii="Times New Roman" w:hAnsi="Times New Roman" w:eastAsia="Times New Roman" w:cs="Times New Roman"/>
+              </w:rPr>
+              <w:t xml:space="preserve">​</w:t>
+            </w:r>
+          </w:p>
+        </w:tc>
+      </w:tr>
+      <w:tr>
+        <w:tc>
+          <w:tcPr/>
+          <w:p>
+            <w:pPr>
+              <w:pStyle w:val="Compact"/>
+              <w:jc w:val="center"/>
+            </w:pPr>
+            <m:oMath>
+              <m:r>
+                <m:rPr>
+                  <m:sty m:val="p"/>
+                </m:rPr>
+                <m:t>C</m:t>
+              </m:r>
+              <m:r>
+                <m:rPr>
+                  <m:sty m:val="p"/>
+                </m:rPr>
+                <m:t>o</m:t>
+              </m:r>
+              <m:r>
+                <m:rPr>
+                  <m:sty m:val="p"/>
+                </m:rPr>
+                <m:t>C</m:t>
+              </m:r>
+              <m:sSub>
+                <m:e>
+                  <m:r>
+                    <m:rPr>
+                      <m:sty m:val="p"/>
+                    </m:rPr>
+                    <m:t>l</m:t>
+                  </m:r>
+                </m:e>
+                <m:sub>
+                  <m:r>
+                    <m:rPr>
+                      <m:sty m:val="p"/>
+                    </m:rPr>
+                    <m:t>2</m:t>
+                  </m:r>
+                </m:sub>
+              </m:sSub>
+            </m:oMath>
+            <w:r>
+              <w:rPr>
+                <w:rFonts w:ascii="Times New Roman" w:hAnsi="Times New Roman" w:eastAsia="Times New Roman" w:cs="Times New Roman"/>
+              </w:rPr>
+              <w:t xml:space="preserve">​</w:t>
+            </w:r>
+          </w:p>
+        </w:tc>
+        <w:tc>
+          <w:tcPr/>
+          <w:p>
+            <w:pPr>
+              <w:pStyle w:val="Compact"/>
+              <w:jc w:val="center"/>
+            </w:pPr>
+            <m:oMath>
+              <m:r>
+                <m:rPr>
+                  <m:sty m:val="p"/>
+                </m:rPr>
+                <m:t>[</m:t>
+              </m:r>
+              <m:r>
+                <m:rPr>
+                  <m:sty m:val="p"/>
+                </m:rPr>
+                <m:t>C</m:t>
+              </m:r>
+              <m:r>
+                <m:rPr>
+                  <m:sty m:val="p"/>
+                </m:rPr>
+                <m:t>o</m:t>
+              </m:r>
+              <m:r>
+                <m:rPr>
+                  <m:sty m:val="p"/>
+                </m:rPr>
+                <m:t>C</m:t>
+              </m:r>
+              <m:sSub>
+                <m:e>
+                  <m:r>
+                    <m:rPr>
+                      <m:sty m:val="p"/>
+                    </m:rPr>
+                    <m:t>l</m:t>
+                  </m:r>
+                </m:e>
+                <m:sub>
+                  <m:r>
+                    <m:rPr>
+                      <m:sty m:val="p"/>
+                    </m:rPr>
+                    <m:t>4</m:t>
+                  </m:r>
+                </m:sub>
+              </m:sSub>
+              <m:sSup>
+                <m:e>
+                  <m:r>
+                    <m:rPr>
+                      <m:sty m:val="p"/>
+                    </m:rPr>
+                    <m:t>]</m:t>
+                  </m:r>
+                </m:e>
+                <m:sup>
+                  <m:r>
+                    <m:t>2</m:t>
+                  </m:r>
+                  <m:r>
+                    <m:rPr>
+                      <m:sty m:val="p"/>
+                    </m:rPr>
+                    <m:t>−</m:t>
+                  </m:r>
+                </m:sup>
+              </m:sSup>
+              <m:r>
+                <m:rPr>
+                  <m:sty m:val="p"/>
+                </m:rPr>
+                <m:t>+</m:t>
+              </m:r>
+              <m:r>
+                <m:t>6</m:t>
+              </m:r>
+              <m:sSub>
+                <m:e>
+                  <m:r>
+                    <m:rPr>
+                      <m:sty m:val="p"/>
+                    </m:rPr>
+                    <m:t>H</m:t>
+                  </m:r>
+                </m:e>
+                <m:sub>
+                  <m:r>
+                    <m:rPr>
+                      <m:sty m:val="p"/>
+                    </m:rPr>
+                    <m:t>2</m:t>
+                  </m:r>
+                </m:sub>
+              </m:sSub>
+              <m:r>
+                <m:rPr>
+                  <m:sty m:val="p"/>
+                </m:rPr>
+                <m:t>O</m:t>
+              </m:r>
+              <m:r>
+                <m:rPr>
+                  <m:sty m:val="p"/>
+                </m:rPr>
+                <m:t>⇌</m:t>
+              </m:r>
+              <m:r>
+                <m:rPr>
+                  <m:sty m:val="p"/>
+                </m:rPr>
+                <m:t>[</m:t>
+              </m:r>
+              <m:r>
+                <m:rPr>
+                  <m:sty m:val="p"/>
+                </m:rPr>
+                <m:t>C</m:t>
+              </m:r>
+              <m:r>
+                <m:rPr>
+                  <m:sty m:val="p"/>
+                </m:rPr>
+                <m:t>o</m:t>
+              </m:r>
+              <m:r>
+                <m:rPr>
+                  <m:sty m:val="p"/>
+                </m:rPr>
+                <m:t>(</m:t>
+              </m:r>
+              <m:sSub>
+                <m:e>
+                  <m:r>
+                    <m:rPr>
+                      <m:sty m:val="p"/>
+                    </m:rPr>
+                    <m:t>H</m:t>
+                  </m:r>
+                </m:e>
+                <m:sub>
+                  <m:r>
+                    <m:rPr>
+                      <m:sty m:val="p"/>
+                    </m:rPr>
+                    <m:t>2</m:t>
+                  </m:r>
+                </m:sub>
+              </m:sSub>
+              <m:r>
+                <m:rPr>
+                  <m:sty m:val="p"/>
+                </m:rPr>
+                <m:t>O</m:t>
+              </m:r>
+              <m:sSub>
+                <m:e>
+                  <m:r>
+                    <m:rPr>
+                      <m:sty m:val="p"/>
+                    </m:rPr>
+                    <m:t>)</m:t>
+                  </m:r>
+                </m:e>
+                <m:sub>
+                  <m:r>
+                    <m:rPr>
+                      <m:sty m:val="p"/>
+                    </m:rPr>
+                    <m:t>6</m:t>
+                  </m:r>
+                </m:sub>
+              </m:sSub>
+              <m:sSup>
+                <m:e>
+                  <m:r>
+                    <m:rPr>
+                      <m:sty m:val="p"/>
+                    </m:rPr>
+                    <m:t>]</m:t>
+                  </m:r>
+                </m:e>
+                <m:sup>
+                  <m:r>
+                    <m:t>2</m:t>
+                  </m:r>
+                  <m:r>
+                    <m:rPr>
+                      <m:sty m:val="p"/>
+                    </m:rPr>
+                    <m:t>+</m:t>
+                  </m:r>
+                </m:sup>
+              </m:sSup>
+              <m:r>
+                <m:rPr>
+                  <m:sty m:val="p"/>
+                </m:rPr>
+                <m:t>+</m:t>
+              </m:r>
+              <m:r>
+                <m:t>4</m:t>
+              </m:r>
+              <m:r>
+                <m:rPr>
+                  <m:sty m:val="p"/>
+                </m:rPr>
+                <m:t>C</m:t>
+              </m:r>
+              <m:sSup>
+                <m:e>
+                  <m:r>
+                    <m:rPr>
+                      <m:sty m:val="p"/>
+                    </m:rPr>
+                    <m:t>l</m:t>
+                  </m:r>
+                </m:e>
+                <m:sup>
+                  <m:r>
+                    <m:rPr>
+                      <m:sty m:val="p"/>
+                    </m:rPr>
+                    <m:t>−</m:t>
+                  </m:r>
+                </m:sup>
+              </m:sSup>
+            </m:oMath>
+            <w:r>
+              <w:rPr>
+                <w:rFonts w:ascii="Times New Roman" w:hAnsi="Times New Roman" w:eastAsia="Times New Roman" w:cs="Times New Roman"/>
+              </w:rPr>
+              <w:t xml:space="preserve">​</w:t>
+            </w:r>
+          </w:p>
+        </w:tc>
+      </w:tr>
+      <w:tr>
+        <w:tc>
+          <w:tcPr/>
+          <w:p>
+            <w:pPr>
+              <w:pStyle w:val="Compact"/>
+              <w:jc w:val="center"/>
+            </w:pPr>
+            <m:oMath>
+              <m:r>
+                <m:rPr>
+                  <m:sty m:val="p"/>
+                </m:rPr>
+                <m:t>N</m:t>
+              </m:r>
+              <m:r>
+                <m:rPr>
+                  <m:sty m:val="p"/>
+                </m:rPr>
+                <m:t>i</m:t>
+              </m:r>
+              <m:r>
+                <m:rPr>
+                  <m:sty m:val="p"/>
+                </m:rPr>
+                <m:t>(</m:t>
+              </m:r>
+              <m:r>
+                <m:rPr>
+                  <m:sty m:val="p"/>
+                </m:rPr>
+                <m:t>C</m:t>
+              </m:r>
+              <m:r>
+                <m:rPr>
+                  <m:sty m:val="p"/>
+                </m:rPr>
+                <m:t>O</m:t>
+              </m:r>
+              <m:sSub>
+                <m:e>
+                  <m:r>
+                    <m:rPr>
+                      <m:sty m:val="p"/>
+                    </m:rPr>
+                    <m:t>)</m:t>
+                  </m:r>
+                </m:e>
+                <m:sub>
+                  <m:r>
+                    <m:rPr>
+                      <m:sty m:val="p"/>
+                    </m:rPr>
+                    <m:t>4</m:t>
+                  </m:r>
+                </m:sub>
+              </m:sSub>
+            </m:oMath>
+            <w:r>
+              <w:rPr>
+                <w:rFonts w:ascii="Times New Roman" w:hAnsi="Times New Roman" w:eastAsia="Times New Roman" w:cs="Times New Roman"/>
+              </w:rPr>
+              <w:t xml:space="preserve">​</w:t>
+            </w:r>
+          </w:p>
+        </w:tc>
+        <w:tc>
+          <w:tcPr/>
+          <w:p>
+            <w:pPr>
+              <w:pStyle w:val="Compact"/>
+              <w:jc w:val="center"/>
+            </w:pPr>
+            <m:oMath>
+              <m:r>
+                <m:rPr>
+                  <m:sty m:val="p"/>
+                </m:rPr>
+                <m:t>N</m:t>
+              </m:r>
+              <m:r>
+                <m:rPr>
+                  <m:sty m:val="p"/>
+                </m:rPr>
+                <m:t>i</m:t>
+              </m:r>
+              <m:r>
+                <m:rPr>
+                  <m:sty m:val="p"/>
+                </m:rPr>
+                <m:t>+</m:t>
+              </m:r>
+              <m:r>
+                <m:t>4</m:t>
+              </m:r>
+              <m:r>
+                <m:rPr>
+                  <m:sty m:val="p"/>
+                </m:rPr>
+                <m:t>C</m:t>
+              </m:r>
+              <m:r>
+                <m:rPr>
+                  <m:sty m:val="p"/>
+                </m:rPr>
+                <m:t>O</m:t>
+              </m:r>
+              <m:r>
+                <m:rPr>
+                  <m:sty m:val="p"/>
+                </m:rPr>
+                <m:t>⇌</m:t>
+              </m:r>
+              <m:r>
+                <m:rPr>
+                  <m:sty m:val="p"/>
+                </m:rPr>
+                <m:t>N</m:t>
+              </m:r>
+              <m:r>
+                <m:rPr>
+                  <m:sty m:val="p"/>
+                </m:rPr>
+                <m:t>i</m:t>
+              </m:r>
+              <m:r>
+                <m:rPr>
+                  <m:sty m:val="p"/>
+                </m:rPr>
+                <m:t>(</m:t>
+              </m:r>
+              <m:r>
+                <m:rPr>
+                  <m:sty m:val="p"/>
+                </m:rPr>
+                <m:t>C</m:t>
+              </m:r>
+              <m:r>
+                <m:rPr>
+                  <m:sty m:val="p"/>
+                </m:rPr>
+                <m:t>O</m:t>
+              </m:r>
+              <m:sSub>
+                <m:e>
+                  <m:r>
+                    <m:rPr>
+                      <m:sty m:val="p"/>
+                    </m:rPr>
+                    <m:t>)</m:t>
+                  </m:r>
+                </m:e>
+                <m:sub>
+                  <m:r>
+                    <m:rPr>
+                      <m:sty m:val="p"/>
+                    </m:rPr>
+                    <m:t>4</m:t>
+                  </m:r>
+                </m:sub>
+              </m:sSub>
+            </m:oMath>
+            <w:r>
+              <w:rPr>
+                <w:rFonts w:hint="eastAsia" w:ascii="Times New Roman" w:hAnsi="Times New Roman" w:eastAsia="Times New Roman" w:cs="Times New Roman"/>
+              </w:rPr>
+              <w:t>（</w:t>
+            </w:r>
             <w:r>
               <w:rPr>
                 <w:rFonts w:hint="eastAsia" w:ascii="Times New Roman" w:hAnsi="Times New Roman" w:eastAsia="FangSong" w:cs="Times New Roman"/>
               </w:rPr>
-              <w:t>两性</w:t>
+              <w:t>蒙德法提纯镍</w:t>
             </w:r>
             <w:r>
               <w:rPr>
                 <w:rFonts w:hint="eastAsia" w:ascii="Times New Roman" w:hAnsi="Times New Roman" w:eastAsia="Times New Roman" w:cs="Times New Roman"/>
               </w:rPr>
-              <w:t>，</w:t>
-            </w:r>
-            <w:r>
-              <w:rPr>
-                <w:rFonts w:hint="eastAsia" w:ascii="Times New Roman" w:hAnsi="Times New Roman" w:eastAsia="FangSong" w:cs="Times New Roman"/>
-              </w:rPr>
-              <w:t>可溶于过量氨水</w:t>
+              <w:t>）</w:t>
+            </w:r>
+          </w:p>
+        </w:tc>
+      </w:tr>
+      <w:tr>
+        <w:tc>
+          <w:tcPr/>
+          <w:p>
+            <w:pPr>
+              <w:pStyle w:val="Compact"/>
+              <w:jc w:val="center"/>
+            </w:pPr>
+            <m:oMath>
+              <m:r>
+                <m:rPr>
+                  <m:sty m:val="p"/>
+                </m:rPr>
+                <m:t>N</m:t>
+              </m:r>
+              <m:r>
+                <m:rPr>
+                  <m:sty m:val="p"/>
+                </m:rPr>
+                <m:t>i</m:t>
+              </m:r>
+              <m:r>
+                <m:rPr>
+                  <m:sty m:val="p"/>
+                </m:rPr>
+                <m:t>(</m:t>
+              </m:r>
+              <m:r>
+                <m:rPr>
+                  <m:sty m:val="p"/>
+                </m:rPr>
+                <m:t>D</m:t>
+              </m:r>
+              <m:r>
+                <m:rPr>
+                  <m:sty m:val="p"/>
+                </m:rPr>
+                <m:t>M</m:t>
+              </m:r>
+              <m:r>
+                <m:rPr>
+                  <m:sty m:val="p"/>
+                </m:rPr>
+                <m:t>G</m:t>
+              </m:r>
+              <m:sSub>
+                <m:e>
+                  <m:r>
+                    <m:rPr>
+                      <m:sty m:val="p"/>
+                    </m:rPr>
+                    <m:t>)</m:t>
+                  </m:r>
+                </m:e>
+                <m:sub>
+                  <m:r>
+                    <m:rPr>
+                      <m:sty m:val="p"/>
+                    </m:rPr>
+                    <m:t>2</m:t>
+                  </m:r>
+                </m:sub>
+              </m:sSub>
+            </m:oMath>
+            <w:r>
+              <w:rPr>
+                <w:rFonts w:ascii="Times New Roman" w:hAnsi="Times New Roman" w:eastAsia="Times New Roman" w:cs="Times New Roman"/>
+              </w:rPr>
+              <w:t xml:space="preserve">​</w:t>
+            </w:r>
+          </w:p>
+        </w:tc>
+        <w:tc>
+          <w:tcPr/>
+          <w:p>
+            <w:pPr>
+              <w:pStyle w:val="Compact"/>
+              <w:jc w:val="center"/>
+            </w:pPr>
+            <m:oMath>
+              <m:r>
+                <m:rPr>
+                  <m:sty m:val="p"/>
+                </m:rPr>
+                <m:t>N</m:t>
+              </m:r>
+              <m:sSup>
+                <m:e>
+                  <m:r>
+                    <m:rPr>
+                      <m:sty m:val="p"/>
+                    </m:rPr>
+                    <m:t>i</m:t>
+                  </m:r>
+                </m:e>
+                <m:sup>
+                  <m:r>
+                    <m:rPr>
+                      <m:sty m:val="p"/>
+                    </m:rPr>
+                    <m:t>2</m:t>
+                  </m:r>
+                  <m:r>
+                    <m:rPr>
+                      <m:sty m:val="p"/>
+                    </m:rPr>
+                    <m:t>+</m:t>
+                  </m:r>
+                </m:sup>
+              </m:sSup>
+              <m:r>
+                <m:rPr>
+                  <m:sty m:val="p"/>
+                </m:rPr>
+                <m:t>+</m:t>
+              </m:r>
+              <m:r>
+                <m:t>2</m:t>
+              </m:r>
+              <m:r>
+                <m:rPr>
+                  <m:sty m:val="p"/>
+                </m:rPr>
+                <m:t>D</m:t>
+              </m:r>
+              <m:r>
+                <m:rPr>
+                  <m:sty m:val="p"/>
+                </m:rPr>
+                <m:t>M</m:t>
+              </m:r>
+              <m:r>
+                <m:rPr>
+                  <m:sty m:val="p"/>
+                </m:rPr>
+                <m:t>G</m:t>
+              </m:r>
+              <m:r>
+                <m:rPr>
+                  <m:sty m:val="p"/>
+                </m:rPr>
+                <m:t>→</m:t>
+              </m:r>
+              <m:r>
+                <m:rPr>
+                  <m:sty m:val="p"/>
+                </m:rPr>
+                <m:t>N</m:t>
+              </m:r>
+              <m:r>
+                <m:rPr>
+                  <m:sty m:val="p"/>
+                </m:rPr>
+                <m:t>i</m:t>
+              </m:r>
+              <m:r>
+                <m:rPr>
+                  <m:sty m:val="p"/>
+                </m:rPr>
+                <m:t>(</m:t>
+              </m:r>
+              <m:r>
+                <m:rPr>
+                  <m:sty m:val="p"/>
+                </m:rPr>
+                <m:t>D</m:t>
+              </m:r>
+              <m:r>
+                <m:rPr>
+                  <m:sty m:val="p"/>
+                </m:rPr>
+                <m:t>M</m:t>
+              </m:r>
+              <m:r>
+                <m:rPr>
+                  <m:sty m:val="p"/>
+                </m:rPr>
+                <m:t>G</m:t>
+              </m:r>
+              <m:sSub>
+                <m:e>
+                  <m:r>
+                    <m:rPr>
+                      <m:sty m:val="p"/>
+                    </m:rPr>
+                    <m:t>)</m:t>
+                  </m:r>
+                </m:e>
+                <m:sub>
+                  <m:r>
+                    <m:rPr>
+                      <m:sty m:val="p"/>
+                    </m:rPr>
+                    <m:t>2</m:t>
+                  </m:r>
+                </m:sub>
+              </m:sSub>
+              <m:r>
+                <m:rPr>
+                  <m:sty m:val="p"/>
+                </m:rPr>
+                <m:t>↓</m:t>
+              </m:r>
+              <m:r>
+                <m:rPr>
+                  <m:sty m:val="p"/>
+                </m:rPr>
+                <m:t>+</m:t>
+              </m:r>
+              <m:r>
+                <m:t>2</m:t>
+              </m:r>
+              <m:sSup>
+                <m:e>
+                  <m:r>
+                    <m:rPr>
+                      <m:sty m:val="p"/>
+                    </m:rPr>
+                    <m:t>H</m:t>
+                  </m:r>
+                </m:e>
+                <m:sup>
+                  <m:r>
+                    <m:rPr>
+                      <m:sty m:val="p"/>
+                    </m:rPr>
+                    <m:t>+</m:t>
+                  </m:r>
+                </m:sup>
+              </m:sSup>
+            </m:oMath>
+            <w:r>
+              <w:rPr>
+                <w:rFonts w:ascii="Times New Roman" w:hAnsi="Times New Roman" w:eastAsia="Times New Roman" w:cs="Times New Roman"/>
+              </w:rPr>
+              <w:t xml:space="preserve">​</w:t>
+            </w:r>
+          </w:p>
+        </w:tc>
+      </w:tr>
+      <w:tr>
+        <w:tc>
+          <w:tcPr/>
+          <w:p>
+            <w:pPr>
+              <w:pStyle w:val="Compact"/>
+              <w:jc w:val="center"/>
+            </w:pPr>
+            <m:oMath>
+              <m:r>
+                <m:rPr>
+                  <m:sty m:val="p"/>
+                </m:rPr>
+                <m:t>C</m:t>
+              </m:r>
+              <m:r>
+                <m:rPr>
+                  <m:sty m:val="p"/>
+                </m:rPr>
+                <m:t>u</m:t>
+              </m:r>
+              <m:r>
+                <m:rPr>
+                  <m:sty m:val="p"/>
+                </m:rPr>
+                <m:t>S</m:t>
+              </m:r>
+              <m:sSub>
+                <m:e>
+                  <m:r>
+                    <m:rPr>
+                      <m:sty m:val="p"/>
+                    </m:rPr>
+                    <m:t>O</m:t>
+                  </m:r>
+                </m:e>
+                <m:sub>
+                  <m:r>
+                    <m:rPr>
+                      <m:sty m:val="p"/>
+                    </m:rPr>
+                    <m:t>4</m:t>
+                  </m:r>
+                </m:sub>
+              </m:sSub>
+              <m:r>
+                <m:rPr>
+                  <m:sty m:val="p"/>
+                </m:rPr>
+                <m:t>⋅</m:t>
+              </m:r>
+              <m:r>
+                <m:rPr>
+                  <m:sty m:val="p"/>
+                </m:rPr>
+                <m:t>5</m:t>
+              </m:r>
+              <m:sSub>
+                <m:e>
+                  <m:r>
+                    <m:rPr>
+                      <m:sty m:val="p"/>
+                    </m:rPr>
+                    <m:t>H</m:t>
+                  </m:r>
+                </m:e>
+                <m:sub>
+                  <m:r>
+                    <m:rPr>
+                      <m:sty m:val="p"/>
+                    </m:rPr>
+                    <m:t>2</m:t>
+                  </m:r>
+                </m:sub>
+              </m:sSub>
+              <m:r>
+                <m:rPr>
+                  <m:sty m:val="p"/>
+                </m:rPr>
+                <m:t>O</m:t>
+              </m:r>
+            </m:oMath>
+            <w:r>
+              <w:rPr>
+                <w:rFonts w:ascii="Times New Roman" w:hAnsi="Times New Roman" w:eastAsia="Times New Roman" w:cs="Times New Roman"/>
+              </w:rPr>
+              <w:t xml:space="preserve">​</w:t>
+            </w:r>
+          </w:p>
+        </w:tc>
+        <w:tc>
+          <w:tcPr/>
+          <w:p>
+            <w:pPr>
+              <w:pStyle w:val="Compact"/>
+              <w:jc w:val="center"/>
+            </w:pPr>
+            <m:oMath>
+              <m:r>
+                <m:rPr>
+                  <m:sty m:val="p"/>
+                </m:rPr>
+                <m:t>C</m:t>
+              </m:r>
+              <m:r>
+                <m:rPr>
+                  <m:sty m:val="p"/>
+                </m:rPr>
+                <m:t>u</m:t>
+              </m:r>
+              <m:r>
+                <m:rPr>
+                  <m:sty m:val="p"/>
+                </m:rPr>
+                <m:t>S</m:t>
+              </m:r>
+              <m:sSub>
+                <m:e>
+                  <m:r>
+                    <m:rPr>
+                      <m:sty m:val="p"/>
+                    </m:rPr>
+                    <m:t>O</m:t>
+                  </m:r>
+                </m:e>
+                <m:sub>
+                  <m:r>
+                    <m:rPr>
+                      <m:sty m:val="p"/>
+                    </m:rPr>
+                    <m:t>4</m:t>
+                  </m:r>
+                </m:sub>
+              </m:sSub>
+              <m:r>
+                <m:rPr>
+                  <m:sty m:val="p"/>
+                </m:rPr>
+                <m:t>⋅</m:t>
+              </m:r>
+              <m:r>
+                <m:rPr>
+                  <m:sty m:val="p"/>
+                </m:rPr>
+                <m:t>5</m:t>
+              </m:r>
+              <m:sSub>
+                <m:e>
+                  <m:r>
+                    <m:rPr>
+                      <m:sty m:val="p"/>
+                    </m:rPr>
+                    <m:t>H</m:t>
+                  </m:r>
+                </m:e>
+                <m:sub>
+                  <m:r>
+                    <m:rPr>
+                      <m:sty m:val="p"/>
+                    </m:rPr>
+                    <m:t>2</m:t>
+                  </m:r>
+                </m:sub>
+              </m:sSub>
+              <m:r>
+                <m:rPr>
+                  <m:sty m:val="p"/>
+                </m:rPr>
+                <m:t>O</m:t>
+              </m:r>
+              <m:limUpp>
+                <m:e>
+                  <m:r>
+                    <m:rPr>
+                      <m:sty m:val="p"/>
+                    </m:rPr>
+                    <m:t>→</m:t>
+                  </m:r>
+                </m:e>
+                <m:lim>
+                  <m:r>
+                    <m:rPr>
+                      <m:sty m:val="p"/>
+                    </m:rPr>
+                    <m:t>Δ</m:t>
+                  </m:r>
+                </m:lim>
+              </m:limUpp>
+              <m:r>
+                <m:rPr>
+                  <m:sty m:val="p"/>
+                </m:rPr>
+                <m:t>C</m:t>
+              </m:r>
+              <m:r>
+                <m:rPr>
+                  <m:sty m:val="p"/>
+                </m:rPr>
+                <m:t>u</m:t>
+              </m:r>
+              <m:r>
+                <m:rPr>
+                  <m:sty m:val="p"/>
+                </m:rPr>
+                <m:t>S</m:t>
+              </m:r>
+              <m:sSub>
+                <m:e>
+                  <m:r>
+                    <m:rPr>
+                      <m:sty m:val="p"/>
+                    </m:rPr>
+                    <m:t>O</m:t>
+                  </m:r>
+                </m:e>
+                <m:sub>
+                  <m:r>
+                    <m:rPr>
+                      <m:sty m:val="p"/>
+                    </m:rPr>
+                    <m:t>4</m:t>
+                  </m:r>
+                </m:sub>
+              </m:sSub>
+              <m:r>
+                <m:rPr>
+                  <m:sty m:val="p"/>
+                </m:rPr>
+                <m:t>+</m:t>
+              </m:r>
+              <m:r>
+                <m:t>5</m:t>
+              </m:r>
+              <m:sSub>
+                <m:e>
+                  <m:r>
+                    <m:rPr>
+                      <m:sty m:val="p"/>
+                    </m:rPr>
+                    <m:t>H</m:t>
+                  </m:r>
+                </m:e>
+                <m:sub>
+                  <m:r>
+                    <m:rPr>
+                      <m:sty m:val="p"/>
+                    </m:rPr>
+                    <m:t>2</m:t>
+                  </m:r>
+                </m:sub>
+              </m:sSub>
+              <m:r>
+                <m:rPr>
+                  <m:sty m:val="p"/>
+                </m:rPr>
+                <m:t>O</m:t>
+              </m:r>
+              <m:r>
+                <m:rPr>
+                  <m:sty m:val="p"/>
+                </m:rPr>
+                <m:t>↑</m:t>
+              </m:r>
+            </m:oMath>
+            <w:r>
+              <w:rPr>
+                <w:rFonts w:ascii="Times New Roman" w:hAnsi="Times New Roman" w:eastAsia="Times New Roman" w:cs="Times New Roman"/>
+              </w:rPr>
+              <w:t xml:space="preserve">​</w:t>
+            </w:r>
+          </w:p>
+        </w:tc>
+      </w:tr>
+      <w:tr>
+        <w:tc>
+          <w:tcPr/>
+          <w:p>
+            <w:pPr>
+              <w:pStyle w:val="Compact"/>
+              <w:jc w:val="center"/>
+            </w:pPr>
+            <m:oMath>
+              <m:r>
+                <m:rPr>
+                  <m:sty m:val="p"/>
+                </m:rPr>
+                <m:t>C</m:t>
+              </m:r>
+              <m:sSub>
+                <m:e>
+                  <m:r>
+                    <m:rPr>
+                      <m:sty m:val="p"/>
+                    </m:rPr>
+                    <m:t>u</m:t>
+                  </m:r>
+                </m:e>
+                <m:sub>
+                  <m:r>
+                    <m:rPr>
+                      <m:sty m:val="p"/>
+                    </m:rPr>
+                    <m:t>2</m:t>
+                  </m:r>
+                </m:sub>
+              </m:sSub>
+              <m:r>
+                <m:rPr>
+                  <m:sty m:val="p"/>
+                </m:rPr>
+                <m:t>O</m:t>
+              </m:r>
+            </m:oMath>
+            <w:r>
+              <w:rPr>
+                <w:rFonts w:ascii="Times New Roman" w:hAnsi="Times New Roman" w:eastAsia="Times New Roman" w:cs="Times New Roman"/>
+              </w:rPr>
+              <w:t xml:space="preserve">​</w:t>
+            </w:r>
+          </w:p>
+        </w:tc>
+        <w:tc>
+          <w:tcPr/>
+          <w:p>
+            <w:pPr>
+              <w:pStyle w:val="Compact"/>
+              <w:jc w:val="center"/>
+            </w:pPr>
+            <m:oMath>
+              <m:r>
+                <m:rPr>
+                  <m:sty m:val="p"/>
+                </m:rPr>
+                <m:t>C</m:t>
+              </m:r>
+              <m:sSub>
+                <m:e>
+                  <m:r>
+                    <m:rPr>
+                      <m:sty m:val="p"/>
+                    </m:rPr>
+                    <m:t>u</m:t>
+                  </m:r>
+                </m:e>
+                <m:sub>
+                  <m:r>
+                    <m:rPr>
+                      <m:sty m:val="p"/>
+                    </m:rPr>
+                    <m:t>2</m:t>
+                  </m:r>
+                </m:sub>
+              </m:sSub>
+              <m:r>
+                <m:rPr>
+                  <m:sty m:val="p"/>
+                </m:rPr>
+                <m:t>O</m:t>
+              </m:r>
+              <m:r>
+                <m:rPr>
+                  <m:sty m:val="p"/>
+                </m:rPr>
+                <m:t>+</m:t>
+              </m:r>
+              <m:sSub>
+                <m:e>
+                  <m:r>
+                    <m:rPr>
+                      <m:sty m:val="p"/>
+                    </m:rPr>
+                    <m:t>H</m:t>
+                  </m:r>
+                </m:e>
+                <m:sub>
+                  <m:r>
+                    <m:rPr>
+                      <m:sty m:val="p"/>
+                    </m:rPr>
+                    <m:t>2</m:t>
+                  </m:r>
+                </m:sub>
+              </m:sSub>
+              <m:r>
+                <m:rPr>
+                  <m:sty m:val="p"/>
+                </m:rPr>
+                <m:t>S</m:t>
+              </m:r>
+              <m:sSub>
+                <m:e>
+                  <m:r>
+                    <m:rPr>
+                      <m:sty m:val="p"/>
+                    </m:rPr>
+                    <m:t>O</m:t>
+                  </m:r>
+                </m:e>
+                <m:sub>
+                  <m:r>
+                    <m:rPr>
+                      <m:sty m:val="p"/>
+                    </m:rPr>
+                    <m:t>4</m:t>
+                  </m:r>
+                </m:sub>
+              </m:sSub>
+              <m:r>
+                <m:rPr>
+                  <m:sty m:val="p"/>
+                </m:rPr>
+                <m:t>→</m:t>
+              </m:r>
+              <m:r>
+                <m:rPr>
+                  <m:sty m:val="p"/>
+                </m:rPr>
+                <m:t>C</m:t>
+              </m:r>
+              <m:r>
+                <m:rPr>
+                  <m:sty m:val="p"/>
+                </m:rPr>
+                <m:t>u</m:t>
+              </m:r>
+              <m:r>
+                <m:rPr>
+                  <m:sty m:val="p"/>
+                </m:rPr>
+                <m:t>S</m:t>
+              </m:r>
+              <m:sSub>
+                <m:e>
+                  <m:r>
+                    <m:rPr>
+                      <m:sty m:val="p"/>
+                    </m:rPr>
+                    <m:t>O</m:t>
+                  </m:r>
+                </m:e>
+                <m:sub>
+                  <m:r>
+                    <m:rPr>
+                      <m:sty m:val="p"/>
+                    </m:rPr>
+                    <m:t>4</m:t>
+                  </m:r>
+                </m:sub>
+              </m:sSub>
+              <m:r>
+                <m:rPr>
+                  <m:sty m:val="p"/>
+                </m:rPr>
+                <m:t>+</m:t>
+              </m:r>
+              <m:r>
+                <m:rPr>
+                  <m:sty m:val="p"/>
+                </m:rPr>
+                <m:t>C</m:t>
+              </m:r>
+              <m:r>
+                <m:rPr>
+                  <m:sty m:val="p"/>
+                </m:rPr>
+                <m:t>u</m:t>
+              </m:r>
+              <m:r>
+                <m:rPr>
+                  <m:sty m:val="p"/>
+                </m:rPr>
+                <m:t>+</m:t>
+              </m:r>
+              <m:sSub>
+                <m:e>
+                  <m:r>
+                    <m:rPr>
+                      <m:sty m:val="p"/>
+                    </m:rPr>
+                    <m:t>H</m:t>
+                  </m:r>
+                </m:e>
+                <m:sub>
+                  <m:r>
+                    <m:rPr>
+                      <m:sty m:val="p"/>
+                    </m:rPr>
+                    <m:t>2</m:t>
+                  </m:r>
+                </m:sub>
+              </m:sSub>
+              <m:r>
+                <m:rPr>
+                  <m:sty m:val="p"/>
+                </m:rPr>
+                <m:t>O</m:t>
+              </m:r>
+            </m:oMath>
+            <w:r>
+              <w:rPr>
+                <w:rFonts w:ascii="Times New Roman" w:hAnsi="Times New Roman" w:eastAsia="Times New Roman" w:cs="Times New Roman"/>
+              </w:rPr>
+              <w:t xml:space="preserve">​</w:t>
+            </w:r>
+          </w:p>
+        </w:tc>
+      </w:tr>
+      <w:tr>
+        <w:tc>
+          <w:tcPr/>
+          <w:p>
+            <w:pPr>
+              <w:pStyle w:val="Compact"/>
+              <w:jc w:val="center"/>
+            </w:pPr>
+            <m:oMath>
+              <m:r>
+                <m:rPr>
+                  <m:sty m:val="p"/>
+                </m:rPr>
+                <m:t>C</m:t>
+              </m:r>
+              <m:r>
+                <m:rPr>
+                  <m:sty m:val="p"/>
+                </m:rPr>
+                <m:t>u</m:t>
+              </m:r>
+              <m:r>
+                <m:rPr>
+                  <m:sty m:val="p"/>
+                </m:rPr>
+                <m:t>C</m:t>
+              </m:r>
+              <m:r>
+                <m:rPr>
+                  <m:sty m:val="p"/>
+                </m:rPr>
+                <m:t>l</m:t>
+              </m:r>
+            </m:oMath>
+            <w:r>
+              <w:rPr>
+                <w:rFonts w:ascii="Times New Roman" w:hAnsi="Times New Roman" w:eastAsia="Times New Roman" w:cs="Times New Roman"/>
+              </w:rPr>
+              <w:t xml:space="preserve">​</w:t>
+            </w:r>
+          </w:p>
+        </w:tc>
+        <w:tc>
+          <w:tcPr/>
+          <w:p>
+            <w:pPr>
+              <w:pStyle w:val="Compact"/>
+              <w:jc w:val="center"/>
+            </w:pPr>
+            <m:oMath>
+              <m:r>
+                <m:rPr>
+                  <m:sty m:val="p"/>
+                </m:rPr>
+                <m:t>C</m:t>
+              </m:r>
+              <m:sSup>
+                <m:e>
+                  <m:r>
+                    <m:rPr>
+                      <m:sty m:val="p"/>
+                    </m:rPr>
+                    <m:t>u</m:t>
+                  </m:r>
+                </m:e>
+                <m:sup>
+                  <m:r>
+                    <m:rPr>
+                      <m:sty m:val="p"/>
+                    </m:rPr>
+                    <m:t>2</m:t>
+                  </m:r>
+                  <m:r>
+                    <m:rPr>
+                      <m:sty m:val="p"/>
+                    </m:rPr>
+                    <m:t>+</m:t>
+                  </m:r>
+                </m:sup>
+              </m:sSup>
+              <m:r>
+                <m:rPr>
+                  <m:sty m:val="p"/>
+                </m:rPr>
+                <m:t>+</m:t>
+              </m:r>
+              <m:r>
+                <m:rPr>
+                  <m:sty m:val="p"/>
+                </m:rPr>
+                <m:t>C</m:t>
+              </m:r>
+              <m:r>
+                <m:rPr>
+                  <m:sty m:val="p"/>
+                </m:rPr>
+                <m:t>u</m:t>
+              </m:r>
+              <m:r>
+                <m:rPr>
+                  <m:sty m:val="p"/>
+                </m:rPr>
+                <m:t>+</m:t>
+              </m:r>
+              <m:r>
+                <m:t>2</m:t>
+              </m:r>
+              <m:r>
+                <m:rPr>
+                  <m:sty m:val="p"/>
+                </m:rPr>
+                <m:t>C</m:t>
+              </m:r>
+              <m:sSup>
+                <m:e>
+                  <m:r>
+                    <m:rPr>
+                      <m:sty m:val="p"/>
+                    </m:rPr>
+                    <m:t>l</m:t>
+                  </m:r>
+                </m:e>
+                <m:sup>
+                  <m:r>
+                    <m:rPr>
+                      <m:sty m:val="p"/>
+                    </m:rPr>
+                    <m:t>−</m:t>
+                  </m:r>
+                </m:sup>
+              </m:sSup>
+              <m:r>
+                <m:rPr>
+                  <m:sty m:val="p"/>
+                </m:rPr>
+                <m:t>→</m:t>
+              </m:r>
+              <m:r>
+                <m:t>2</m:t>
+              </m:r>
+              <m:r>
+                <m:rPr>
+                  <m:sty m:val="p"/>
+                </m:rPr>
+                <m:t>[</m:t>
+              </m:r>
+              <m:r>
+                <m:rPr>
+                  <m:sty m:val="p"/>
+                </m:rPr>
+                <m:t>C</m:t>
+              </m:r>
+              <m:r>
+                <m:rPr>
+                  <m:sty m:val="p"/>
+                </m:rPr>
+                <m:t>u</m:t>
+              </m:r>
+              <m:r>
+                <m:rPr>
+                  <m:sty m:val="p"/>
+                </m:rPr>
+                <m:t>C</m:t>
+              </m:r>
+              <m:sSub>
+                <m:e>
+                  <m:r>
+                    <m:rPr>
+                      <m:sty m:val="p"/>
+                    </m:rPr>
+                    <m:t>l</m:t>
+                  </m:r>
+                </m:e>
+                <m:sub>
+                  <m:r>
+                    <m:rPr>
+                      <m:sty m:val="p"/>
+                    </m:rPr>
+                    <m:t>2</m:t>
+                  </m:r>
+                </m:sub>
+              </m:sSub>
+              <m:sSup>
+                <m:e>
+                  <m:r>
+                    <m:rPr>
+                      <m:sty m:val="p"/>
+                    </m:rPr>
+                    <m:t>]</m:t>
+                  </m:r>
+                </m:e>
+                <m:sup>
+                  <m:r>
+                    <m:rPr>
+                      <m:sty m:val="p"/>
+                    </m:rPr>
+                    <m:t>−</m:t>
+                  </m:r>
+                </m:sup>
+              </m:sSup>
+            </m:oMath>
+            <w:r>
+              <w:rPr>
+                <w:rFonts w:ascii="Times New Roman" w:hAnsi="Times New Roman" w:eastAsia="Times New Roman" w:cs="Times New Roman"/>
+              </w:rPr>
+              <w:t xml:space="preserve">​</w:t>
+            </w:r>
+          </w:p>
+        </w:tc>
+      </w:tr>
+      <w:tr>
+        <w:tc>
+          <w:tcPr/>
+          <w:p>
+            <w:pPr>
+              <w:pStyle w:val="Compact"/>
+              <w:jc w:val="center"/>
+            </w:pPr>
+            <m:oMath>
+              <m:r>
+                <m:rPr>
+                  <m:sty m:val="p"/>
+                </m:rPr>
+                <m:t>C</m:t>
+              </m:r>
+              <m:r>
+                <m:rPr>
+                  <m:sty m:val="p"/>
+                </m:rPr>
+                <m:t>u</m:t>
+              </m:r>
+              <m:r>
+                <m:rPr>
+                  <m:sty m:val="p"/>
+                </m:rPr>
+                <m:t>(</m:t>
+              </m:r>
+              <m:r>
+                <m:rPr>
+                  <m:sty m:val="p"/>
+                </m:rPr>
+                <m:t>O</m:t>
+              </m:r>
+              <m:r>
+                <m:rPr>
+                  <m:sty m:val="p"/>
+                </m:rPr>
+                <m:t>H</m:t>
+              </m:r>
+              <m:sSub>
+                <m:e>
+                  <m:r>
+                    <m:rPr>
+                      <m:sty m:val="p"/>
+                    </m:rPr>
+                    <m:t>)</m:t>
+                  </m:r>
+                </m:e>
+                <m:sub>
+                  <m:r>
+                    <m:rPr>
+                      <m:sty m:val="p"/>
+                    </m:rPr>
+                    <m:t>2</m:t>
+                  </m:r>
+                </m:sub>
+              </m:sSub>
+            </m:oMath>
+            <w:r>
+              <w:rPr>
+                <w:rFonts w:ascii="Times New Roman" w:hAnsi="Times New Roman" w:eastAsia="Times New Roman" w:cs="Times New Roman"/>
+              </w:rPr>
+              <w:t xml:space="preserve">​</w:t>
+            </w:r>
+          </w:p>
+        </w:tc>
+        <w:tc>
+          <w:tcPr/>
+          <w:p>
+            <w:pPr>
+              <w:pStyle w:val="Compact"/>
+              <w:jc w:val="center"/>
+            </w:pPr>
+            <m:oMath>
+              <m:r>
+                <m:rPr>
+                  <m:sty m:val="p"/>
+                </m:rPr>
+                <m:t>C</m:t>
+              </m:r>
+              <m:r>
+                <m:rPr>
+                  <m:sty m:val="p"/>
+                </m:rPr>
+                <m:t>u</m:t>
+              </m:r>
+              <m:r>
+                <m:rPr>
+                  <m:sty m:val="p"/>
+                </m:rPr>
+                <m:t>(</m:t>
+              </m:r>
+              <m:r>
+                <m:rPr>
+                  <m:sty m:val="p"/>
+                </m:rPr>
+                <m:t>O</m:t>
+              </m:r>
+              <m:r>
+                <m:rPr>
+                  <m:sty m:val="p"/>
+                </m:rPr>
+                <m:t>H</m:t>
+              </m:r>
+              <m:sSub>
+                <m:e>
+                  <m:r>
+                    <m:rPr>
+                      <m:sty m:val="p"/>
+                    </m:rPr>
+                    <m:t>)</m:t>
+                  </m:r>
+                </m:e>
+                <m:sub>
+                  <m:r>
+                    <m:rPr>
+                      <m:sty m:val="p"/>
+                    </m:rPr>
+                    <m:t>2</m:t>
+                  </m:r>
+                </m:sub>
+              </m:sSub>
+              <m:limUpp>
+                <m:e>
+                  <m:r>
+                    <m:rPr>
+                      <m:sty m:val="p"/>
+                    </m:rPr>
+                    <m:t>→</m:t>
+                  </m:r>
+                </m:e>
+                <m:lim>
+                  <m:r>
+                    <m:rPr>
+                      <m:sty m:val="p"/>
+                    </m:rPr>
+                    <m:t>Δ</m:t>
+                  </m:r>
+                </m:lim>
+              </m:limUpp>
+              <m:r>
+                <m:rPr>
+                  <m:sty m:val="p"/>
+                </m:rPr>
+                <m:t>C</m:t>
+              </m:r>
+              <m:r>
+                <m:rPr>
+                  <m:sty m:val="p"/>
+                </m:rPr>
+                <m:t>u</m:t>
+              </m:r>
+              <m:r>
+                <m:rPr>
+                  <m:sty m:val="p"/>
+                </m:rPr>
+                <m:t>O</m:t>
+              </m:r>
+              <m:r>
+                <m:rPr>
+                  <m:sty m:val="p"/>
+                </m:rPr>
+                <m:t>+</m:t>
+              </m:r>
+              <m:sSub>
+                <m:e>
+                  <m:r>
+                    <m:rPr>
+                      <m:sty m:val="p"/>
+                    </m:rPr>
+                    <m:t>H</m:t>
+                  </m:r>
+                </m:e>
+                <m:sub>
+                  <m:r>
+                    <m:rPr>
+                      <m:sty m:val="p"/>
+                    </m:rPr>
+                    <m:t>2</m:t>
+                  </m:r>
+                </m:sub>
+              </m:sSub>
+              <m:r>
+                <m:rPr>
+                  <m:sty m:val="p"/>
+                </m:rPr>
+                <m:t>O</m:t>
+              </m:r>
+            </m:oMath>
+            <w:r>
+              <w:rPr>
+                <w:rFonts w:ascii="Times New Roman" w:hAnsi="Times New Roman" w:eastAsia="Times New Roman" w:cs="Times New Roman"/>
+              </w:rPr>
+              <w:t xml:space="preserve">​</w:t>
+            </w:r>
+          </w:p>
+        </w:tc>
+      </w:tr>
+      <w:tr>
+        <w:tc>
+          <w:tcPr/>
+          <w:p>
+            <w:pPr>
+              <w:pStyle w:val="Compact"/>
+              <w:jc w:val="center"/>
+            </w:pPr>
+            <m:oMath>
+              <m:r>
+                <m:rPr>
+                  <m:sty m:val="p"/>
+                </m:rPr>
+                <m:t>C</m:t>
+              </m:r>
+              <m:r>
+                <m:rPr>
+                  <m:sty m:val="p"/>
+                </m:rPr>
+                <m:t>u</m:t>
+              </m:r>
+              <m:r>
+                <m:rPr>
+                  <m:sty m:val="p"/>
+                </m:rPr>
+                <m:t>O</m:t>
+              </m:r>
+            </m:oMath>
+            <w:r>
+              <w:rPr>
+                <w:rFonts w:ascii="Times New Roman" w:hAnsi="Times New Roman" w:eastAsia="Times New Roman" w:cs="Times New Roman"/>
+              </w:rPr>
+              <w:t xml:space="preserve">​</w:t>
+            </w:r>
+          </w:p>
+        </w:tc>
+        <w:tc>
+          <w:tcPr/>
+          <w:p>
+            <w:pPr>
+              <w:pStyle w:val="Compact"/>
+              <w:jc w:val="center"/>
+            </w:pPr>
+            <m:oMath>
+              <m:r>
+                <m:rPr>
+                  <m:sty m:val="p"/>
+                </m:rPr>
+                <m:t>C</m:t>
+              </m:r>
+              <m:r>
+                <m:rPr>
+                  <m:sty m:val="p"/>
+                </m:rPr>
+                <m:t>u</m:t>
+              </m:r>
+              <m:r>
+                <m:rPr>
+                  <m:sty m:val="p"/>
+                </m:rPr>
+                <m:t>O</m:t>
+              </m:r>
+              <m:r>
+                <m:rPr>
+                  <m:sty m:val="p"/>
+                </m:rPr>
+                <m:t>+</m:t>
+              </m:r>
+              <m:sSub>
+                <m:e>
+                  <m:r>
+                    <m:rPr>
+                      <m:sty m:val="p"/>
+                    </m:rPr>
+                    <m:t>H</m:t>
+                  </m:r>
+                </m:e>
+                <m:sub>
+                  <m:r>
+                    <m:rPr>
+                      <m:sty m:val="p"/>
+                    </m:rPr>
+                    <m:t>2</m:t>
+                  </m:r>
+                </m:sub>
+              </m:sSub>
+              <m:r>
+                <m:rPr>
+                  <m:sty m:val="p"/>
+                </m:rPr>
+                <m:t>S</m:t>
+              </m:r>
+              <m:sSub>
+                <m:e>
+                  <m:r>
+                    <m:rPr>
+                      <m:sty m:val="p"/>
+                    </m:rPr>
+                    <m:t>O</m:t>
+                  </m:r>
+                </m:e>
+                <m:sub>
+                  <m:r>
+                    <m:rPr>
+                      <m:sty m:val="p"/>
+                    </m:rPr>
+                    <m:t>4</m:t>
+                  </m:r>
+                </m:sub>
+              </m:sSub>
+              <m:r>
+                <m:rPr>
+                  <m:sty m:val="p"/>
+                </m:rPr>
+                <m:t>→</m:t>
+              </m:r>
+              <m:r>
+                <m:rPr>
+                  <m:sty m:val="p"/>
+                </m:rPr>
+                <m:t>C</m:t>
+              </m:r>
+              <m:r>
+                <m:rPr>
+                  <m:sty m:val="p"/>
+                </m:rPr>
+                <m:t>u</m:t>
+              </m:r>
+              <m:r>
+                <m:rPr>
+                  <m:sty m:val="p"/>
+                </m:rPr>
+                <m:t>S</m:t>
+              </m:r>
+              <m:sSub>
+                <m:e>
+                  <m:r>
+                    <m:rPr>
+                      <m:sty m:val="p"/>
+                    </m:rPr>
+                    <m:t>O</m:t>
+                  </m:r>
+                </m:e>
+                <m:sub>
+                  <m:r>
+                    <m:rPr>
+                      <m:sty m:val="p"/>
+                    </m:rPr>
+                    <m:t>4</m:t>
+                  </m:r>
+                </m:sub>
+              </m:sSub>
+              <m:r>
+                <m:rPr>
+                  <m:sty m:val="p"/>
+                </m:rPr>
+                <m:t>+</m:t>
+              </m:r>
+              <m:sSub>
+                <m:e>
+                  <m:r>
+                    <m:rPr>
+                      <m:sty m:val="p"/>
+                    </m:rPr>
+                    <m:t>H</m:t>
+                  </m:r>
+                </m:e>
+                <m:sub>
+                  <m:r>
+                    <m:rPr>
+                      <m:sty m:val="p"/>
+                    </m:rPr>
+                    <m:t>2</m:t>
+                  </m:r>
+                </m:sub>
+              </m:sSub>
+              <m:r>
+                <m:rPr>
+                  <m:sty m:val="p"/>
+                </m:rPr>
+                <m:t>O</m:t>
+              </m:r>
+            </m:oMath>
+            <w:r>
+              <w:rPr>
+                <w:rFonts w:ascii="Times New Roman" w:hAnsi="Times New Roman" w:eastAsia="Times New Roman" w:cs="Times New Roman"/>
+              </w:rPr>
+              <w:t xml:space="preserve">​</w:t>
+            </w:r>
+          </w:p>
+        </w:tc>
+      </w:tr>
+      <w:tr>
+        <w:tc>
+          <w:tcPr/>
+          <w:p>
+            <w:pPr>
+              <w:pStyle w:val="Compact"/>
+              <w:jc w:val="center"/>
+            </w:pPr>
+            <m:oMath>
+              <m:r>
+                <m:rPr>
+                  <m:sty m:val="p"/>
+                </m:rPr>
+                <m:t>[</m:t>
+              </m:r>
+              <m:r>
+                <m:rPr>
+                  <m:sty m:val="p"/>
+                </m:rPr>
+                <m:t>C</m:t>
+              </m:r>
+              <m:r>
+                <m:rPr>
+                  <m:sty m:val="p"/>
+                </m:rPr>
+                <m:t>u</m:t>
+              </m:r>
+              <m:r>
+                <m:rPr>
+                  <m:sty m:val="p"/>
+                </m:rPr>
+                <m:t>(</m:t>
+              </m:r>
+              <m:r>
+                <m:rPr>
+                  <m:sty m:val="p"/>
+                </m:rPr>
+                <m:t>N</m:t>
+              </m:r>
+              <m:sSub>
+                <m:e>
+                  <m:r>
+                    <m:rPr>
+                      <m:sty m:val="p"/>
+                    </m:rPr>
+                    <m:t>H</m:t>
+                  </m:r>
+                </m:e>
+                <m:sub>
+                  <m:r>
+                    <m:rPr>
+                      <m:sty m:val="p"/>
+                    </m:rPr>
+                    <m:t>3</m:t>
+                  </m:r>
+                </m:sub>
+              </m:sSub>
+              <m:sSub>
+                <m:e>
+                  <m:r>
+                    <m:rPr>
+                      <m:sty m:val="p"/>
+                    </m:rPr>
+                    <m:t>)</m:t>
+                  </m:r>
+                </m:e>
+                <m:sub>
+                  <m:r>
+                    <m:rPr>
+                      <m:sty m:val="p"/>
+                    </m:rPr>
+                    <m:t>4</m:t>
+                  </m:r>
+                </m:sub>
+              </m:sSub>
+              <m:sSup>
+                <m:e>
+                  <m:r>
+                    <m:rPr>
+                      <m:sty m:val="p"/>
+                    </m:rPr>
+                    <m:t>]</m:t>
+                  </m:r>
+                </m:e>
+                <m:sup>
+                  <m:r>
+                    <m:t>2</m:t>
+                  </m:r>
+                  <m:r>
+                    <m:rPr>
+                      <m:sty m:val="p"/>
+                    </m:rPr>
+                    <m:t>+</m:t>
+                  </m:r>
+                </m:sup>
+              </m:sSup>
+            </m:oMath>
+            <w:r>
+              <w:rPr>
+                <w:rFonts w:ascii="Times New Roman" w:hAnsi="Times New Roman" w:eastAsia="Times New Roman" w:cs="Times New Roman"/>
+              </w:rPr>
+              <w:t xml:space="preserve">​</w:t>
+            </w:r>
+          </w:p>
+        </w:tc>
+        <w:tc>
+          <w:tcPr/>
+          <w:p>
+            <w:pPr>
+              <w:pStyle w:val="Compact"/>
+              <w:jc w:val="center"/>
+            </w:pPr>
+            <m:oMath>
+              <m:r>
+                <m:rPr>
+                  <m:sty m:val="p"/>
+                </m:rPr>
+                <m:t>C</m:t>
+              </m:r>
+              <m:sSup>
+                <m:e>
+                  <m:r>
+                    <m:rPr>
+                      <m:sty m:val="p"/>
+                    </m:rPr>
+                    <m:t>u</m:t>
+                  </m:r>
+                </m:e>
+                <m:sup>
+                  <m:r>
+                    <m:rPr>
+                      <m:sty m:val="p"/>
+                    </m:rPr>
+                    <m:t>2</m:t>
+                  </m:r>
+                  <m:r>
+                    <m:rPr>
+                      <m:sty m:val="p"/>
+                    </m:rPr>
+                    <m:t>+</m:t>
+                  </m:r>
+                </m:sup>
+              </m:sSup>
+              <m:r>
+                <m:rPr>
+                  <m:sty m:val="p"/>
+                </m:rPr>
+                <m:t>+</m:t>
+              </m:r>
+              <m:r>
+                <m:t>4</m:t>
+              </m:r>
+              <m:r>
+                <m:rPr>
+                  <m:sty m:val="p"/>
+                </m:rPr>
+                <m:t>N</m:t>
+              </m:r>
+              <m:sSub>
+                <m:e>
+                  <m:r>
+                    <m:rPr>
+                      <m:sty m:val="p"/>
+                    </m:rPr>
+                    <m:t>H</m:t>
+                  </m:r>
+                </m:e>
+                <m:sub>
+                  <m:r>
+                    <m:rPr>
+                      <m:sty m:val="p"/>
+                    </m:rPr>
+                    <m:t>3</m:t>
+                  </m:r>
+                </m:sub>
+              </m:sSub>
+              <m:r>
+                <m:rPr>
+                  <m:sty m:val="p"/>
+                </m:rPr>
+                <m:t>→</m:t>
+              </m:r>
+              <m:r>
+                <m:rPr>
+                  <m:sty m:val="p"/>
+                </m:rPr>
+                <m:t>[</m:t>
+              </m:r>
+              <m:r>
+                <m:rPr>
+                  <m:sty m:val="p"/>
+                </m:rPr>
+                <m:t>C</m:t>
+              </m:r>
+              <m:r>
+                <m:rPr>
+                  <m:sty m:val="p"/>
+                </m:rPr>
+                <m:t>u</m:t>
+              </m:r>
+              <m:r>
+                <m:rPr>
+                  <m:sty m:val="p"/>
+                </m:rPr>
+                <m:t>(</m:t>
+              </m:r>
+              <m:r>
+                <m:rPr>
+                  <m:sty m:val="p"/>
+                </m:rPr>
+                <m:t>N</m:t>
+              </m:r>
+              <m:sSub>
+                <m:e>
+                  <m:r>
+                    <m:rPr>
+                      <m:sty m:val="p"/>
+                    </m:rPr>
+                    <m:t>H</m:t>
+                  </m:r>
+                </m:e>
+                <m:sub>
+                  <m:r>
+                    <m:rPr>
+                      <m:sty m:val="p"/>
+                    </m:rPr>
+                    <m:t>3</m:t>
+                  </m:r>
+                </m:sub>
+              </m:sSub>
+              <m:sSub>
+                <m:e>
+                  <m:r>
+                    <m:rPr>
+                      <m:sty m:val="p"/>
+                    </m:rPr>
+                    <m:t>)</m:t>
+                  </m:r>
+                </m:e>
+                <m:sub>
+                  <m:r>
+                    <m:rPr>
+                      <m:sty m:val="p"/>
+                    </m:rPr>
+                    <m:t>4</m:t>
+                  </m:r>
+                </m:sub>
+              </m:sSub>
+              <m:sSup>
+                <m:e>
+                  <m:r>
+                    <m:rPr>
+                      <m:sty m:val="p"/>
+                    </m:rPr>
+                    <m:t>]</m:t>
+                  </m:r>
+                </m:e>
+                <m:sup>
+                  <m:r>
+                    <m:t>2</m:t>
+                  </m:r>
+                  <m:r>
+                    <m:rPr>
+                      <m:sty m:val="p"/>
+                    </m:rPr>
+                    <m:t>+</m:t>
+                  </m:r>
+                </m:sup>
+              </m:sSup>
+            </m:oMath>
+            <w:r>
+              <w:rPr>
+                <w:rFonts w:ascii="Times New Roman" w:hAnsi="Times New Roman" w:eastAsia="Times New Roman" w:cs="Times New Roman"/>
+              </w:rPr>
+              <w:t xml:space="preserve">​</w:t>
+            </w:r>
+          </w:p>
+        </w:tc>
+      </w:tr>
+      <w:tr>
+        <w:tc>
+          <w:tcPr/>
+          <w:p>
+            <w:pPr>
+              <w:pStyle w:val="Compact"/>
+              <w:jc w:val="center"/>
+            </w:pPr>
+            <m:oMath>
+              <m:r>
+                <m:rPr>
+                  <m:sty m:val="p"/>
+                </m:rPr>
+                <m:t>Z</m:t>
+              </m:r>
+              <m:r>
+                <m:rPr>
+                  <m:sty m:val="p"/>
+                </m:rPr>
+                <m:t>n</m:t>
+              </m:r>
+              <m:r>
+                <m:rPr>
+                  <m:sty m:val="p"/>
+                </m:rPr>
+                <m:t>O</m:t>
+              </m:r>
+            </m:oMath>
+            <w:r>
+              <w:rPr>
+                <w:rFonts w:ascii="Times New Roman" w:hAnsi="Times New Roman" w:eastAsia="Times New Roman" w:cs="Times New Roman"/>
+              </w:rPr>
+              <w:t xml:space="preserve">​</w:t>
+            </w:r>
+          </w:p>
+        </w:tc>
+        <w:tc>
+          <w:tcPr/>
+          <w:p>
+            <w:pPr>
+              <w:pStyle w:val="Compact"/>
+              <w:jc w:val="center"/>
+            </w:pPr>
+            <m:oMath>
+              <m:r>
+                <m:rPr>
+                  <m:sty m:val="p"/>
+                </m:rPr>
+                <m:t>Z</m:t>
+              </m:r>
+              <m:r>
+                <m:rPr>
+                  <m:sty m:val="p"/>
+                </m:rPr>
+                <m:t>n</m:t>
+              </m:r>
+              <m:r>
+                <m:rPr>
+                  <m:sty m:val="p"/>
+                </m:rPr>
+                <m:t>O</m:t>
+              </m:r>
+              <m:r>
+                <m:rPr>
+                  <m:sty m:val="p"/>
+                </m:rPr>
+                <m:t>+</m:t>
+              </m:r>
+              <m:r>
+                <m:t>2</m:t>
+              </m:r>
+              <m:r>
+                <m:rPr>
+                  <m:sty m:val="p"/>
+                </m:rPr>
+                <m:t>N</m:t>
+              </m:r>
+              <m:r>
+                <m:rPr>
+                  <m:sty m:val="p"/>
+                </m:rPr>
+                <m:t>a</m:t>
+              </m:r>
+              <m:r>
+                <m:rPr>
+                  <m:sty m:val="p"/>
+                </m:rPr>
+                <m:t>O</m:t>
+              </m:r>
+              <m:r>
+                <m:rPr>
+                  <m:sty m:val="p"/>
+                </m:rPr>
+                <m:t>H</m:t>
+              </m:r>
+              <m:r>
+                <m:rPr>
+                  <m:sty m:val="p"/>
+                </m:rPr>
+                <m:t>→</m:t>
+              </m:r>
+              <m:r>
+                <m:rPr>
+                  <m:sty m:val="p"/>
+                </m:rPr>
+                <m:t>N</m:t>
+              </m:r>
+              <m:sSub>
+                <m:e>
+                  <m:r>
+                    <m:rPr>
+                      <m:sty m:val="p"/>
+                    </m:rPr>
+                    <m:t>a</m:t>
+                  </m:r>
+                </m:e>
+                <m:sub>
+                  <m:r>
+                    <m:rPr>
+                      <m:sty m:val="p"/>
+                    </m:rPr>
+                    <m:t>2</m:t>
+                  </m:r>
+                </m:sub>
+              </m:sSub>
+              <m:r>
+                <m:rPr>
+                  <m:sty m:val="p"/>
+                </m:rPr>
+                <m:t>Z</m:t>
+              </m:r>
+              <m:r>
+                <m:rPr>
+                  <m:sty m:val="p"/>
+                </m:rPr>
+                <m:t>n</m:t>
+              </m:r>
+              <m:sSub>
+                <m:e>
+                  <m:r>
+                    <m:rPr>
+                      <m:sty m:val="p"/>
+                    </m:rPr>
+                    <m:t>O</m:t>
+                  </m:r>
+                </m:e>
+                <m:sub>
+                  <m:r>
+                    <m:rPr>
+                      <m:sty m:val="p"/>
+                    </m:rPr>
+                    <m:t>2</m:t>
+                  </m:r>
+                </m:sub>
+              </m:sSub>
+              <m:r>
+                <m:rPr>
+                  <m:sty m:val="p"/>
+                </m:rPr>
+                <m:t>+</m:t>
+              </m:r>
+              <m:sSub>
+                <m:e>
+                  <m:r>
+                    <m:rPr>
+                      <m:sty m:val="p"/>
+                    </m:rPr>
+                    <m:t>H</m:t>
+                  </m:r>
+                </m:e>
+                <m:sub>
+                  <m:r>
+                    <m:rPr>
+                      <m:sty m:val="p"/>
+                    </m:rPr>
+                    <m:t>2</m:t>
+                  </m:r>
+                </m:sub>
+              </m:sSub>
+              <m:r>
+                <m:rPr>
+                  <m:sty m:val="p"/>
+                </m:rPr>
+                <m:t>O</m:t>
+              </m:r>
+            </m:oMath>
+            <w:r>
+              <w:rPr>
+                <w:rFonts w:ascii="Times New Roman" w:hAnsi="Times New Roman" w:eastAsia="Times New Roman" w:cs="Times New Roman"/>
+              </w:rPr>
+              <w:t xml:space="preserve">​</w:t>
+            </w:r>
+          </w:p>
+        </w:tc>
+      </w:tr>
+      <w:tr>
+        <w:tc>
+          <w:tcPr/>
+          <w:p>
+            <w:pPr>
+              <w:pStyle w:val="Compact"/>
+              <w:jc w:val="center"/>
+            </w:pPr>
+            <m:oMath>
+              <m:r>
+                <m:rPr>
+                  <m:sty m:val="p"/>
+                </m:rPr>
+                <m:t>Z</m:t>
+              </m:r>
+              <m:r>
+                <m:rPr>
+                  <m:sty m:val="p"/>
+                </m:rPr>
+                <m:t>n</m:t>
+              </m:r>
+              <m:r>
+                <m:rPr>
+                  <m:sty m:val="p"/>
+                </m:rPr>
+                <m:t>S</m:t>
+              </m:r>
+              <m:sSub>
+                <m:e>
+                  <m:r>
+                    <m:rPr>
+                      <m:sty m:val="p"/>
+                    </m:rPr>
+                    <m:t>O</m:t>
+                  </m:r>
+                </m:e>
+                <m:sub>
+                  <m:r>
+                    <m:rPr>
+                      <m:sty m:val="p"/>
+                    </m:rPr>
+                    <m:t>4</m:t>
+                  </m:r>
+                </m:sub>
+              </m:sSub>
+              <m:r>
+                <m:rPr>
+                  <m:sty m:val="p"/>
+                </m:rPr>
+                <m:t>⋅</m:t>
+              </m:r>
+              <m:r>
+                <m:rPr>
+                  <m:sty m:val="p"/>
+                </m:rPr>
+                <m:t>7</m:t>
+              </m:r>
+              <m:sSub>
+                <m:e>
+                  <m:r>
+                    <m:rPr>
+                      <m:sty m:val="p"/>
+                    </m:rPr>
+                    <m:t>H</m:t>
+                  </m:r>
+                </m:e>
+                <m:sub>
+                  <m:r>
+                    <m:rPr>
+                      <m:sty m:val="p"/>
+                    </m:rPr>
+                    <m:t>2</m:t>
+                  </m:r>
+                </m:sub>
+              </m:sSub>
+              <m:r>
+                <m:rPr>
+                  <m:sty m:val="p"/>
+                </m:rPr>
+                <m:t>O</m:t>
+              </m:r>
+            </m:oMath>
+            <w:r>
+              <w:rPr>
+                <w:rFonts w:ascii="Times New Roman" w:hAnsi="Times New Roman" w:eastAsia="Times New Roman" w:cs="Times New Roman"/>
+              </w:rPr>
+              <w:t xml:space="preserve">​</w:t>
+            </w:r>
+          </w:p>
+        </w:tc>
+        <w:tc>
+          <w:tcPr/>
+          <w:p>
+            <w:pPr>
+              <w:pStyle w:val="Compact"/>
+              <w:jc w:val="center"/>
+            </w:pPr>
+            <m:oMath>
+              <m:r>
+                <m:rPr>
+                  <m:sty m:val="p"/>
+                </m:rPr>
+                <m:t>Z</m:t>
+              </m:r>
+              <m:r>
+                <m:rPr>
+                  <m:sty m:val="p"/>
+                </m:rPr>
+                <m:t>n</m:t>
+              </m:r>
+              <m:r>
+                <m:rPr>
+                  <m:sty m:val="p"/>
+                </m:rPr>
+                <m:t>+</m:t>
+              </m:r>
+              <m:sSub>
+                <m:e>
+                  <m:r>
+                    <m:rPr>
+                      <m:sty m:val="p"/>
+                    </m:rPr>
+                    <m:t>H</m:t>
+                  </m:r>
+                </m:e>
+                <m:sub>
+                  <m:r>
+                    <m:rPr>
+                      <m:sty m:val="p"/>
+                    </m:rPr>
+                    <m:t>2</m:t>
+                  </m:r>
+                </m:sub>
+              </m:sSub>
+              <m:r>
+                <m:rPr>
+                  <m:sty m:val="p"/>
+                </m:rPr>
+                <m:t>S</m:t>
+              </m:r>
+              <m:sSub>
+                <m:e>
+                  <m:r>
+                    <m:rPr>
+                      <m:sty m:val="p"/>
+                    </m:rPr>
+                    <m:t>O</m:t>
+                  </m:r>
+                </m:e>
+                <m:sub>
+                  <m:r>
+                    <m:rPr>
+                      <m:sty m:val="p"/>
+                    </m:rPr>
+                    <m:t>4</m:t>
+                  </m:r>
+                </m:sub>
+              </m:sSub>
+              <m:r>
+                <m:rPr>
+                  <m:sty m:val="p"/>
+                </m:rPr>
+                <m:t>→</m:t>
+              </m:r>
+              <m:r>
+                <m:rPr>
+                  <m:sty m:val="p"/>
+                </m:rPr>
+                <m:t>Z</m:t>
+              </m:r>
+              <m:r>
+                <m:rPr>
+                  <m:sty m:val="p"/>
+                </m:rPr>
+                <m:t>n</m:t>
+              </m:r>
+              <m:r>
+                <m:rPr>
+                  <m:sty m:val="p"/>
+                </m:rPr>
+                <m:t>S</m:t>
+              </m:r>
+              <m:sSub>
+                <m:e>
+                  <m:r>
+                    <m:rPr>
+                      <m:sty m:val="p"/>
+                    </m:rPr>
+                    <m:t>O</m:t>
+                  </m:r>
+                </m:e>
+                <m:sub>
+                  <m:r>
+                    <m:rPr>
+                      <m:sty m:val="p"/>
+                    </m:rPr>
+                    <m:t>4</m:t>
+                  </m:r>
+                </m:sub>
+              </m:sSub>
+              <m:r>
+                <m:rPr>
+                  <m:sty m:val="p"/>
+                </m:rPr>
+                <m:t>+</m:t>
+              </m:r>
+              <m:sSub>
+                <m:e>
+                  <m:r>
+                    <m:rPr>
+                      <m:sty m:val="p"/>
+                    </m:rPr>
+                    <m:t>H</m:t>
+                  </m:r>
+                </m:e>
+                <m:sub>
+                  <m:r>
+                    <m:rPr>
+                      <m:sty m:val="p"/>
+                    </m:rPr>
+                    <m:t>2</m:t>
+                  </m:r>
+                </m:sub>
+              </m:sSub>
+              <m:r>
+                <m:rPr>
+                  <m:sty m:val="p"/>
+                </m:rPr>
+                <m:t>↑</m:t>
+              </m:r>
+            </m:oMath>
+            <w:r>
+              <w:rPr>
+                <w:rFonts w:ascii="Times New Roman" w:hAnsi="Times New Roman" w:eastAsia="Times New Roman" w:cs="Times New Roman"/>
+              </w:rPr>
+              <w:t xml:space="preserve">​</w:t>
+            </w:r>
+          </w:p>
+        </w:tc>
+      </w:tr>
+      <w:tr>
+        <w:tc>
+          <w:tcPr/>
+          <w:p>
+            <w:pPr>
+              <w:pStyle w:val="Compact"/>
+              <w:jc w:val="center"/>
+            </w:pPr>
+            <m:oMath>
+              <m:r>
+                <m:rPr>
+                  <m:sty m:val="p"/>
+                </m:rPr>
+                <m:t>Z</m:t>
+              </m:r>
+              <m:r>
+                <m:rPr>
+                  <m:sty m:val="p"/>
+                </m:rPr>
+                <m:t>n</m:t>
+              </m:r>
+              <m:r>
+                <m:rPr>
+                  <m:sty m:val="p"/>
+                </m:rPr>
+                <m:t>(</m:t>
+              </m:r>
+              <m:r>
+                <m:rPr>
+                  <m:sty m:val="p"/>
+                </m:rPr>
+                <m:t>O</m:t>
+              </m:r>
+              <m:r>
+                <m:rPr>
+                  <m:sty m:val="p"/>
+                </m:rPr>
+                <m:t>H</m:t>
+              </m:r>
+              <m:sSub>
+                <m:e>
+                  <m:r>
+                    <m:rPr>
+                      <m:sty m:val="p"/>
+                    </m:rPr>
+                    <m:t>)</m:t>
+                  </m:r>
+                </m:e>
+                <m:sub>
+                  <m:r>
+                    <m:rPr>
+                      <m:sty m:val="p"/>
+                    </m:rPr>
+                    <m:t>2</m:t>
+                  </m:r>
+                </m:sub>
+              </m:sSub>
+            </m:oMath>
+            <w:r>
+              <w:rPr>
+                <w:rFonts w:ascii="Times New Roman" w:hAnsi="Times New Roman" w:eastAsia="Times New Roman" w:cs="Times New Roman"/>
+              </w:rPr>
+              <w:t xml:space="preserve">​</w:t>
             </w:r>
           </w:p>
         </w:tc>
